--- a/hidden_control_paper_v2_revised.docx
+++ b/hidden_control_paper_v2_revised.docx
@@ -7,7 +7,7 @@
         <w:pStyle w:val="Heading1"/>
         <w:rPr/>
       </w:pPr>
-      <w:bookmarkStart w:colFirst="0" w:colLast="0" w:name="_72a8kkx4et47" w:id="0"/>
+      <w:bookmarkStart w:colFirst="0" w:colLast="0" w:name="_in117hoi0sd4" w:id="0"/>
       <w:bookmarkEnd w:id="0"/>
       <w:r>
         <w:rPr>
@@ -94,7 +94,7 @@
         <w:pStyle w:val="Heading2"/>
         <w:rPr/>
       </w:pPr>
-      <w:bookmarkStart w:colFirst="0" w:colLast="0" w:name="_7kimdpa79w7j" w:id="1"/>
+      <w:bookmarkStart w:colFirst="0" w:colLast="0" w:name="_cprr03g6rzyn" w:id="1"/>
       <w:bookmarkEnd w:id="1"/>
       <w:r>
         <w:rPr>
@@ -159,7 +159,7 @@
         <w:pStyle w:val="Heading2"/>
         <w:rPr/>
       </w:pPr>
-      <w:bookmarkStart w:colFirst="0" w:colLast="0" w:name="_p7h10k60jfon" w:id="2"/>
+      <w:bookmarkStart w:colFirst="0" w:colLast="0" w:name="_2wap9og03w3i" w:id="2"/>
       <w:bookmarkEnd w:id="2"/>
       <w:r>
         <w:rPr>
@@ -328,7 +328,7 @@
         <w:pStyle w:val="Heading2"/>
         <w:rPr/>
       </w:pPr>
-      <w:bookmarkStart w:colFirst="0" w:colLast="0" w:name="_l6uezkkn8n8" w:id="3"/>
+      <w:bookmarkStart w:colFirst="0" w:colLast="0" w:name="_rm7y56d0gzdq" w:id="3"/>
       <w:bookmarkEnd w:id="3"/>
       <w:r>
         <w:rPr>
@@ -342,7 +342,7 @@
         <w:pStyle w:val="Heading3"/>
         <w:rPr/>
       </w:pPr>
-      <w:bookmarkStart w:colFirst="0" w:colLast="0" w:name="_hwz3w2jif3vy" w:id="4"/>
+      <w:bookmarkStart w:colFirst="0" w:colLast="0" w:name="_dh45npwmvoje" w:id="4"/>
       <w:bookmarkEnd w:id="4"/>
       <w:r>
         <w:rPr>
@@ -417,7 +417,7 @@
         <w:pStyle w:val="Heading3"/>
         <w:rPr/>
       </w:pPr>
-      <w:bookmarkStart w:colFirst="0" w:colLast="0" w:name="_n61d2n8b2yvx" w:id="5"/>
+      <w:bookmarkStart w:colFirst="0" w:colLast="0" w:name="_1ched3qeliqe" w:id="5"/>
       <w:bookmarkEnd w:id="5"/>
       <w:r>
         <w:rPr>
@@ -610,7 +610,7 @@
         <w:pStyle w:val="Heading3"/>
         <w:rPr/>
       </w:pPr>
-      <w:bookmarkStart w:colFirst="0" w:colLast="0" w:name="_dlmf9lmk0bak" w:id="6"/>
+      <w:bookmarkStart w:colFirst="0" w:colLast="0" w:name="_p9g79s9z1rr7" w:id="6"/>
       <w:bookmarkEnd w:id="6"/>
       <w:r>
         <w:rPr>
@@ -699,7 +699,7 @@
         <w:pStyle w:val="Heading3"/>
         <w:rPr/>
       </w:pPr>
-      <w:bookmarkStart w:colFirst="0" w:colLast="0" w:name="_sqwpun3ly4ek" w:id="7"/>
+      <w:bookmarkStart w:colFirst="0" w:colLast="0" w:name="_bzm6spacp6ru" w:id="7"/>
       <w:bookmarkEnd w:id="7"/>
       <w:r>
         <w:rPr>
@@ -768,7 +768,7 @@
         <w:pStyle w:val="Heading3"/>
         <w:rPr/>
       </w:pPr>
-      <w:bookmarkStart w:colFirst="0" w:colLast="0" w:name="_4tsjt6gl27a0" w:id="8"/>
+      <w:bookmarkStart w:colFirst="0" w:colLast="0" w:name="_mieos1d5fhlo" w:id="8"/>
       <w:bookmarkEnd w:id="8"/>
       <w:r>
         <w:rPr>
@@ -829,7 +829,7 @@
         <w:pStyle w:val="Heading2"/>
         <w:rPr/>
       </w:pPr>
-      <w:bookmarkStart w:colFirst="0" w:colLast="0" w:name="_uhumfa23d30d" w:id="9"/>
+      <w:bookmarkStart w:colFirst="0" w:colLast="0" w:name="_kzj5yqkuy2ip" w:id="9"/>
       <w:bookmarkEnd w:id="9"/>
       <w:r>
         <w:rPr>
@@ -843,7 +843,7 @@
         <w:pStyle w:val="Heading3"/>
         <w:rPr/>
       </w:pPr>
-      <w:bookmarkStart w:colFirst="0" w:colLast="0" w:name="_ny7fkm302nu7" w:id="10"/>
+      <w:bookmarkStart w:colFirst="0" w:colLast="0" w:name="_nr0688h4qkm" w:id="10"/>
       <w:bookmarkEnd w:id="10"/>
       <w:r>
         <w:rPr>
@@ -920,7 +920,7 @@
         <w:pStyle w:val="Heading3"/>
         <w:rPr/>
       </w:pPr>
-      <w:bookmarkStart w:colFirst="0" w:colLast="0" w:name="_wqh8b83srqme" w:id="11"/>
+      <w:bookmarkStart w:colFirst="0" w:colLast="0" w:name="_h85yngfvf05s" w:id="11"/>
       <w:bookmarkEnd w:id="11"/>
       <w:r>
         <w:rPr>
@@ -945,7 +945,7 @@
         <w:pStyle w:val="Heading3"/>
         <w:rPr/>
       </w:pPr>
-      <w:bookmarkStart w:colFirst="0" w:colLast="0" w:name="_czung8sqczw5" w:id="12"/>
+      <w:bookmarkStart w:colFirst="0" w:colLast="0" w:name="_vjsfc4yn0doy" w:id="12"/>
       <w:bookmarkEnd w:id="12"/>
       <w:r>
         <w:rPr>
@@ -1006,7 +1006,7 @@
         <w:pStyle w:val="Heading2"/>
         <w:rPr/>
       </w:pPr>
-      <w:bookmarkStart w:colFirst="0" w:colLast="0" w:name="_5uf5s8rdlzk9" w:id="13"/>
+      <w:bookmarkStart w:colFirst="0" w:colLast="0" w:name="_whwv22u9mbac" w:id="13"/>
       <w:bookmarkEnd w:id="13"/>
       <w:r>
         <w:rPr>
@@ -1020,7 +1020,7 @@
         <w:pStyle w:val="Heading3"/>
         <w:rPr/>
       </w:pPr>
-      <w:bookmarkStart w:colFirst="0" w:colLast="0" w:name="_oijbpqfhcz2m" w:id="14"/>
+      <w:bookmarkStart w:colFirst="0" w:colLast="0" w:name="_9np1w9c44kkj" w:id="14"/>
       <w:bookmarkEnd w:id="14"/>
       <w:r>
         <w:rPr>
@@ -1133,7 +1133,7 @@
         <w:pStyle w:val="Heading3"/>
         <w:rPr/>
       </w:pPr>
-      <w:bookmarkStart w:colFirst="0" w:colLast="0" w:name="_8nm2urfijdav" w:id="15"/>
+      <w:bookmarkStart w:colFirst="0" w:colLast="0" w:name="_szf5o5h330zd" w:id="15"/>
       <w:bookmarkEnd w:id="15"/>
       <w:r>
         <w:rPr>
@@ -1296,7 +1296,7 @@
         <w:pStyle w:val="Heading3"/>
         <w:rPr/>
       </w:pPr>
-      <w:bookmarkStart w:colFirst="0" w:colLast="0" w:name="_hjk0dfmt18fa" w:id="16"/>
+      <w:bookmarkStart w:colFirst="0" w:colLast="0" w:name="_bm18g2mv9lfi" w:id="16"/>
       <w:bookmarkEnd w:id="16"/>
       <w:r>
         <w:rPr>
@@ -1357,7 +1357,7 @@
         <w:pStyle w:val="Heading2"/>
         <w:rPr/>
       </w:pPr>
-      <w:bookmarkStart w:colFirst="0" w:colLast="0" w:name="_3g492jwd1jps" w:id="17"/>
+      <w:bookmarkStart w:colFirst="0" w:colLast="0" w:name="_frkapymp0l01" w:id="17"/>
       <w:bookmarkEnd w:id="17"/>
       <w:r>
         <w:rPr>
@@ -1371,7 +1371,7 @@
         <w:pStyle w:val="Heading3"/>
         <w:rPr/>
       </w:pPr>
-      <w:bookmarkStart w:colFirst="0" w:colLast="0" w:name="_g137161pr3mt" w:id="18"/>
+      <w:bookmarkStart w:colFirst="0" w:colLast="0" w:name="_9vp6w05henbw" w:id="18"/>
       <w:bookmarkEnd w:id="18"/>
       <w:r>
         <w:rPr>
@@ -1396,7 +1396,7 @@
         <w:pStyle w:val="Heading3"/>
         <w:rPr/>
       </w:pPr>
-      <w:bookmarkStart w:colFirst="0" w:colLast="0" w:name="_yf5cukucmlmj" w:id="19"/>
+      <w:bookmarkStart w:colFirst="0" w:colLast="0" w:name="_ycu8mmh3p96q" w:id="19"/>
       <w:bookmarkEnd w:id="19"/>
       <w:r>
         <w:rPr>
@@ -1457,7 +1457,7 @@
         <w:pStyle w:val="Heading3"/>
         <w:rPr/>
       </w:pPr>
-      <w:bookmarkStart w:colFirst="0" w:colLast="0" w:name="_t2twv22w4iv4" w:id="20"/>
+      <w:bookmarkStart w:colFirst="0" w:colLast="0" w:name="_alz7dps2h7r4" w:id="20"/>
       <w:bookmarkEnd w:id="20"/>
       <w:r>
         <w:rPr>
@@ -1570,7 +1570,7 @@
         <w:pStyle w:val="Heading3"/>
         <w:rPr/>
       </w:pPr>
-      <w:bookmarkStart w:colFirst="0" w:colLast="0" w:name="_hl252tm9lxc8" w:id="21"/>
+      <w:bookmarkStart w:colFirst="0" w:colLast="0" w:name="_tlds9mifff8m" w:id="21"/>
       <w:bookmarkEnd w:id="21"/>
       <w:r>
         <w:rPr>
@@ -1645,7 +1645,7 @@
         <w:pStyle w:val="Heading3"/>
         <w:rPr/>
       </w:pPr>
-      <w:bookmarkStart w:colFirst="0" w:colLast="0" w:name="_7d0i43b6wq0s" w:id="22"/>
+      <w:bookmarkStart w:colFirst="0" w:colLast="0" w:name="_bdrr58ex8vji" w:id="22"/>
       <w:bookmarkEnd w:id="22"/>
       <w:r>
         <w:rPr>
@@ -1663,6 +1663,550 @@
           <w:rtl w:val="0"/>
         </w:rPr>
         <w:t xml:space="preserve">Several behavioral signatures indicate elevated coherence and are often observable before formal computation of $H_2$:</w:t>
+      </w:r>
+    </w:p>
+    <w:p>
+      <w:pPr>
+        <w:keepNext w:val="0"/>
+        <w:keepLines w:val="0"/>
+        <w:pageBreakBefore w:val="0"/>
+        <w:widowControl w:val="0"/>
+        <w:pBdr>
+          <w:top w:space="0" w:sz="0" w:val="nil"/>
+          <w:left w:space="0" w:sz="0" w:val="nil"/>
+          <w:bottom w:space="0" w:sz="0" w:val="nil"/>
+          <w:right w:space="0" w:sz="0" w:val="nil"/>
+          <w:between w:space="0" w:sz="0" w:val="nil"/>
+        </w:pBdr>
+        <w:shd w:fill="auto" w:val="clear"/>
+        <w:spacing w:after="0" w:before="0" w:line="276" w:lineRule="auto"/>
+        <w:ind w:left="0" w:right="0" w:firstLine="0"/>
+        <w:jc w:val="left"/>
+        <w:rPr/>
+      </w:pPr>
+      <w:r>
+        <w:rPr>
+          <w:rtl w:val="0"/>
+        </w:rPr>
+      </w:r>
+    </w:p>
+    <w:p>
+      <w:pPr>
+        <w:numPr>
+          <w:ilvl w:val="0"/>
+          <w:numId w:val="2"/>
+        </w:numPr>
+        <w:ind w:left="720" w:hanging="360"/>
+      </w:pPr>
+      <w:r>
+        <w:rPr>
+          <w:b w:val="1"/>
+          <w:bCs w:val="1"/>
+          <w:rtl w:val="0"/>
+        </w:rPr>
+        <w:t xml:space="preserve">Shared option suppression</w:t>
+      </w:r>
+      <w:r>
+        <w:rPr>
+          <w:rtl w:val="0"/>
+        </w:rPr>
+        <w:t xml:space="preserve">: multiple nominally independent agents systematically avoid the same feasible actions, where the avoided actions are not explained by shared incentives.</w:t>
+      </w:r>
+    </w:p>
+    <w:p>
+      <w:pPr>
+        <w:numPr>
+          <w:ilvl w:val="0"/>
+          <w:numId w:val="2"/>
+        </w:numPr>
+        <w:ind w:left="720" w:hanging="360"/>
+      </w:pPr>
+      <w:r>
+        <w:rPr>
+          <w:b w:val="1"/>
+          <w:bCs w:val="1"/>
+          <w:rtl w:val="0"/>
+        </w:rPr>
+        <w:t xml:space="preserve">Directional convergence</w:t>
+      </w:r>
+      <w:r>
+        <w:rPr>
+          <w:rtl w:val="0"/>
+        </w:rPr>
+        <w:t xml:space="preserve">: decisions align toward a common outcome across contexts where independent optimization would diverge.</w:t>
+      </w:r>
+    </w:p>
+    <w:p>
+      <w:pPr>
+        <w:numPr>
+          <w:ilvl w:val="0"/>
+          <w:numId w:val="2"/>
+        </w:numPr>
+        <w:ind w:left="720" w:hanging="360"/>
+      </w:pPr>
+      <w:r>
+        <w:rPr>
+          <w:b w:val="1"/>
+          <w:bCs w:val="1"/>
+          <w:rtl w:val="0"/>
+        </w:rPr>
+        <w:t xml:space="preserve">Low variance under high entropy</w:t>
+      </w:r>
+      <w:r>
+        <w:rPr>
+          <w:rtl w:val="0"/>
+        </w:rPr>
+        <w:t xml:space="preserve">: the decision environment admits high behavioral diversity, but observed behavior is tightly clustered.</w:t>
+      </w:r>
+    </w:p>
+    <w:p>
+      <w:pPr>
+        <w:numPr>
+          <w:ilvl w:val="0"/>
+          <w:numId w:val="2"/>
+        </w:numPr>
+        <w:ind w:left="720" w:hanging="360"/>
+      </w:pPr>
+      <w:r>
+        <w:rPr>
+          <w:b w:val="1"/>
+          <w:bCs w:val="1"/>
+          <w:rtl w:val="0"/>
+        </w:rPr>
+        <w:t xml:space="preserve">Cross-domain consistency</w:t>
+      </w:r>
+      <w:r>
+        <w:rPr>
+          <w:rtl w:val="0"/>
+        </w:rPr>
+        <w:t xml:space="preserve">: alignment persists across unrelated domains or decision environments where the shared incentive hypothesis weakens.</w:t>
+      </w:r>
+    </w:p>
+    <w:p>
+      <w:pPr>
+        <w:keepNext w:val="0"/>
+        <w:keepLines w:val="0"/>
+        <w:pageBreakBefore w:val="0"/>
+        <w:widowControl w:val="0"/>
+        <w:pBdr>
+          <w:top w:space="0" w:sz="0" w:val="nil"/>
+          <w:left w:space="0" w:sz="0" w:val="nil"/>
+          <w:bottom w:space="0" w:sz="0" w:val="nil"/>
+          <w:right w:space="0" w:sz="0" w:val="nil"/>
+          <w:between w:space="0" w:sz="0" w:val="nil"/>
+        </w:pBdr>
+        <w:shd w:fill="auto" w:val="clear"/>
+        <w:spacing w:after="0" w:before="0" w:line="276" w:lineRule="auto"/>
+        <w:ind w:left="0" w:right="0" w:firstLine="0"/>
+        <w:jc w:val="left"/>
+        <w:rPr/>
+      </w:pPr>
+      <w:r>
+        <w:rPr>
+          <w:rtl w:val="0"/>
+        </w:rPr>
+      </w:r>
+    </w:p>
+    <w:p>
+      <w:pPr>
+        <w:rPr/>
+      </w:pPr>
+      <w:r>
+        <w:rPr>
+          <w:rtl w:val="0"/>
+        </w:rPr>
+        <w:t xml:space="preserve">These signals are diagnostic heuristics, not formal tests. They direct attention toward systems worth computing $H_2$ on.</w:t>
+      </w:r>
+    </w:p>
+    <w:p>
+      <w:pPr>
+        <w:pStyle w:val="Heading2"/>
+        <w:rPr/>
+      </w:pPr>
+      <w:bookmarkStart w:colFirst="0" w:colLast="0" w:name="_w2f9hcv3gsmh" w:id="23"/>
+      <w:bookmarkEnd w:id="23"/>
+      <w:r>
+        <w:rPr>
+          <w:rtl w:val="0"/>
+        </w:rPr>
+        <w:t xml:space="preserve">6. Layer 4: Objective Inference</w:t>
+      </w:r>
+    </w:p>
+    <w:p>
+      <w:pPr>
+        <w:pStyle w:val="Heading3"/>
+        <w:rPr/>
+      </w:pPr>
+      <w:bookmarkStart w:colFirst="0" w:colLast="0" w:name="_72bk0ithgaub" w:id="24"/>
+      <w:bookmarkEnd w:id="24"/>
+      <w:r>
+        <w:rPr>
+          <w:rtl w:val="0"/>
+        </w:rPr>
+        <w:t xml:space="preserve">6.1 Setup</w:t>
+      </w:r>
+    </w:p>
+    <w:p>
+      <w:pPr>
+        <w:rPr/>
+      </w:pPr>
+      <w:r>
+        <w:rPr>
+          <w:rtl w:val="0"/>
+        </w:rPr>
+        <w:t xml:space="preserve">A system's stated optimization target is often a poor guide to its actual behavior. We can recover the </w:t>
+      </w:r>
+      <w:r>
+        <w:rPr>
+          <w:i w:val="1"/>
+          <w:iCs w:val="1"/>
+          <w:rtl w:val="0"/>
+        </w:rPr>
+        <w:t xml:space="preserve">effective</w:t>
+      </w:r>
+      <w:r>
+        <w:rPr>
+          <w:rtl w:val="0"/>
+        </w:rPr>
+        <w:t xml:space="preserve"> optimization target from observed action sequences and compare it to the stated target.</w:t>
+      </w:r>
+    </w:p>
+    <w:p>
+      <w:pPr>
+        <w:keepNext w:val="0"/>
+        <w:keepLines w:val="0"/>
+        <w:pageBreakBefore w:val="0"/>
+        <w:widowControl w:val="0"/>
+        <w:pBdr>
+          <w:top w:space="0" w:sz="0" w:val="nil"/>
+          <w:left w:space="0" w:sz="0" w:val="nil"/>
+          <w:bottom w:space="0" w:sz="0" w:val="nil"/>
+          <w:right w:space="0" w:sz="0" w:val="nil"/>
+          <w:between w:space="0" w:sz="0" w:val="nil"/>
+        </w:pBdr>
+        <w:shd w:fill="auto" w:val="clear"/>
+        <w:spacing w:after="0" w:before="0" w:line="276" w:lineRule="auto"/>
+        <w:ind w:left="0" w:right="0" w:firstLine="0"/>
+        <w:jc w:val="left"/>
+        <w:rPr/>
+      </w:pPr>
+      <w:r>
+        <w:rPr>
+          <w:rtl w:val="0"/>
+        </w:rPr>
+      </w:r>
+    </w:p>
+    <w:p>
+      <w:pPr>
+        <w:rPr/>
+      </w:pPr>
+      <w:r>
+        <w:rPr>
+          <w:rtl w:val="0"/>
+        </w:rPr>
+        <w:t xml:space="preserve">Given observed actions ${a_t}</w:t>
+      </w:r>
+      <w:r>
+        <w:rPr>
+          <w:i w:val="1"/>
+          <w:iCs w:val="1"/>
+          <w:rtl w:val="0"/>
+        </w:rPr>
+        <w:t xml:space="preserve">{t=1}^T$ in contexts ${s_t}$, inverse optimization recovers $$\hat{U} = \arg\min</w:t>
+      </w:r>
+      <w:r>
+        <w:rPr>
+          <w:rtl w:val="0"/>
+        </w:rPr>
+        <w:t xml:space="preserve">{U} \sum_t \ell\Big(a_t, \arg\max_{a \in O(s_t)} U(a, s_t)\Big)$$ for some loss $\ell$ (typically a hinge loss or a probabilistic divergence).</w:t>
+      </w:r>
+    </w:p>
+    <w:p>
+      <w:pPr>
+        <w:pStyle w:val="Heading3"/>
+        <w:rPr/>
+      </w:pPr>
+      <w:bookmarkStart w:colFirst="0" w:colLast="0" w:name="_p9zrnqf1jukr" w:id="25"/>
+      <w:bookmarkEnd w:id="25"/>
+      <w:r>
+        <w:rPr>
+          <w:rtl w:val="0"/>
+        </w:rPr>
+        <w:t xml:space="preserve">6.2 Identifiability Caveats</w:t>
+      </w:r>
+    </w:p>
+    <w:p>
+      <w:pPr>
+        <w:rPr/>
+      </w:pPr>
+      <w:r>
+        <w:rPr>
+          <w:rtl w:val="0"/>
+        </w:rPr>
+        <w:t xml:space="preserve">The inverse reinforcement learning literature (Ng and Russell 2000; Ziebart et al. 2008; Hadfield-Menell et al. 2016) has established that inverse optimization is fundamentally ill-posed. Multiple reward functions rationalize the same optimal behavior, including the trivial zero function. Recovery is identifiable only up to equivalence classes defined by behavioral indistinguishability, and additional structure (prior beliefs, maximum entropy assumptions, known environment dynamics, behavioral stochasticity) is required to narrow the class.</w:t>
+      </w:r>
+    </w:p>
+    <w:p>
+      <w:pPr>
+        <w:keepNext w:val="0"/>
+        <w:keepLines w:val="0"/>
+        <w:pageBreakBefore w:val="0"/>
+        <w:widowControl w:val="0"/>
+        <w:pBdr>
+          <w:top w:space="0" w:sz="0" w:val="nil"/>
+          <w:left w:space="0" w:sz="0" w:val="nil"/>
+          <w:bottom w:space="0" w:sz="0" w:val="nil"/>
+          <w:right w:space="0" w:sz="0" w:val="nil"/>
+          <w:between w:space="0" w:sz="0" w:val="nil"/>
+        </w:pBdr>
+        <w:shd w:fill="auto" w:val="clear"/>
+        <w:spacing w:after="0" w:before="0" w:line="276" w:lineRule="auto"/>
+        <w:ind w:left="0" w:right="0" w:firstLine="0"/>
+        <w:jc w:val="left"/>
+        <w:rPr/>
+      </w:pPr>
+      <w:r>
+        <w:rPr>
+          <w:rtl w:val="0"/>
+        </w:rPr>
+      </w:r>
+    </w:p>
+    <w:p>
+      <w:pPr>
+        <w:rPr/>
+      </w:pPr>
+      <w:r>
+        <w:rPr>
+          <w:rtl w:val="0"/>
+        </w:rPr>
+        <w:t xml:space="preserve">In institutional and market settings, the relevant identifiability assumptions are rarely satisfied strictly. Environment dynamics are known only imperfectly, behavior is confounded by private information and off-equilibrium play, and the action space is often misspecified. We therefore treat $\hat{U}$ not as a pointwise recovery but as a constraint: whatever the true objective is, it must be consistent with observed behavior in a sense made precise by the chosen loss.</w:t>
+      </w:r>
+    </w:p>
+    <w:p>
+      <w:pPr>
+        <w:pStyle w:val="Heading3"/>
+        <w:rPr/>
+      </w:pPr>
+      <w:bookmarkStart w:colFirst="0" w:colLast="0" w:name="_naktzngsfigt" w:id="26"/>
+      <w:bookmarkEnd w:id="26"/>
+      <w:r>
+        <w:rPr>
+          <w:rtl w:val="0"/>
+        </w:rPr>
+        <w:t xml:space="preserve">6.3 Objective Mismatch</w:t>
+      </w:r>
+    </w:p>
+    <w:p>
+      <w:pPr>
+        <w:rPr/>
+      </w:pPr>
+      <w:r>
+        <w:rPr>
+          <w:rtl w:val="0"/>
+        </w:rPr>
+        <w:t xml:space="preserve">Given a stated objective $U_{\text{stated}}$ and recovered $\hat{U}$, we define the </w:t>
+      </w:r>
+      <w:r>
+        <w:rPr>
+          <w:b w:val="1"/>
+          <w:bCs w:val="1"/>
+          <w:rtl w:val="0"/>
+        </w:rPr>
+        <w:t xml:space="preserve">objective mismatch</w:t>
+      </w:r>
+      <w:r>
+        <w:rPr>
+          <w:rtl w:val="0"/>
+        </w:rPr>
+        <w:t xml:space="preserve"> $$H_3 = \mathcal{D}(\hat{U}, U_{\text{stated}})$$ for some divergence $\mathcal{D}$ appropriate to the representation of the objectives. A large mismatch is diagnostic of the system optimizing for something other than its stated target, though it does not identify what.</w:t>
+      </w:r>
+    </w:p>
+    <w:p>
+      <w:pPr>
+        <w:keepNext w:val="0"/>
+        <w:keepLines w:val="0"/>
+        <w:pageBreakBefore w:val="0"/>
+        <w:widowControl w:val="0"/>
+        <w:pBdr>
+          <w:top w:space="0" w:sz="0" w:val="nil"/>
+          <w:left w:space="0" w:sz="0" w:val="nil"/>
+          <w:bottom w:space="0" w:sz="0" w:val="nil"/>
+          <w:right w:space="0" w:sz="0" w:val="nil"/>
+          <w:between w:space="0" w:sz="0" w:val="nil"/>
+        </w:pBdr>
+        <w:shd w:fill="auto" w:val="clear"/>
+        <w:spacing w:after="0" w:before="0" w:line="276" w:lineRule="auto"/>
+        <w:ind w:left="0" w:right="0" w:firstLine="0"/>
+        <w:jc w:val="left"/>
+        <w:rPr/>
+      </w:pPr>
+      <w:r>
+        <w:rPr>
+          <w:rtl w:val="0"/>
+        </w:rPr>
+      </w:r>
+    </w:p>
+    <w:p>
+      <w:pPr>
+        <w:rPr/>
+      </w:pPr>
+      <w:r>
+        <w:rPr>
+          <w:rtl w:val="0"/>
+        </w:rPr>
+        <w:t xml:space="preserve">In practice, $H_3$ is most informative when the stated objective predicts systematic deviations from observed behavior. A regulator whose stated objective is public safety but whose observed choices systematically favor a particular industry exhibits an objective mismatch that is more informative than a vague dissatisfaction with the regulator's performance.</w:t>
+      </w:r>
+    </w:p>
+    <w:p>
+      <w:pPr>
+        <w:pStyle w:val="Heading3"/>
+        <w:rPr/>
+      </w:pPr>
+      <w:bookmarkStart w:colFirst="0" w:colLast="0" w:name="_undnltisqjgx" w:id="27"/>
+      <w:bookmarkEnd w:id="27"/>
+      <w:r>
+        <w:rPr>
+          <w:rtl w:val="0"/>
+        </w:rPr>
+        <w:t xml:space="preserve">6.4 Theorem (Objective Recovery Under Restrictions)</w:t>
+      </w:r>
+    </w:p>
+    <w:p>
+      <w:pPr>
+        <w:rPr/>
+      </w:pPr>
+      <w:r>
+        <w:rPr>
+          <w:b w:val="1"/>
+          <w:bCs w:val="1"/>
+          <w:rtl w:val="0"/>
+        </w:rPr>
+        <w:t xml:space="preserve">Theorem 5 (Partial Objective Recovery).</w:t>
+      </w:r>
+      <w:r>
+        <w:rPr>
+          <w:rtl w:val="0"/>
+        </w:rPr>
+        <w:t xml:space="preserve"> Under Ziebart et al.'s maximum entropy assumption, with known environment dynamics and sufficient exploratory behavior, the effective objective $U^*$ is recoverable up to affine transformation.</w:t>
+      </w:r>
+    </w:p>
+    <w:p>
+      <w:pPr>
+        <w:keepNext w:val="0"/>
+        <w:keepLines w:val="0"/>
+        <w:pageBreakBefore w:val="0"/>
+        <w:widowControl w:val="0"/>
+        <w:pBdr>
+          <w:top w:space="0" w:sz="0" w:val="nil"/>
+          <w:left w:space="0" w:sz="0" w:val="nil"/>
+          <w:bottom w:space="0" w:sz="0" w:val="nil"/>
+          <w:right w:space="0" w:sz="0" w:val="nil"/>
+          <w:between w:space="0" w:sz="0" w:val="nil"/>
+        </w:pBdr>
+        <w:shd w:fill="auto" w:val="clear"/>
+        <w:spacing w:after="0" w:before="0" w:line="276" w:lineRule="auto"/>
+        <w:ind w:left="0" w:right="0" w:firstLine="0"/>
+        <w:jc w:val="left"/>
+        <w:rPr/>
+      </w:pPr>
+      <w:r>
+        <w:rPr>
+          <w:rtl w:val="0"/>
+        </w:rPr>
+      </w:r>
+    </w:p>
+    <w:p>
+      <w:pPr>
+        <w:rPr/>
+      </w:pPr>
+      <w:r>
+        <w:rPr>
+          <w:b w:val="1"/>
+          <w:bCs w:val="1"/>
+          <w:rtl w:val="0"/>
+        </w:rPr>
+        <w:t xml:space="preserve">Proof sketch.</w:t>
+      </w:r>
+      <w:r>
+        <w:rPr>
+          <w:rtl w:val="0"/>
+        </w:rPr>
+        <w:t xml:space="preserve"> Follows directly from the max-entropy IRL identifiability result. The practical content is that under these strong assumptions, behavior uniquely determines the reward up to positive affine rescaling and constant offset. Without these assumptions, recovery is only up to a larger equivalence class. $\blacksquare$</w:t>
+      </w:r>
+    </w:p>
+    <w:p>
+      <w:pPr>
+        <w:keepNext w:val="0"/>
+        <w:keepLines w:val="0"/>
+        <w:pageBreakBefore w:val="0"/>
+        <w:widowControl w:val="0"/>
+        <w:pBdr>
+          <w:top w:space="0" w:sz="0" w:val="nil"/>
+          <w:left w:space="0" w:sz="0" w:val="nil"/>
+          <w:bottom w:space="0" w:sz="0" w:val="nil"/>
+          <w:right w:space="0" w:sz="0" w:val="nil"/>
+          <w:between w:space="0" w:sz="0" w:val="nil"/>
+        </w:pBdr>
+        <w:shd w:fill="auto" w:val="clear"/>
+        <w:spacing w:after="0" w:before="0" w:line="276" w:lineRule="auto"/>
+        <w:ind w:left="0" w:right="0" w:firstLine="0"/>
+        <w:jc w:val="left"/>
+        <w:rPr/>
+      </w:pPr>
+      <w:r>
+        <w:rPr>
+          <w:rtl w:val="0"/>
+        </w:rPr>
+      </w:r>
+    </w:p>
+    <w:p>
+      <w:pPr>
+        <w:rPr/>
+      </w:pPr>
+      <w:r>
+        <w:rPr>
+          <w:rtl w:val="0"/>
+        </w:rPr>
+        <w:t xml:space="preserve">We do not claim objective recovery is generally available in institutional settings. We claim that when the assumptions hold, $H_3$ is a principled detection operator; when they do not, the operator functions as a weaker consistency check.</w:t>
+      </w:r>
+    </w:p>
+    <w:p>
+      <w:pPr>
+        <w:pStyle w:val="Heading2"/>
+        <w:rPr/>
+      </w:pPr>
+      <w:bookmarkStart w:colFirst="0" w:colLast="0" w:name="_qsgl9f6nebzj" w:id="28"/>
+      <w:bookmarkEnd w:id="28"/>
+      <w:r>
+        <w:rPr>
+          <w:rtl w:val="0"/>
+        </w:rPr>
+        <w:t xml:space="preserve">7. The Reichenbach Problem</w:t>
+      </w:r>
+    </w:p>
+    <w:p>
+      <w:pPr>
+        <w:pStyle w:val="Heading3"/>
+        <w:rPr/>
+      </w:pPr>
+      <w:bookmarkStart w:colFirst="0" w:colLast="0" w:name="_d9joagausg3d" w:id="29"/>
+      <w:bookmarkEnd w:id="29"/>
+      <w:r>
+        <w:rPr>
+          <w:rtl w:val="0"/>
+        </w:rPr>
+        <w:t xml:space="preserve">7.1 The Three Sources of Correlation</w:t>
+      </w:r>
+    </w:p>
+    <w:p>
+      <w:pPr>
+        <w:rPr/>
+      </w:pPr>
+      <w:r>
+        <w:rPr>
+          <w:rtl w:val="0"/>
+        </w:rPr>
+        <w:t xml:space="preserve">Coherence between nominally independent actors has three possible origins:</w:t>
       </w:r>
     </w:p>
     <w:p>
@@ -1700,17 +2244,9 @@
       </w:pPr>
       <w:r>
         <w:rPr>
-          <w:b w:val="1"/>
-          <w:bCs w:val="1"/>
-          <w:rtl w:val="0"/>
-        </w:rPr>
-        <w:t xml:space="preserve">Shared option suppression</w:t>
-      </w:r>
-      <w:r>
-        <w:rPr>
-          <w:rtl w:val="0"/>
-        </w:rPr>
-        <w:t xml:space="preserve">: multiple nominally independent agents systematically avoid the same feasible actions, where the avoided actions are not explained by shared incentives.</w:t>
+          <w:rtl w:val="0"/>
+        </w:rPr>
+        <w:t xml:space="preserve">Direct causation between the actors themselves ($C_i$ influences $C_j$ or vice versa).</w:t>
       </w:r>
     </w:p>
     <w:p>
@@ -1723,17 +2259,9 @@
       </w:pPr>
       <w:r>
         <w:rPr>
-          <w:b w:val="1"/>
-          <w:bCs w:val="1"/>
-          <w:rtl w:val="0"/>
-        </w:rPr>
-        <w:t xml:space="preserve">Directional convergence</w:t>
-      </w:r>
-      <w:r>
-        <w:rPr>
-          <w:rtl w:val="0"/>
-        </w:rPr>
-        <w:t xml:space="preserve">: decisions align toward a common outcome across contexts where independent optimization would diverge.</w:t>
+          <w:rtl w:val="0"/>
+        </w:rPr>
+        <w:t xml:space="preserve">Shared environment or shared observable cause.</w:t>
       </w:r>
     </w:p>
     <w:p>
@@ -1746,26 +2274,180 @@
       </w:pPr>
       <w:r>
         <w:rPr>
+          <w:rtl w:val="0"/>
+        </w:rPr>
+        <w:t xml:space="preserve">Shared hidden cause (the hidden controller we are trying to detect).</w:t>
+      </w:r>
+    </w:p>
+    <w:p>
+      <w:pPr>
+        <w:keepNext w:val="0"/>
+        <w:keepLines w:val="0"/>
+        <w:pageBreakBefore w:val="0"/>
+        <w:widowControl w:val="0"/>
+        <w:pBdr>
+          <w:top w:space="0" w:sz="0" w:val="nil"/>
+          <w:left w:space="0" w:sz="0" w:val="nil"/>
+          <w:bottom w:space="0" w:sz="0" w:val="nil"/>
+          <w:right w:space="0" w:sz="0" w:val="nil"/>
+          <w:between w:space="0" w:sz="0" w:val="nil"/>
+        </w:pBdr>
+        <w:shd w:fill="auto" w:val="clear"/>
+        <w:spacing w:after="0" w:before="0" w:line="276" w:lineRule="auto"/>
+        <w:ind w:left="0" w:right="0" w:firstLine="0"/>
+        <w:jc w:val="left"/>
+        <w:rPr/>
+      </w:pPr>
+      <w:r>
+        <w:rPr>
+          <w:rtl w:val="0"/>
+        </w:rPr>
+      </w:r>
+    </w:p>
+    <w:p>
+      <w:pPr>
+        <w:rPr/>
+      </w:pPr>
+      <w:r>
+        <w:rPr>
+          <w:rtl w:val="0"/>
+        </w:rPr>
+        <w:t xml:space="preserve">A positive $H_2$ after conditioning on observed covariates $Z$ does not distinguish between (1) and (3), and is only free of (2) to the extent $Z$ is exhaustive.</w:t>
+      </w:r>
+    </w:p>
+    <w:p>
+      <w:pPr>
+        <w:keepNext w:val="0"/>
+        <w:keepLines w:val="0"/>
+        <w:pageBreakBefore w:val="0"/>
+        <w:widowControl w:val="0"/>
+        <w:pBdr>
+          <w:top w:space="0" w:sz="0" w:val="nil"/>
+          <w:left w:space="0" w:sz="0" w:val="nil"/>
+          <w:bottom w:space="0" w:sz="0" w:val="nil"/>
+          <w:right w:space="0" w:sz="0" w:val="nil"/>
+          <w:between w:space="0" w:sz="0" w:val="nil"/>
+        </w:pBdr>
+        <w:shd w:fill="auto" w:val="clear"/>
+        <w:spacing w:after="0" w:before="0" w:line="276" w:lineRule="auto"/>
+        <w:ind w:left="0" w:right="0" w:firstLine="0"/>
+        <w:jc w:val="left"/>
+        <w:rPr/>
+      </w:pPr>
+      <w:r>
+        <w:rPr>
+          <w:rtl w:val="0"/>
+        </w:rPr>
+      </w:r>
+    </w:p>
+    <w:p>
+      <w:pPr>
+        <w:rPr/>
+      </w:pPr>
+      <w:r>
+        <w:rPr>
+          <w:rtl w:val="0"/>
+        </w:rPr>
+        <w:t xml:space="preserve">This is not a peripheral issue. It is the central identification challenge in causal discovery and cannot be dissolved by clever metric design.</w:t>
+      </w:r>
+    </w:p>
+    <w:p>
+      <w:pPr>
+        <w:pStyle w:val="Heading3"/>
+        <w:rPr/>
+      </w:pPr>
+      <w:bookmarkStart w:colFirst="0" w:colLast="0" w:name="_80afz556zdlm" w:id="30"/>
+      <w:bookmarkEnd w:id="30"/>
+      <w:r>
+        <w:rPr>
+          <w:rtl w:val="0"/>
+        </w:rPr>
+        <w:t xml:space="preserve">7.2 Discrimination Strategies</w:t>
+      </w:r>
+    </w:p>
+    <w:p>
+      <w:pPr>
+        <w:rPr/>
+      </w:pPr>
+      <w:r>
+        <w:rPr>
+          <w:rtl w:val="0"/>
+        </w:rPr>
+        <w:t xml:space="preserve">We draw on three strategies from the causal discovery literature, each with its own data requirements.</w:t>
+      </w:r>
+    </w:p>
+    <w:p>
+      <w:pPr>
+        <w:keepNext w:val="0"/>
+        <w:keepLines w:val="0"/>
+        <w:pageBreakBefore w:val="0"/>
+        <w:widowControl w:val="0"/>
+        <w:pBdr>
+          <w:top w:space="0" w:sz="0" w:val="nil"/>
+          <w:left w:space="0" w:sz="0" w:val="nil"/>
+          <w:bottom w:space="0" w:sz="0" w:val="nil"/>
+          <w:right w:space="0" w:sz="0" w:val="nil"/>
+          <w:between w:space="0" w:sz="0" w:val="nil"/>
+        </w:pBdr>
+        <w:shd w:fill="auto" w:val="clear"/>
+        <w:spacing w:after="0" w:before="0" w:line="276" w:lineRule="auto"/>
+        <w:ind w:left="0" w:right="0" w:firstLine="0"/>
+        <w:jc w:val="left"/>
+        <w:rPr/>
+      </w:pPr>
+      <w:r>
+        <w:rPr>
+          <w:rtl w:val="0"/>
+        </w:rPr>
+      </w:r>
+    </w:p>
+    <w:p>
+      <w:pPr>
+        <w:rPr/>
+      </w:pPr>
+      <w:r>
+        <w:rPr>
           <w:b w:val="1"/>
           <w:bCs w:val="1"/>
           <w:rtl w:val="0"/>
         </w:rPr>
-        <w:t xml:space="preserve">Low variance under high entropy</w:t>
-      </w:r>
-      <w:r>
-        <w:rPr>
-          <w:rtl w:val="0"/>
-        </w:rPr>
-        <w:t xml:space="preserve">: the decision environment admits high behavioral diversity, but observed behavior is tightly clustered.</w:t>
-      </w:r>
-    </w:p>
-    <w:p>
-      <w:pPr>
-        <w:numPr>
-          <w:ilvl w:val="0"/>
-          <w:numId w:val="1"/>
-        </w:numPr>
-        <w:ind w:left="720" w:hanging="360"/>
+        <w:t xml:space="preserve">Conditioning on observed common causes.</w:t>
+      </w:r>
+      <w:r>
+        <w:rPr>
+          <w:rtl w:val="0"/>
+        </w:rPr>
+        <w:t xml:space="preserve"> If we can enumerate and measure all plausible shared environmental drivers, $H_2$ after conditioning captures only (1) and (3). This is the PC-algorithm approach (Spirtes, Glymour, and Scheines 2000). It fails when relevant common causes are unobserved, which is often.</w:t>
+      </w:r>
+    </w:p>
+    <w:p>
+      <w:pPr>
+        <w:keepNext w:val="0"/>
+        <w:keepLines w:val="0"/>
+        <w:pageBreakBefore w:val="0"/>
+        <w:widowControl w:val="0"/>
+        <w:pBdr>
+          <w:top w:space="0" w:sz="0" w:val="nil"/>
+          <w:left w:space="0" w:sz="0" w:val="nil"/>
+          <w:bottom w:space="0" w:sz="0" w:val="nil"/>
+          <w:right w:space="0" w:sz="0" w:val="nil"/>
+          <w:between w:space="0" w:sz="0" w:val="nil"/>
+        </w:pBdr>
+        <w:shd w:fill="auto" w:val="clear"/>
+        <w:spacing w:after="0" w:before="0" w:line="276" w:lineRule="auto"/>
+        <w:ind w:left="0" w:right="0" w:firstLine="0"/>
+        <w:jc w:val="left"/>
+        <w:rPr/>
+      </w:pPr>
+      <w:r>
+        <w:rPr>
+          <w:rtl w:val="0"/>
+        </w:rPr>
+      </w:r>
+    </w:p>
+    <w:p>
+      <w:pPr>
+        <w:rPr/>
       </w:pPr>
       <w:r>
         <w:rPr>
@@ -1773,88 +2455,93 @@
           <w:bCs w:val="1"/>
           <w:rtl w:val="0"/>
         </w:rPr>
-        <w:t xml:space="preserve">Cross-domain consistency</w:t>
-      </w:r>
-      <w:r>
-        <w:rPr>
-          <w:rtl w:val="0"/>
-        </w:rPr>
-        <w:t xml:space="preserve">: alignment persists across unrelated domains or decision environments where the shared incentive hypothesis weakens.</w:t>
-      </w:r>
-    </w:p>
-    <w:p>
-      <w:pPr>
-        <w:keepNext w:val="0"/>
-        <w:keepLines w:val="0"/>
-        <w:pageBreakBefore w:val="0"/>
-        <w:widowControl w:val="0"/>
-        <w:pBdr>
-          <w:top w:space="0" w:sz="0" w:val="nil"/>
-          <w:left w:space="0" w:sz="0" w:val="nil"/>
-          <w:bottom w:space="0" w:sz="0" w:val="nil"/>
-          <w:right w:space="0" w:sz="0" w:val="nil"/>
-          <w:between w:space="0" w:sz="0" w:val="nil"/>
-        </w:pBdr>
-        <w:shd w:fill="auto" w:val="clear"/>
-        <w:spacing w:after="0" w:before="0" w:line="276" w:lineRule="auto"/>
-        <w:ind w:left="0" w:right="0" w:firstLine="0"/>
-        <w:jc w:val="left"/>
-        <w:rPr/>
-      </w:pPr>
-      <w:r>
-        <w:rPr>
-          <w:rtl w:val="0"/>
-        </w:rPr>
-      </w:r>
-    </w:p>
-    <w:p>
-      <w:pPr>
-        <w:rPr/>
-      </w:pPr>
-      <w:r>
-        <w:rPr>
-          <w:rtl w:val="0"/>
-        </w:rPr>
-        <w:t xml:space="preserve">These signals are diagnostic heuristics, not formal tests. They direct attention toward systems worth computing $H_2$ on.</w:t>
-      </w:r>
-    </w:p>
-    <w:p>
-      <w:pPr>
-        <w:pStyle w:val="Heading2"/>
-        <w:rPr/>
-      </w:pPr>
-      <w:bookmarkStart w:colFirst="0" w:colLast="0" w:name="_vqf77inghesg" w:id="23"/>
-      <w:bookmarkEnd w:id="23"/>
-      <w:r>
-        <w:rPr>
-          <w:rtl w:val="0"/>
-        </w:rPr>
-        <w:t xml:space="preserve">6. Layer 4: Objective Inference</w:t>
-      </w:r>
-    </w:p>
-    <w:p>
-      <w:pPr>
-        <w:pStyle w:val="Heading3"/>
-        <w:rPr/>
-      </w:pPr>
-      <w:bookmarkStart w:colFirst="0" w:colLast="0" w:name="_h8gjw9l9k1xq" w:id="24"/>
-      <w:bookmarkEnd w:id="24"/>
-      <w:r>
-        <w:rPr>
-          <w:rtl w:val="0"/>
-        </w:rPr>
-        <w:t xml:space="preserve">6.1 Setup</w:t>
-      </w:r>
-    </w:p>
-    <w:p>
-      <w:pPr>
-        <w:rPr/>
-      </w:pPr>
-      <w:r>
-        <w:rPr>
-          <w:rtl w:val="0"/>
-        </w:rPr>
-        <w:t xml:space="preserve">A system's stated optimization target is often a poor guide to its actual behavior. We can recover the </w:t>
+        <w:t xml:space="preserve">Temporal precedence.</w:t>
+      </w:r>
+      <w:r>
+        <w:rPr>
+          <w:rtl w:val="0"/>
+        </w:rPr>
+        <w:t xml:space="preserve"> If $C_i$'s decisions temporally precede $C_j$'s by a fixed lag, direct causation from $C_j$ to $C_i$ is ruled out. When multiple $C_i$ act simultaneously or near-simultaneously, temporal precedence is not diagnostic between direct mutual causation and a shared hidden cause. High-resolution timestamps help but do not resolve the issue when all actions are triggered by a shared signal.</w:t>
+      </w:r>
+    </w:p>
+    <w:p>
+      <w:pPr>
+        <w:keepNext w:val="0"/>
+        <w:keepLines w:val="0"/>
+        <w:pageBreakBefore w:val="0"/>
+        <w:widowControl w:val="0"/>
+        <w:pBdr>
+          <w:top w:space="0" w:sz="0" w:val="nil"/>
+          <w:left w:space="0" w:sz="0" w:val="nil"/>
+          <w:bottom w:space="0" w:sz="0" w:val="nil"/>
+          <w:right w:space="0" w:sz="0" w:val="nil"/>
+          <w:between w:space="0" w:sz="0" w:val="nil"/>
+        </w:pBdr>
+        <w:shd w:fill="auto" w:val="clear"/>
+        <w:spacing w:after="0" w:before="0" w:line="276" w:lineRule="auto"/>
+        <w:ind w:left="0" w:right="0" w:firstLine="0"/>
+        <w:jc w:val="left"/>
+        <w:rPr/>
+      </w:pPr>
+      <w:r>
+        <w:rPr>
+          <w:rtl w:val="0"/>
+        </w:rPr>
+      </w:r>
+    </w:p>
+    <w:p>
+      <w:pPr>
+        <w:rPr/>
+      </w:pPr>
+      <w:r>
+        <w:rPr>
+          <w:b w:val="1"/>
+          <w:bCs w:val="1"/>
+          <w:rtl w:val="0"/>
+        </w:rPr>
+        <w:t xml:space="preserve">Exogenous shocks as natural experiments.</w:t>
+      </w:r>
+      <w:r>
+        <w:rPr>
+          <w:rtl w:val="0"/>
+        </w:rPr>
+        <w:t xml:space="preserve"> The most useful strategy for our setting. When an exogenous event $E$ occurs that would affect a hidden controller but not the legitimate common causes, the post-$E$ behavior of the proxies is diagnostic. If the proxies' coherence pattern shifts in a way consistent with the hidden controller being disrupted, and inconsistent with the modeled common causes being disrupted, the hidden controller hypothesis is supported. This is the do-calculus intervention (Pearl 2009) applied to observational windows around natural interventions.</w:t>
+      </w:r>
+    </w:p>
+    <w:p>
+      <w:pPr>
+        <w:keepNext w:val="0"/>
+        <w:keepLines w:val="0"/>
+        <w:pageBreakBefore w:val="0"/>
+        <w:widowControl w:val="0"/>
+        <w:pBdr>
+          <w:top w:space="0" w:sz="0" w:val="nil"/>
+          <w:left w:space="0" w:sz="0" w:val="nil"/>
+          <w:bottom w:space="0" w:sz="0" w:val="nil"/>
+          <w:right w:space="0" w:sz="0" w:val="nil"/>
+          <w:between w:space="0" w:sz="0" w:val="nil"/>
+        </w:pBdr>
+        <w:shd w:fill="auto" w:val="clear"/>
+        <w:spacing w:after="0" w:before="0" w:line="276" w:lineRule="auto"/>
+        <w:ind w:left="0" w:right="0" w:firstLine="0"/>
+        <w:jc w:val="left"/>
+        <w:rPr/>
+      </w:pPr>
+      <w:r>
+        <w:rPr>
+          <w:rtl w:val="0"/>
+        </w:rPr>
+      </w:r>
+    </w:p>
+    <w:p>
+      <w:pPr>
+        <w:rPr/>
+      </w:pPr>
+      <w:r>
+        <w:rPr>
+          <w:rtl w:val="0"/>
+        </w:rPr>
+        <w:t xml:space="preserve">Concrete example: if a regulatory agency's decisions align with the interests of a particular industry, and that alignment persists through changes in administration, changes in legislative majority, and changes in the agency's nominal mandate, but </w:t>
       </w:r>
       <w:r>
         <w:rPr>
@@ -1862,49 +2549,499 @@
           <w:iCs w:val="1"/>
           <w:rtl w:val="0"/>
         </w:rPr>
-        <w:t xml:space="preserve">effective</w:t>
-      </w:r>
-      <w:r>
-        <w:rPr>
-          <w:rtl w:val="0"/>
-        </w:rPr>
-        <w:t xml:space="preserve"> optimization target from observed action sequences and compare it to the stated target.</w:t>
-      </w:r>
-    </w:p>
-    <w:p>
-      <w:pPr>
-        <w:keepNext w:val="0"/>
-        <w:keepLines w:val="0"/>
-        <w:pageBreakBefore w:val="0"/>
-        <w:widowControl w:val="0"/>
-        <w:pBdr>
-          <w:top w:space="0" w:sz="0" w:val="nil"/>
-          <w:left w:space="0" w:sz="0" w:val="nil"/>
-          <w:bottom w:space="0" w:sz="0" w:val="nil"/>
-          <w:right w:space="0" w:sz="0" w:val="nil"/>
-          <w:between w:space="0" w:sz="0" w:val="nil"/>
-        </w:pBdr>
-        <w:shd w:fill="auto" w:val="clear"/>
-        <w:spacing w:after="0" w:before="0" w:line="276" w:lineRule="auto"/>
-        <w:ind w:left="0" w:right="0" w:firstLine="0"/>
-        <w:jc w:val="left"/>
-        <w:rPr/>
-      </w:pPr>
-      <w:r>
-        <w:rPr>
-          <w:rtl w:val="0"/>
-        </w:rPr>
-      </w:r>
-    </w:p>
-    <w:p>
-      <w:pPr>
-        <w:rPr/>
-      </w:pPr>
-      <w:r>
-        <w:rPr>
-          <w:rtl w:val="0"/>
-        </w:rPr>
-        <w:t xml:space="preserve">Given observed actions ${a_t}</w:t>
+        <w:t xml:space="preserve">ceases</w:t>
+      </w:r>
+      <w:r>
+        <w:rPr>
+          <w:rtl w:val="0"/>
+        </w:rPr>
+        <w:t xml:space="preserve"> following a scandal that removes a specific network of personnel, the discontinuity is diagnostic of the network's causal role rather than of the modeled political and institutional drivers.</w:t>
+      </w:r>
+    </w:p>
+    <w:p>
+      <w:pPr>
+        <w:pStyle w:val="Heading3"/>
+        <w:rPr/>
+      </w:pPr>
+      <w:bookmarkStart w:colFirst="0" w:colLast="0" w:name="_xksz9l7sox7y" w:id="31"/>
+      <w:bookmarkEnd w:id="31"/>
+      <w:r>
+        <w:rPr>
+          <w:rtl w:val="0"/>
+        </w:rPr>
+        <w:t xml:space="preserve">7.3 Formal Statement</w:t>
+      </w:r>
+    </w:p>
+    <w:p>
+      <w:pPr>
+        <w:rPr/>
+      </w:pPr>
+      <w:r>
+        <w:rPr>
+          <w:b w:val="1"/>
+          <w:bCs w:val="1"/>
+          <w:rtl w:val="0"/>
+        </w:rPr>
+        <w:t xml:space="preserve">Proposition 1 (Shock Discrimination).</w:t>
+      </w:r>
+      <w:r>
+        <w:rPr>
+          <w:rtl w:val="0"/>
+        </w:rPr>
+        <w:t xml:space="preserve"> Let $E$ be an exogenous event that affects hypothesized hidden controller $A$ with probability $p_A$ and affects each modeled legitimate common cause $Z_k$ with probability $p_{Z_k} &lt; p_A$. If post-$E$ coherence $\text{Coh}(a_1, \ldots, a_n \mid E)$ drops by an amount consistent with $A$'s disruption but inconsistent with the $Z_k$ disruptions under their respective priors, the hidden controller hypothesis is favored by Bayes factor proportional to the differential disruption magnitudes.</w:t>
+      </w:r>
+    </w:p>
+    <w:p>
+      <w:pPr>
+        <w:keepNext w:val="0"/>
+        <w:keepLines w:val="0"/>
+        <w:pageBreakBefore w:val="0"/>
+        <w:widowControl w:val="0"/>
+        <w:pBdr>
+          <w:top w:space="0" w:sz="0" w:val="nil"/>
+          <w:left w:space="0" w:sz="0" w:val="nil"/>
+          <w:bottom w:space="0" w:sz="0" w:val="nil"/>
+          <w:right w:space="0" w:sz="0" w:val="nil"/>
+          <w:between w:space="0" w:sz="0" w:val="nil"/>
+        </w:pBdr>
+        <w:shd w:fill="auto" w:val="clear"/>
+        <w:spacing w:after="0" w:before="0" w:line="276" w:lineRule="auto"/>
+        <w:ind w:left="0" w:right="0" w:firstLine="0"/>
+        <w:jc w:val="left"/>
+        <w:rPr/>
+      </w:pPr>
+      <w:r>
+        <w:rPr>
+          <w:rtl w:val="0"/>
+        </w:rPr>
+      </w:r>
+    </w:p>
+    <w:p>
+      <w:pPr>
+        <w:rPr/>
+      </w:pPr>
+      <w:r>
+        <w:rPr>
+          <w:rtl w:val="0"/>
+        </w:rPr>
+        <w:t xml:space="preserve">This is a Bayesian reframing of the intervention principle and does not require $E$ to be a true randomized intervention. It requires only that the effect of $E$ on $A$ be asymmetric with respect to its effect on the modeled legitimate common causes.</w:t>
+      </w:r>
+    </w:p>
+    <w:p>
+      <w:pPr>
+        <w:pStyle w:val="Heading2"/>
+        <w:rPr/>
+      </w:pPr>
+      <w:bookmarkStart w:colFirst="0" w:colLast="0" w:name="_3kjbbzmhyf33" w:id="32"/>
+      <w:bookmarkEnd w:id="32"/>
+      <w:r>
+        <w:rPr>
+          <w:rtl w:val="0"/>
+        </w:rPr>
+        <w:t xml:space="preserve">8. Adversarial and Inferential Robustness</w:t>
+      </w:r>
+    </w:p>
+    <w:p>
+      <w:pPr>
+        <w:pStyle w:val="Heading3"/>
+        <w:rPr/>
+      </w:pPr>
+      <w:bookmarkStart w:colFirst="0" w:colLast="0" w:name="_83d7kytvj12c" w:id="33"/>
+      <w:bookmarkEnd w:id="33"/>
+      <w:r>
+        <w:rPr>
+          <w:rtl w:val="0"/>
+        </w:rPr>
+        <w:t xml:space="preserve">8.1 What Evasion Requires</w:t>
+      </w:r>
+    </w:p>
+    <w:p>
+      <w:pPr>
+        <w:rPr/>
+      </w:pPr>
+      <w:r>
+        <w:rPr>
+          <w:rtl w:val="0"/>
+        </w:rPr>
+        <w:t xml:space="preserve">A hidden actor aware of the detection framework can attempt to suppress each operator. We enumerate the evasion strategies and their costs.</w:t>
+      </w:r>
+    </w:p>
+    <w:p>
+      <w:pPr>
+        <w:keepNext w:val="0"/>
+        <w:keepLines w:val="0"/>
+        <w:pageBreakBefore w:val="0"/>
+        <w:widowControl w:val="0"/>
+        <w:pBdr>
+          <w:top w:space="0" w:sz="0" w:val="nil"/>
+          <w:left w:space="0" w:sz="0" w:val="nil"/>
+          <w:bottom w:space="0" w:sz="0" w:val="nil"/>
+          <w:right w:space="0" w:sz="0" w:val="nil"/>
+          <w:between w:space="0" w:sz="0" w:val="nil"/>
+        </w:pBdr>
+        <w:shd w:fill="auto" w:val="clear"/>
+        <w:spacing w:after="0" w:before="0" w:line="276" w:lineRule="auto"/>
+        <w:ind w:left="0" w:right="0" w:firstLine="0"/>
+        <w:jc w:val="left"/>
+        <w:rPr/>
+      </w:pPr>
+      <w:r>
+        <w:rPr>
+          <w:rtl w:val="0"/>
+        </w:rPr>
+      </w:r>
+    </w:p>
+    <w:p>
+      <w:pPr>
+        <w:rPr/>
+      </w:pPr>
+      <w:r>
+        <w:rPr>
+          <w:b w:val="1"/>
+          <w:bCs w:val="1"/>
+          <w:rtl w:val="0"/>
+        </w:rPr>
+        <w:t xml:space="preserve">Suppressing $H_1$</w:t>
+      </w:r>
+      <w:r>
+        <w:rPr>
+          <w:rtl w:val="0"/>
+        </w:rPr>
+        <w:t xml:space="preserve">: trivial, via proxy control. Zero cost to the adversary beyond finding a counted actor to route through.</w:t>
+      </w:r>
+    </w:p>
+    <w:p>
+      <w:pPr>
+        <w:keepNext w:val="0"/>
+        <w:keepLines w:val="0"/>
+        <w:pageBreakBefore w:val="0"/>
+        <w:widowControl w:val="0"/>
+        <w:pBdr>
+          <w:top w:space="0" w:sz="0" w:val="nil"/>
+          <w:left w:space="0" w:sz="0" w:val="nil"/>
+          <w:bottom w:space="0" w:sz="0" w:val="nil"/>
+          <w:right w:space="0" w:sz="0" w:val="nil"/>
+          <w:between w:space="0" w:sz="0" w:val="nil"/>
+        </w:pBdr>
+        <w:shd w:fill="auto" w:val="clear"/>
+        <w:spacing w:after="0" w:before="0" w:line="276" w:lineRule="auto"/>
+        <w:ind w:left="0" w:right="0" w:firstLine="0"/>
+        <w:jc w:val="left"/>
+        <w:rPr/>
+      </w:pPr>
+      <w:r>
+        <w:rPr>
+          <w:rtl w:val="0"/>
+        </w:rPr>
+      </w:r>
+    </w:p>
+    <w:p>
+      <w:pPr>
+        <w:rPr/>
+      </w:pPr>
+      <w:r>
+        <w:rPr>
+          <w:b w:val="1"/>
+          <w:bCs w:val="1"/>
+          <w:rtl w:val="0"/>
+        </w:rPr>
+        <w:t xml:space="preserve">Suppressing $H_2$</w:t>
+      </w:r>
+      <w:r>
+        <w:rPr>
+          <w:rtl w:val="0"/>
+        </w:rPr>
+        <w:t xml:space="preserve">: requires injecting independent noise into each proxy's decisions to mask shared structure, reducing effective control over proxies. Every unit of noise that defeats coherence detection is a unit of influence the adversary sacrifices. This is the central adversarial tradeoff.</w:t>
+      </w:r>
+    </w:p>
+    <w:p>
+      <w:pPr>
+        <w:keepNext w:val="0"/>
+        <w:keepLines w:val="0"/>
+        <w:pageBreakBefore w:val="0"/>
+        <w:widowControl w:val="0"/>
+        <w:pBdr>
+          <w:top w:space="0" w:sz="0" w:val="nil"/>
+          <w:left w:space="0" w:sz="0" w:val="nil"/>
+          <w:bottom w:space="0" w:sz="0" w:val="nil"/>
+          <w:right w:space="0" w:sz="0" w:val="nil"/>
+          <w:between w:space="0" w:sz="0" w:val="nil"/>
+        </w:pBdr>
+        <w:shd w:fill="auto" w:val="clear"/>
+        <w:spacing w:after="0" w:before="0" w:line="276" w:lineRule="auto"/>
+        <w:ind w:left="0" w:right="0" w:firstLine="0"/>
+        <w:jc w:val="left"/>
+        <w:rPr/>
+      </w:pPr>
+      <w:r>
+        <w:rPr>
+          <w:rtl w:val="0"/>
+        </w:rPr>
+      </w:r>
+    </w:p>
+    <w:p>
+      <w:pPr>
+        <w:rPr/>
+      </w:pPr>
+      <w:r>
+        <w:rPr>
+          <w:b w:val="1"/>
+          <w:bCs w:val="1"/>
+          <w:rtl w:val="0"/>
+        </w:rPr>
+        <w:t xml:space="preserve">Suppressing $H_3$</w:t>
+      </w:r>
+      <w:r>
+        <w:rPr>
+          <w:rtl w:val="0"/>
+        </w:rPr>
+        <w:t xml:space="preserve">: requires aligning proxy behavior with the stated objective except where necessary to exercise hidden control. This constrains the adversary to interventions that are locally indistinguishable from stated-objective-pursuit, reducing both the frequency and the magnitude of available influence actions.</w:t>
+      </w:r>
+    </w:p>
+    <w:p>
+      <w:pPr>
+        <w:keepNext w:val="0"/>
+        <w:keepLines w:val="0"/>
+        <w:pageBreakBefore w:val="0"/>
+        <w:widowControl w:val="0"/>
+        <w:pBdr>
+          <w:top w:space="0" w:sz="0" w:val="nil"/>
+          <w:left w:space="0" w:sz="0" w:val="nil"/>
+          <w:bottom w:space="0" w:sz="0" w:val="nil"/>
+          <w:right w:space="0" w:sz="0" w:val="nil"/>
+          <w:between w:space="0" w:sz="0" w:val="nil"/>
+        </w:pBdr>
+        <w:shd w:fill="auto" w:val="clear"/>
+        <w:spacing w:after="0" w:before="0" w:line="276" w:lineRule="auto"/>
+        <w:ind w:left="0" w:right="0" w:firstLine="0"/>
+        <w:jc w:val="left"/>
+        <w:rPr/>
+      </w:pPr>
+      <w:r>
+        <w:rPr>
+          <w:rtl w:val="0"/>
+        </w:rPr>
+      </w:r>
+    </w:p>
+    <w:p>
+      <w:pPr>
+        <w:rPr/>
+      </w:pPr>
+      <w:r>
+        <w:rPr>
+          <w:b w:val="1"/>
+          <w:bCs w:val="1"/>
+          <w:rtl w:val="0"/>
+        </w:rPr>
+        <w:t xml:space="preserve">Suppressing all three simultaneously</w:t>
+      </w:r>
+      <w:r>
+        <w:rPr>
+          <w:rtl w:val="0"/>
+        </w:rPr>
+        <w:t xml:space="preserve">: requires satisfying constraints that are in tension. Proxy control (to defeat $H_1$) centralizes influence. Noise injection (to defeat $H_2$) decentralizes it. Behavioral consistency with stated objectives (to defeat $H_3$) further restricts the action space. As the number of controlled proxies grows, the simultaneous-suppression problem approaches infeasibility for any adversary with finite control bandwidth.</w:t>
+      </w:r>
+    </w:p>
+    <w:p>
+      <w:pPr>
+        <w:pStyle w:val="Heading3"/>
+        <w:rPr/>
+      </w:pPr>
+      <w:bookmarkStart w:colFirst="0" w:colLast="0" w:name="_npt2kqg73zu5" w:id="34"/>
+      <w:bookmarkEnd w:id="34"/>
+      <w:r>
+        <w:rPr>
+          <w:rtl w:val="0"/>
+        </w:rPr>
+        <w:t xml:space="preserve">8.2 Evasion Cost Scaling</w:t>
+      </w:r>
+    </w:p>
+    <w:p>
+      <w:pPr>
+        <w:rPr/>
+      </w:pPr>
+      <w:r>
+        <w:rPr>
+          <w:b w:val="1"/>
+          <w:bCs w:val="1"/>
+          <w:rtl w:val="0"/>
+        </w:rPr>
+        <w:t xml:space="preserve">Proposition 2 (Superlinear Evasion Cost).</w:t>
+      </w:r>
+      <w:r>
+        <w:rPr>
+          <w:rtl w:val="0"/>
+        </w:rPr>
+        <w:t xml:space="preserve"> The minimum control sacrifice required to suppress $H_2$ below detection threshold $\epsilon$ in a system of $n$ proxies grows at rate $\Omega(\sqrt{n})$ under i.i.d. noise assumptions and faster under correlated-noise constraints.</w:t>
+      </w:r>
+    </w:p>
+    <w:p>
+      <w:pPr>
+        <w:keepNext w:val="0"/>
+        <w:keepLines w:val="0"/>
+        <w:pageBreakBefore w:val="0"/>
+        <w:widowControl w:val="0"/>
+        <w:pBdr>
+          <w:top w:space="0" w:sz="0" w:val="nil"/>
+          <w:left w:space="0" w:sz="0" w:val="nil"/>
+          <w:bottom w:space="0" w:sz="0" w:val="nil"/>
+          <w:right w:space="0" w:sz="0" w:val="nil"/>
+          <w:between w:space="0" w:sz="0" w:val="nil"/>
+        </w:pBdr>
+        <w:shd w:fill="auto" w:val="clear"/>
+        <w:spacing w:after="0" w:before="0" w:line="276" w:lineRule="auto"/>
+        <w:ind w:left="0" w:right="0" w:firstLine="0"/>
+        <w:jc w:val="left"/>
+        <w:rPr/>
+      </w:pPr>
+      <w:r>
+        <w:rPr>
+          <w:rtl w:val="0"/>
+        </w:rPr>
+      </w:r>
+    </w:p>
+    <w:p>
+      <w:pPr>
+        <w:rPr/>
+      </w:pPr>
+      <w:r>
+        <w:rPr>
+          <w:b w:val="1"/>
+          <w:bCs w:val="1"/>
+          <w:rtl w:val="0"/>
+        </w:rPr>
+        <w:t xml:space="preserve">Proof sketch.</w:t>
+      </w:r>
+      <w:r>
+        <w:rPr>
+          <w:rtl w:val="0"/>
+        </w:rPr>
+        <w:t xml:space="preserve"> To suppress a shared signal below detection, the adversary must add noise that scales with the signal's statistical detectability. In a system of $n$ proxies, the shared signal accumulates at rate $O(n)$ while independent noise accumulates at rate $O(\sqrt{n})$. To suppress the shared signal, noise magnitude per proxy must grow at least at rate $\Omega(\sqrt{n})$, which reduces per-proxy effective control at the same rate. Full formalization requires specification of the noise model and detection test. $\blacksquare$</w:t>
+      </w:r>
+    </w:p>
+    <w:p>
+      <w:pPr>
+        <w:keepNext w:val="0"/>
+        <w:keepLines w:val="0"/>
+        <w:pageBreakBefore w:val="0"/>
+        <w:widowControl w:val="0"/>
+        <w:pBdr>
+          <w:top w:space="0" w:sz="0" w:val="nil"/>
+          <w:left w:space="0" w:sz="0" w:val="nil"/>
+          <w:bottom w:space="0" w:sz="0" w:val="nil"/>
+          <w:right w:space="0" w:sz="0" w:val="nil"/>
+          <w:between w:space="0" w:sz="0" w:val="nil"/>
+        </w:pBdr>
+        <w:shd w:fill="auto" w:val="clear"/>
+        <w:spacing w:after="0" w:before="0" w:line="276" w:lineRule="auto"/>
+        <w:ind w:left="0" w:right="0" w:firstLine="0"/>
+        <w:jc w:val="left"/>
+        <w:rPr/>
+      </w:pPr>
+      <w:r>
+        <w:rPr>
+          <w:rtl w:val="0"/>
+        </w:rPr>
+      </w:r>
+    </w:p>
+    <w:p>
+      <w:pPr>
+        <w:rPr/>
+      </w:pPr>
+      <w:r>
+        <w:rPr>
+          <w:rtl w:val="0"/>
+        </w:rPr>
+        <w:t xml:space="preserve">We do not claim completeness against a computationally unbounded adversary. We claim that evasion cost scales unfavorably for the adversary, which is a useful but more modest result than the completeness claim in the draft.</w:t>
+      </w:r>
+    </w:p>
+    <w:p>
+      <w:pPr>
+        <w:pStyle w:val="Heading3"/>
+        <w:rPr/>
+      </w:pPr>
+      <w:bookmarkStart w:colFirst="0" w:colLast="0" w:name="_f9uimss4qd68" w:id="35"/>
+      <w:bookmarkEnd w:id="35"/>
+      <w:r>
+        <w:rPr>
+          <w:rtl w:val="0"/>
+        </w:rPr>
+        <w:t xml:space="preserve">8.3 Multi-Model Robustness</w:t>
+      </w:r>
+    </w:p>
+    <w:p>
+      <w:pPr>
+        <w:rPr/>
+      </w:pPr>
+      <w:r>
+        <w:rPr>
+          <w:rtl w:val="0"/>
+        </w:rPr>
+        <w:t xml:space="preserve">The operators $H_1$, $H_2$, and $H_3$ are functions of a specified causal model $M$, and $H_2$ additionally of a specified covariate set $Z$. Section 3.2 flagged this as model relativity. The natural response is not to claim a privileged $M$ but to report operators under a finite set of plausible models spanning the analyst's uncertainty.</w:t>
+      </w:r>
+    </w:p>
+    <w:p>
+      <w:pPr>
+        <w:keepNext w:val="0"/>
+        <w:keepLines w:val="0"/>
+        <w:pageBreakBefore w:val="0"/>
+        <w:widowControl w:val="0"/>
+        <w:pBdr>
+          <w:top w:space="0" w:sz="0" w:val="nil"/>
+          <w:left w:space="0" w:sz="0" w:val="nil"/>
+          <w:bottom w:space="0" w:sz="0" w:val="nil"/>
+          <w:right w:space="0" w:sz="0" w:val="nil"/>
+          <w:between w:space="0" w:sz="0" w:val="nil"/>
+        </w:pBdr>
+        <w:shd w:fill="auto" w:val="clear"/>
+        <w:spacing w:after="0" w:before="0" w:line="276" w:lineRule="auto"/>
+        <w:ind w:left="0" w:right="0" w:firstLine="0"/>
+        <w:jc w:val="left"/>
+        <w:rPr/>
+      </w:pPr>
+      <w:r>
+        <w:rPr>
+          <w:rtl w:val="0"/>
+        </w:rPr>
+      </w:r>
+    </w:p>
+    <w:p>
+      <w:pPr>
+        <w:rPr/>
+      </w:pPr>
+      <w:r>
+        <w:rPr>
+          <w:rtl w:val="0"/>
+        </w:rPr>
+        <w:t xml:space="preserve">Let $\mathcal{M} = {M_1, \ldots, M_k}$ be a set of plausible causal models. For each operator $H \in {H_1, H_2, H_3}$ we report two quantities: a </w:t>
+      </w:r>
+      <w:r>
+        <w:rPr>
+          <w:b w:val="1"/>
+          <w:bCs w:val="1"/>
+          <w:rtl w:val="0"/>
+        </w:rPr>
+        <w:t xml:space="preserve">stable component</w:t>
+      </w:r>
+      <w:r>
+        <w:rPr>
+          <w:rtl w:val="0"/>
+        </w:rPr>
+        <w:t xml:space="preserve"> and a </w:t>
+      </w:r>
+      <w:r>
+        <w:rPr>
+          <w:b w:val="1"/>
+          <w:bCs w:val="1"/>
+          <w:rtl w:val="0"/>
+        </w:rPr>
+        <w:t xml:space="preserve">model sensitivity</w:t>
+      </w:r>
+      <w:r>
+        <w:rPr>
+          <w:rtl w:val="0"/>
+        </w:rPr>
+        <w:t xml:space="preserve">. The stable component is the subset of the signal that survives under every $M_j$ at a chosen threshold $\tau$, $$\text{Stable}</w:t>
       </w:r>
       <w:r>
         <w:rPr>
@@ -1912,13 +3049,85 @@
           <w:iCs w:val="1"/>
           <w:rtl w:val="0"/>
         </w:rPr>
-        <w:t xml:space="preserve">{t=1}^T$ in contexts ${s_t}$, inverse optimization recovers $$\hat{U} = \arg\min</w:t>
-      </w:r>
-      <w:r>
-        <w:rPr>
-          <w:rtl w:val="0"/>
-        </w:rPr>
-        <w:t xml:space="preserve">{U} \sum_t \ell\Big(a_t, \arg\max_{a \in O(s_t)} U(a, s_t)\Big)$$ for some loss $\ell$ (typically a hinge loss or a probabilistic divergence).</w:t>
+        <w:t xml:space="preserve">\tau(H) = \bigcap</w:t>
+      </w:r>
+      <w:r>
+        <w:rPr>
+          <w:rtl w:val="0"/>
+        </w:rPr>
+        <w:t xml:space="preserve">{j=1}^{k} {H(M_j) &gt; \tau},$$ and the model sensitivity is the variance of the operator across the set, $$\text{Sens}(H) = \text{Var}_{j}[H(M_j)].$$</w:t>
+      </w:r>
+    </w:p>
+    <w:p>
+      <w:pPr>
+        <w:keepNext w:val="0"/>
+        <w:keepLines w:val="0"/>
+        <w:pageBreakBefore w:val="0"/>
+        <w:widowControl w:val="0"/>
+        <w:pBdr>
+          <w:top w:space="0" w:sz="0" w:val="nil"/>
+          <w:left w:space="0" w:sz="0" w:val="nil"/>
+          <w:bottom w:space="0" w:sz="0" w:val="nil"/>
+          <w:right w:space="0" w:sz="0" w:val="nil"/>
+          <w:between w:space="0" w:sz="0" w:val="nil"/>
+        </w:pBdr>
+        <w:shd w:fill="auto" w:val="clear"/>
+        <w:spacing w:after="0" w:before="0" w:line="276" w:lineRule="auto"/>
+        <w:ind w:left="0" w:right="0" w:firstLine="0"/>
+        <w:jc w:val="left"/>
+        <w:rPr/>
+      </w:pPr>
+      <w:r>
+        <w:rPr>
+          <w:rtl w:val="0"/>
+        </w:rPr>
+      </w:r>
+    </w:p>
+    <w:p>
+      <w:pPr>
+        <w:rPr/>
+      </w:pPr>
+      <w:r>
+        <w:rPr>
+          <w:rtl w:val="0"/>
+        </w:rPr>
+        <w:t xml:space="preserve">High stability with low sensitivity indicates a signal that does not depend on which plausible model the analyst commits to. Low stability with high sensitivity is not a failure of the framework; it is the framework correctly reporting that the data do not adjudicate between models on the relevant structural question, and the appropriate analyst response is to widen rather than narrow the search.</w:t>
+      </w:r>
+    </w:p>
+    <w:p>
+      <w:pPr>
+        <w:keepNext w:val="0"/>
+        <w:keepLines w:val="0"/>
+        <w:pageBreakBefore w:val="0"/>
+        <w:widowControl w:val="0"/>
+        <w:pBdr>
+          <w:top w:space="0" w:sz="0" w:val="nil"/>
+          <w:left w:space="0" w:sz="0" w:val="nil"/>
+          <w:bottom w:space="0" w:sz="0" w:val="nil"/>
+          <w:right w:space="0" w:sz="0" w:val="nil"/>
+          <w:between w:space="0" w:sz="0" w:val="nil"/>
+        </w:pBdr>
+        <w:shd w:fill="auto" w:val="clear"/>
+        <w:spacing w:after="0" w:before="0" w:line="276" w:lineRule="auto"/>
+        <w:ind w:left="0" w:right="0" w:firstLine="0"/>
+        <w:jc w:val="left"/>
+        <w:rPr/>
+      </w:pPr>
+      <w:r>
+        <w:rPr>
+          <w:rtl w:val="0"/>
+        </w:rPr>
+      </w:r>
+    </w:p>
+    <w:p>
+      <w:pPr>
+        <w:rPr/>
+      </w:pPr>
+      <w:r>
+        <w:rPr>
+          <w:rtl w:val="0"/>
+        </w:rPr>
+        <w:t xml:space="preserve">This protocol does not defend against an adversary who can control the model set $\mathcal{M}$ itself, which is the limitation already flagged in Section 10.3. It does defend against ordinary analyst uncertainty about which $M$ to write down, which is the more common failure mode in applied work.</w:t>
       </w:r>
     </w:p>
     <w:p>
@@ -1926,287 +3135,24 @@
         <w:pStyle w:val="Heading3"/>
         <w:rPr/>
       </w:pPr>
-      <w:bookmarkStart w:colFirst="0" w:colLast="0" w:name="_4vv3v22ayza7" w:id="25"/>
-      <w:bookmarkEnd w:id="25"/>
-      <w:r>
-        <w:rPr>
-          <w:rtl w:val="0"/>
-        </w:rPr>
-        <w:t xml:space="preserve">6.2 Identifiability Caveats</w:t>
-      </w:r>
-    </w:p>
-    <w:p>
-      <w:pPr>
-        <w:rPr/>
-      </w:pPr>
-      <w:r>
-        <w:rPr>
-          <w:rtl w:val="0"/>
-        </w:rPr>
-        <w:t xml:space="preserve">The inverse reinforcement learning literature (Ng and Russell 2000; Ziebart et al. 2008; Hadfield-Menell et al. 2016) has established that inverse optimization is fundamentally ill-posed. Multiple reward functions rationalize the same optimal behavior, including the trivial zero function. Recovery is identifiable only up to equivalence classes defined by behavioral indistinguishability, and additional structure (prior beliefs, maximum entropy assumptions, known environment dynamics, behavioral stochasticity) is required to narrow the class.</w:t>
-      </w:r>
-    </w:p>
-    <w:p>
-      <w:pPr>
-        <w:keepNext w:val="0"/>
-        <w:keepLines w:val="0"/>
-        <w:pageBreakBefore w:val="0"/>
-        <w:widowControl w:val="0"/>
-        <w:pBdr>
-          <w:top w:space="0" w:sz="0" w:val="nil"/>
-          <w:left w:space="0" w:sz="0" w:val="nil"/>
-          <w:bottom w:space="0" w:sz="0" w:val="nil"/>
-          <w:right w:space="0" w:sz="0" w:val="nil"/>
-          <w:between w:space="0" w:sz="0" w:val="nil"/>
-        </w:pBdr>
-        <w:shd w:fill="auto" w:val="clear"/>
-        <w:spacing w:after="0" w:before="0" w:line="276" w:lineRule="auto"/>
-        <w:ind w:left="0" w:right="0" w:firstLine="0"/>
-        <w:jc w:val="left"/>
-        <w:rPr/>
-      </w:pPr>
-      <w:r>
-        <w:rPr>
-          <w:rtl w:val="0"/>
-        </w:rPr>
-      </w:r>
-    </w:p>
-    <w:p>
-      <w:pPr>
-        <w:rPr/>
-      </w:pPr>
-      <w:r>
-        <w:rPr>
-          <w:rtl w:val="0"/>
-        </w:rPr>
-        <w:t xml:space="preserve">In institutional and market settings, the relevant identifiability assumptions are rarely satisfied strictly. Environment dynamics are known only imperfectly, behavior is confounded by private information and off-equilibrium play, and the action space is often misspecified. We therefore treat $\hat{U}$ not as a pointwise recovery but as a constraint: whatever the true objective is, it must be consistent with observed behavior in a sense made precise by the chosen loss.</w:t>
-      </w:r>
-    </w:p>
-    <w:p>
-      <w:pPr>
-        <w:pStyle w:val="Heading3"/>
-        <w:rPr/>
-      </w:pPr>
-      <w:bookmarkStart w:colFirst="0" w:colLast="0" w:name="_fmbqzeefgp6d" w:id="26"/>
-      <w:bookmarkEnd w:id="26"/>
-      <w:r>
-        <w:rPr>
-          <w:rtl w:val="0"/>
-        </w:rPr>
-        <w:t xml:space="preserve">6.3 Objective Mismatch</w:t>
-      </w:r>
-    </w:p>
-    <w:p>
-      <w:pPr>
-        <w:rPr/>
-      </w:pPr>
-      <w:r>
-        <w:rPr>
-          <w:rtl w:val="0"/>
-        </w:rPr>
-        <w:t xml:space="preserve">Given a stated objective $U_{\text{stated}}$ and recovered $\hat{U}$, we define the </w:t>
-      </w:r>
-      <w:r>
-        <w:rPr>
-          <w:b w:val="1"/>
-          <w:bCs w:val="1"/>
-          <w:rtl w:val="0"/>
-        </w:rPr>
-        <w:t xml:space="preserve">objective mismatch</w:t>
-      </w:r>
-      <w:r>
-        <w:rPr>
-          <w:rtl w:val="0"/>
-        </w:rPr>
-        <w:t xml:space="preserve"> $$H_3 = \mathcal{D}(\hat{U}, U_{\text{stated}})$$ for some divergence $\mathcal{D}$ appropriate to the representation of the objectives. A large mismatch is diagnostic of the system optimizing for something other than its stated target, though it does not identify what.</w:t>
-      </w:r>
-    </w:p>
-    <w:p>
-      <w:pPr>
-        <w:keepNext w:val="0"/>
-        <w:keepLines w:val="0"/>
-        <w:pageBreakBefore w:val="0"/>
-        <w:widowControl w:val="0"/>
-        <w:pBdr>
-          <w:top w:space="0" w:sz="0" w:val="nil"/>
-          <w:left w:space="0" w:sz="0" w:val="nil"/>
-          <w:bottom w:space="0" w:sz="0" w:val="nil"/>
-          <w:right w:space="0" w:sz="0" w:val="nil"/>
-          <w:between w:space="0" w:sz="0" w:val="nil"/>
-        </w:pBdr>
-        <w:shd w:fill="auto" w:val="clear"/>
-        <w:spacing w:after="0" w:before="0" w:line="276" w:lineRule="auto"/>
-        <w:ind w:left="0" w:right="0" w:firstLine="0"/>
-        <w:jc w:val="left"/>
-        <w:rPr/>
-      </w:pPr>
-      <w:r>
-        <w:rPr>
-          <w:rtl w:val="0"/>
-        </w:rPr>
-      </w:r>
-    </w:p>
-    <w:p>
-      <w:pPr>
-        <w:rPr/>
-      </w:pPr>
-      <w:r>
-        <w:rPr>
-          <w:rtl w:val="0"/>
-        </w:rPr>
-        <w:t xml:space="preserve">In practice, $H_3$ is most informative when the stated objective predicts systematic deviations from observed behavior. A regulator whose stated objective is public safety but whose observed choices systematically favor a particular industry exhibits an objective mismatch that is more informative than a vague dissatisfaction with the regulator's performance.</w:t>
-      </w:r>
-    </w:p>
-    <w:p>
-      <w:pPr>
-        <w:pStyle w:val="Heading3"/>
-        <w:rPr/>
-      </w:pPr>
-      <w:bookmarkStart w:colFirst="0" w:colLast="0" w:name="_2z51v31hb5e7" w:id="27"/>
-      <w:bookmarkEnd w:id="27"/>
-      <w:r>
-        <w:rPr>
-          <w:rtl w:val="0"/>
-        </w:rPr>
-        <w:t xml:space="preserve">6.4 Theorem (Objective Recovery Under Restrictions)</w:t>
-      </w:r>
-    </w:p>
-    <w:p>
-      <w:pPr>
-        <w:rPr/>
-      </w:pPr>
-      <w:r>
-        <w:rPr>
-          <w:b w:val="1"/>
-          <w:bCs w:val="1"/>
-          <w:rtl w:val="0"/>
-        </w:rPr>
-        <w:t xml:space="preserve">Theorem 5 (Partial Objective Recovery).</w:t>
-      </w:r>
-      <w:r>
-        <w:rPr>
-          <w:rtl w:val="0"/>
-        </w:rPr>
-        <w:t xml:space="preserve"> Under Ziebart et al.'s maximum entropy assumption, with known environment dynamics and sufficient exploratory behavior, the effective objective $U^*$ is recoverable up to affine transformation.</w:t>
-      </w:r>
-    </w:p>
-    <w:p>
-      <w:pPr>
-        <w:keepNext w:val="0"/>
-        <w:keepLines w:val="0"/>
-        <w:pageBreakBefore w:val="0"/>
-        <w:widowControl w:val="0"/>
-        <w:pBdr>
-          <w:top w:space="0" w:sz="0" w:val="nil"/>
-          <w:left w:space="0" w:sz="0" w:val="nil"/>
-          <w:bottom w:space="0" w:sz="0" w:val="nil"/>
-          <w:right w:space="0" w:sz="0" w:val="nil"/>
-          <w:between w:space="0" w:sz="0" w:val="nil"/>
-        </w:pBdr>
-        <w:shd w:fill="auto" w:val="clear"/>
-        <w:spacing w:after="0" w:before="0" w:line="276" w:lineRule="auto"/>
-        <w:ind w:left="0" w:right="0" w:firstLine="0"/>
-        <w:jc w:val="left"/>
-        <w:rPr/>
-      </w:pPr>
-      <w:r>
-        <w:rPr>
-          <w:rtl w:val="0"/>
-        </w:rPr>
-      </w:r>
-    </w:p>
-    <w:p>
-      <w:pPr>
-        <w:rPr/>
-      </w:pPr>
-      <w:r>
-        <w:rPr>
-          <w:b w:val="1"/>
-          <w:bCs w:val="1"/>
-          <w:rtl w:val="0"/>
-        </w:rPr>
-        <w:t xml:space="preserve">Proof sketch.</w:t>
-      </w:r>
-      <w:r>
-        <w:rPr>
-          <w:rtl w:val="0"/>
-        </w:rPr>
-        <w:t xml:space="preserve"> Follows directly from the max-entropy IRL identifiability result. The practical content is that under these strong assumptions, behavior uniquely determines the reward up to positive affine rescaling and constant offset. Without these assumptions, recovery is only up to a larger equivalence class. $\blacksquare$</w:t>
-      </w:r>
-    </w:p>
-    <w:p>
-      <w:pPr>
-        <w:keepNext w:val="0"/>
-        <w:keepLines w:val="0"/>
-        <w:pageBreakBefore w:val="0"/>
-        <w:widowControl w:val="0"/>
-        <w:pBdr>
-          <w:top w:space="0" w:sz="0" w:val="nil"/>
-          <w:left w:space="0" w:sz="0" w:val="nil"/>
-          <w:bottom w:space="0" w:sz="0" w:val="nil"/>
-          <w:right w:space="0" w:sz="0" w:val="nil"/>
-          <w:between w:space="0" w:sz="0" w:val="nil"/>
-        </w:pBdr>
-        <w:shd w:fill="auto" w:val="clear"/>
-        <w:spacing w:after="0" w:before="0" w:line="276" w:lineRule="auto"/>
-        <w:ind w:left="0" w:right="0" w:firstLine="0"/>
-        <w:jc w:val="left"/>
-        <w:rPr/>
-      </w:pPr>
-      <w:r>
-        <w:rPr>
-          <w:rtl w:val="0"/>
-        </w:rPr>
-      </w:r>
-    </w:p>
-    <w:p>
-      <w:pPr>
-        <w:rPr/>
-      </w:pPr>
-      <w:r>
-        <w:rPr>
-          <w:rtl w:val="0"/>
-        </w:rPr>
-        <w:t xml:space="preserve">We do not claim objective recovery is generally available in institutional settings. We claim that when the assumptions hold, $H_3$ is a principled detection operator; when they do not, the operator functions as a weaker consistency check.</w:t>
-      </w:r>
-    </w:p>
-    <w:p>
-      <w:pPr>
-        <w:pStyle w:val="Heading2"/>
-        <w:rPr/>
-      </w:pPr>
-      <w:bookmarkStart w:colFirst="0" w:colLast="0" w:name="_mzrwua1dmp53" w:id="28"/>
-      <w:bookmarkEnd w:id="28"/>
-      <w:r>
-        <w:rPr>
-          <w:rtl w:val="0"/>
-        </w:rPr>
-        <w:t xml:space="preserve">7. The Reichenbach Problem</w:t>
-      </w:r>
-    </w:p>
-    <w:p>
-      <w:pPr>
-        <w:pStyle w:val="Heading3"/>
-        <w:rPr/>
-      </w:pPr>
-      <w:bookmarkStart w:colFirst="0" w:colLast="0" w:name="_2z18g6tigwtt" w:id="29"/>
-      <w:bookmarkEnd w:id="29"/>
-      <w:r>
-        <w:rPr>
-          <w:rtl w:val="0"/>
-        </w:rPr>
-        <w:t xml:space="preserve">7.1 The Three Sources of Correlation</w:t>
-      </w:r>
-    </w:p>
-    <w:p>
-      <w:pPr>
-        <w:rPr/>
-      </w:pPr>
-      <w:r>
-        <w:rPr>
-          <w:rtl w:val="0"/>
-        </w:rPr>
-        <w:t xml:space="preserve">Coherence between nominally independent actors has three possible origins:</w:t>
+      <w:bookmarkStart w:colFirst="0" w:colLast="0" w:name="_ey7mc7dhpam6" w:id="36"/>
+      <w:bookmarkEnd w:id="36"/>
+      <w:r>
+        <w:rPr>
+          <w:rtl w:val="0"/>
+        </w:rPr>
+        <w:t xml:space="preserve">8.4 What the Framework Cannot Do</w:t>
+      </w:r>
+    </w:p>
+    <w:p>
+      <w:pPr>
+        <w:rPr/>
+      </w:pPr>
+      <w:r>
+        <w:rPr>
+          <w:rtl w:val="0"/>
+        </w:rPr>
+        <w:t xml:space="preserve">We list the limitations directly rather than in a footnote.</w:t>
       </w:r>
     </w:p>
     <w:p>
@@ -2246,7 +3192,7 @@
         <w:rPr>
           <w:rtl w:val="0"/>
         </w:rPr>
-        <w:t xml:space="preserve">Direct causation between the actors themselves ($C_i$ influences $C_j$ or vice versa).</w:t>
+        <w:t xml:space="preserve">The framework does not identify the hidden actor by name. It detects structural signature.</w:t>
       </w:r>
     </w:p>
     <w:p>
@@ -2261,7 +3207,7 @@
         <w:rPr>
           <w:rtl w:val="0"/>
         </w:rPr>
-        <w:t xml:space="preserve">Shared environment or shared observable cause.</w:t>
+        <w:t xml:space="preserve">The framework requires a specified class of legitimate common causes for $H_2$ to be informative. An adversary who can control the analyst's model of legitimate causes can defeat the operator.</w:t>
       </w:r>
     </w:p>
     <w:p>
@@ -2276,79 +3222,83 @@
         <w:rPr>
           <w:rtl w:val="0"/>
         </w:rPr>
-        <w:t xml:space="preserve">Shared hidden cause (the hidden controller we are trying to detect).</w:t>
-      </w:r>
-    </w:p>
-    <w:p>
-      <w:pPr>
-        <w:keepNext w:val="0"/>
-        <w:keepLines w:val="0"/>
-        <w:pageBreakBefore w:val="0"/>
-        <w:widowControl w:val="0"/>
-        <w:pBdr>
-          <w:top w:space="0" w:sz="0" w:val="nil"/>
-          <w:left w:space="0" w:sz="0" w:val="nil"/>
-          <w:bottom w:space="0" w:sz="0" w:val="nil"/>
-          <w:right w:space="0" w:sz="0" w:val="nil"/>
-          <w:between w:space="0" w:sz="0" w:val="nil"/>
-        </w:pBdr>
-        <w:shd w:fill="auto" w:val="clear"/>
-        <w:spacing w:after="0" w:before="0" w:line="276" w:lineRule="auto"/>
-        <w:ind w:left="0" w:right="0" w:firstLine="0"/>
-        <w:jc w:val="left"/>
-        <w:rPr/>
-      </w:pPr>
-      <w:r>
-        <w:rPr>
-          <w:rtl w:val="0"/>
-        </w:rPr>
-      </w:r>
-    </w:p>
-    <w:p>
-      <w:pPr>
-        <w:rPr/>
-      </w:pPr>
-      <w:r>
-        <w:rPr>
-          <w:rtl w:val="0"/>
-        </w:rPr>
-        <w:t xml:space="preserve">A positive $H_2$ after conditioning on observed covariates $Z$ does not distinguish between (1) and (3), and is only free of (2) to the extent $Z$ is exhaustive.</w:t>
-      </w:r>
-    </w:p>
-    <w:p>
-      <w:pPr>
-        <w:keepNext w:val="0"/>
-        <w:keepLines w:val="0"/>
-        <w:pageBreakBefore w:val="0"/>
-        <w:widowControl w:val="0"/>
-        <w:pBdr>
-          <w:top w:space="0" w:sz="0" w:val="nil"/>
-          <w:left w:space="0" w:sz="0" w:val="nil"/>
-          <w:bottom w:space="0" w:sz="0" w:val="nil"/>
-          <w:right w:space="0" w:sz="0" w:val="nil"/>
-          <w:between w:space="0" w:sz="0" w:val="nil"/>
-        </w:pBdr>
-        <w:shd w:fill="auto" w:val="clear"/>
-        <w:spacing w:after="0" w:before="0" w:line="276" w:lineRule="auto"/>
-        <w:ind w:left="0" w:right="0" w:firstLine="0"/>
-        <w:jc w:val="left"/>
-        <w:rPr/>
-      </w:pPr>
-      <w:r>
-        <w:rPr>
-          <w:rtl w:val="0"/>
-        </w:rPr>
-      </w:r>
-    </w:p>
-    <w:p>
-      <w:pPr>
-        <w:rPr/>
-      </w:pPr>
-      <w:r>
-        <w:rPr>
-          <w:rtl w:val="0"/>
-        </w:rPr>
-        <w:t xml:space="preserve">This is not a peripheral issue. It is the central identification challenge in causal discovery and cannot be dissolved by clever metric design.</w:t>
+        <w:t xml:space="preserve">The framework requires either bounded adversary control bandwidth (Proposition 2) or exogenous shocks (Proposition 1) for discrimination from shared-environment confounders.</w:t>
+      </w:r>
+    </w:p>
+    <w:p>
+      <w:pPr>
+        <w:numPr>
+          <w:ilvl w:val="0"/>
+          <w:numId w:val="3"/>
+        </w:numPr>
+        <w:ind w:left="720" w:hanging="360"/>
+      </w:pPr>
+      <w:r>
+        <w:rPr>
+          <w:rtl w:val="0"/>
+        </w:rPr>
+        <w:t xml:space="preserve">$H_3$ is informative only under IRL identifiability conditions that are rarely strictly satisfied.</w:t>
+      </w:r>
+    </w:p>
+    <w:p>
+      <w:pPr>
+        <w:keepNext w:val="0"/>
+        <w:keepLines w:val="0"/>
+        <w:pageBreakBefore w:val="0"/>
+        <w:widowControl w:val="0"/>
+        <w:pBdr>
+          <w:top w:space="0" w:sz="0" w:val="nil"/>
+          <w:left w:space="0" w:sz="0" w:val="nil"/>
+          <w:bottom w:space="0" w:sz="0" w:val="nil"/>
+          <w:right w:space="0" w:sz="0" w:val="nil"/>
+          <w:between w:space="0" w:sz="0" w:val="nil"/>
+        </w:pBdr>
+        <w:shd w:fill="auto" w:val="clear"/>
+        <w:spacing w:after="0" w:before="0" w:line="276" w:lineRule="auto"/>
+        <w:ind w:left="0" w:right="0" w:firstLine="0"/>
+        <w:jc w:val="left"/>
+        <w:rPr/>
+      </w:pPr>
+      <w:r>
+        <w:rPr>
+          <w:rtl w:val="0"/>
+        </w:rPr>
+      </w:r>
+    </w:p>
+    <w:p>
+      <w:pPr>
+        <w:rPr/>
+      </w:pPr>
+      <w:r>
+        <w:rPr>
+          <w:rtl w:val="0"/>
+        </w:rPr>
+        <w:t xml:space="preserve">These limitations are the honest envelope of what the framework can claim.</w:t>
+      </w:r>
+    </w:p>
+    <w:p>
+      <w:pPr>
+        <w:pStyle w:val="Heading2"/>
+        <w:rPr/>
+      </w:pPr>
+      <w:bookmarkStart w:colFirst="0" w:colLast="0" w:name="_g0d2izd35edi" w:id="37"/>
+      <w:bookmarkEnd w:id="37"/>
+      <w:r>
+        <w:rPr>
+          <w:rtl w:val="0"/>
+        </w:rPr>
+        <w:t xml:space="preserve">9. Worked Example: 2008 Financial Crisis</w:t>
+      </w:r>
+    </w:p>
+    <w:p>
+      <w:pPr>
+        <w:rPr/>
+      </w:pPr>
+      <w:r>
+        <w:rPr>
+          <w:rtl w:val="0"/>
+        </w:rPr>
+        <w:t xml:space="preserve">We apply the framework to the 2008 crisis not to re-litigate the crisis but to show what the operators would have signaled prospectively, and to demonstrate the discrimination procedure against alternative explanations.</w:t>
       </w:r>
     </w:p>
     <w:p>
@@ -2356,192 +3306,540 @@
         <w:pStyle w:val="Heading3"/>
         <w:rPr/>
       </w:pPr>
-      <w:bookmarkStart w:colFirst="0" w:colLast="0" w:name="_ornn4687xiv0" w:id="30"/>
-      <w:bookmarkEnd w:id="30"/>
-      <w:r>
-        <w:rPr>
-          <w:rtl w:val="0"/>
-        </w:rPr>
-        <w:t xml:space="preserve">7.2 Discrimination Strategies</w:t>
-      </w:r>
-    </w:p>
-    <w:p>
-      <w:pPr>
-        <w:rPr/>
-      </w:pPr>
-      <w:r>
-        <w:rPr>
-          <w:rtl w:val="0"/>
-        </w:rPr>
-        <w:t xml:space="preserve">We draw on three strategies from the causal discovery literature, each with its own data requirements.</w:t>
-      </w:r>
-    </w:p>
-    <w:p>
-      <w:pPr>
-        <w:keepNext w:val="0"/>
-        <w:keepLines w:val="0"/>
-        <w:pageBreakBefore w:val="0"/>
-        <w:widowControl w:val="0"/>
-        <w:pBdr>
-          <w:top w:space="0" w:sz="0" w:val="nil"/>
-          <w:left w:space="0" w:sz="0" w:val="nil"/>
-          <w:bottom w:space="0" w:sz="0" w:val="nil"/>
-          <w:right w:space="0" w:sz="0" w:val="nil"/>
-          <w:between w:space="0" w:sz="0" w:val="nil"/>
-        </w:pBdr>
-        <w:shd w:fill="auto" w:val="clear"/>
-        <w:spacing w:after="0" w:before="0" w:line="276" w:lineRule="auto"/>
-        <w:ind w:left="0" w:right="0" w:firstLine="0"/>
-        <w:jc w:val="left"/>
-        <w:rPr/>
-      </w:pPr>
-      <w:r>
-        <w:rPr>
-          <w:rtl w:val="0"/>
-        </w:rPr>
-      </w:r>
-    </w:p>
-    <w:p>
-      <w:pPr>
-        <w:rPr/>
-      </w:pPr>
-      <w:r>
-        <w:rPr>
-          <w:b w:val="1"/>
-          <w:bCs w:val="1"/>
-          <w:rtl w:val="0"/>
-        </w:rPr>
-        <w:t xml:space="preserve">Conditioning on observed common causes.</w:t>
-      </w:r>
-      <w:r>
-        <w:rPr>
-          <w:rtl w:val="0"/>
-        </w:rPr>
-        <w:t xml:space="preserve"> If we can enumerate and measure all plausible shared environmental drivers, $H_2$ after conditioning captures only (1) and (3). This is the PC-algorithm approach (Spirtes, Glymour, and Scheines 2000). It fails when relevant common causes are unobserved, which is often.</w:t>
-      </w:r>
-    </w:p>
-    <w:p>
-      <w:pPr>
-        <w:keepNext w:val="0"/>
-        <w:keepLines w:val="0"/>
-        <w:pageBreakBefore w:val="0"/>
-        <w:widowControl w:val="0"/>
-        <w:pBdr>
-          <w:top w:space="0" w:sz="0" w:val="nil"/>
-          <w:left w:space="0" w:sz="0" w:val="nil"/>
-          <w:bottom w:space="0" w:sz="0" w:val="nil"/>
-          <w:right w:space="0" w:sz="0" w:val="nil"/>
-          <w:between w:space="0" w:sz="0" w:val="nil"/>
-        </w:pBdr>
-        <w:shd w:fill="auto" w:val="clear"/>
-        <w:spacing w:after="0" w:before="0" w:line="276" w:lineRule="auto"/>
-        <w:ind w:left="0" w:right="0" w:firstLine="0"/>
-        <w:jc w:val="left"/>
-        <w:rPr/>
-      </w:pPr>
-      <w:r>
-        <w:rPr>
-          <w:rtl w:val="0"/>
-        </w:rPr>
-      </w:r>
-    </w:p>
-    <w:p>
-      <w:pPr>
-        <w:rPr/>
-      </w:pPr>
-      <w:r>
-        <w:rPr>
-          <w:b w:val="1"/>
-          <w:bCs w:val="1"/>
-          <w:rtl w:val="0"/>
-        </w:rPr>
-        <w:t xml:space="preserve">Temporal precedence.</w:t>
-      </w:r>
-      <w:r>
-        <w:rPr>
-          <w:rtl w:val="0"/>
-        </w:rPr>
-        <w:t xml:space="preserve"> If $C_i$'s decisions temporally precede $C_j$'s by a fixed lag, direct causation from $C_j$ to $C_i$ is ruled out. When multiple $C_i$ act simultaneously or near-simultaneously, temporal precedence is not diagnostic between direct mutual causation and a shared hidden cause. High-resolution timestamps help but do not resolve the issue when all actions are triggered by a shared signal.</w:t>
-      </w:r>
-    </w:p>
-    <w:p>
-      <w:pPr>
-        <w:keepNext w:val="0"/>
-        <w:keepLines w:val="0"/>
-        <w:pageBreakBefore w:val="0"/>
-        <w:widowControl w:val="0"/>
-        <w:pBdr>
-          <w:top w:space="0" w:sz="0" w:val="nil"/>
-          <w:left w:space="0" w:sz="0" w:val="nil"/>
-          <w:bottom w:space="0" w:sz="0" w:val="nil"/>
-          <w:right w:space="0" w:sz="0" w:val="nil"/>
-          <w:between w:space="0" w:sz="0" w:val="nil"/>
-        </w:pBdr>
-        <w:shd w:fill="auto" w:val="clear"/>
-        <w:spacing w:after="0" w:before="0" w:line="276" w:lineRule="auto"/>
-        <w:ind w:left="0" w:right="0" w:firstLine="0"/>
-        <w:jc w:val="left"/>
-        <w:rPr/>
-      </w:pPr>
-      <w:r>
-        <w:rPr>
-          <w:rtl w:val="0"/>
-        </w:rPr>
-      </w:r>
-    </w:p>
-    <w:p>
-      <w:pPr>
-        <w:rPr/>
-      </w:pPr>
-      <w:r>
-        <w:rPr>
-          <w:b w:val="1"/>
-          <w:bCs w:val="1"/>
-          <w:rtl w:val="0"/>
-        </w:rPr>
-        <w:t xml:space="preserve">Exogenous shocks as natural experiments.</w:t>
-      </w:r>
-      <w:r>
-        <w:rPr>
-          <w:rtl w:val="0"/>
-        </w:rPr>
-        <w:t xml:space="preserve"> The most useful strategy for our setting. When an exogenous event $E$ occurs that would affect a hidden controller but not the legitimate common causes, the post-$E$ behavior of the proxies is diagnostic. If the proxies' coherence pattern shifts in a way consistent with the hidden controller being disrupted, and inconsistent with the modeled common causes being disrupted, the hidden controller hypothesis is supported. This is the do-calculus intervention (Pearl 2009) applied to observational windows around natural interventions.</w:t>
-      </w:r>
-    </w:p>
-    <w:p>
-      <w:pPr>
-        <w:keepNext w:val="0"/>
-        <w:keepLines w:val="0"/>
-        <w:pageBreakBefore w:val="0"/>
-        <w:widowControl w:val="0"/>
-        <w:pBdr>
-          <w:top w:space="0" w:sz="0" w:val="nil"/>
-          <w:left w:space="0" w:sz="0" w:val="nil"/>
-          <w:bottom w:space="0" w:sz="0" w:val="nil"/>
-          <w:right w:space="0" w:sz="0" w:val="nil"/>
-          <w:between w:space="0" w:sz="0" w:val="nil"/>
-        </w:pBdr>
-        <w:shd w:fill="auto" w:val="clear"/>
-        <w:spacing w:after="0" w:before="0" w:line="276" w:lineRule="auto"/>
-        <w:ind w:left="0" w:right="0" w:firstLine="0"/>
-        <w:jc w:val="left"/>
-        <w:rPr/>
-      </w:pPr>
-      <w:r>
-        <w:rPr>
-          <w:rtl w:val="0"/>
-        </w:rPr>
-      </w:r>
-    </w:p>
-    <w:p>
-      <w:pPr>
-        <w:rPr/>
-      </w:pPr>
-      <w:r>
-        <w:rPr>
-          <w:rtl w:val="0"/>
-        </w:rPr>
-        <w:t xml:space="preserve">Concrete example: if a regulatory agency's decisions align with the interests of a particular industry, and that alignment persists through changes in administration, changes in legislative majority, and changes in the agency's nominal mandate, but </w:t>
+      <w:bookmarkStart w:colFirst="0" w:colLast="0" w:name="_hr1zifnkmm1s" w:id="38"/>
+      <w:bookmarkEnd w:id="38"/>
+      <w:r>
+        <w:rPr>
+          <w:rtl w:val="0"/>
+        </w:rPr>
+        <w:t xml:space="preserve">9.1 System and Bottlenecks</w:t>
+      </w:r>
+    </w:p>
+    <w:p>
+      <w:pPr>
+        <w:rPr/>
+      </w:pPr>
+      <w:r>
+        <w:rPr>
+          <w:rtl w:val="0"/>
+        </w:rPr>
+        <w:t xml:space="preserve">The relevant system is U.S. mortgage credit allocation from approximately 2002 through 2008. Key bottlenecks include (a) the rating of mortgage-backed securities by credit rating agencies, (b) the capital requirements on banks holding those securities, and (c) the leverage ratios in the repo-financed shadow banking system. We focus on bottleneck (a) as the cleanest case.</w:t>
+      </w:r>
+    </w:p>
+    <w:p>
+      <w:pPr>
+        <w:pStyle w:val="Heading3"/>
+        <w:rPr/>
+      </w:pPr>
+      <w:bookmarkStart w:colFirst="0" w:colLast="0" w:name="_7jnteoiuur8p" w:id="39"/>
+      <w:bookmarkEnd w:id="39"/>
+      <w:r>
+        <w:rPr>
+          <w:rtl w:val="0"/>
+        </w:rPr>
+        <w:t xml:space="preserve">9.2 $H_1$ in the Stated Model</w:t>
+      </w:r>
+    </w:p>
+    <w:p>
+      <w:pPr>
+        <w:rPr/>
+      </w:pPr>
+      <w:r>
+        <w:rPr>
+          <w:rtl w:val="0"/>
+        </w:rPr>
+        <w:t xml:space="preserve">The conventional model of responsibility placed control with subprime borrowers, mortgage originators making loans to those borrowers, and to a lesser extent the investment banks that securitized the loans. Under this model, summed control shares approximate 1 and $H_1 \approx 0$, which is why the stated model had to be wrong.</w:t>
+      </w:r>
+    </w:p>
+    <w:p>
+      <w:pPr>
+        <w:pStyle w:val="Heading3"/>
+        <w:rPr/>
+      </w:pPr>
+      <w:bookmarkStart w:colFirst="0" w:colLast="0" w:name="_ux74vmgj5s9j" w:id="40"/>
+      <w:bookmarkEnd w:id="40"/>
+      <w:r>
+        <w:rPr>
+          <w:rtl w:val="0"/>
+        </w:rPr>
+        <w:t xml:space="preserve">9.3 Residual in the Corrected Model</w:t>
+      </w:r>
+    </w:p>
+    <w:p>
+      <w:pPr>
+        <w:rPr/>
+      </w:pPr>
+      <w:r>
+        <w:rPr>
+          <w:rtl w:val="0"/>
+        </w:rPr>
+        <w:t xml:space="preserve">Expanding the model to include rating agencies, regulatory bodies setting capital requirements, and legislators who designed the post-GLBA regulatory perimeter produces a different accounting. The rating agencies were structurally positioned as bottleneck controllers: without AAA ratings, the tranches could not be sold to the pension funds and foreign central banks that were the terminal demand. The pre-expansion model's $H_1 \approx 0$ was achieved by assigning control to downstream actors who were, in fact, operating within feasible sets defined by upstream rating decisions.</w:t>
+      </w:r>
+    </w:p>
+    <w:p>
+      <w:pPr>
+        <w:pStyle w:val="Heading3"/>
+        <w:rPr/>
+      </w:pPr>
+      <w:bookmarkStart w:colFirst="0" w:colLast="0" w:name="_ap1j72ux0xa6" w:id="41"/>
+      <w:bookmarkEnd w:id="41"/>
+      <w:r>
+        <w:rPr>
+          <w:rtl w:val="0"/>
+        </w:rPr>
+        <w:t xml:space="preserve">9.4 $H_2$ Across Rating Agencies</w:t>
+      </w:r>
+    </w:p>
+    <w:p>
+      <w:pPr>
+        <w:rPr/>
+      </w:pPr>
+      <w:r>
+        <w:rPr>
+          <w:rtl w:val="0"/>
+        </w:rPr>
+        <w:t xml:space="preserve">The three major rating agencies (Moody's, S&amp;P, Fitch) are nominally independent, with separate corporate structures, separate analytical staff, and competitive commercial relationships. Under independence, their ratings on the same tranches should exhibit idiosyncratic disagreement consistent with different models, different analyst judgments, and different proprietary data.</w:t>
+      </w:r>
+    </w:p>
+    <w:p>
+      <w:pPr>
+        <w:keepNext w:val="0"/>
+        <w:keepLines w:val="0"/>
+        <w:pageBreakBefore w:val="0"/>
+        <w:widowControl w:val="0"/>
+        <w:pBdr>
+          <w:top w:space="0" w:sz="0" w:val="nil"/>
+          <w:left w:space="0" w:sz="0" w:val="nil"/>
+          <w:bottom w:space="0" w:sz="0" w:val="nil"/>
+          <w:right w:space="0" w:sz="0" w:val="nil"/>
+          <w:between w:space="0" w:sz="0" w:val="nil"/>
+        </w:pBdr>
+        <w:shd w:fill="auto" w:val="clear"/>
+        <w:spacing w:after="0" w:before="0" w:line="276" w:lineRule="auto"/>
+        <w:ind w:left="0" w:right="0" w:firstLine="0"/>
+        <w:jc w:val="left"/>
+        <w:rPr/>
+      </w:pPr>
+      <w:r>
+        <w:rPr>
+          <w:rtl w:val="0"/>
+        </w:rPr>
+      </w:r>
+    </w:p>
+    <w:p>
+      <w:pPr>
+        <w:rPr/>
+      </w:pPr>
+      <w:r>
+        <w:rPr>
+          <w:rtl w:val="0"/>
+        </w:rPr>
+        <w:t xml:space="preserve">The observed ratings were statistically near-identical across agencies, on tranches the agencies had structural incentive to rate favorably (ratings revenue from issuers scaling with issuance volume). The $H_2$ signal, computed as KL divergence from independent ratings models, would have been substantially elevated well before 2008. Benmelech and Dlugosz (2009) and White (2010) document the ratings convergence in the literature.</w:t>
+      </w:r>
+    </w:p>
+    <w:p>
+      <w:pPr>
+        <w:pStyle w:val="Heading3"/>
+        <w:rPr/>
+      </w:pPr>
+      <w:bookmarkStart w:colFirst="0" w:colLast="0" w:name="_s5123p656gw4" w:id="42"/>
+      <w:bookmarkEnd w:id="42"/>
+      <w:r>
+        <w:rPr>
+          <w:rtl w:val="0"/>
+        </w:rPr>
+        <w:t xml:space="preserve">9.5 Reichenbach Discrimination</w:t>
+      </w:r>
+    </w:p>
+    <w:p>
+      <w:pPr>
+        <w:rPr/>
+      </w:pPr>
+      <w:r>
+        <w:rPr>
+          <w:rtl w:val="0"/>
+        </w:rPr>
+        <w:t xml:space="preserve">Was the coherence due to (1) the agencies copying each other, (2) shared legitimate information about credit risk, or (3) shared hidden structure in the form of a revenue-dependent business model that all three agencies shared?</w:t>
+      </w:r>
+    </w:p>
+    <w:p>
+      <w:pPr>
+        <w:keepNext w:val="0"/>
+        <w:keepLines w:val="0"/>
+        <w:pageBreakBefore w:val="0"/>
+        <w:widowControl w:val="0"/>
+        <w:pBdr>
+          <w:top w:space="0" w:sz="0" w:val="nil"/>
+          <w:left w:space="0" w:sz="0" w:val="nil"/>
+          <w:bottom w:space="0" w:sz="0" w:val="nil"/>
+          <w:right w:space="0" w:sz="0" w:val="nil"/>
+          <w:between w:space="0" w:sz="0" w:val="nil"/>
+        </w:pBdr>
+        <w:shd w:fill="auto" w:val="clear"/>
+        <w:spacing w:after="0" w:before="0" w:line="276" w:lineRule="auto"/>
+        <w:ind w:left="0" w:right="0" w:firstLine="0"/>
+        <w:jc w:val="left"/>
+        <w:rPr/>
+      </w:pPr>
+      <w:r>
+        <w:rPr>
+          <w:rtl w:val="0"/>
+        </w:rPr>
+      </w:r>
+    </w:p>
+    <w:p>
+      <w:pPr>
+        <w:rPr/>
+      </w:pPr>
+      <w:r>
+        <w:rPr>
+          <w:rtl w:val="0"/>
+        </w:rPr>
+        <w:t xml:space="preserve">Option (2), shared legitimate information, is defeated by the ex post realized losses. The ratings were not legitimate convergence on a true risk assessment; they were convergence on an overly favorable assessment that diverged sharply from realized performance.</w:t>
+      </w:r>
+    </w:p>
+    <w:p>
+      <w:pPr>
+        <w:keepNext w:val="0"/>
+        <w:keepLines w:val="0"/>
+        <w:pageBreakBefore w:val="0"/>
+        <w:widowControl w:val="0"/>
+        <w:pBdr>
+          <w:top w:space="0" w:sz="0" w:val="nil"/>
+          <w:left w:space="0" w:sz="0" w:val="nil"/>
+          <w:bottom w:space="0" w:sz="0" w:val="nil"/>
+          <w:right w:space="0" w:sz="0" w:val="nil"/>
+          <w:between w:space="0" w:sz="0" w:val="nil"/>
+        </w:pBdr>
+        <w:shd w:fill="auto" w:val="clear"/>
+        <w:spacing w:after="0" w:before="0" w:line="276" w:lineRule="auto"/>
+        <w:ind w:left="0" w:right="0" w:firstLine="0"/>
+        <w:jc w:val="left"/>
+        <w:rPr/>
+      </w:pPr>
+      <w:r>
+        <w:rPr>
+          <w:rtl w:val="0"/>
+        </w:rPr>
+      </w:r>
+    </w:p>
+    <w:p>
+      <w:pPr>
+        <w:rPr/>
+      </w:pPr>
+      <w:r>
+        <w:rPr>
+          <w:rtl w:val="0"/>
+        </w:rPr>
+        <w:t xml:space="preserve">Option (1), direct copying, is defeated by the institutional separation and the absence of documented coordination.</w:t>
+      </w:r>
+    </w:p>
+    <w:p>
+      <w:pPr>
+        <w:keepNext w:val="0"/>
+        <w:keepLines w:val="0"/>
+        <w:pageBreakBefore w:val="0"/>
+        <w:widowControl w:val="0"/>
+        <w:pBdr>
+          <w:top w:space="0" w:sz="0" w:val="nil"/>
+          <w:left w:space="0" w:sz="0" w:val="nil"/>
+          <w:bottom w:space="0" w:sz="0" w:val="nil"/>
+          <w:right w:space="0" w:sz="0" w:val="nil"/>
+          <w:between w:space="0" w:sz="0" w:val="nil"/>
+        </w:pBdr>
+        <w:shd w:fill="auto" w:val="clear"/>
+        <w:spacing w:after="0" w:before="0" w:line="276" w:lineRule="auto"/>
+        <w:ind w:left="0" w:right="0" w:firstLine="0"/>
+        <w:jc w:val="left"/>
+        <w:rPr/>
+      </w:pPr>
+      <w:r>
+        <w:rPr>
+          <w:rtl w:val="0"/>
+        </w:rPr>
+      </w:r>
+    </w:p>
+    <w:p>
+      <w:pPr>
+        <w:rPr/>
+      </w:pPr>
+      <w:r>
+        <w:rPr>
+          <w:rtl w:val="0"/>
+        </w:rPr>
+        <w:t xml:space="preserve">Option (3), shared hidden structure, is the residual. The shared structure is the issuer-pays revenue model and the shared client relationships with the investment banks structuring the securities. The hidden controller in our formalism is the revenue-dependence constraint that tightened the feasible set of each agency's analysis in parallel.</w:t>
+      </w:r>
+    </w:p>
+    <w:p>
+      <w:pPr>
+        <w:keepNext w:val="0"/>
+        <w:keepLines w:val="0"/>
+        <w:pageBreakBefore w:val="0"/>
+        <w:widowControl w:val="0"/>
+        <w:pBdr>
+          <w:top w:space="0" w:sz="0" w:val="nil"/>
+          <w:left w:space="0" w:sz="0" w:val="nil"/>
+          <w:bottom w:space="0" w:sz="0" w:val="nil"/>
+          <w:right w:space="0" w:sz="0" w:val="nil"/>
+          <w:between w:space="0" w:sz="0" w:val="nil"/>
+        </w:pBdr>
+        <w:shd w:fill="auto" w:val="clear"/>
+        <w:spacing w:after="0" w:before="0" w:line="276" w:lineRule="auto"/>
+        <w:ind w:left="0" w:right="0" w:firstLine="0"/>
+        <w:jc w:val="left"/>
+        <w:rPr/>
+      </w:pPr>
+      <w:r>
+        <w:rPr>
+          <w:rtl w:val="0"/>
+        </w:rPr>
+      </w:r>
+    </w:p>
+    <w:p>
+      <w:pPr>
+        <w:rPr/>
+      </w:pPr>
+      <w:r>
+        <w:rPr>
+          <w:rtl w:val="0"/>
+        </w:rPr>
+        <w:t xml:space="preserve">This is the constraint-equivalence pattern of Section 4.2. The rating agencies were not directed to issue favorable ratings. Their feasible sets of defensible analytical positions were constrained by the revenue model such that systematically conservative ratings would have been commercially costly to a degree that none of the three agencies would bear unilaterally. The coherence is the footprint.</w:t>
+      </w:r>
+    </w:p>
+    <w:p>
+      <w:pPr>
+        <w:pStyle w:val="Heading3"/>
+        <w:rPr/>
+      </w:pPr>
+      <w:bookmarkStart w:colFirst="0" w:colLast="0" w:name="_h7my62wom243" w:id="43"/>
+      <w:bookmarkEnd w:id="43"/>
+      <w:r>
+        <w:rPr>
+          <w:rtl w:val="0"/>
+        </w:rPr>
+        <w:t xml:space="preserve">9.6 $H_3$ Objective Mismatch</w:t>
+      </w:r>
+    </w:p>
+    <w:p>
+      <w:pPr>
+        <w:rPr/>
+      </w:pPr>
+      <w:r>
+        <w:rPr>
+          <w:rtl w:val="0"/>
+        </w:rPr>
+        <w:t xml:space="preserve">The stated objective of the rating agencies was accurate credit risk assessment in service of investors. The observed behavior, inferred via inverse optimization on the ratings decisions, is consistent with an effective objective weighted toward issuer satisfaction and market share retention subject to a loose reputational constraint. The objective mismatch $H_3$ is large, and it has the sign predicted by the constraint structure.</w:t>
+      </w:r>
+    </w:p>
+    <w:p>
+      <w:pPr>
+        <w:pStyle w:val="Heading3"/>
+        <w:rPr/>
+      </w:pPr>
+      <w:bookmarkStart w:colFirst="0" w:colLast="0" w:name="_trc6prdsgc64" w:id="44"/>
+      <w:bookmarkEnd w:id="44"/>
+      <w:r>
+        <w:rPr>
+          <w:rtl w:val="0"/>
+        </w:rPr>
+        <w:t xml:space="preserve">9.7 What the Framework Provides</w:t>
+      </w:r>
+    </w:p>
+    <w:p>
+      <w:pPr>
+        <w:rPr/>
+      </w:pPr>
+      <w:r>
+        <w:rPr>
+          <w:rtl w:val="0"/>
+        </w:rPr>
+        <w:t xml:space="preserve">Applied prospectively, the framework would have flagged (i) that the stated attribution model had low $H_1$ only because control was misallocated to downstream actors, (ii) that rating agency coherence was elevated beyond what independent analysis would produce, (iii) that the coherence survived the Reichenbach discrimination in a way that pointed to the revenue model as the shared constraint, and (iv) that the effective optimization target diverged from the stated one. None of these individually identifies the crisis. Jointly, they indicate structural fragility of a specific kind, and they direct attention to the constraint structure that produced it.</w:t>
+      </w:r>
+    </w:p>
+    <w:p>
+      <w:pPr>
+        <w:pStyle w:val="Heading2"/>
+        <w:rPr/>
+      </w:pPr>
+      <w:bookmarkStart w:colFirst="0" w:colLast="0" w:name="_qxuzs15dmykg" w:id="45"/>
+      <w:bookmarkEnd w:id="45"/>
+      <w:r>
+        <w:rPr>
+          <w:rtl w:val="0"/>
+        </w:rPr>
+        <w:t xml:space="preserve">10. Limitations and Relation to Prior Work</w:t>
+      </w:r>
+    </w:p>
+    <w:p>
+      <w:pPr>
+        <w:pStyle w:val="Heading3"/>
+        <w:rPr/>
+      </w:pPr>
+      <w:bookmarkStart w:colFirst="0" w:colLast="0" w:name="_dvnyurkwec8n" w:id="46"/>
+      <w:bookmarkEnd w:id="46"/>
+      <w:r>
+        <w:rPr>
+          <w:rtl w:val="0"/>
+        </w:rPr>
+        <w:t xml:space="preserve">10.1 What We Build On</w:t>
+      </w:r>
+    </w:p>
+    <w:p>
+      <w:pPr>
+        <w:rPr/>
+      </w:pPr>
+      <w:r>
+        <w:rPr>
+          <w:rtl w:val="0"/>
+        </w:rPr>
+        <w:t xml:space="preserve">The framework draws on several established traditions. Conservation-based causal attribution has roots in the econometric literature on counterfactual decomposition (Blinder-Oaxaca and descendants). Constraint-based causal analysis connects to the literature on instrumental variables and on choice-set manipulation in behavioral economics. Coherence detection via divergence from independence is standard in information-theoretic analysis and in the multivariate anomaly detection literature. Inverse optimization and its ill-posedness are drawn directly from IRL (Ng and Russell 2000; Ziebart et al. 2008; Hadfield-Menell et al. 2016; Arora and Doshi 2021 survey). The Reichenbach discrimination strategy draws on Pearl's do-calculus and on the causal discovery algorithms of Spirtes, Glymour, and Scheines.</w:t>
+      </w:r>
+    </w:p>
+    <w:p>
+      <w:pPr>
+        <w:pStyle w:val="Heading3"/>
+        <w:rPr/>
+      </w:pPr>
+      <w:bookmarkStart w:colFirst="0" w:colLast="0" w:name="_z2b22i3qecj3" w:id="47"/>
+      <w:bookmarkEnd w:id="47"/>
+      <w:r>
+        <w:rPr>
+          <w:rtl w:val="0"/>
+        </w:rPr>
+        <w:t xml:space="preserve">10.2 What Is New</w:t>
+      </w:r>
+    </w:p>
+    <w:p>
+      <w:pPr>
+        <w:rPr/>
+      </w:pPr>
+      <w:r>
+        <w:rPr>
+          <w:rtl w:val="0"/>
+        </w:rPr>
+        <w:t xml:space="preserve">The novel contribution is the integration. Individual operators have been used in isolation. The claim that they form a mutually reinforcing detection stack, such that adversarial evasion of any single operator is possible but joint evasion is costly, is, to our knowledge, not previously formalized. The framework's operational content is the joint-detection stance, not any single operator.</w:t>
+      </w:r>
+    </w:p>
+    <w:p>
+      <w:pPr>
+        <w:pStyle w:val="Heading3"/>
+        <w:rPr/>
+      </w:pPr>
+      <w:bookmarkStart w:colFirst="0" w:colLast="0" w:name="_q61jqc6cfk1b" w:id="48"/>
+      <w:bookmarkEnd w:id="48"/>
+      <w:r>
+        <w:rPr>
+          <w:rtl w:val="0"/>
+        </w:rPr>
+        <w:t xml:space="preserve">10.3 What We Do Not Do</w:t>
+      </w:r>
+    </w:p>
+    <w:p>
+      <w:pPr>
+        <w:rPr/>
+      </w:pPr>
+      <w:r>
+        <w:rPr>
+          <w:rtl w:val="0"/>
+        </w:rPr>
+        <w:t xml:space="preserve">We do not provide statistical power calculations, which would require specifying a concrete noise model and test statistic for each operator in a given application domain. This is domain-specific work left to applied follow-ups. We do not address the problem of actor identification; structural signature detection is prior to and weaker than identification. We do not claim the framework is robust to an adversary that controls the analyst's causal model, and we take the view that such an adversary is outside the scope of any inference framework that operates on a model at all.</w:t>
+      </w:r>
+    </w:p>
+    <w:p>
+      <w:pPr>
+        <w:pStyle w:val="Heading2"/>
+        <w:rPr/>
+      </w:pPr>
+      <w:bookmarkStart w:colFirst="0" w:colLast="0" w:name="_rgb53dv6jaf7" w:id="49"/>
+      <w:bookmarkEnd w:id="49"/>
+      <w:r>
+        <w:rPr>
+          <w:rtl w:val="0"/>
+        </w:rPr>
+        <w:t xml:space="preserve">11. Conclusion</w:t>
+      </w:r>
+    </w:p>
+    <w:p>
+      <w:pPr>
+        <w:rPr/>
+      </w:pPr>
+      <w:r>
+        <w:rPr>
+          <w:rtl w:val="0"/>
+        </w:rPr>
+        <w:t xml:space="preserve">Hidden control can be locally suppressed through proxies and through constraint of visible actors' feasible sets, defeating residual-based detection. It cannot be jointly suppressed across residual, coherence, and objective-inference signals without superlinear evasion cost in the number of systems controlled. The practical upshot is that structural signatures of hidden influence are recoverable from aggregate behavioral data under conditions that are often satisfied in institutional and market settings, provided the analyst is willing to engage directly with the Reichenbach identification problem and with the cost structure of adversarial evasion.</w:t>
+      </w:r>
+    </w:p>
+    <w:p>
+      <w:pPr>
+        <w:keepNext w:val="0"/>
+        <w:keepLines w:val="0"/>
+        <w:pageBreakBefore w:val="0"/>
+        <w:widowControl w:val="0"/>
+        <w:pBdr>
+          <w:top w:space="0" w:sz="0" w:val="nil"/>
+          <w:left w:space="0" w:sz="0" w:val="nil"/>
+          <w:bottom w:space="0" w:sz="0" w:val="nil"/>
+          <w:right w:space="0" w:sz="0" w:val="nil"/>
+          <w:between w:space="0" w:sz="0" w:val="nil"/>
+        </w:pBdr>
+        <w:shd w:fill="auto" w:val="clear"/>
+        <w:spacing w:after="0" w:before="0" w:line="276" w:lineRule="auto"/>
+        <w:ind w:left="0" w:right="0" w:firstLine="0"/>
+        <w:jc w:val="left"/>
+        <w:rPr/>
+      </w:pPr>
+      <w:r>
+        <w:rPr>
+          <w:rtl w:val="0"/>
+        </w:rPr>
+      </w:r>
+    </w:p>
+    <w:p>
+      <w:pPr>
+        <w:rPr/>
+      </w:pPr>
+      <w:r>
+        <w:rPr>
+          <w:rtl w:val="0"/>
+        </w:rPr>
+        <w:t xml:space="preserve">The framework transforms hidden influence into measurable structural deviation. What it does not do is tell you whom to indict. That limitation is appropriate; structural detection and actor identification are different problems, and mixing them is a common failure mode in applied institutional analysis.</w:t>
+      </w:r>
+    </w:p>
+    <w:p>
+      <w:pPr>
+        <w:keepNext w:val="0"/>
+        <w:keepLines w:val="0"/>
+        <w:pageBreakBefore w:val="0"/>
+        <w:widowControl w:val="0"/>
+        <w:pBdr>
+          <w:top w:space="0" w:sz="0" w:val="nil"/>
+          <w:left w:space="0" w:sz="0" w:val="nil"/>
+          <w:bottom w:space="0" w:sz="0" w:val="nil"/>
+          <w:right w:space="0" w:sz="0" w:val="nil"/>
+          <w:between w:space="0" w:sz="0" w:val="nil"/>
+        </w:pBdr>
+        <w:shd w:fill="auto" w:val="clear"/>
+        <w:spacing w:after="0" w:before="0" w:line="276" w:lineRule="auto"/>
+        <w:ind w:left="0" w:right="0" w:firstLine="0"/>
+        <w:jc w:val="left"/>
+        <w:rPr/>
+      </w:pPr>
+      <w:r>
+        <w:rPr>
+          <w:rtl w:val="0"/>
+        </w:rPr>
+      </w:r>
+    </w:p>
+    <w:p>
+      <w:pPr>
+        <w:rPr/>
+      </w:pPr>
+      <w:r>
+        <w:rPr>
+          <w:rtl w:val="0"/>
+        </w:rPr>
+        <w:t xml:space="preserve">A companion paper, </w:t>
       </w:r>
       <w:r>
         <w:rPr>
@@ -2549,499 +3847,13 @@
           <w:iCs w:val="1"/>
           <w:rtl w:val="0"/>
         </w:rPr>
-        <w:t xml:space="preserve">ceases</w:t>
-      </w:r>
-      <w:r>
-        <w:rPr>
-          <w:rtl w:val="0"/>
-        </w:rPr>
-        <w:t xml:space="preserve"> following a scandal that removes a specific network of personnel, the discontinuity is diagnostic of the network's causal role rather than of the modeled political and institutional drivers.</w:t>
-      </w:r>
-    </w:p>
-    <w:p>
-      <w:pPr>
-        <w:pStyle w:val="Heading3"/>
-        <w:rPr/>
-      </w:pPr>
-      <w:bookmarkStart w:colFirst="0" w:colLast="0" w:name="_xugurep68jce" w:id="31"/>
-      <w:bookmarkEnd w:id="31"/>
-      <w:r>
-        <w:rPr>
-          <w:rtl w:val="0"/>
-        </w:rPr>
-        <w:t xml:space="preserve">7.3 Formal Statement</w:t>
-      </w:r>
-    </w:p>
-    <w:p>
-      <w:pPr>
-        <w:rPr/>
-      </w:pPr>
-      <w:r>
-        <w:rPr>
-          <w:b w:val="1"/>
-          <w:bCs w:val="1"/>
-          <w:rtl w:val="0"/>
-        </w:rPr>
-        <w:t xml:space="preserve">Proposition 1 (Shock Discrimination).</w:t>
-      </w:r>
-      <w:r>
-        <w:rPr>
-          <w:rtl w:val="0"/>
-        </w:rPr>
-        <w:t xml:space="preserve"> Let $E$ be an exogenous event that affects hypothesized hidden controller $A$ with probability $p_A$ and affects each modeled legitimate common cause $Z_k$ with probability $p_{Z_k} &lt; p_A$. If post-$E$ coherence $\text{Coh}(a_1, \ldots, a_n \mid E)$ drops by an amount consistent with $A$'s disruption but inconsistent with the $Z_k$ disruptions under their respective priors, the hidden controller hypothesis is favored by Bayes factor proportional to the differential disruption magnitudes.</w:t>
-      </w:r>
-    </w:p>
-    <w:p>
-      <w:pPr>
-        <w:keepNext w:val="0"/>
-        <w:keepLines w:val="0"/>
-        <w:pageBreakBefore w:val="0"/>
-        <w:widowControl w:val="0"/>
-        <w:pBdr>
-          <w:top w:space="0" w:sz="0" w:val="nil"/>
-          <w:left w:space="0" w:sz="0" w:val="nil"/>
-          <w:bottom w:space="0" w:sz="0" w:val="nil"/>
-          <w:right w:space="0" w:sz="0" w:val="nil"/>
-          <w:between w:space="0" w:sz="0" w:val="nil"/>
-        </w:pBdr>
-        <w:shd w:fill="auto" w:val="clear"/>
-        <w:spacing w:after="0" w:before="0" w:line="276" w:lineRule="auto"/>
-        <w:ind w:left="0" w:right="0" w:firstLine="0"/>
-        <w:jc w:val="left"/>
-        <w:rPr/>
-      </w:pPr>
-      <w:r>
-        <w:rPr>
-          <w:rtl w:val="0"/>
-        </w:rPr>
-      </w:r>
-    </w:p>
-    <w:p>
-      <w:pPr>
-        <w:rPr/>
-      </w:pPr>
-      <w:r>
-        <w:rPr>
-          <w:rtl w:val="0"/>
-        </w:rPr>
-        <w:t xml:space="preserve">This is a Bayesian reframing of the intervention principle and does not require $E$ to be a true randomized intervention. It requires only that the effect of $E$ on $A$ be asymmetric with respect to its effect on the modeled legitimate common causes.</w:t>
-      </w:r>
-    </w:p>
-    <w:p>
-      <w:pPr>
-        <w:pStyle w:val="Heading2"/>
-        <w:rPr/>
-      </w:pPr>
-      <w:bookmarkStart w:colFirst="0" w:colLast="0" w:name="_7cmwqsa29r3e" w:id="32"/>
-      <w:bookmarkEnd w:id="32"/>
-      <w:r>
-        <w:rPr>
-          <w:rtl w:val="0"/>
-        </w:rPr>
-        <w:t xml:space="preserve">8. Adversarial and Inferential Robustness</w:t>
-      </w:r>
-    </w:p>
-    <w:p>
-      <w:pPr>
-        <w:pStyle w:val="Heading3"/>
-        <w:rPr/>
-      </w:pPr>
-      <w:bookmarkStart w:colFirst="0" w:colLast="0" w:name="_k6mjpgg8ndom" w:id="33"/>
-      <w:bookmarkEnd w:id="33"/>
-      <w:r>
-        <w:rPr>
-          <w:rtl w:val="0"/>
-        </w:rPr>
-        <w:t xml:space="preserve">8.1 What Evasion Requires</w:t>
-      </w:r>
-    </w:p>
-    <w:p>
-      <w:pPr>
-        <w:rPr/>
-      </w:pPr>
-      <w:r>
-        <w:rPr>
-          <w:rtl w:val="0"/>
-        </w:rPr>
-        <w:t xml:space="preserve">A hidden actor aware of the detection framework can attempt to suppress each operator. We enumerate the evasion strategies and their costs.</w:t>
-      </w:r>
-    </w:p>
-    <w:p>
-      <w:pPr>
-        <w:keepNext w:val="0"/>
-        <w:keepLines w:val="0"/>
-        <w:pageBreakBefore w:val="0"/>
-        <w:widowControl w:val="0"/>
-        <w:pBdr>
-          <w:top w:space="0" w:sz="0" w:val="nil"/>
-          <w:left w:space="0" w:sz="0" w:val="nil"/>
-          <w:bottom w:space="0" w:sz="0" w:val="nil"/>
-          <w:right w:space="0" w:sz="0" w:val="nil"/>
-          <w:between w:space="0" w:sz="0" w:val="nil"/>
-        </w:pBdr>
-        <w:shd w:fill="auto" w:val="clear"/>
-        <w:spacing w:after="0" w:before="0" w:line="276" w:lineRule="auto"/>
-        <w:ind w:left="0" w:right="0" w:firstLine="0"/>
-        <w:jc w:val="left"/>
-        <w:rPr/>
-      </w:pPr>
-      <w:r>
-        <w:rPr>
-          <w:rtl w:val="0"/>
-        </w:rPr>
-      </w:r>
-    </w:p>
-    <w:p>
-      <w:pPr>
-        <w:rPr/>
-      </w:pPr>
-      <w:r>
-        <w:rPr>
-          <w:b w:val="1"/>
-          <w:bCs w:val="1"/>
-          <w:rtl w:val="0"/>
-        </w:rPr>
-        <w:t xml:space="preserve">Suppressing $H_1$</w:t>
-      </w:r>
-      <w:r>
-        <w:rPr>
-          <w:rtl w:val="0"/>
-        </w:rPr>
-        <w:t xml:space="preserve">: trivial, via proxy control. Zero cost to the adversary beyond finding a counted actor to route through.</w:t>
-      </w:r>
-    </w:p>
-    <w:p>
-      <w:pPr>
-        <w:keepNext w:val="0"/>
-        <w:keepLines w:val="0"/>
-        <w:pageBreakBefore w:val="0"/>
-        <w:widowControl w:val="0"/>
-        <w:pBdr>
-          <w:top w:space="0" w:sz="0" w:val="nil"/>
-          <w:left w:space="0" w:sz="0" w:val="nil"/>
-          <w:bottom w:space="0" w:sz="0" w:val="nil"/>
-          <w:right w:space="0" w:sz="0" w:val="nil"/>
-          <w:between w:space="0" w:sz="0" w:val="nil"/>
-        </w:pBdr>
-        <w:shd w:fill="auto" w:val="clear"/>
-        <w:spacing w:after="0" w:before="0" w:line="276" w:lineRule="auto"/>
-        <w:ind w:left="0" w:right="0" w:firstLine="0"/>
-        <w:jc w:val="left"/>
-        <w:rPr/>
-      </w:pPr>
-      <w:r>
-        <w:rPr>
-          <w:rtl w:val="0"/>
-        </w:rPr>
-      </w:r>
-    </w:p>
-    <w:p>
-      <w:pPr>
-        <w:rPr/>
-      </w:pPr>
-      <w:r>
-        <w:rPr>
-          <w:b w:val="1"/>
-          <w:bCs w:val="1"/>
-          <w:rtl w:val="0"/>
-        </w:rPr>
-        <w:t xml:space="preserve">Suppressing $H_2$</w:t>
-      </w:r>
-      <w:r>
-        <w:rPr>
-          <w:rtl w:val="0"/>
-        </w:rPr>
-        <w:t xml:space="preserve">: requires injecting independent noise into each proxy's decisions to mask shared structure, reducing effective control over proxies. Every unit of noise that defeats coherence detection is a unit of influence the adversary sacrifices. This is the central adversarial tradeoff.</w:t>
-      </w:r>
-    </w:p>
-    <w:p>
-      <w:pPr>
-        <w:keepNext w:val="0"/>
-        <w:keepLines w:val="0"/>
-        <w:pageBreakBefore w:val="0"/>
-        <w:widowControl w:val="0"/>
-        <w:pBdr>
-          <w:top w:space="0" w:sz="0" w:val="nil"/>
-          <w:left w:space="0" w:sz="0" w:val="nil"/>
-          <w:bottom w:space="0" w:sz="0" w:val="nil"/>
-          <w:right w:space="0" w:sz="0" w:val="nil"/>
-          <w:between w:space="0" w:sz="0" w:val="nil"/>
-        </w:pBdr>
-        <w:shd w:fill="auto" w:val="clear"/>
-        <w:spacing w:after="0" w:before="0" w:line="276" w:lineRule="auto"/>
-        <w:ind w:left="0" w:right="0" w:firstLine="0"/>
-        <w:jc w:val="left"/>
-        <w:rPr/>
-      </w:pPr>
-      <w:r>
-        <w:rPr>
-          <w:rtl w:val="0"/>
-        </w:rPr>
-      </w:r>
-    </w:p>
-    <w:p>
-      <w:pPr>
-        <w:rPr/>
-      </w:pPr>
-      <w:r>
-        <w:rPr>
-          <w:b w:val="1"/>
-          <w:bCs w:val="1"/>
-          <w:rtl w:val="0"/>
-        </w:rPr>
-        <w:t xml:space="preserve">Suppressing $H_3$</w:t>
-      </w:r>
-      <w:r>
-        <w:rPr>
-          <w:rtl w:val="0"/>
-        </w:rPr>
-        <w:t xml:space="preserve">: requires aligning proxy behavior with the stated objective except where necessary to exercise hidden control. This constrains the adversary to interventions that are locally indistinguishable from stated-objective-pursuit, reducing both the frequency and the magnitude of available influence actions.</w:t>
-      </w:r>
-    </w:p>
-    <w:p>
-      <w:pPr>
-        <w:keepNext w:val="0"/>
-        <w:keepLines w:val="0"/>
-        <w:pageBreakBefore w:val="0"/>
-        <w:widowControl w:val="0"/>
-        <w:pBdr>
-          <w:top w:space="0" w:sz="0" w:val="nil"/>
-          <w:left w:space="0" w:sz="0" w:val="nil"/>
-          <w:bottom w:space="0" w:sz="0" w:val="nil"/>
-          <w:right w:space="0" w:sz="0" w:val="nil"/>
-          <w:between w:space="0" w:sz="0" w:val="nil"/>
-        </w:pBdr>
-        <w:shd w:fill="auto" w:val="clear"/>
-        <w:spacing w:after="0" w:before="0" w:line="276" w:lineRule="auto"/>
-        <w:ind w:left="0" w:right="0" w:firstLine="0"/>
-        <w:jc w:val="left"/>
-        <w:rPr/>
-      </w:pPr>
-      <w:r>
-        <w:rPr>
-          <w:rtl w:val="0"/>
-        </w:rPr>
-      </w:r>
-    </w:p>
-    <w:p>
-      <w:pPr>
-        <w:rPr/>
-      </w:pPr>
-      <w:r>
-        <w:rPr>
-          <w:b w:val="1"/>
-          <w:bCs w:val="1"/>
-          <w:rtl w:val="0"/>
-        </w:rPr>
-        <w:t xml:space="preserve">Suppressing all three simultaneously</w:t>
-      </w:r>
-      <w:r>
-        <w:rPr>
-          <w:rtl w:val="0"/>
-        </w:rPr>
-        <w:t xml:space="preserve">: requires satisfying constraints that are in tension. Proxy control (to defeat $H_1$) centralizes influence. Noise injection (to defeat $H_2$) decentralizes it. Behavioral consistency with stated objectives (to defeat $H_3$) further restricts the action space. As the number of controlled proxies grows, the simultaneous-suppression problem approaches infeasibility for any adversary with finite control bandwidth.</w:t>
-      </w:r>
-    </w:p>
-    <w:p>
-      <w:pPr>
-        <w:pStyle w:val="Heading3"/>
-        <w:rPr/>
-      </w:pPr>
-      <w:bookmarkStart w:colFirst="0" w:colLast="0" w:name="_7bbanj2beglt" w:id="34"/>
-      <w:bookmarkEnd w:id="34"/>
-      <w:r>
-        <w:rPr>
-          <w:rtl w:val="0"/>
-        </w:rPr>
-        <w:t xml:space="preserve">8.2 Evasion Cost Scaling</w:t>
-      </w:r>
-    </w:p>
-    <w:p>
-      <w:pPr>
-        <w:rPr/>
-      </w:pPr>
-      <w:r>
-        <w:rPr>
-          <w:b w:val="1"/>
-          <w:bCs w:val="1"/>
-          <w:rtl w:val="0"/>
-        </w:rPr>
-        <w:t xml:space="preserve">Proposition 2 (Superlinear Evasion Cost).</w:t>
-      </w:r>
-      <w:r>
-        <w:rPr>
-          <w:rtl w:val="0"/>
-        </w:rPr>
-        <w:t xml:space="preserve"> The minimum control sacrifice required to suppress $H_2$ below detection threshold $\epsilon$ in a system of $n$ proxies grows at rate $\Omega(\sqrt{n})$ under i.i.d. noise assumptions and faster under correlated-noise constraints.</w:t>
-      </w:r>
-    </w:p>
-    <w:p>
-      <w:pPr>
-        <w:keepNext w:val="0"/>
-        <w:keepLines w:val="0"/>
-        <w:pageBreakBefore w:val="0"/>
-        <w:widowControl w:val="0"/>
-        <w:pBdr>
-          <w:top w:space="0" w:sz="0" w:val="nil"/>
-          <w:left w:space="0" w:sz="0" w:val="nil"/>
-          <w:bottom w:space="0" w:sz="0" w:val="nil"/>
-          <w:right w:space="0" w:sz="0" w:val="nil"/>
-          <w:between w:space="0" w:sz="0" w:val="nil"/>
-        </w:pBdr>
-        <w:shd w:fill="auto" w:val="clear"/>
-        <w:spacing w:after="0" w:before="0" w:line="276" w:lineRule="auto"/>
-        <w:ind w:left="0" w:right="0" w:firstLine="0"/>
-        <w:jc w:val="left"/>
-        <w:rPr/>
-      </w:pPr>
-      <w:r>
-        <w:rPr>
-          <w:rtl w:val="0"/>
-        </w:rPr>
-      </w:r>
-    </w:p>
-    <w:p>
-      <w:pPr>
-        <w:rPr/>
-      </w:pPr>
-      <w:r>
-        <w:rPr>
-          <w:b w:val="1"/>
-          <w:bCs w:val="1"/>
-          <w:rtl w:val="0"/>
-        </w:rPr>
-        <w:t xml:space="preserve">Proof sketch.</w:t>
-      </w:r>
-      <w:r>
-        <w:rPr>
-          <w:rtl w:val="0"/>
-        </w:rPr>
-        <w:t xml:space="preserve"> To suppress a shared signal below detection, the adversary must add noise that scales with the signal's statistical detectability. In a system of $n$ proxies, the shared signal accumulates at rate $O(n)$ while independent noise accumulates at rate $O(\sqrt{n})$. To suppress the shared signal, noise magnitude per proxy must grow at least at rate $\Omega(\sqrt{n})$, which reduces per-proxy effective control at the same rate. Full formalization requires specification of the noise model and detection test. $\blacksquare$</w:t>
-      </w:r>
-    </w:p>
-    <w:p>
-      <w:pPr>
-        <w:keepNext w:val="0"/>
-        <w:keepLines w:val="0"/>
-        <w:pageBreakBefore w:val="0"/>
-        <w:widowControl w:val="0"/>
-        <w:pBdr>
-          <w:top w:space="0" w:sz="0" w:val="nil"/>
-          <w:left w:space="0" w:sz="0" w:val="nil"/>
-          <w:bottom w:space="0" w:sz="0" w:val="nil"/>
-          <w:right w:space="0" w:sz="0" w:val="nil"/>
-          <w:between w:space="0" w:sz="0" w:val="nil"/>
-        </w:pBdr>
-        <w:shd w:fill="auto" w:val="clear"/>
-        <w:spacing w:after="0" w:before="0" w:line="276" w:lineRule="auto"/>
-        <w:ind w:left="0" w:right="0" w:firstLine="0"/>
-        <w:jc w:val="left"/>
-        <w:rPr/>
-      </w:pPr>
-      <w:r>
-        <w:rPr>
-          <w:rtl w:val="0"/>
-        </w:rPr>
-      </w:r>
-    </w:p>
-    <w:p>
-      <w:pPr>
-        <w:rPr/>
-      </w:pPr>
-      <w:r>
-        <w:rPr>
-          <w:rtl w:val="0"/>
-        </w:rPr>
-        <w:t xml:space="preserve">We do not claim completeness against a computationally unbounded adversary. We claim that evasion cost scales unfavorably for the adversary, which is a useful but more modest result than the completeness claim in the draft.</w:t>
-      </w:r>
-    </w:p>
-    <w:p>
-      <w:pPr>
-        <w:pStyle w:val="Heading3"/>
-        <w:rPr/>
-      </w:pPr>
-      <w:bookmarkStart w:colFirst="0" w:colLast="0" w:name="_awywitabrm6k" w:id="35"/>
-      <w:bookmarkEnd w:id="35"/>
-      <w:r>
-        <w:rPr>
-          <w:rtl w:val="0"/>
-        </w:rPr>
-        <w:t xml:space="preserve">8.3 Multi-Model Robustness</w:t>
-      </w:r>
-    </w:p>
-    <w:p>
-      <w:pPr>
-        <w:rPr/>
-      </w:pPr>
-      <w:r>
-        <w:rPr>
-          <w:rtl w:val="0"/>
-        </w:rPr>
-        <w:t xml:space="preserve">The operators $H_1$, $H_2$, and $H_3$ are functions of a specified causal model $M$, and $H_2$ additionally of a specified covariate set $Z$. Section 3.2 flagged this as model relativity. The natural response is not to claim a privileged $M$ but to report operators under a finite set of plausible models spanning the analyst's uncertainty.</w:t>
-      </w:r>
-    </w:p>
-    <w:p>
-      <w:pPr>
-        <w:keepNext w:val="0"/>
-        <w:keepLines w:val="0"/>
-        <w:pageBreakBefore w:val="0"/>
-        <w:widowControl w:val="0"/>
-        <w:pBdr>
-          <w:top w:space="0" w:sz="0" w:val="nil"/>
-          <w:left w:space="0" w:sz="0" w:val="nil"/>
-          <w:bottom w:space="0" w:sz="0" w:val="nil"/>
-          <w:right w:space="0" w:sz="0" w:val="nil"/>
-          <w:between w:space="0" w:sz="0" w:val="nil"/>
-        </w:pBdr>
-        <w:shd w:fill="auto" w:val="clear"/>
-        <w:spacing w:after="0" w:before="0" w:line="276" w:lineRule="auto"/>
-        <w:ind w:left="0" w:right="0" w:firstLine="0"/>
-        <w:jc w:val="left"/>
-        <w:rPr/>
-      </w:pPr>
-      <w:r>
-        <w:rPr>
-          <w:rtl w:val="0"/>
-        </w:rPr>
-      </w:r>
-    </w:p>
-    <w:p>
-      <w:pPr>
-        <w:rPr/>
-      </w:pPr>
-      <w:r>
-        <w:rPr>
-          <w:rtl w:val="0"/>
-        </w:rPr>
-        <w:t xml:space="preserve">Let $\mathcal{M} = {M_1, \ldots, M_k}$ be a set of plausible causal models. For each operator $H \in {H_1, H_2, H_3}$ we report two quantities: a </w:t>
-      </w:r>
-      <w:r>
-        <w:rPr>
-          <w:b w:val="1"/>
-          <w:bCs w:val="1"/>
-          <w:rtl w:val="0"/>
-        </w:rPr>
-        <w:t xml:space="preserve">stable component</w:t>
-      </w:r>
-      <w:r>
-        <w:rPr>
-          <w:rtl w:val="0"/>
-        </w:rPr>
-        <w:t xml:space="preserve"> and a </w:t>
-      </w:r>
-      <w:r>
-        <w:rPr>
-          <w:b w:val="1"/>
-          <w:bCs w:val="1"/>
-          <w:rtl w:val="0"/>
-        </w:rPr>
-        <w:t xml:space="preserve">model sensitivity</w:t>
-      </w:r>
-      <w:r>
-        <w:rPr>
-          <w:rtl w:val="0"/>
-        </w:rPr>
-        <w:t xml:space="preserve">. The stable component is the subset of the signal that survives under every $M_j$ at a chosen threshold $\tau$, $$\text{Stable}</w:t>
+        <w:t xml:space="preserve">Structural Response: Intervention, Resistance, and Pressure Operators for Constrained Systems</w:t>
+      </w:r>
+      <w:r>
+        <w:rPr>
+          <w:rtl w:val="0"/>
+        </w:rPr>
+        <w:t xml:space="preserve">, takes the detected structural field as input and develops operators for intervention leverage ($G$), endogenous reactive resistance ($R$), and pressure localization ($P, D$). A third paper, </w:t>
       </w:r>
       <w:r>
         <w:rPr>
@@ -3049,231 +3861,13 @@
           <w:iCs w:val="1"/>
           <w:rtl w:val="0"/>
         </w:rPr>
-        <w:t xml:space="preserve">\tau(H) = \bigcap</w:t>
-      </w:r>
-      <w:r>
-        <w:rPr>
-          <w:rtl w:val="0"/>
-        </w:rPr>
-        <w:t xml:space="preserve">{j=1}^{k} {H(M_j) &gt; \tau},$$ and the model sensitivity is the variance of the operator across the set, $$\text{Sens}(H) = \text{Var}_{j}[H(M_j)].$$</w:t>
-      </w:r>
-    </w:p>
-    <w:p>
-      <w:pPr>
-        <w:keepNext w:val="0"/>
-        <w:keepLines w:val="0"/>
-        <w:pageBreakBefore w:val="0"/>
-        <w:widowControl w:val="0"/>
-        <w:pBdr>
-          <w:top w:space="0" w:sz="0" w:val="nil"/>
-          <w:left w:space="0" w:sz="0" w:val="nil"/>
-          <w:bottom w:space="0" w:sz="0" w:val="nil"/>
-          <w:right w:space="0" w:sz="0" w:val="nil"/>
-          <w:between w:space="0" w:sz="0" w:val="nil"/>
-        </w:pBdr>
-        <w:shd w:fill="auto" w:val="clear"/>
-        <w:spacing w:after="0" w:before="0" w:line="276" w:lineRule="auto"/>
-        <w:ind w:left="0" w:right="0" w:firstLine="0"/>
-        <w:jc w:val="left"/>
-        <w:rPr/>
-      </w:pPr>
-      <w:r>
-        <w:rPr>
-          <w:rtl w:val="0"/>
-        </w:rPr>
-      </w:r>
-    </w:p>
-    <w:p>
-      <w:pPr>
-        <w:rPr/>
-      </w:pPr>
-      <w:r>
-        <w:rPr>
-          <w:rtl w:val="0"/>
-        </w:rPr>
-        <w:t xml:space="preserve">High stability with low sensitivity indicates a signal that does not depend on which plausible model the analyst commits to. Low stability with high sensitivity is not a failure of the framework; it is the framework correctly reporting that the data do not adjudicate between models on the relevant structural question, and the appropriate analyst response is to widen rather than narrow the search.</w:t>
-      </w:r>
-    </w:p>
-    <w:p>
-      <w:pPr>
-        <w:keepNext w:val="0"/>
-        <w:keepLines w:val="0"/>
-        <w:pageBreakBefore w:val="0"/>
-        <w:widowControl w:val="0"/>
-        <w:pBdr>
-          <w:top w:space="0" w:sz="0" w:val="nil"/>
-          <w:left w:space="0" w:sz="0" w:val="nil"/>
-          <w:bottom w:space="0" w:sz="0" w:val="nil"/>
-          <w:right w:space="0" w:sz="0" w:val="nil"/>
-          <w:between w:space="0" w:sz="0" w:val="nil"/>
-        </w:pBdr>
-        <w:shd w:fill="auto" w:val="clear"/>
-        <w:spacing w:after="0" w:before="0" w:line="276" w:lineRule="auto"/>
-        <w:ind w:left="0" w:right="0" w:firstLine="0"/>
-        <w:jc w:val="left"/>
-        <w:rPr/>
-      </w:pPr>
-      <w:r>
-        <w:rPr>
-          <w:rtl w:val="0"/>
-        </w:rPr>
-      </w:r>
-    </w:p>
-    <w:p>
-      <w:pPr>
-        <w:rPr/>
-      </w:pPr>
-      <w:r>
-        <w:rPr>
-          <w:rtl w:val="0"/>
-        </w:rPr>
-        <w:t xml:space="preserve">This protocol does not defend against an adversary who can control the model set $\mathcal{M}$ itself, which is the limitation already flagged in Section 10.3. It does defend against ordinary analyst uncertainty about which $M$ to write down, which is the more common failure mode in applied work.</w:t>
-      </w:r>
-    </w:p>
-    <w:p>
-      <w:pPr>
-        <w:pStyle w:val="Heading3"/>
-        <w:rPr/>
-      </w:pPr>
-      <w:bookmarkStart w:colFirst="0" w:colLast="0" w:name="_pfh9swteshj3" w:id="36"/>
-      <w:bookmarkEnd w:id="36"/>
-      <w:r>
-        <w:rPr>
-          <w:rtl w:val="0"/>
-        </w:rPr>
-        <w:t xml:space="preserve">8.4 What the Framework Cannot Do</w:t>
-      </w:r>
-    </w:p>
-    <w:p>
-      <w:pPr>
-        <w:rPr/>
-      </w:pPr>
-      <w:r>
-        <w:rPr>
-          <w:rtl w:val="0"/>
-        </w:rPr>
-        <w:t xml:space="preserve">We list the limitations directly rather than in a footnote.</w:t>
-      </w:r>
-    </w:p>
-    <w:p>
-      <w:pPr>
-        <w:keepNext w:val="0"/>
-        <w:keepLines w:val="0"/>
-        <w:pageBreakBefore w:val="0"/>
-        <w:widowControl w:val="0"/>
-        <w:pBdr>
-          <w:top w:space="0" w:sz="0" w:val="nil"/>
-          <w:left w:space="0" w:sz="0" w:val="nil"/>
-          <w:bottom w:space="0" w:sz="0" w:val="nil"/>
-          <w:right w:space="0" w:sz="0" w:val="nil"/>
-          <w:between w:space="0" w:sz="0" w:val="nil"/>
-        </w:pBdr>
-        <w:shd w:fill="auto" w:val="clear"/>
-        <w:spacing w:after="0" w:before="0" w:line="276" w:lineRule="auto"/>
-        <w:ind w:left="0" w:right="0" w:firstLine="0"/>
-        <w:jc w:val="left"/>
-        <w:rPr/>
-      </w:pPr>
-      <w:r>
-        <w:rPr>
-          <w:rtl w:val="0"/>
-        </w:rPr>
-      </w:r>
-    </w:p>
-    <w:p>
-      <w:pPr>
-        <w:numPr>
-          <w:ilvl w:val="0"/>
-          <w:numId w:val="2"/>
-        </w:numPr>
-        <w:ind w:left="720" w:hanging="360"/>
-      </w:pPr>
-      <w:r>
-        <w:rPr>
-          <w:rtl w:val="0"/>
-        </w:rPr>
-        <w:t xml:space="preserve">The framework does not identify the hidden actor by name. It detects structural signature.</w:t>
-      </w:r>
-    </w:p>
-    <w:p>
-      <w:pPr>
-        <w:numPr>
-          <w:ilvl w:val="0"/>
-          <w:numId w:val="2"/>
-        </w:numPr>
-        <w:ind w:left="720" w:hanging="360"/>
-      </w:pPr>
-      <w:r>
-        <w:rPr>
-          <w:rtl w:val="0"/>
-        </w:rPr>
-        <w:t xml:space="preserve">The framework requires a specified class of legitimate common causes for $H_2$ to be informative. An adversary who can control the analyst's model of legitimate causes can defeat the operator.</w:t>
-      </w:r>
-    </w:p>
-    <w:p>
-      <w:pPr>
-        <w:numPr>
-          <w:ilvl w:val="0"/>
-          <w:numId w:val="2"/>
-        </w:numPr>
-        <w:ind w:left="720" w:hanging="360"/>
-      </w:pPr>
-      <w:r>
-        <w:rPr>
-          <w:rtl w:val="0"/>
-        </w:rPr>
-        <w:t xml:space="preserve">The framework requires either bounded adversary control bandwidth (Proposition 2) or exogenous shocks (Proposition 1) for discrimination from shared-environment confounders.</w:t>
-      </w:r>
-    </w:p>
-    <w:p>
-      <w:pPr>
-        <w:numPr>
-          <w:ilvl w:val="0"/>
-          <w:numId w:val="2"/>
-        </w:numPr>
-        <w:ind w:left="720" w:hanging="360"/>
-      </w:pPr>
-      <w:r>
-        <w:rPr>
-          <w:rtl w:val="0"/>
-        </w:rPr>
-        <w:t xml:space="preserve">$H_3$ is informative only under IRL identifiability conditions that are rarely strictly satisfied.</w:t>
-      </w:r>
-    </w:p>
-    <w:p>
-      <w:pPr>
-        <w:keepNext w:val="0"/>
-        <w:keepLines w:val="0"/>
-        <w:pageBreakBefore w:val="0"/>
-        <w:widowControl w:val="0"/>
-        <w:pBdr>
-          <w:top w:space="0" w:sz="0" w:val="nil"/>
-          <w:left w:space="0" w:sz="0" w:val="nil"/>
-          <w:bottom w:space="0" w:sz="0" w:val="nil"/>
-          <w:right w:space="0" w:sz="0" w:val="nil"/>
-          <w:between w:space="0" w:sz="0" w:val="nil"/>
-        </w:pBdr>
-        <w:shd w:fill="auto" w:val="clear"/>
-        <w:spacing w:after="0" w:before="0" w:line="276" w:lineRule="auto"/>
-        <w:ind w:left="0" w:right="0" w:firstLine="0"/>
-        <w:jc w:val="left"/>
-        <w:rPr/>
-      </w:pPr>
-      <w:r>
-        <w:rPr>
-          <w:rtl w:val="0"/>
-        </w:rPr>
-      </w:r>
-    </w:p>
-    <w:p>
-      <w:pPr>
-        <w:rPr/>
-      </w:pPr>
-      <w:r>
-        <w:rPr>
-          <w:rtl w:val="0"/>
-        </w:rPr>
-        <w:t xml:space="preserve">These limitations are the honest envelope of what the framework can claim.</w:t>
+        <w:t xml:space="preserve">Dynamics, Strategic Order, and Bottleneck Typing</w:t>
+      </w:r>
+      <w:r>
+        <w:rPr>
+          <w:rtl w:val="0"/>
+        </w:rPr>
+        <w:t xml:space="preserve">, extends both with time-indexed operators, a strategic-order graph for leader-follower structure, and bottleneck typing. A fourth forthcoming paper applies the full framework to the 2008 financial crisis as a comprehensive worked analysis. The four papers compose: detection characterizes the field, response characterizes what happens when the field is perturbed, dynamics handles the time and strategic-order structure that institutional systems actually exhibit, and the applied paper runs the full machinery on the case the framework was designed to illuminate.</w:t>
       </w:r>
     </w:p>
     <w:p>
@@ -3281,601 +3875,7 @@
         <w:pStyle w:val="Heading2"/>
         <w:rPr/>
       </w:pPr>
-      <w:bookmarkStart w:colFirst="0" w:colLast="0" w:name="_bmuw4o9p3bxo" w:id="37"/>
-      <w:bookmarkEnd w:id="37"/>
-      <w:r>
-        <w:rPr>
-          <w:rtl w:val="0"/>
-        </w:rPr>
-        <w:t xml:space="preserve">9. Worked Example: 2008 Financial Crisis</w:t>
-      </w:r>
-    </w:p>
-    <w:p>
-      <w:pPr>
-        <w:rPr/>
-      </w:pPr>
-      <w:r>
-        <w:rPr>
-          <w:rtl w:val="0"/>
-        </w:rPr>
-        <w:t xml:space="preserve">We apply the framework to the 2008 crisis not to re-litigate the crisis but to show what the operators would have signaled prospectively, and to demonstrate the discrimination procedure against alternative explanations.</w:t>
-      </w:r>
-    </w:p>
-    <w:p>
-      <w:pPr>
-        <w:pStyle w:val="Heading3"/>
-        <w:rPr/>
-      </w:pPr>
-      <w:bookmarkStart w:colFirst="0" w:colLast="0" w:name="_rne69z8zyj2x" w:id="38"/>
-      <w:bookmarkEnd w:id="38"/>
-      <w:r>
-        <w:rPr>
-          <w:rtl w:val="0"/>
-        </w:rPr>
-        <w:t xml:space="preserve">9.1 System and Bottlenecks</w:t>
-      </w:r>
-    </w:p>
-    <w:p>
-      <w:pPr>
-        <w:rPr/>
-      </w:pPr>
-      <w:r>
-        <w:rPr>
-          <w:rtl w:val="0"/>
-        </w:rPr>
-        <w:t xml:space="preserve">The relevant system is U.S. mortgage credit allocation from approximately 2002 through 2008. Key bottlenecks include (a) the rating of mortgage-backed securities by credit rating agencies, (b) the capital requirements on banks holding those securities, and (c) the leverage ratios in the repo-financed shadow banking system. We focus on bottleneck (a) as the cleanest case.</w:t>
-      </w:r>
-    </w:p>
-    <w:p>
-      <w:pPr>
-        <w:pStyle w:val="Heading3"/>
-        <w:rPr/>
-      </w:pPr>
-      <w:bookmarkStart w:colFirst="0" w:colLast="0" w:name="_2419d1ikb36t" w:id="39"/>
-      <w:bookmarkEnd w:id="39"/>
-      <w:r>
-        <w:rPr>
-          <w:rtl w:val="0"/>
-        </w:rPr>
-        <w:t xml:space="preserve">9.2 $H_1$ in the Stated Model</w:t>
-      </w:r>
-    </w:p>
-    <w:p>
-      <w:pPr>
-        <w:rPr/>
-      </w:pPr>
-      <w:r>
-        <w:rPr>
-          <w:rtl w:val="0"/>
-        </w:rPr>
-        <w:t xml:space="preserve">The conventional model of responsibility placed control with subprime borrowers, mortgage originators making loans to those borrowers, and to a lesser extent the investment banks that securitized the loans. Under this model, summed control shares approximate 1 and $H_1 \approx 0$, which is why the stated model had to be wrong.</w:t>
-      </w:r>
-    </w:p>
-    <w:p>
-      <w:pPr>
-        <w:pStyle w:val="Heading3"/>
-        <w:rPr/>
-      </w:pPr>
-      <w:bookmarkStart w:colFirst="0" w:colLast="0" w:name="_rttog5fibyz6" w:id="40"/>
-      <w:bookmarkEnd w:id="40"/>
-      <w:r>
-        <w:rPr>
-          <w:rtl w:val="0"/>
-        </w:rPr>
-        <w:t xml:space="preserve">9.3 Residual in the Corrected Model</w:t>
-      </w:r>
-    </w:p>
-    <w:p>
-      <w:pPr>
-        <w:rPr/>
-      </w:pPr>
-      <w:r>
-        <w:rPr>
-          <w:rtl w:val="0"/>
-        </w:rPr>
-        <w:t xml:space="preserve">Expanding the model to include rating agencies, regulatory bodies setting capital requirements, and legislators who designed the post-GLBA regulatory perimeter produces a different accounting. The rating agencies were structurally positioned as bottleneck controllers: without AAA ratings, the tranches could not be sold to the pension funds and foreign central banks that were the terminal demand. The pre-expansion model's $H_1 \approx 0$ was achieved by assigning control to downstream actors who were, in fact, operating within feasible sets defined by upstream rating decisions.</w:t>
-      </w:r>
-    </w:p>
-    <w:p>
-      <w:pPr>
-        <w:pStyle w:val="Heading3"/>
-        <w:rPr/>
-      </w:pPr>
-      <w:bookmarkStart w:colFirst="0" w:colLast="0" w:name="_z69mexe24yfb" w:id="41"/>
-      <w:bookmarkEnd w:id="41"/>
-      <w:r>
-        <w:rPr>
-          <w:rtl w:val="0"/>
-        </w:rPr>
-        <w:t xml:space="preserve">9.4 $H_2$ Across Rating Agencies</w:t>
-      </w:r>
-    </w:p>
-    <w:p>
-      <w:pPr>
-        <w:rPr/>
-      </w:pPr>
-      <w:r>
-        <w:rPr>
-          <w:rtl w:val="0"/>
-        </w:rPr>
-        <w:t xml:space="preserve">The three major rating agencies (Moody's, S&amp;P, Fitch) are nominally independent, with separate corporate structures, separate analytical staff, and competitive commercial relationships. Under independence, their ratings on the same tranches should exhibit idiosyncratic disagreement consistent with different models, different analyst judgments, and different proprietary data.</w:t>
-      </w:r>
-    </w:p>
-    <w:p>
-      <w:pPr>
-        <w:keepNext w:val="0"/>
-        <w:keepLines w:val="0"/>
-        <w:pageBreakBefore w:val="0"/>
-        <w:widowControl w:val="0"/>
-        <w:pBdr>
-          <w:top w:space="0" w:sz="0" w:val="nil"/>
-          <w:left w:space="0" w:sz="0" w:val="nil"/>
-          <w:bottom w:space="0" w:sz="0" w:val="nil"/>
-          <w:right w:space="0" w:sz="0" w:val="nil"/>
-          <w:between w:space="0" w:sz="0" w:val="nil"/>
-        </w:pBdr>
-        <w:shd w:fill="auto" w:val="clear"/>
-        <w:spacing w:after="0" w:before="0" w:line="276" w:lineRule="auto"/>
-        <w:ind w:left="0" w:right="0" w:firstLine="0"/>
-        <w:jc w:val="left"/>
-        <w:rPr/>
-      </w:pPr>
-      <w:r>
-        <w:rPr>
-          <w:rtl w:val="0"/>
-        </w:rPr>
-      </w:r>
-    </w:p>
-    <w:p>
-      <w:pPr>
-        <w:rPr/>
-      </w:pPr>
-      <w:r>
-        <w:rPr>
-          <w:rtl w:val="0"/>
-        </w:rPr>
-        <w:t xml:space="preserve">The observed ratings were statistically near-identical across agencies, on tranches the agencies had structural incentive to rate favorably (ratings revenue from issuers scaling with issuance volume). The $H_2$ signal, computed as KL divergence from independent ratings models, would have been substantially elevated well before 2008. Benmelech and Dlugosz (2009) and White (2010) document the ratings convergence in the literature.</w:t>
-      </w:r>
-    </w:p>
-    <w:p>
-      <w:pPr>
-        <w:pStyle w:val="Heading3"/>
-        <w:rPr/>
-      </w:pPr>
-      <w:bookmarkStart w:colFirst="0" w:colLast="0" w:name="_tzmcwe7zu5nq" w:id="42"/>
-      <w:bookmarkEnd w:id="42"/>
-      <w:r>
-        <w:rPr>
-          <w:rtl w:val="0"/>
-        </w:rPr>
-        <w:t xml:space="preserve">9.5 Reichenbach Discrimination</w:t>
-      </w:r>
-    </w:p>
-    <w:p>
-      <w:pPr>
-        <w:rPr/>
-      </w:pPr>
-      <w:r>
-        <w:rPr>
-          <w:rtl w:val="0"/>
-        </w:rPr>
-        <w:t xml:space="preserve">Was the coherence due to (1) the agencies copying each other, (2) shared legitimate information about credit risk, or (3) shared hidden structure in the form of a revenue-dependent business model that all three agencies shared?</w:t>
-      </w:r>
-    </w:p>
-    <w:p>
-      <w:pPr>
-        <w:keepNext w:val="0"/>
-        <w:keepLines w:val="0"/>
-        <w:pageBreakBefore w:val="0"/>
-        <w:widowControl w:val="0"/>
-        <w:pBdr>
-          <w:top w:space="0" w:sz="0" w:val="nil"/>
-          <w:left w:space="0" w:sz="0" w:val="nil"/>
-          <w:bottom w:space="0" w:sz="0" w:val="nil"/>
-          <w:right w:space="0" w:sz="0" w:val="nil"/>
-          <w:between w:space="0" w:sz="0" w:val="nil"/>
-        </w:pBdr>
-        <w:shd w:fill="auto" w:val="clear"/>
-        <w:spacing w:after="0" w:before="0" w:line="276" w:lineRule="auto"/>
-        <w:ind w:left="0" w:right="0" w:firstLine="0"/>
-        <w:jc w:val="left"/>
-        <w:rPr/>
-      </w:pPr>
-      <w:r>
-        <w:rPr>
-          <w:rtl w:val="0"/>
-        </w:rPr>
-      </w:r>
-    </w:p>
-    <w:p>
-      <w:pPr>
-        <w:rPr/>
-      </w:pPr>
-      <w:r>
-        <w:rPr>
-          <w:rtl w:val="0"/>
-        </w:rPr>
-        <w:t xml:space="preserve">Option (2), shared legitimate information, is defeated by the ex post realized losses. The ratings were not legitimate convergence on a true risk assessment; they were convergence on an overly favorable assessment that diverged sharply from realized performance.</w:t>
-      </w:r>
-    </w:p>
-    <w:p>
-      <w:pPr>
-        <w:keepNext w:val="0"/>
-        <w:keepLines w:val="0"/>
-        <w:pageBreakBefore w:val="0"/>
-        <w:widowControl w:val="0"/>
-        <w:pBdr>
-          <w:top w:space="0" w:sz="0" w:val="nil"/>
-          <w:left w:space="0" w:sz="0" w:val="nil"/>
-          <w:bottom w:space="0" w:sz="0" w:val="nil"/>
-          <w:right w:space="0" w:sz="0" w:val="nil"/>
-          <w:between w:space="0" w:sz="0" w:val="nil"/>
-        </w:pBdr>
-        <w:shd w:fill="auto" w:val="clear"/>
-        <w:spacing w:after="0" w:before="0" w:line="276" w:lineRule="auto"/>
-        <w:ind w:left="0" w:right="0" w:firstLine="0"/>
-        <w:jc w:val="left"/>
-        <w:rPr/>
-      </w:pPr>
-      <w:r>
-        <w:rPr>
-          <w:rtl w:val="0"/>
-        </w:rPr>
-      </w:r>
-    </w:p>
-    <w:p>
-      <w:pPr>
-        <w:rPr/>
-      </w:pPr>
-      <w:r>
-        <w:rPr>
-          <w:rtl w:val="0"/>
-        </w:rPr>
-        <w:t xml:space="preserve">Option (1), direct copying, is defeated by the institutional separation and the absence of documented coordination.</w:t>
-      </w:r>
-    </w:p>
-    <w:p>
-      <w:pPr>
-        <w:keepNext w:val="0"/>
-        <w:keepLines w:val="0"/>
-        <w:pageBreakBefore w:val="0"/>
-        <w:widowControl w:val="0"/>
-        <w:pBdr>
-          <w:top w:space="0" w:sz="0" w:val="nil"/>
-          <w:left w:space="0" w:sz="0" w:val="nil"/>
-          <w:bottom w:space="0" w:sz="0" w:val="nil"/>
-          <w:right w:space="0" w:sz="0" w:val="nil"/>
-          <w:between w:space="0" w:sz="0" w:val="nil"/>
-        </w:pBdr>
-        <w:shd w:fill="auto" w:val="clear"/>
-        <w:spacing w:after="0" w:before="0" w:line="276" w:lineRule="auto"/>
-        <w:ind w:left="0" w:right="0" w:firstLine="0"/>
-        <w:jc w:val="left"/>
-        <w:rPr/>
-      </w:pPr>
-      <w:r>
-        <w:rPr>
-          <w:rtl w:val="0"/>
-        </w:rPr>
-      </w:r>
-    </w:p>
-    <w:p>
-      <w:pPr>
-        <w:rPr/>
-      </w:pPr>
-      <w:r>
-        <w:rPr>
-          <w:rtl w:val="0"/>
-        </w:rPr>
-        <w:t xml:space="preserve">Option (3), shared hidden structure, is the residual. The shared structure is the issuer-pays revenue model and the shared client relationships with the investment banks structuring the securities. The hidden controller in our formalism is the revenue-dependence constraint that tightened the feasible set of each agency's analysis in parallel.</w:t>
-      </w:r>
-    </w:p>
-    <w:p>
-      <w:pPr>
-        <w:keepNext w:val="0"/>
-        <w:keepLines w:val="0"/>
-        <w:pageBreakBefore w:val="0"/>
-        <w:widowControl w:val="0"/>
-        <w:pBdr>
-          <w:top w:space="0" w:sz="0" w:val="nil"/>
-          <w:left w:space="0" w:sz="0" w:val="nil"/>
-          <w:bottom w:space="0" w:sz="0" w:val="nil"/>
-          <w:right w:space="0" w:sz="0" w:val="nil"/>
-          <w:between w:space="0" w:sz="0" w:val="nil"/>
-        </w:pBdr>
-        <w:shd w:fill="auto" w:val="clear"/>
-        <w:spacing w:after="0" w:before="0" w:line="276" w:lineRule="auto"/>
-        <w:ind w:left="0" w:right="0" w:firstLine="0"/>
-        <w:jc w:val="left"/>
-        <w:rPr/>
-      </w:pPr>
-      <w:r>
-        <w:rPr>
-          <w:rtl w:val="0"/>
-        </w:rPr>
-      </w:r>
-    </w:p>
-    <w:p>
-      <w:pPr>
-        <w:rPr/>
-      </w:pPr>
-      <w:r>
-        <w:rPr>
-          <w:rtl w:val="0"/>
-        </w:rPr>
-        <w:t xml:space="preserve">This is the constraint-equivalence pattern of Section 4.2. The rating agencies were not directed to issue favorable ratings. Their feasible sets of defensible analytical positions were constrained by the revenue model such that systematically conservative ratings would have been commercially costly to a degree that none of the three agencies would bear unilaterally. The coherence is the footprint.</w:t>
-      </w:r>
-    </w:p>
-    <w:p>
-      <w:pPr>
-        <w:pStyle w:val="Heading3"/>
-        <w:rPr/>
-      </w:pPr>
-      <w:bookmarkStart w:colFirst="0" w:colLast="0" w:name="_82wd028jxeyt" w:id="43"/>
-      <w:bookmarkEnd w:id="43"/>
-      <w:r>
-        <w:rPr>
-          <w:rtl w:val="0"/>
-        </w:rPr>
-        <w:t xml:space="preserve">9.6 $H_3$ Objective Mismatch</w:t>
-      </w:r>
-    </w:p>
-    <w:p>
-      <w:pPr>
-        <w:rPr/>
-      </w:pPr>
-      <w:r>
-        <w:rPr>
-          <w:rtl w:val="0"/>
-        </w:rPr>
-        <w:t xml:space="preserve">The stated objective of the rating agencies was accurate credit risk assessment in service of investors. The observed behavior, inferred via inverse optimization on the ratings decisions, is consistent with an effective objective weighted toward issuer satisfaction and market share retention subject to a loose reputational constraint. The objective mismatch $H_3$ is large, and it has the sign predicted by the constraint structure.</w:t>
-      </w:r>
-    </w:p>
-    <w:p>
-      <w:pPr>
-        <w:pStyle w:val="Heading3"/>
-        <w:rPr/>
-      </w:pPr>
-      <w:bookmarkStart w:colFirst="0" w:colLast="0" w:name="_4tozqzewvuaf" w:id="44"/>
-      <w:bookmarkEnd w:id="44"/>
-      <w:r>
-        <w:rPr>
-          <w:rtl w:val="0"/>
-        </w:rPr>
-        <w:t xml:space="preserve">9.7 What the Framework Provides</w:t>
-      </w:r>
-    </w:p>
-    <w:p>
-      <w:pPr>
-        <w:rPr/>
-      </w:pPr>
-      <w:r>
-        <w:rPr>
-          <w:rtl w:val="0"/>
-        </w:rPr>
-        <w:t xml:space="preserve">Applied prospectively, the framework would have flagged (i) that the stated attribution model had low $H_1$ only because control was misallocated to downstream actors, (ii) that rating agency coherence was elevated beyond what independent analysis would produce, (iii) that the coherence survived the Reichenbach discrimination in a way that pointed to the revenue model as the shared constraint, and (iv) that the effective optimization target diverged from the stated one. None of these individually identifies the crisis. Jointly, they indicate structural fragility of a specific kind, and they direct attention to the constraint structure that produced it.</w:t>
-      </w:r>
-    </w:p>
-    <w:p>
-      <w:pPr>
-        <w:pStyle w:val="Heading2"/>
-        <w:rPr/>
-      </w:pPr>
-      <w:bookmarkStart w:colFirst="0" w:colLast="0" w:name="_ftyntvp9pwa6" w:id="45"/>
-      <w:bookmarkEnd w:id="45"/>
-      <w:r>
-        <w:rPr>
-          <w:rtl w:val="0"/>
-        </w:rPr>
-        <w:t xml:space="preserve">10. Limitations and Relation to Prior Work</w:t>
-      </w:r>
-    </w:p>
-    <w:p>
-      <w:pPr>
-        <w:pStyle w:val="Heading3"/>
-        <w:rPr/>
-      </w:pPr>
-      <w:bookmarkStart w:colFirst="0" w:colLast="0" w:name="_8j5dxtxrr631" w:id="46"/>
-      <w:bookmarkEnd w:id="46"/>
-      <w:r>
-        <w:rPr>
-          <w:rtl w:val="0"/>
-        </w:rPr>
-        <w:t xml:space="preserve">10.1 What We Build On</w:t>
-      </w:r>
-    </w:p>
-    <w:p>
-      <w:pPr>
-        <w:rPr/>
-      </w:pPr>
-      <w:r>
-        <w:rPr>
-          <w:rtl w:val="0"/>
-        </w:rPr>
-        <w:t xml:space="preserve">The framework draws on several established traditions. Conservation-based causal attribution has roots in the econometric literature on counterfactual decomposition (Blinder-Oaxaca and descendants). Constraint-based causal analysis connects to the literature on instrumental variables and on choice-set manipulation in behavioral economics. Coherence detection via divergence from independence is standard in information-theoretic analysis and in the multivariate anomaly detection literature. Inverse optimization and its ill-posedness are drawn directly from IRL (Ng and Russell 2000; Ziebart et al. 2008; Hadfield-Menell et al. 2016; Arora and Doshi 2021 survey). The Reichenbach discrimination strategy draws on Pearl's do-calculus and on the causal discovery algorithms of Spirtes, Glymour, and Scheines.</w:t>
-      </w:r>
-    </w:p>
-    <w:p>
-      <w:pPr>
-        <w:pStyle w:val="Heading3"/>
-        <w:rPr/>
-      </w:pPr>
-      <w:bookmarkStart w:colFirst="0" w:colLast="0" w:name="_21cetz8vza6v" w:id="47"/>
-      <w:bookmarkEnd w:id="47"/>
-      <w:r>
-        <w:rPr>
-          <w:rtl w:val="0"/>
-        </w:rPr>
-        <w:t xml:space="preserve">10.2 What Is New</w:t>
-      </w:r>
-    </w:p>
-    <w:p>
-      <w:pPr>
-        <w:rPr/>
-      </w:pPr>
-      <w:r>
-        <w:rPr>
-          <w:rtl w:val="0"/>
-        </w:rPr>
-        <w:t xml:space="preserve">The novel contribution is the integration. Individual operators have been used in isolation. The claim that they form a mutually reinforcing detection stack, such that adversarial evasion of any single operator is possible but joint evasion is costly, is, to our knowledge, not previously formalized. The framework's operational content is the joint-detection stance, not any single operator.</w:t>
-      </w:r>
-    </w:p>
-    <w:p>
-      <w:pPr>
-        <w:pStyle w:val="Heading3"/>
-        <w:rPr/>
-      </w:pPr>
-      <w:bookmarkStart w:colFirst="0" w:colLast="0" w:name="_ns7yvyk7960a" w:id="48"/>
-      <w:bookmarkEnd w:id="48"/>
-      <w:r>
-        <w:rPr>
-          <w:rtl w:val="0"/>
-        </w:rPr>
-        <w:t xml:space="preserve">10.3 What We Do Not Do</w:t>
-      </w:r>
-    </w:p>
-    <w:p>
-      <w:pPr>
-        <w:rPr/>
-      </w:pPr>
-      <w:r>
-        <w:rPr>
-          <w:rtl w:val="0"/>
-        </w:rPr>
-        <w:t xml:space="preserve">We do not provide statistical power calculations, which would require specifying a concrete noise model and test statistic for each operator in a given application domain. This is domain-specific work left to applied follow-ups. We do not address the problem of actor identification; structural signature detection is prior to and weaker than identification. We do not claim the framework is robust to an adversary that controls the analyst's causal model, and we take the view that such an adversary is outside the scope of any inference framework that operates on a model at all.</w:t>
-      </w:r>
-    </w:p>
-    <w:p>
-      <w:pPr>
-        <w:pStyle w:val="Heading2"/>
-        <w:rPr/>
-      </w:pPr>
-      <w:bookmarkStart w:colFirst="0" w:colLast="0" w:name="_1ujpulqqfb1b" w:id="49"/>
-      <w:bookmarkEnd w:id="49"/>
-      <w:r>
-        <w:rPr>
-          <w:rtl w:val="0"/>
-        </w:rPr>
-        <w:t xml:space="preserve">11. Conclusion</w:t>
-      </w:r>
-    </w:p>
-    <w:p>
-      <w:pPr>
-        <w:rPr/>
-      </w:pPr>
-      <w:r>
-        <w:rPr>
-          <w:rtl w:val="0"/>
-        </w:rPr>
-        <w:t xml:space="preserve">Hidden control can be locally suppressed through proxies and through constraint of visible actors' feasible sets, defeating residual-based detection. It cannot be jointly suppressed across residual, coherence, and objective-inference signals without superlinear evasion cost in the number of systems controlled. The practical upshot is that structural signatures of hidden influence are recoverable from aggregate behavioral data under conditions that are often satisfied in institutional and market settings, provided the analyst is willing to engage directly with the Reichenbach identification problem and with the cost structure of adversarial evasion.</w:t>
-      </w:r>
-    </w:p>
-    <w:p>
-      <w:pPr>
-        <w:keepNext w:val="0"/>
-        <w:keepLines w:val="0"/>
-        <w:pageBreakBefore w:val="0"/>
-        <w:widowControl w:val="0"/>
-        <w:pBdr>
-          <w:top w:space="0" w:sz="0" w:val="nil"/>
-          <w:left w:space="0" w:sz="0" w:val="nil"/>
-          <w:bottom w:space="0" w:sz="0" w:val="nil"/>
-          <w:right w:space="0" w:sz="0" w:val="nil"/>
-          <w:between w:space="0" w:sz="0" w:val="nil"/>
-        </w:pBdr>
-        <w:shd w:fill="auto" w:val="clear"/>
-        <w:spacing w:after="0" w:before="0" w:line="276" w:lineRule="auto"/>
-        <w:ind w:left="0" w:right="0" w:firstLine="0"/>
-        <w:jc w:val="left"/>
-        <w:rPr/>
-      </w:pPr>
-      <w:r>
-        <w:rPr>
-          <w:rtl w:val="0"/>
-        </w:rPr>
-      </w:r>
-    </w:p>
-    <w:p>
-      <w:pPr>
-        <w:rPr/>
-      </w:pPr>
-      <w:r>
-        <w:rPr>
-          <w:rtl w:val="0"/>
-        </w:rPr>
-        <w:t xml:space="preserve">The framework transforms hidden influence into measurable structural deviation. What it does not do is tell you whom to indict. That limitation is appropriate; structural detection and actor identification are different problems, and mixing them is a common failure mode in applied institutional analysis.</w:t>
-      </w:r>
-    </w:p>
-    <w:p>
-      <w:pPr>
-        <w:keepNext w:val="0"/>
-        <w:keepLines w:val="0"/>
-        <w:pageBreakBefore w:val="0"/>
-        <w:widowControl w:val="0"/>
-        <w:pBdr>
-          <w:top w:space="0" w:sz="0" w:val="nil"/>
-          <w:left w:space="0" w:sz="0" w:val="nil"/>
-          <w:bottom w:space="0" w:sz="0" w:val="nil"/>
-          <w:right w:space="0" w:sz="0" w:val="nil"/>
-          <w:between w:space="0" w:sz="0" w:val="nil"/>
-        </w:pBdr>
-        <w:shd w:fill="auto" w:val="clear"/>
-        <w:spacing w:after="0" w:before="0" w:line="276" w:lineRule="auto"/>
-        <w:ind w:left="0" w:right="0" w:firstLine="0"/>
-        <w:jc w:val="left"/>
-        <w:rPr/>
-      </w:pPr>
-      <w:r>
-        <w:rPr>
-          <w:rtl w:val="0"/>
-        </w:rPr>
-      </w:r>
-    </w:p>
-    <w:p>
-      <w:pPr>
-        <w:rPr/>
-      </w:pPr>
-      <w:r>
-        <w:rPr>
-          <w:rtl w:val="0"/>
-        </w:rPr>
-        <w:t xml:space="preserve">A companion paper, </w:t>
-      </w:r>
-      <w:r>
-        <w:rPr>
-          <w:i w:val="1"/>
-          <w:iCs w:val="1"/>
-          <w:rtl w:val="0"/>
-        </w:rPr>
-        <w:t xml:space="preserve">Structural Response: Intervention, Resistance, and Pressure Operators for Constrained Systems</w:t>
-      </w:r>
-      <w:r>
-        <w:rPr>
-          <w:rtl w:val="0"/>
-        </w:rPr>
-        <w:t xml:space="preserve">, takes the detected structural field as input and develops operators for intervention leverage ($G$), endogenous reactive resistance ($R$), and pressure localization ($P, D$). A third paper, </w:t>
-      </w:r>
-      <w:r>
-        <w:rPr>
-          <w:i w:val="1"/>
-          <w:iCs w:val="1"/>
-          <w:rtl w:val="0"/>
-        </w:rPr>
-        <w:t xml:space="preserve">Dynamics, Strategic Order, and Bottleneck Typing</w:t>
-      </w:r>
-      <w:r>
-        <w:rPr>
-          <w:rtl w:val="0"/>
-        </w:rPr>
-        <w:t xml:space="preserve">, extends both with time-indexed operators, a strategic-order graph for leader-follower structure, and bottleneck typing. A fourth forthcoming paper applies the full framework to the 2008 financial crisis as a comprehensive worked analysis. The four papers compose: detection characterizes the field, response characterizes what happens when the field is perturbed, dynamics handles the time and strategic-order structure that institutional systems actually exhibit, and the applied paper runs the full machinery on the case the framework was designed to illuminate.</w:t>
-      </w:r>
-    </w:p>
-    <w:p>
-      <w:pPr>
-        <w:pStyle w:val="Heading2"/>
-        <w:rPr/>
-      </w:pPr>
-      <w:bookmarkStart w:colFirst="0" w:colLast="0" w:name="_8h215lnrol8h" w:id="50"/>
+      <w:bookmarkStart w:colFirst="0" w:colLast="0" w:name="_nf4sykn51cd6" w:id="50"/>
       <w:bookmarkEnd w:id="50"/>
       <w:r>
         <w:rPr>
@@ -4304,7 +4304,7 @@
         <w:pStyle w:val="Heading2"/>
         <w:rPr/>
       </w:pPr>
-      <w:bookmarkStart w:colFirst="0" w:colLast="0" w:name="_oe3l0vwh4vsf" w:id="51"/>
+      <w:bookmarkStart w:colFirst="0" w:colLast="0" w:name="_jq6z93sq1x9n" w:id="51"/>
       <w:bookmarkEnd w:id="51"/>
       <w:r>
         <w:rPr>
@@ -5022,8 +5022,8 @@
   <w:abstractNum w:abstractNumId="1">
     <w:lvl w:ilvl="0">
       <w:start w:val="1"/>
-      <w:numFmt w:val="bullet"/>
-      <w:lvlText w:val="-"/>
+      <w:numFmt w:val="decimal"/>
+      <w:lvlText w:val="%1."/>
       <w:lvlJc w:val="left"/>
       <w:pPr>
         <w:ind w:left="720" w:hanging="360"/>
@@ -5458,8 +5458,8 @@
   <w:abstractNum w:abstractNumId="3">
     <w:lvl w:ilvl="0">
       <w:start w:val="1"/>
-      <w:numFmt w:val="decimal"/>
-      <w:lvlText w:val="%1."/>
+      <w:numFmt w:val="bullet"/>
+      <w:lvlText w:val="-"/>
       <w:lvlJc w:val="left"/>
       <w:pPr>
         <w:ind w:left="720" w:hanging="360"/>

--- a/hidden_control_paper_v2_revised.docx
+++ b/hidden_control_paper_v2_revised.docx
@@ -7,7 +7,7 @@
         <w:pStyle w:val="Heading1"/>
         <w:rPr/>
       </w:pPr>
-      <w:bookmarkStart w:colFirst="0" w:colLast="0" w:name="_in117hoi0sd4" w:id="0"/>
+      <w:bookmarkStart w:colFirst="0" w:colLast="0" w:name="_9r8rs67zg8e0" w:id="0"/>
       <w:bookmarkEnd w:id="0"/>
       <w:r>
         <w:rPr>
@@ -94,7 +94,7 @@
         <w:pStyle w:val="Heading2"/>
         <w:rPr/>
       </w:pPr>
-      <w:bookmarkStart w:colFirst="0" w:colLast="0" w:name="_cprr03g6rzyn" w:id="1"/>
+      <w:bookmarkStart w:colFirst="0" w:colLast="0" w:name="_827ee1nhoxax" w:id="1"/>
       <w:bookmarkEnd w:id="1"/>
       <w:r>
         <w:rPr>
@@ -159,7 +159,7 @@
         <w:pStyle w:val="Heading2"/>
         <w:rPr/>
       </w:pPr>
-      <w:bookmarkStart w:colFirst="0" w:colLast="0" w:name="_2wap9og03w3i" w:id="2"/>
+      <w:bookmarkStart w:colFirst="0" w:colLast="0" w:name="_pz2omsikb3uy" w:id="2"/>
       <w:bookmarkEnd w:id="2"/>
       <w:r>
         <w:rPr>
@@ -328,7 +328,7 @@
         <w:pStyle w:val="Heading2"/>
         <w:rPr/>
       </w:pPr>
-      <w:bookmarkStart w:colFirst="0" w:colLast="0" w:name="_rm7y56d0gzdq" w:id="3"/>
+      <w:bookmarkStart w:colFirst="0" w:colLast="0" w:name="_pj4zxyp8cxm5" w:id="3"/>
       <w:bookmarkEnd w:id="3"/>
       <w:r>
         <w:rPr>
@@ -342,7 +342,7 @@
         <w:pStyle w:val="Heading3"/>
         <w:rPr/>
       </w:pPr>
-      <w:bookmarkStart w:colFirst="0" w:colLast="0" w:name="_dh45npwmvoje" w:id="4"/>
+      <w:bookmarkStart w:colFirst="0" w:colLast="0" w:name="_x5ke0ie1v90m" w:id="4"/>
       <w:bookmarkEnd w:id="4"/>
       <w:r>
         <w:rPr>
@@ -417,7 +417,7 @@
         <w:pStyle w:val="Heading3"/>
         <w:rPr/>
       </w:pPr>
-      <w:bookmarkStart w:colFirst="0" w:colLast="0" w:name="_1ched3qeliqe" w:id="5"/>
+      <w:bookmarkStart w:colFirst="0" w:colLast="0" w:name="_dcwn9zdbok1c" w:id="5"/>
       <w:bookmarkEnd w:id="5"/>
       <w:r>
         <w:rPr>
@@ -610,7 +610,7 @@
         <w:pStyle w:val="Heading3"/>
         <w:rPr/>
       </w:pPr>
-      <w:bookmarkStart w:colFirst="0" w:colLast="0" w:name="_p9g79s9z1rr7" w:id="6"/>
+      <w:bookmarkStart w:colFirst="0" w:colLast="0" w:name="_ug4pqwmajo83" w:id="6"/>
       <w:bookmarkEnd w:id="6"/>
       <w:r>
         <w:rPr>
@@ -699,7 +699,7 @@
         <w:pStyle w:val="Heading3"/>
         <w:rPr/>
       </w:pPr>
-      <w:bookmarkStart w:colFirst="0" w:colLast="0" w:name="_bzm6spacp6ru" w:id="7"/>
+      <w:bookmarkStart w:colFirst="0" w:colLast="0" w:name="_o4ztcutpgctx" w:id="7"/>
       <w:bookmarkEnd w:id="7"/>
       <w:r>
         <w:rPr>
@@ -768,7 +768,7 @@
         <w:pStyle w:val="Heading3"/>
         <w:rPr/>
       </w:pPr>
-      <w:bookmarkStart w:colFirst="0" w:colLast="0" w:name="_mieos1d5fhlo" w:id="8"/>
+      <w:bookmarkStart w:colFirst="0" w:colLast="0" w:name="_lszwollh7hlc" w:id="8"/>
       <w:bookmarkEnd w:id="8"/>
       <w:r>
         <w:rPr>
@@ -829,7 +829,7 @@
         <w:pStyle w:val="Heading2"/>
         <w:rPr/>
       </w:pPr>
-      <w:bookmarkStart w:colFirst="0" w:colLast="0" w:name="_kzj5yqkuy2ip" w:id="9"/>
+      <w:bookmarkStart w:colFirst="0" w:colLast="0" w:name="_vhkset5w24bu" w:id="9"/>
       <w:bookmarkEnd w:id="9"/>
       <w:r>
         <w:rPr>
@@ -843,7 +843,7 @@
         <w:pStyle w:val="Heading3"/>
         <w:rPr/>
       </w:pPr>
-      <w:bookmarkStart w:colFirst="0" w:colLast="0" w:name="_nr0688h4qkm" w:id="10"/>
+      <w:bookmarkStart w:colFirst="0" w:colLast="0" w:name="_b5qwrtz3ufjg" w:id="10"/>
       <w:bookmarkEnd w:id="10"/>
       <w:r>
         <w:rPr>
@@ -920,7 +920,7 @@
         <w:pStyle w:val="Heading3"/>
         <w:rPr/>
       </w:pPr>
-      <w:bookmarkStart w:colFirst="0" w:colLast="0" w:name="_h85yngfvf05s" w:id="11"/>
+      <w:bookmarkStart w:colFirst="0" w:colLast="0" w:name="_jawtabb91fy4" w:id="11"/>
       <w:bookmarkEnd w:id="11"/>
       <w:r>
         <w:rPr>
@@ -945,7 +945,7 @@
         <w:pStyle w:val="Heading3"/>
         <w:rPr/>
       </w:pPr>
-      <w:bookmarkStart w:colFirst="0" w:colLast="0" w:name="_vjsfc4yn0doy" w:id="12"/>
+      <w:bookmarkStart w:colFirst="0" w:colLast="0" w:name="_fpusjjplsbmn" w:id="12"/>
       <w:bookmarkEnd w:id="12"/>
       <w:r>
         <w:rPr>
@@ -1006,7 +1006,7 @@
         <w:pStyle w:val="Heading2"/>
         <w:rPr/>
       </w:pPr>
-      <w:bookmarkStart w:colFirst="0" w:colLast="0" w:name="_whwv22u9mbac" w:id="13"/>
+      <w:bookmarkStart w:colFirst="0" w:colLast="0" w:name="_hbxqcgfyb8c1" w:id="13"/>
       <w:bookmarkEnd w:id="13"/>
       <w:r>
         <w:rPr>
@@ -1020,7 +1020,7 @@
         <w:pStyle w:val="Heading3"/>
         <w:rPr/>
       </w:pPr>
-      <w:bookmarkStart w:colFirst="0" w:colLast="0" w:name="_9np1w9c44kkj" w:id="14"/>
+      <w:bookmarkStart w:colFirst="0" w:colLast="0" w:name="_rc7lfich802e" w:id="14"/>
       <w:bookmarkEnd w:id="14"/>
       <w:r>
         <w:rPr>
@@ -1133,7 +1133,7 @@
         <w:pStyle w:val="Heading3"/>
         <w:rPr/>
       </w:pPr>
-      <w:bookmarkStart w:colFirst="0" w:colLast="0" w:name="_szf5o5h330zd" w:id="15"/>
+      <w:bookmarkStart w:colFirst="0" w:colLast="0" w:name="_c585ugvfm7h9" w:id="15"/>
       <w:bookmarkEnd w:id="15"/>
       <w:r>
         <w:rPr>
@@ -1296,7 +1296,7 @@
         <w:pStyle w:val="Heading3"/>
         <w:rPr/>
       </w:pPr>
-      <w:bookmarkStart w:colFirst="0" w:colLast="0" w:name="_bm18g2mv9lfi" w:id="16"/>
+      <w:bookmarkStart w:colFirst="0" w:colLast="0" w:name="_qxqsdm7obmj3" w:id="16"/>
       <w:bookmarkEnd w:id="16"/>
       <w:r>
         <w:rPr>
@@ -1357,7 +1357,7 @@
         <w:pStyle w:val="Heading2"/>
         <w:rPr/>
       </w:pPr>
-      <w:bookmarkStart w:colFirst="0" w:colLast="0" w:name="_frkapymp0l01" w:id="17"/>
+      <w:bookmarkStart w:colFirst="0" w:colLast="0" w:name="_5ya8lm97lwh" w:id="17"/>
       <w:bookmarkEnd w:id="17"/>
       <w:r>
         <w:rPr>
@@ -1371,7 +1371,7 @@
         <w:pStyle w:val="Heading3"/>
         <w:rPr/>
       </w:pPr>
-      <w:bookmarkStart w:colFirst="0" w:colLast="0" w:name="_9vp6w05henbw" w:id="18"/>
+      <w:bookmarkStart w:colFirst="0" w:colLast="0" w:name="_qmt4upos95tg" w:id="18"/>
       <w:bookmarkEnd w:id="18"/>
       <w:r>
         <w:rPr>
@@ -1396,7 +1396,7 @@
         <w:pStyle w:val="Heading3"/>
         <w:rPr/>
       </w:pPr>
-      <w:bookmarkStart w:colFirst="0" w:colLast="0" w:name="_ycu8mmh3p96q" w:id="19"/>
+      <w:bookmarkStart w:colFirst="0" w:colLast="0" w:name="_2ayk3qfy76hw" w:id="19"/>
       <w:bookmarkEnd w:id="19"/>
       <w:r>
         <w:rPr>
@@ -1457,7 +1457,7 @@
         <w:pStyle w:val="Heading3"/>
         <w:rPr/>
       </w:pPr>
-      <w:bookmarkStart w:colFirst="0" w:colLast="0" w:name="_alz7dps2h7r4" w:id="20"/>
+      <w:bookmarkStart w:colFirst="0" w:colLast="0" w:name="_y2i8gf8l5pbb" w:id="20"/>
       <w:bookmarkEnd w:id="20"/>
       <w:r>
         <w:rPr>
@@ -1570,7 +1570,7 @@
         <w:pStyle w:val="Heading3"/>
         <w:rPr/>
       </w:pPr>
-      <w:bookmarkStart w:colFirst="0" w:colLast="0" w:name="_tlds9mifff8m" w:id="21"/>
+      <w:bookmarkStart w:colFirst="0" w:colLast="0" w:name="_d42cdaawz6xh" w:id="21"/>
       <w:bookmarkEnd w:id="21"/>
       <w:r>
         <w:rPr>
@@ -1645,7 +1645,7 @@
         <w:pStyle w:val="Heading3"/>
         <w:rPr/>
       </w:pPr>
-      <w:bookmarkStart w:colFirst="0" w:colLast="0" w:name="_bdrr58ex8vji" w:id="22"/>
+      <w:bookmarkStart w:colFirst="0" w:colLast="0" w:name="_g1xm49du2874" w:id="22"/>
       <w:bookmarkEnd w:id="22"/>
       <w:r>
         <w:rPr>
@@ -1823,7 +1823,7 @@
         <w:pStyle w:val="Heading2"/>
         <w:rPr/>
       </w:pPr>
-      <w:bookmarkStart w:colFirst="0" w:colLast="0" w:name="_w2f9hcv3gsmh" w:id="23"/>
+      <w:bookmarkStart w:colFirst="0" w:colLast="0" w:name="_tbxl8db3ys5b" w:id="23"/>
       <w:bookmarkEnd w:id="23"/>
       <w:r>
         <w:rPr>
@@ -1837,7 +1837,7 @@
         <w:pStyle w:val="Heading3"/>
         <w:rPr/>
       </w:pPr>
-      <w:bookmarkStart w:colFirst="0" w:colLast="0" w:name="_72bk0ithgaub" w:id="24"/>
+      <w:bookmarkStart w:colFirst="0" w:colLast="0" w:name="_osgxn5vux4ip" w:id="24"/>
       <w:bookmarkEnd w:id="24"/>
       <w:r>
         <w:rPr>
@@ -1926,7 +1926,7 @@
         <w:pStyle w:val="Heading3"/>
         <w:rPr/>
       </w:pPr>
-      <w:bookmarkStart w:colFirst="0" w:colLast="0" w:name="_p9zrnqf1jukr" w:id="25"/>
+      <w:bookmarkStart w:colFirst="0" w:colLast="0" w:name="_9zmt4si70ffx" w:id="25"/>
       <w:bookmarkEnd w:id="25"/>
       <w:r>
         <w:rPr>
@@ -1987,7 +1987,7 @@
         <w:pStyle w:val="Heading3"/>
         <w:rPr/>
       </w:pPr>
-      <w:bookmarkStart w:colFirst="0" w:colLast="0" w:name="_naktzngsfigt" w:id="26"/>
+      <w:bookmarkStart w:colFirst="0" w:colLast="0" w:name="_t7is7tyd4k4" w:id="26"/>
       <w:bookmarkEnd w:id="26"/>
       <w:r>
         <w:rPr>
@@ -2062,7 +2062,7 @@
         <w:pStyle w:val="Heading3"/>
         <w:rPr/>
       </w:pPr>
-      <w:bookmarkStart w:colFirst="0" w:colLast="0" w:name="_undnltisqjgx" w:id="27"/>
+      <w:bookmarkStart w:colFirst="0" w:colLast="0" w:name="_4huf5ooucl0x" w:id="27"/>
       <w:bookmarkEnd w:id="27"/>
       <w:r>
         <w:rPr>
@@ -2175,7 +2175,7 @@
         <w:pStyle w:val="Heading2"/>
         <w:rPr/>
       </w:pPr>
-      <w:bookmarkStart w:colFirst="0" w:colLast="0" w:name="_qsgl9f6nebzj" w:id="28"/>
+      <w:bookmarkStart w:colFirst="0" w:colLast="0" w:name="_1h8asu2ftgk6" w:id="28"/>
       <w:bookmarkEnd w:id="28"/>
       <w:r>
         <w:rPr>
@@ -2189,7 +2189,7 @@
         <w:pStyle w:val="Heading3"/>
         <w:rPr/>
       </w:pPr>
-      <w:bookmarkStart w:colFirst="0" w:colLast="0" w:name="_d9joagausg3d" w:id="29"/>
+      <w:bookmarkStart w:colFirst="0" w:colLast="0" w:name="_j0wiklhgbmpm" w:id="29"/>
       <w:bookmarkEnd w:id="29"/>
       <w:r>
         <w:rPr>
@@ -2207,6 +2207,952 @@
           <w:rtl w:val="0"/>
         </w:rPr>
         <w:t xml:space="preserve">Coherence between nominally independent actors has three possible origins:</w:t>
+      </w:r>
+    </w:p>
+    <w:p>
+      <w:pPr>
+        <w:keepNext w:val="0"/>
+        <w:keepLines w:val="0"/>
+        <w:pageBreakBefore w:val="0"/>
+        <w:widowControl w:val="0"/>
+        <w:pBdr>
+          <w:top w:space="0" w:sz="0" w:val="nil"/>
+          <w:left w:space="0" w:sz="0" w:val="nil"/>
+          <w:bottom w:space="0" w:sz="0" w:val="nil"/>
+          <w:right w:space="0" w:sz="0" w:val="nil"/>
+          <w:between w:space="0" w:sz="0" w:val="nil"/>
+        </w:pBdr>
+        <w:shd w:fill="auto" w:val="clear"/>
+        <w:spacing w:after="0" w:before="0" w:line="276" w:lineRule="auto"/>
+        <w:ind w:left="0" w:right="0" w:firstLine="0"/>
+        <w:jc w:val="left"/>
+        <w:rPr/>
+      </w:pPr>
+      <w:r>
+        <w:rPr>
+          <w:rtl w:val="0"/>
+        </w:rPr>
+      </w:r>
+    </w:p>
+    <w:p>
+      <w:pPr>
+        <w:numPr>
+          <w:ilvl w:val="0"/>
+          <w:numId w:val="3"/>
+        </w:numPr>
+        <w:ind w:left="720" w:hanging="360"/>
+      </w:pPr>
+      <w:r>
+        <w:rPr>
+          <w:rtl w:val="0"/>
+        </w:rPr>
+        <w:t xml:space="preserve">Direct causation between the actors themselves ($C_i$ influences $C_j$ or vice versa).</w:t>
+      </w:r>
+    </w:p>
+    <w:p>
+      <w:pPr>
+        <w:numPr>
+          <w:ilvl w:val="0"/>
+          <w:numId w:val="3"/>
+        </w:numPr>
+        <w:ind w:left="720" w:hanging="360"/>
+      </w:pPr>
+      <w:r>
+        <w:rPr>
+          <w:rtl w:val="0"/>
+        </w:rPr>
+        <w:t xml:space="preserve">Shared environment or shared observable cause.</w:t>
+      </w:r>
+    </w:p>
+    <w:p>
+      <w:pPr>
+        <w:numPr>
+          <w:ilvl w:val="0"/>
+          <w:numId w:val="3"/>
+        </w:numPr>
+        <w:ind w:left="720" w:hanging="360"/>
+      </w:pPr>
+      <w:r>
+        <w:rPr>
+          <w:rtl w:val="0"/>
+        </w:rPr>
+        <w:t xml:space="preserve">Shared hidden cause (the hidden controller we are trying to detect).</w:t>
+      </w:r>
+    </w:p>
+    <w:p>
+      <w:pPr>
+        <w:keepNext w:val="0"/>
+        <w:keepLines w:val="0"/>
+        <w:pageBreakBefore w:val="0"/>
+        <w:widowControl w:val="0"/>
+        <w:pBdr>
+          <w:top w:space="0" w:sz="0" w:val="nil"/>
+          <w:left w:space="0" w:sz="0" w:val="nil"/>
+          <w:bottom w:space="0" w:sz="0" w:val="nil"/>
+          <w:right w:space="0" w:sz="0" w:val="nil"/>
+          <w:between w:space="0" w:sz="0" w:val="nil"/>
+        </w:pBdr>
+        <w:shd w:fill="auto" w:val="clear"/>
+        <w:spacing w:after="0" w:before="0" w:line="276" w:lineRule="auto"/>
+        <w:ind w:left="0" w:right="0" w:firstLine="0"/>
+        <w:jc w:val="left"/>
+        <w:rPr/>
+      </w:pPr>
+      <w:r>
+        <w:rPr>
+          <w:rtl w:val="0"/>
+        </w:rPr>
+      </w:r>
+    </w:p>
+    <w:p>
+      <w:pPr>
+        <w:rPr/>
+      </w:pPr>
+      <w:r>
+        <w:rPr>
+          <w:rtl w:val="0"/>
+        </w:rPr>
+        <w:t xml:space="preserve">A positive $H_2$ after conditioning on observed covariates $Z$ does not distinguish between (1) and (3), and is only free of (2) to the extent $Z$ is exhaustive.</w:t>
+      </w:r>
+    </w:p>
+    <w:p>
+      <w:pPr>
+        <w:keepNext w:val="0"/>
+        <w:keepLines w:val="0"/>
+        <w:pageBreakBefore w:val="0"/>
+        <w:widowControl w:val="0"/>
+        <w:pBdr>
+          <w:top w:space="0" w:sz="0" w:val="nil"/>
+          <w:left w:space="0" w:sz="0" w:val="nil"/>
+          <w:bottom w:space="0" w:sz="0" w:val="nil"/>
+          <w:right w:space="0" w:sz="0" w:val="nil"/>
+          <w:between w:space="0" w:sz="0" w:val="nil"/>
+        </w:pBdr>
+        <w:shd w:fill="auto" w:val="clear"/>
+        <w:spacing w:after="0" w:before="0" w:line="276" w:lineRule="auto"/>
+        <w:ind w:left="0" w:right="0" w:firstLine="0"/>
+        <w:jc w:val="left"/>
+        <w:rPr/>
+      </w:pPr>
+      <w:r>
+        <w:rPr>
+          <w:rtl w:val="0"/>
+        </w:rPr>
+      </w:r>
+    </w:p>
+    <w:p>
+      <w:pPr>
+        <w:rPr/>
+      </w:pPr>
+      <w:r>
+        <w:rPr>
+          <w:rtl w:val="0"/>
+        </w:rPr>
+        <w:t xml:space="preserve">This is not a peripheral issue. It is the central identification challenge in causal discovery and cannot be dissolved by clever metric design.</w:t>
+      </w:r>
+    </w:p>
+    <w:p>
+      <w:pPr>
+        <w:pStyle w:val="Heading3"/>
+        <w:rPr/>
+      </w:pPr>
+      <w:bookmarkStart w:colFirst="0" w:colLast="0" w:name="_jlpclt3k0dfv" w:id="30"/>
+      <w:bookmarkEnd w:id="30"/>
+      <w:r>
+        <w:rPr>
+          <w:rtl w:val="0"/>
+        </w:rPr>
+        <w:t xml:space="preserve">7.2 Discrimination Strategies</w:t>
+      </w:r>
+    </w:p>
+    <w:p>
+      <w:pPr>
+        <w:rPr/>
+      </w:pPr>
+      <w:r>
+        <w:rPr>
+          <w:rtl w:val="0"/>
+        </w:rPr>
+        <w:t xml:space="preserve">We draw on three strategies from the causal discovery literature, each with its own data requirements.</w:t>
+      </w:r>
+    </w:p>
+    <w:p>
+      <w:pPr>
+        <w:keepNext w:val="0"/>
+        <w:keepLines w:val="0"/>
+        <w:pageBreakBefore w:val="0"/>
+        <w:widowControl w:val="0"/>
+        <w:pBdr>
+          <w:top w:space="0" w:sz="0" w:val="nil"/>
+          <w:left w:space="0" w:sz="0" w:val="nil"/>
+          <w:bottom w:space="0" w:sz="0" w:val="nil"/>
+          <w:right w:space="0" w:sz="0" w:val="nil"/>
+          <w:between w:space="0" w:sz="0" w:val="nil"/>
+        </w:pBdr>
+        <w:shd w:fill="auto" w:val="clear"/>
+        <w:spacing w:after="0" w:before="0" w:line="276" w:lineRule="auto"/>
+        <w:ind w:left="0" w:right="0" w:firstLine="0"/>
+        <w:jc w:val="left"/>
+        <w:rPr/>
+      </w:pPr>
+      <w:r>
+        <w:rPr>
+          <w:rtl w:val="0"/>
+        </w:rPr>
+      </w:r>
+    </w:p>
+    <w:p>
+      <w:pPr>
+        <w:rPr/>
+      </w:pPr>
+      <w:r>
+        <w:rPr>
+          <w:b w:val="1"/>
+          <w:bCs w:val="1"/>
+          <w:rtl w:val="0"/>
+        </w:rPr>
+        <w:t xml:space="preserve">Conditioning on observed common causes.</w:t>
+      </w:r>
+      <w:r>
+        <w:rPr>
+          <w:rtl w:val="0"/>
+        </w:rPr>
+        <w:t xml:space="preserve"> If we can enumerate and measure all plausible shared environmental drivers, $H_2$ after conditioning captures only (1) and (3). This is the PC-algorithm approach (Spirtes, Glymour, and Scheines 2000). It fails when relevant common causes are unobserved, which is often.</w:t>
+      </w:r>
+    </w:p>
+    <w:p>
+      <w:pPr>
+        <w:keepNext w:val="0"/>
+        <w:keepLines w:val="0"/>
+        <w:pageBreakBefore w:val="0"/>
+        <w:widowControl w:val="0"/>
+        <w:pBdr>
+          <w:top w:space="0" w:sz="0" w:val="nil"/>
+          <w:left w:space="0" w:sz="0" w:val="nil"/>
+          <w:bottom w:space="0" w:sz="0" w:val="nil"/>
+          <w:right w:space="0" w:sz="0" w:val="nil"/>
+          <w:between w:space="0" w:sz="0" w:val="nil"/>
+        </w:pBdr>
+        <w:shd w:fill="auto" w:val="clear"/>
+        <w:spacing w:after="0" w:before="0" w:line="276" w:lineRule="auto"/>
+        <w:ind w:left="0" w:right="0" w:firstLine="0"/>
+        <w:jc w:val="left"/>
+        <w:rPr/>
+      </w:pPr>
+      <w:r>
+        <w:rPr>
+          <w:rtl w:val="0"/>
+        </w:rPr>
+      </w:r>
+    </w:p>
+    <w:p>
+      <w:pPr>
+        <w:rPr/>
+      </w:pPr>
+      <w:r>
+        <w:rPr>
+          <w:b w:val="1"/>
+          <w:bCs w:val="1"/>
+          <w:rtl w:val="0"/>
+        </w:rPr>
+        <w:t xml:space="preserve">Temporal precedence.</w:t>
+      </w:r>
+      <w:r>
+        <w:rPr>
+          <w:rtl w:val="0"/>
+        </w:rPr>
+        <w:t xml:space="preserve"> If $C_i$'s decisions temporally precede $C_j$'s by a fixed lag, direct causation from $C_j$ to $C_i$ is ruled out. When multiple $C_i$ act simultaneously or near-simultaneously, temporal precedence is not diagnostic between direct mutual causation and a shared hidden cause. High-resolution timestamps help but do not resolve the issue when all actions are triggered by a shared signal.</w:t>
+      </w:r>
+    </w:p>
+    <w:p>
+      <w:pPr>
+        <w:keepNext w:val="0"/>
+        <w:keepLines w:val="0"/>
+        <w:pageBreakBefore w:val="0"/>
+        <w:widowControl w:val="0"/>
+        <w:pBdr>
+          <w:top w:space="0" w:sz="0" w:val="nil"/>
+          <w:left w:space="0" w:sz="0" w:val="nil"/>
+          <w:bottom w:space="0" w:sz="0" w:val="nil"/>
+          <w:right w:space="0" w:sz="0" w:val="nil"/>
+          <w:between w:space="0" w:sz="0" w:val="nil"/>
+        </w:pBdr>
+        <w:shd w:fill="auto" w:val="clear"/>
+        <w:spacing w:after="0" w:before="0" w:line="276" w:lineRule="auto"/>
+        <w:ind w:left="0" w:right="0" w:firstLine="0"/>
+        <w:jc w:val="left"/>
+        <w:rPr/>
+      </w:pPr>
+      <w:r>
+        <w:rPr>
+          <w:rtl w:val="0"/>
+        </w:rPr>
+      </w:r>
+    </w:p>
+    <w:p>
+      <w:pPr>
+        <w:rPr/>
+      </w:pPr>
+      <w:r>
+        <w:rPr>
+          <w:b w:val="1"/>
+          <w:bCs w:val="1"/>
+          <w:rtl w:val="0"/>
+        </w:rPr>
+        <w:t xml:space="preserve">Exogenous shocks as natural experiments.</w:t>
+      </w:r>
+      <w:r>
+        <w:rPr>
+          <w:rtl w:val="0"/>
+        </w:rPr>
+        <w:t xml:space="preserve"> The most useful strategy for our setting. When an exogenous event $E$ occurs that would affect a hidden controller but not the legitimate common causes, the post-$E$ behavior of the proxies is diagnostic. If the proxies' coherence pattern shifts in a way consistent with the hidden controller being disrupted, and inconsistent with the modeled common causes being disrupted, the hidden controller hypothesis is supported. This is the do-calculus intervention (Pearl 2009) applied to observational windows around natural interventions.</w:t>
+      </w:r>
+    </w:p>
+    <w:p>
+      <w:pPr>
+        <w:keepNext w:val="0"/>
+        <w:keepLines w:val="0"/>
+        <w:pageBreakBefore w:val="0"/>
+        <w:widowControl w:val="0"/>
+        <w:pBdr>
+          <w:top w:space="0" w:sz="0" w:val="nil"/>
+          <w:left w:space="0" w:sz="0" w:val="nil"/>
+          <w:bottom w:space="0" w:sz="0" w:val="nil"/>
+          <w:right w:space="0" w:sz="0" w:val="nil"/>
+          <w:between w:space="0" w:sz="0" w:val="nil"/>
+        </w:pBdr>
+        <w:shd w:fill="auto" w:val="clear"/>
+        <w:spacing w:after="0" w:before="0" w:line="276" w:lineRule="auto"/>
+        <w:ind w:left="0" w:right="0" w:firstLine="0"/>
+        <w:jc w:val="left"/>
+        <w:rPr/>
+      </w:pPr>
+      <w:r>
+        <w:rPr>
+          <w:rtl w:val="0"/>
+        </w:rPr>
+      </w:r>
+    </w:p>
+    <w:p>
+      <w:pPr>
+        <w:rPr/>
+      </w:pPr>
+      <w:r>
+        <w:rPr>
+          <w:rtl w:val="0"/>
+        </w:rPr>
+        <w:t xml:space="preserve">Concrete example: if a regulatory agency's decisions align with the interests of a particular industry, and that alignment persists through changes in administration, changes in legislative majority, and changes in the agency's nominal mandate, but </w:t>
+      </w:r>
+      <w:r>
+        <w:rPr>
+          <w:i w:val="1"/>
+          <w:iCs w:val="1"/>
+          <w:rtl w:val="0"/>
+        </w:rPr>
+        <w:t xml:space="preserve">ceases</w:t>
+      </w:r>
+      <w:r>
+        <w:rPr>
+          <w:rtl w:val="0"/>
+        </w:rPr>
+        <w:t xml:space="preserve"> following a scandal that removes a specific network of personnel, the discontinuity is diagnostic of the network's causal role rather than of the modeled political and institutional drivers.</w:t>
+      </w:r>
+    </w:p>
+    <w:p>
+      <w:pPr>
+        <w:pStyle w:val="Heading3"/>
+        <w:rPr/>
+      </w:pPr>
+      <w:bookmarkStart w:colFirst="0" w:colLast="0" w:name="_nxb3oojs7c73" w:id="31"/>
+      <w:bookmarkEnd w:id="31"/>
+      <w:r>
+        <w:rPr>
+          <w:rtl w:val="0"/>
+        </w:rPr>
+        <w:t xml:space="preserve">7.3 Formal Statement</w:t>
+      </w:r>
+    </w:p>
+    <w:p>
+      <w:pPr>
+        <w:rPr/>
+      </w:pPr>
+      <w:r>
+        <w:rPr>
+          <w:b w:val="1"/>
+          <w:bCs w:val="1"/>
+          <w:rtl w:val="0"/>
+        </w:rPr>
+        <w:t xml:space="preserve">Proposition 1 (Shock Discrimination).</w:t>
+      </w:r>
+      <w:r>
+        <w:rPr>
+          <w:rtl w:val="0"/>
+        </w:rPr>
+        <w:t xml:space="preserve"> Let $E$ be an exogenous event that affects hypothesized hidden controller $A$ with probability $p_A$ and affects each modeled legitimate common cause $Z_k$ with probability $p_{Z_k} &lt; p_A$. If post-$E$ coherence $\text{Coh}(a_1, \ldots, a_n \mid E)$ drops by an amount consistent with $A$'s disruption but inconsistent with the $Z_k$ disruptions under their respective priors, the hidden controller hypothesis is favored by Bayes factor proportional to the differential disruption magnitudes.</w:t>
+      </w:r>
+    </w:p>
+    <w:p>
+      <w:pPr>
+        <w:keepNext w:val="0"/>
+        <w:keepLines w:val="0"/>
+        <w:pageBreakBefore w:val="0"/>
+        <w:widowControl w:val="0"/>
+        <w:pBdr>
+          <w:top w:space="0" w:sz="0" w:val="nil"/>
+          <w:left w:space="0" w:sz="0" w:val="nil"/>
+          <w:bottom w:space="0" w:sz="0" w:val="nil"/>
+          <w:right w:space="0" w:sz="0" w:val="nil"/>
+          <w:between w:space="0" w:sz="0" w:val="nil"/>
+        </w:pBdr>
+        <w:shd w:fill="auto" w:val="clear"/>
+        <w:spacing w:after="0" w:before="0" w:line="276" w:lineRule="auto"/>
+        <w:ind w:left="0" w:right="0" w:firstLine="0"/>
+        <w:jc w:val="left"/>
+        <w:rPr/>
+      </w:pPr>
+      <w:r>
+        <w:rPr>
+          <w:rtl w:val="0"/>
+        </w:rPr>
+      </w:r>
+    </w:p>
+    <w:p>
+      <w:pPr>
+        <w:rPr/>
+      </w:pPr>
+      <w:r>
+        <w:rPr>
+          <w:rtl w:val="0"/>
+        </w:rPr>
+        <w:t xml:space="preserve">This is a Bayesian reframing of the intervention principle and does not require $E$ to be a true randomized intervention. It requires only that the effect of $E$ on $A$ be asymmetric with respect to its effect on the modeled legitimate common causes.</w:t>
+      </w:r>
+    </w:p>
+    <w:p>
+      <w:pPr>
+        <w:pStyle w:val="Heading2"/>
+        <w:rPr/>
+      </w:pPr>
+      <w:bookmarkStart w:colFirst="0" w:colLast="0" w:name="_wim2k3x922ud" w:id="32"/>
+      <w:bookmarkEnd w:id="32"/>
+      <w:r>
+        <w:rPr>
+          <w:rtl w:val="0"/>
+        </w:rPr>
+        <w:t xml:space="preserve">8. Adversarial and Inferential Robustness</w:t>
+      </w:r>
+    </w:p>
+    <w:p>
+      <w:pPr>
+        <w:pStyle w:val="Heading3"/>
+        <w:rPr/>
+      </w:pPr>
+      <w:bookmarkStart w:colFirst="0" w:colLast="0" w:name="_7g0tsua6ctud" w:id="33"/>
+      <w:bookmarkEnd w:id="33"/>
+      <w:r>
+        <w:rPr>
+          <w:rtl w:val="0"/>
+        </w:rPr>
+        <w:t xml:space="preserve">8.1 What Evasion Requires</w:t>
+      </w:r>
+    </w:p>
+    <w:p>
+      <w:pPr>
+        <w:rPr/>
+      </w:pPr>
+      <w:r>
+        <w:rPr>
+          <w:rtl w:val="0"/>
+        </w:rPr>
+        <w:t xml:space="preserve">A hidden actor aware of the detection framework can attempt to suppress each operator. We enumerate the evasion strategies and their costs.</w:t>
+      </w:r>
+    </w:p>
+    <w:p>
+      <w:pPr>
+        <w:keepNext w:val="0"/>
+        <w:keepLines w:val="0"/>
+        <w:pageBreakBefore w:val="0"/>
+        <w:widowControl w:val="0"/>
+        <w:pBdr>
+          <w:top w:space="0" w:sz="0" w:val="nil"/>
+          <w:left w:space="0" w:sz="0" w:val="nil"/>
+          <w:bottom w:space="0" w:sz="0" w:val="nil"/>
+          <w:right w:space="0" w:sz="0" w:val="nil"/>
+          <w:between w:space="0" w:sz="0" w:val="nil"/>
+        </w:pBdr>
+        <w:shd w:fill="auto" w:val="clear"/>
+        <w:spacing w:after="0" w:before="0" w:line="276" w:lineRule="auto"/>
+        <w:ind w:left="0" w:right="0" w:firstLine="0"/>
+        <w:jc w:val="left"/>
+        <w:rPr/>
+      </w:pPr>
+      <w:r>
+        <w:rPr>
+          <w:rtl w:val="0"/>
+        </w:rPr>
+      </w:r>
+    </w:p>
+    <w:p>
+      <w:pPr>
+        <w:rPr/>
+      </w:pPr>
+      <w:r>
+        <w:rPr>
+          <w:b w:val="1"/>
+          <w:bCs w:val="1"/>
+          <w:rtl w:val="0"/>
+        </w:rPr>
+        <w:t xml:space="preserve">Suppressing $H_1$</w:t>
+      </w:r>
+      <w:r>
+        <w:rPr>
+          <w:rtl w:val="0"/>
+        </w:rPr>
+        <w:t xml:space="preserve">: trivial, via proxy control. Zero cost to the adversary beyond finding a counted actor to route through.</w:t>
+      </w:r>
+    </w:p>
+    <w:p>
+      <w:pPr>
+        <w:keepNext w:val="0"/>
+        <w:keepLines w:val="0"/>
+        <w:pageBreakBefore w:val="0"/>
+        <w:widowControl w:val="0"/>
+        <w:pBdr>
+          <w:top w:space="0" w:sz="0" w:val="nil"/>
+          <w:left w:space="0" w:sz="0" w:val="nil"/>
+          <w:bottom w:space="0" w:sz="0" w:val="nil"/>
+          <w:right w:space="0" w:sz="0" w:val="nil"/>
+          <w:between w:space="0" w:sz="0" w:val="nil"/>
+        </w:pBdr>
+        <w:shd w:fill="auto" w:val="clear"/>
+        <w:spacing w:after="0" w:before="0" w:line="276" w:lineRule="auto"/>
+        <w:ind w:left="0" w:right="0" w:firstLine="0"/>
+        <w:jc w:val="left"/>
+        <w:rPr/>
+      </w:pPr>
+      <w:r>
+        <w:rPr>
+          <w:rtl w:val="0"/>
+        </w:rPr>
+      </w:r>
+    </w:p>
+    <w:p>
+      <w:pPr>
+        <w:rPr/>
+      </w:pPr>
+      <w:r>
+        <w:rPr>
+          <w:b w:val="1"/>
+          <w:bCs w:val="1"/>
+          <w:rtl w:val="0"/>
+        </w:rPr>
+        <w:t xml:space="preserve">Suppressing $H_2$</w:t>
+      </w:r>
+      <w:r>
+        <w:rPr>
+          <w:rtl w:val="0"/>
+        </w:rPr>
+        <w:t xml:space="preserve">: requires injecting independent noise into each proxy's decisions to mask shared structure, reducing effective control over proxies. Every unit of noise that defeats coherence detection is a unit of influence the adversary sacrifices. This is the central adversarial tradeoff.</w:t>
+      </w:r>
+    </w:p>
+    <w:p>
+      <w:pPr>
+        <w:keepNext w:val="0"/>
+        <w:keepLines w:val="0"/>
+        <w:pageBreakBefore w:val="0"/>
+        <w:widowControl w:val="0"/>
+        <w:pBdr>
+          <w:top w:space="0" w:sz="0" w:val="nil"/>
+          <w:left w:space="0" w:sz="0" w:val="nil"/>
+          <w:bottom w:space="0" w:sz="0" w:val="nil"/>
+          <w:right w:space="0" w:sz="0" w:val="nil"/>
+          <w:between w:space="0" w:sz="0" w:val="nil"/>
+        </w:pBdr>
+        <w:shd w:fill="auto" w:val="clear"/>
+        <w:spacing w:after="0" w:before="0" w:line="276" w:lineRule="auto"/>
+        <w:ind w:left="0" w:right="0" w:firstLine="0"/>
+        <w:jc w:val="left"/>
+        <w:rPr/>
+      </w:pPr>
+      <w:r>
+        <w:rPr>
+          <w:rtl w:val="0"/>
+        </w:rPr>
+      </w:r>
+    </w:p>
+    <w:p>
+      <w:pPr>
+        <w:rPr/>
+      </w:pPr>
+      <w:r>
+        <w:rPr>
+          <w:b w:val="1"/>
+          <w:bCs w:val="1"/>
+          <w:rtl w:val="0"/>
+        </w:rPr>
+        <w:t xml:space="preserve">Suppressing $H_3$</w:t>
+      </w:r>
+      <w:r>
+        <w:rPr>
+          <w:rtl w:val="0"/>
+        </w:rPr>
+        <w:t xml:space="preserve">: requires aligning proxy behavior with the stated objective except where necessary to exercise hidden control. This constrains the adversary to interventions that are locally indistinguishable from stated-objective-pursuit, reducing both the frequency and the magnitude of available influence actions.</w:t>
+      </w:r>
+    </w:p>
+    <w:p>
+      <w:pPr>
+        <w:keepNext w:val="0"/>
+        <w:keepLines w:val="0"/>
+        <w:pageBreakBefore w:val="0"/>
+        <w:widowControl w:val="0"/>
+        <w:pBdr>
+          <w:top w:space="0" w:sz="0" w:val="nil"/>
+          <w:left w:space="0" w:sz="0" w:val="nil"/>
+          <w:bottom w:space="0" w:sz="0" w:val="nil"/>
+          <w:right w:space="0" w:sz="0" w:val="nil"/>
+          <w:between w:space="0" w:sz="0" w:val="nil"/>
+        </w:pBdr>
+        <w:shd w:fill="auto" w:val="clear"/>
+        <w:spacing w:after="0" w:before="0" w:line="276" w:lineRule="auto"/>
+        <w:ind w:left="0" w:right="0" w:firstLine="0"/>
+        <w:jc w:val="left"/>
+        <w:rPr/>
+      </w:pPr>
+      <w:r>
+        <w:rPr>
+          <w:rtl w:val="0"/>
+        </w:rPr>
+      </w:r>
+    </w:p>
+    <w:p>
+      <w:pPr>
+        <w:rPr/>
+      </w:pPr>
+      <w:r>
+        <w:rPr>
+          <w:b w:val="1"/>
+          <w:bCs w:val="1"/>
+          <w:rtl w:val="0"/>
+        </w:rPr>
+        <w:t xml:space="preserve">Suppressing all three simultaneously</w:t>
+      </w:r>
+      <w:r>
+        <w:rPr>
+          <w:rtl w:val="0"/>
+        </w:rPr>
+        <w:t xml:space="preserve">: requires satisfying constraints that are in tension. Proxy control (to defeat $H_1$) centralizes influence. Noise injection (to defeat $H_2$) decentralizes it. Behavioral consistency with stated objectives (to defeat $H_3$) further restricts the action space. As the number of controlled proxies grows, the simultaneous-suppression problem approaches infeasibility for any adversary with finite control bandwidth.</w:t>
+      </w:r>
+    </w:p>
+    <w:p>
+      <w:pPr>
+        <w:pStyle w:val="Heading3"/>
+        <w:rPr/>
+      </w:pPr>
+      <w:bookmarkStart w:colFirst="0" w:colLast="0" w:name="_9yr1cxs2m3a" w:id="34"/>
+      <w:bookmarkEnd w:id="34"/>
+      <w:r>
+        <w:rPr>
+          <w:rtl w:val="0"/>
+        </w:rPr>
+        <w:t xml:space="preserve">8.2 Evasion Cost Scaling</w:t>
+      </w:r>
+    </w:p>
+    <w:p>
+      <w:pPr>
+        <w:rPr/>
+      </w:pPr>
+      <w:r>
+        <w:rPr>
+          <w:b w:val="1"/>
+          <w:bCs w:val="1"/>
+          <w:rtl w:val="0"/>
+        </w:rPr>
+        <w:t xml:space="preserve">Proposition 2 (Superlinear Evasion Cost).</w:t>
+      </w:r>
+      <w:r>
+        <w:rPr>
+          <w:rtl w:val="0"/>
+        </w:rPr>
+        <w:t xml:space="preserve"> The minimum control sacrifice required to suppress $H_2$ below detection threshold $\epsilon$ in a system of $n$ proxies grows at rate $\Omega(\sqrt{n})$ under i.i.d. noise assumptions and faster under correlated-noise constraints.</w:t>
+      </w:r>
+    </w:p>
+    <w:p>
+      <w:pPr>
+        <w:keepNext w:val="0"/>
+        <w:keepLines w:val="0"/>
+        <w:pageBreakBefore w:val="0"/>
+        <w:widowControl w:val="0"/>
+        <w:pBdr>
+          <w:top w:space="0" w:sz="0" w:val="nil"/>
+          <w:left w:space="0" w:sz="0" w:val="nil"/>
+          <w:bottom w:space="0" w:sz="0" w:val="nil"/>
+          <w:right w:space="0" w:sz="0" w:val="nil"/>
+          <w:between w:space="0" w:sz="0" w:val="nil"/>
+        </w:pBdr>
+        <w:shd w:fill="auto" w:val="clear"/>
+        <w:spacing w:after="0" w:before="0" w:line="276" w:lineRule="auto"/>
+        <w:ind w:left="0" w:right="0" w:firstLine="0"/>
+        <w:jc w:val="left"/>
+        <w:rPr/>
+      </w:pPr>
+      <w:r>
+        <w:rPr>
+          <w:rtl w:val="0"/>
+        </w:rPr>
+      </w:r>
+    </w:p>
+    <w:p>
+      <w:pPr>
+        <w:rPr/>
+      </w:pPr>
+      <w:r>
+        <w:rPr>
+          <w:b w:val="1"/>
+          <w:bCs w:val="1"/>
+          <w:rtl w:val="0"/>
+        </w:rPr>
+        <w:t xml:space="preserve">Proof sketch.</w:t>
+      </w:r>
+      <w:r>
+        <w:rPr>
+          <w:rtl w:val="0"/>
+        </w:rPr>
+        <w:t xml:space="preserve"> To suppress a shared signal below detection, the adversary must add noise that scales with the signal's statistical detectability. In a system of $n$ proxies, the shared signal accumulates at rate $O(n)$ while independent noise accumulates at rate $O(\sqrt{n})$. To suppress the shared signal, noise magnitude per proxy must grow at least at rate $\Omega(\sqrt{n})$, which reduces per-proxy effective control at the same rate. Full formalization requires specification of the noise model and detection test. $\blacksquare$</w:t>
+      </w:r>
+    </w:p>
+    <w:p>
+      <w:pPr>
+        <w:keepNext w:val="0"/>
+        <w:keepLines w:val="0"/>
+        <w:pageBreakBefore w:val="0"/>
+        <w:widowControl w:val="0"/>
+        <w:pBdr>
+          <w:top w:space="0" w:sz="0" w:val="nil"/>
+          <w:left w:space="0" w:sz="0" w:val="nil"/>
+          <w:bottom w:space="0" w:sz="0" w:val="nil"/>
+          <w:right w:space="0" w:sz="0" w:val="nil"/>
+          <w:between w:space="0" w:sz="0" w:val="nil"/>
+        </w:pBdr>
+        <w:shd w:fill="auto" w:val="clear"/>
+        <w:spacing w:after="0" w:before="0" w:line="276" w:lineRule="auto"/>
+        <w:ind w:left="0" w:right="0" w:firstLine="0"/>
+        <w:jc w:val="left"/>
+        <w:rPr/>
+      </w:pPr>
+      <w:r>
+        <w:rPr>
+          <w:rtl w:val="0"/>
+        </w:rPr>
+      </w:r>
+    </w:p>
+    <w:p>
+      <w:pPr>
+        <w:rPr/>
+      </w:pPr>
+      <w:r>
+        <w:rPr>
+          <w:rtl w:val="0"/>
+        </w:rPr>
+        <w:t xml:space="preserve">We do not claim completeness against a computationally unbounded adversary. We claim that evasion cost scales unfavorably for the adversary, which is a useful but more modest result than the completeness claim in the draft.</w:t>
+      </w:r>
+    </w:p>
+    <w:p>
+      <w:pPr>
+        <w:pStyle w:val="Heading3"/>
+        <w:rPr/>
+      </w:pPr>
+      <w:bookmarkStart w:colFirst="0" w:colLast="0" w:name="_144hq3hkcjl9" w:id="35"/>
+      <w:bookmarkEnd w:id="35"/>
+      <w:r>
+        <w:rPr>
+          <w:rtl w:val="0"/>
+        </w:rPr>
+        <w:t xml:space="preserve">8.3 Multi-Model Robustness</w:t>
+      </w:r>
+    </w:p>
+    <w:p>
+      <w:pPr>
+        <w:rPr/>
+      </w:pPr>
+      <w:r>
+        <w:rPr>
+          <w:rtl w:val="0"/>
+        </w:rPr>
+        <w:t xml:space="preserve">The operators $H_1$, $H_2$, and $H_3$ are functions of a specified causal model $M$, and $H_2$ additionally of a specified covariate set $Z$. Section 3.2 flagged this as model relativity. The natural response is not to claim a privileged $M$ but to report operators under a finite set of plausible models spanning the analyst's uncertainty.</w:t>
+      </w:r>
+    </w:p>
+    <w:p>
+      <w:pPr>
+        <w:keepNext w:val="0"/>
+        <w:keepLines w:val="0"/>
+        <w:pageBreakBefore w:val="0"/>
+        <w:widowControl w:val="0"/>
+        <w:pBdr>
+          <w:top w:space="0" w:sz="0" w:val="nil"/>
+          <w:left w:space="0" w:sz="0" w:val="nil"/>
+          <w:bottom w:space="0" w:sz="0" w:val="nil"/>
+          <w:right w:space="0" w:sz="0" w:val="nil"/>
+          <w:between w:space="0" w:sz="0" w:val="nil"/>
+        </w:pBdr>
+        <w:shd w:fill="auto" w:val="clear"/>
+        <w:spacing w:after="0" w:before="0" w:line="276" w:lineRule="auto"/>
+        <w:ind w:left="0" w:right="0" w:firstLine="0"/>
+        <w:jc w:val="left"/>
+        <w:rPr/>
+      </w:pPr>
+      <w:r>
+        <w:rPr>
+          <w:rtl w:val="0"/>
+        </w:rPr>
+      </w:r>
+    </w:p>
+    <w:p>
+      <w:pPr>
+        <w:rPr/>
+      </w:pPr>
+      <w:r>
+        <w:rPr>
+          <w:rtl w:val="0"/>
+        </w:rPr>
+        <w:t xml:space="preserve">Let $\mathcal{M} = {M_1, \ldots, M_k}$ be a set of plausible causal models. For each operator $H \in {H_1, H_2, H_3}$ we report two quantities: a </w:t>
+      </w:r>
+      <w:r>
+        <w:rPr>
+          <w:b w:val="1"/>
+          <w:bCs w:val="1"/>
+          <w:rtl w:val="0"/>
+        </w:rPr>
+        <w:t xml:space="preserve">stable component</w:t>
+      </w:r>
+      <w:r>
+        <w:rPr>
+          <w:rtl w:val="0"/>
+        </w:rPr>
+        <w:t xml:space="preserve"> and a </w:t>
+      </w:r>
+      <w:r>
+        <w:rPr>
+          <w:b w:val="1"/>
+          <w:bCs w:val="1"/>
+          <w:rtl w:val="0"/>
+        </w:rPr>
+        <w:t xml:space="preserve">model sensitivity</w:t>
+      </w:r>
+      <w:r>
+        <w:rPr>
+          <w:rtl w:val="0"/>
+        </w:rPr>
+        <w:t xml:space="preserve">. The stable component is the subset of the signal that survives under every $M_j$ at a chosen threshold $\tau$, $$\text{Stable}</w:t>
+      </w:r>
+      <w:r>
+        <w:rPr>
+          <w:i w:val="1"/>
+          <w:iCs w:val="1"/>
+          <w:rtl w:val="0"/>
+        </w:rPr>
+        <w:t xml:space="preserve">\tau(H) = \bigcap</w:t>
+      </w:r>
+      <w:r>
+        <w:rPr>
+          <w:rtl w:val="0"/>
+        </w:rPr>
+        <w:t xml:space="preserve">{j=1}^{k} {H(M_j) &gt; \tau},$$ and the model sensitivity is the variance of the operator across the set, $$\text{Sens}(H) = \text{Var}_{j}[H(M_j)].$$</w:t>
+      </w:r>
+    </w:p>
+    <w:p>
+      <w:pPr>
+        <w:keepNext w:val="0"/>
+        <w:keepLines w:val="0"/>
+        <w:pageBreakBefore w:val="0"/>
+        <w:widowControl w:val="0"/>
+        <w:pBdr>
+          <w:top w:space="0" w:sz="0" w:val="nil"/>
+          <w:left w:space="0" w:sz="0" w:val="nil"/>
+          <w:bottom w:space="0" w:sz="0" w:val="nil"/>
+          <w:right w:space="0" w:sz="0" w:val="nil"/>
+          <w:between w:space="0" w:sz="0" w:val="nil"/>
+        </w:pBdr>
+        <w:shd w:fill="auto" w:val="clear"/>
+        <w:spacing w:after="0" w:before="0" w:line="276" w:lineRule="auto"/>
+        <w:ind w:left="0" w:right="0" w:firstLine="0"/>
+        <w:jc w:val="left"/>
+        <w:rPr/>
+      </w:pPr>
+      <w:r>
+        <w:rPr>
+          <w:rtl w:val="0"/>
+        </w:rPr>
+      </w:r>
+    </w:p>
+    <w:p>
+      <w:pPr>
+        <w:rPr/>
+      </w:pPr>
+      <w:r>
+        <w:rPr>
+          <w:rtl w:val="0"/>
+        </w:rPr>
+        <w:t xml:space="preserve">High stability with low sensitivity indicates a signal that does not depend on which plausible model the analyst commits to. Low stability with high sensitivity is not a failure of the framework; it is the framework correctly reporting that the data do not adjudicate between models on the relevant structural question, and the appropriate analyst response is to widen rather than narrow the search.</w:t>
+      </w:r>
+    </w:p>
+    <w:p>
+      <w:pPr>
+        <w:keepNext w:val="0"/>
+        <w:keepLines w:val="0"/>
+        <w:pageBreakBefore w:val="0"/>
+        <w:widowControl w:val="0"/>
+        <w:pBdr>
+          <w:top w:space="0" w:sz="0" w:val="nil"/>
+          <w:left w:space="0" w:sz="0" w:val="nil"/>
+          <w:bottom w:space="0" w:sz="0" w:val="nil"/>
+          <w:right w:space="0" w:sz="0" w:val="nil"/>
+          <w:between w:space="0" w:sz="0" w:val="nil"/>
+        </w:pBdr>
+        <w:shd w:fill="auto" w:val="clear"/>
+        <w:spacing w:after="0" w:before="0" w:line="276" w:lineRule="auto"/>
+        <w:ind w:left="0" w:right="0" w:firstLine="0"/>
+        <w:jc w:val="left"/>
+        <w:rPr/>
+      </w:pPr>
+      <w:r>
+        <w:rPr>
+          <w:rtl w:val="0"/>
+        </w:rPr>
+      </w:r>
+    </w:p>
+    <w:p>
+      <w:pPr>
+        <w:rPr/>
+      </w:pPr>
+      <w:r>
+        <w:rPr>
+          <w:rtl w:val="0"/>
+        </w:rPr>
+        <w:t xml:space="preserve">This protocol does not defend against an adversary who can control the model set $\mathcal{M}$ itself, which is the limitation already flagged in Section 10.3. It does defend against ordinary analyst uncertainty about which $M$ to write down, which is the more common failure mode in applied work.</w:t>
+      </w:r>
+    </w:p>
+    <w:p>
+      <w:pPr>
+        <w:pStyle w:val="Heading3"/>
+        <w:rPr/>
+      </w:pPr>
+      <w:bookmarkStart w:colFirst="0" w:colLast="0" w:name="_rtqxd17mzk6s" w:id="36"/>
+      <w:bookmarkEnd w:id="36"/>
+      <w:r>
+        <w:rPr>
+          <w:rtl w:val="0"/>
+        </w:rPr>
+        <w:t xml:space="preserve">8.4 What the Framework Cannot Do</w:t>
+      </w:r>
+    </w:p>
+    <w:p>
+      <w:pPr>
+        <w:rPr/>
+      </w:pPr>
+      <w:r>
+        <w:rPr>
+          <w:rtl w:val="0"/>
+        </w:rPr>
+        <w:t xml:space="preserve">We list the limitations directly rather than in a footnote.</w:t>
       </w:r>
     </w:p>
     <w:p>
@@ -2246,7 +3192,7 @@
         <w:rPr>
           <w:rtl w:val="0"/>
         </w:rPr>
-        <w:t xml:space="preserve">Direct causation between the actors themselves ($C_i$ influences $C_j$ or vice versa).</w:t>
+        <w:t xml:space="preserve">The framework does not identify the hidden actor by name. It detects structural signature.</w:t>
       </w:r>
     </w:p>
     <w:p>
@@ -2261,7 +3207,7 @@
         <w:rPr>
           <w:rtl w:val="0"/>
         </w:rPr>
-        <w:t xml:space="preserve">Shared environment or shared observable cause.</w:t>
+        <w:t xml:space="preserve">The framework requires a specified class of legitimate common causes for $H_2$ to be informative. An adversary who can control the analyst's model of legitimate causes can defeat the operator.</w:t>
       </w:r>
     </w:p>
     <w:p>
@@ -2276,79 +3222,83 @@
         <w:rPr>
           <w:rtl w:val="0"/>
         </w:rPr>
-        <w:t xml:space="preserve">Shared hidden cause (the hidden controller we are trying to detect).</w:t>
-      </w:r>
-    </w:p>
-    <w:p>
-      <w:pPr>
-        <w:keepNext w:val="0"/>
-        <w:keepLines w:val="0"/>
-        <w:pageBreakBefore w:val="0"/>
-        <w:widowControl w:val="0"/>
-        <w:pBdr>
-          <w:top w:space="0" w:sz="0" w:val="nil"/>
-          <w:left w:space="0" w:sz="0" w:val="nil"/>
-          <w:bottom w:space="0" w:sz="0" w:val="nil"/>
-          <w:right w:space="0" w:sz="0" w:val="nil"/>
-          <w:between w:space="0" w:sz="0" w:val="nil"/>
-        </w:pBdr>
-        <w:shd w:fill="auto" w:val="clear"/>
-        <w:spacing w:after="0" w:before="0" w:line="276" w:lineRule="auto"/>
-        <w:ind w:left="0" w:right="0" w:firstLine="0"/>
-        <w:jc w:val="left"/>
-        <w:rPr/>
-      </w:pPr>
-      <w:r>
-        <w:rPr>
-          <w:rtl w:val="0"/>
-        </w:rPr>
-      </w:r>
-    </w:p>
-    <w:p>
-      <w:pPr>
-        <w:rPr/>
-      </w:pPr>
-      <w:r>
-        <w:rPr>
-          <w:rtl w:val="0"/>
-        </w:rPr>
-        <w:t xml:space="preserve">A positive $H_2$ after conditioning on observed covariates $Z$ does not distinguish between (1) and (3), and is only free of (2) to the extent $Z$ is exhaustive.</w:t>
-      </w:r>
-    </w:p>
-    <w:p>
-      <w:pPr>
-        <w:keepNext w:val="0"/>
-        <w:keepLines w:val="0"/>
-        <w:pageBreakBefore w:val="0"/>
-        <w:widowControl w:val="0"/>
-        <w:pBdr>
-          <w:top w:space="0" w:sz="0" w:val="nil"/>
-          <w:left w:space="0" w:sz="0" w:val="nil"/>
-          <w:bottom w:space="0" w:sz="0" w:val="nil"/>
-          <w:right w:space="0" w:sz="0" w:val="nil"/>
-          <w:between w:space="0" w:sz="0" w:val="nil"/>
-        </w:pBdr>
-        <w:shd w:fill="auto" w:val="clear"/>
-        <w:spacing w:after="0" w:before="0" w:line="276" w:lineRule="auto"/>
-        <w:ind w:left="0" w:right="0" w:firstLine="0"/>
-        <w:jc w:val="left"/>
-        <w:rPr/>
-      </w:pPr>
-      <w:r>
-        <w:rPr>
-          <w:rtl w:val="0"/>
-        </w:rPr>
-      </w:r>
-    </w:p>
-    <w:p>
-      <w:pPr>
-        <w:rPr/>
-      </w:pPr>
-      <w:r>
-        <w:rPr>
-          <w:rtl w:val="0"/>
-        </w:rPr>
-        <w:t xml:space="preserve">This is not a peripheral issue. It is the central identification challenge in causal discovery and cannot be dissolved by clever metric design.</w:t>
+        <w:t xml:space="preserve">The framework requires either bounded adversary control bandwidth (Proposition 2) or exogenous shocks (Proposition 1) for discrimination from shared-environment confounders.</w:t>
+      </w:r>
+    </w:p>
+    <w:p>
+      <w:pPr>
+        <w:numPr>
+          <w:ilvl w:val="0"/>
+          <w:numId w:val="1"/>
+        </w:numPr>
+        <w:ind w:left="720" w:hanging="360"/>
+      </w:pPr>
+      <w:r>
+        <w:rPr>
+          <w:rtl w:val="0"/>
+        </w:rPr>
+        <w:t xml:space="preserve">$H_3$ is informative only under IRL identifiability conditions that are rarely strictly satisfied.</w:t>
+      </w:r>
+    </w:p>
+    <w:p>
+      <w:pPr>
+        <w:keepNext w:val="0"/>
+        <w:keepLines w:val="0"/>
+        <w:pageBreakBefore w:val="0"/>
+        <w:widowControl w:val="0"/>
+        <w:pBdr>
+          <w:top w:space="0" w:sz="0" w:val="nil"/>
+          <w:left w:space="0" w:sz="0" w:val="nil"/>
+          <w:bottom w:space="0" w:sz="0" w:val="nil"/>
+          <w:right w:space="0" w:sz="0" w:val="nil"/>
+          <w:between w:space="0" w:sz="0" w:val="nil"/>
+        </w:pBdr>
+        <w:shd w:fill="auto" w:val="clear"/>
+        <w:spacing w:after="0" w:before="0" w:line="276" w:lineRule="auto"/>
+        <w:ind w:left="0" w:right="0" w:firstLine="0"/>
+        <w:jc w:val="left"/>
+        <w:rPr/>
+      </w:pPr>
+      <w:r>
+        <w:rPr>
+          <w:rtl w:val="0"/>
+        </w:rPr>
+      </w:r>
+    </w:p>
+    <w:p>
+      <w:pPr>
+        <w:rPr/>
+      </w:pPr>
+      <w:r>
+        <w:rPr>
+          <w:rtl w:val="0"/>
+        </w:rPr>
+        <w:t xml:space="preserve">These limitations are the honest envelope of what the framework can claim.</w:t>
+      </w:r>
+    </w:p>
+    <w:p>
+      <w:pPr>
+        <w:pStyle w:val="Heading2"/>
+        <w:rPr/>
+      </w:pPr>
+      <w:bookmarkStart w:colFirst="0" w:colLast="0" w:name="_ptg3gibjktlq" w:id="37"/>
+      <w:bookmarkEnd w:id="37"/>
+      <w:r>
+        <w:rPr>
+          <w:rtl w:val="0"/>
+        </w:rPr>
+        <w:t xml:space="preserve">9. Worked Example: 2008 Financial Crisis</w:t>
+      </w:r>
+    </w:p>
+    <w:p>
+      <w:pPr>
+        <w:rPr/>
+      </w:pPr>
+      <w:r>
+        <w:rPr>
+          <w:rtl w:val="0"/>
+        </w:rPr>
+        <w:t xml:space="preserve">We apply the framework to the 2008 crisis not to re-litigate the crisis but to show what the operators would have signaled prospectively, and to demonstrate the discrimination procedure against alternative explanations.</w:t>
       </w:r>
     </w:p>
     <w:p>
@@ -2356,192 +3306,540 @@
         <w:pStyle w:val="Heading3"/>
         <w:rPr/>
       </w:pPr>
-      <w:bookmarkStart w:colFirst="0" w:colLast="0" w:name="_80afz556zdlm" w:id="30"/>
-      <w:bookmarkEnd w:id="30"/>
-      <w:r>
-        <w:rPr>
-          <w:rtl w:val="0"/>
-        </w:rPr>
-        <w:t xml:space="preserve">7.2 Discrimination Strategies</w:t>
-      </w:r>
-    </w:p>
-    <w:p>
-      <w:pPr>
-        <w:rPr/>
-      </w:pPr>
-      <w:r>
-        <w:rPr>
-          <w:rtl w:val="0"/>
-        </w:rPr>
-        <w:t xml:space="preserve">We draw on three strategies from the causal discovery literature, each with its own data requirements.</w:t>
-      </w:r>
-    </w:p>
-    <w:p>
-      <w:pPr>
-        <w:keepNext w:val="0"/>
-        <w:keepLines w:val="0"/>
-        <w:pageBreakBefore w:val="0"/>
-        <w:widowControl w:val="0"/>
-        <w:pBdr>
-          <w:top w:space="0" w:sz="0" w:val="nil"/>
-          <w:left w:space="0" w:sz="0" w:val="nil"/>
-          <w:bottom w:space="0" w:sz="0" w:val="nil"/>
-          <w:right w:space="0" w:sz="0" w:val="nil"/>
-          <w:between w:space="0" w:sz="0" w:val="nil"/>
-        </w:pBdr>
-        <w:shd w:fill="auto" w:val="clear"/>
-        <w:spacing w:after="0" w:before="0" w:line="276" w:lineRule="auto"/>
-        <w:ind w:left="0" w:right="0" w:firstLine="0"/>
-        <w:jc w:val="left"/>
-        <w:rPr/>
-      </w:pPr>
-      <w:r>
-        <w:rPr>
-          <w:rtl w:val="0"/>
-        </w:rPr>
-      </w:r>
-    </w:p>
-    <w:p>
-      <w:pPr>
-        <w:rPr/>
-      </w:pPr>
-      <w:r>
-        <w:rPr>
-          <w:b w:val="1"/>
-          <w:bCs w:val="1"/>
-          <w:rtl w:val="0"/>
-        </w:rPr>
-        <w:t xml:space="preserve">Conditioning on observed common causes.</w:t>
-      </w:r>
-      <w:r>
-        <w:rPr>
-          <w:rtl w:val="0"/>
-        </w:rPr>
-        <w:t xml:space="preserve"> If we can enumerate and measure all plausible shared environmental drivers, $H_2$ after conditioning captures only (1) and (3). This is the PC-algorithm approach (Spirtes, Glymour, and Scheines 2000). It fails when relevant common causes are unobserved, which is often.</w:t>
-      </w:r>
-    </w:p>
-    <w:p>
-      <w:pPr>
-        <w:keepNext w:val="0"/>
-        <w:keepLines w:val="0"/>
-        <w:pageBreakBefore w:val="0"/>
-        <w:widowControl w:val="0"/>
-        <w:pBdr>
-          <w:top w:space="0" w:sz="0" w:val="nil"/>
-          <w:left w:space="0" w:sz="0" w:val="nil"/>
-          <w:bottom w:space="0" w:sz="0" w:val="nil"/>
-          <w:right w:space="0" w:sz="0" w:val="nil"/>
-          <w:between w:space="0" w:sz="0" w:val="nil"/>
-        </w:pBdr>
-        <w:shd w:fill="auto" w:val="clear"/>
-        <w:spacing w:after="0" w:before="0" w:line="276" w:lineRule="auto"/>
-        <w:ind w:left="0" w:right="0" w:firstLine="0"/>
-        <w:jc w:val="left"/>
-        <w:rPr/>
-      </w:pPr>
-      <w:r>
-        <w:rPr>
-          <w:rtl w:val="0"/>
-        </w:rPr>
-      </w:r>
-    </w:p>
-    <w:p>
-      <w:pPr>
-        <w:rPr/>
-      </w:pPr>
-      <w:r>
-        <w:rPr>
-          <w:b w:val="1"/>
-          <w:bCs w:val="1"/>
-          <w:rtl w:val="0"/>
-        </w:rPr>
-        <w:t xml:space="preserve">Temporal precedence.</w:t>
-      </w:r>
-      <w:r>
-        <w:rPr>
-          <w:rtl w:val="0"/>
-        </w:rPr>
-        <w:t xml:space="preserve"> If $C_i$'s decisions temporally precede $C_j$'s by a fixed lag, direct causation from $C_j$ to $C_i$ is ruled out. When multiple $C_i$ act simultaneously or near-simultaneously, temporal precedence is not diagnostic between direct mutual causation and a shared hidden cause. High-resolution timestamps help but do not resolve the issue when all actions are triggered by a shared signal.</w:t>
-      </w:r>
-    </w:p>
-    <w:p>
-      <w:pPr>
-        <w:keepNext w:val="0"/>
-        <w:keepLines w:val="0"/>
-        <w:pageBreakBefore w:val="0"/>
-        <w:widowControl w:val="0"/>
-        <w:pBdr>
-          <w:top w:space="0" w:sz="0" w:val="nil"/>
-          <w:left w:space="0" w:sz="0" w:val="nil"/>
-          <w:bottom w:space="0" w:sz="0" w:val="nil"/>
-          <w:right w:space="0" w:sz="0" w:val="nil"/>
-          <w:between w:space="0" w:sz="0" w:val="nil"/>
-        </w:pBdr>
-        <w:shd w:fill="auto" w:val="clear"/>
-        <w:spacing w:after="0" w:before="0" w:line="276" w:lineRule="auto"/>
-        <w:ind w:left="0" w:right="0" w:firstLine="0"/>
-        <w:jc w:val="left"/>
-        <w:rPr/>
-      </w:pPr>
-      <w:r>
-        <w:rPr>
-          <w:rtl w:val="0"/>
-        </w:rPr>
-      </w:r>
-    </w:p>
-    <w:p>
-      <w:pPr>
-        <w:rPr/>
-      </w:pPr>
-      <w:r>
-        <w:rPr>
-          <w:b w:val="1"/>
-          <w:bCs w:val="1"/>
-          <w:rtl w:val="0"/>
-        </w:rPr>
-        <w:t xml:space="preserve">Exogenous shocks as natural experiments.</w:t>
-      </w:r>
-      <w:r>
-        <w:rPr>
-          <w:rtl w:val="0"/>
-        </w:rPr>
-        <w:t xml:space="preserve"> The most useful strategy for our setting. When an exogenous event $E$ occurs that would affect a hidden controller but not the legitimate common causes, the post-$E$ behavior of the proxies is diagnostic. If the proxies' coherence pattern shifts in a way consistent with the hidden controller being disrupted, and inconsistent with the modeled common causes being disrupted, the hidden controller hypothesis is supported. This is the do-calculus intervention (Pearl 2009) applied to observational windows around natural interventions.</w:t>
-      </w:r>
-    </w:p>
-    <w:p>
-      <w:pPr>
-        <w:keepNext w:val="0"/>
-        <w:keepLines w:val="0"/>
-        <w:pageBreakBefore w:val="0"/>
-        <w:widowControl w:val="0"/>
-        <w:pBdr>
-          <w:top w:space="0" w:sz="0" w:val="nil"/>
-          <w:left w:space="0" w:sz="0" w:val="nil"/>
-          <w:bottom w:space="0" w:sz="0" w:val="nil"/>
-          <w:right w:space="0" w:sz="0" w:val="nil"/>
-          <w:between w:space="0" w:sz="0" w:val="nil"/>
-        </w:pBdr>
-        <w:shd w:fill="auto" w:val="clear"/>
-        <w:spacing w:after="0" w:before="0" w:line="276" w:lineRule="auto"/>
-        <w:ind w:left="0" w:right="0" w:firstLine="0"/>
-        <w:jc w:val="left"/>
-        <w:rPr/>
-      </w:pPr>
-      <w:r>
-        <w:rPr>
-          <w:rtl w:val="0"/>
-        </w:rPr>
-      </w:r>
-    </w:p>
-    <w:p>
-      <w:pPr>
-        <w:rPr/>
-      </w:pPr>
-      <w:r>
-        <w:rPr>
-          <w:rtl w:val="0"/>
-        </w:rPr>
-        <w:t xml:space="preserve">Concrete example: if a regulatory agency's decisions align with the interests of a particular industry, and that alignment persists through changes in administration, changes in legislative majority, and changes in the agency's nominal mandate, but </w:t>
+      <w:bookmarkStart w:colFirst="0" w:colLast="0" w:name="_nu8y6a78hqha" w:id="38"/>
+      <w:bookmarkEnd w:id="38"/>
+      <w:r>
+        <w:rPr>
+          <w:rtl w:val="0"/>
+        </w:rPr>
+        <w:t xml:space="preserve">9.1 System and Bottlenecks</w:t>
+      </w:r>
+    </w:p>
+    <w:p>
+      <w:pPr>
+        <w:rPr/>
+      </w:pPr>
+      <w:r>
+        <w:rPr>
+          <w:rtl w:val="0"/>
+        </w:rPr>
+        <w:t xml:space="preserve">The relevant system is U.S. mortgage credit allocation from approximately 2002 through 2008. Key bottlenecks include (a) the rating of mortgage-backed securities by credit rating agencies, (b) the capital requirements on banks holding those securities, and (c) the leverage ratios in the repo-financed shadow banking system. We focus on bottleneck (a) as the cleanest case.</w:t>
+      </w:r>
+    </w:p>
+    <w:p>
+      <w:pPr>
+        <w:pStyle w:val="Heading3"/>
+        <w:rPr/>
+      </w:pPr>
+      <w:bookmarkStart w:colFirst="0" w:colLast="0" w:name="_cfp63k11cgrb" w:id="39"/>
+      <w:bookmarkEnd w:id="39"/>
+      <w:r>
+        <w:rPr>
+          <w:rtl w:val="0"/>
+        </w:rPr>
+        <w:t xml:space="preserve">9.2 $H_1$ in the Stated Model</w:t>
+      </w:r>
+    </w:p>
+    <w:p>
+      <w:pPr>
+        <w:rPr/>
+      </w:pPr>
+      <w:r>
+        <w:rPr>
+          <w:rtl w:val="0"/>
+        </w:rPr>
+        <w:t xml:space="preserve">The conventional model of responsibility placed control with subprime borrowers, mortgage originators making loans to those borrowers, and to a lesser extent the investment banks that securitized the loans. Under this model, summed control shares approximate 1 and $H_1 \approx 0$, which is why the stated model had to be wrong.</w:t>
+      </w:r>
+    </w:p>
+    <w:p>
+      <w:pPr>
+        <w:pStyle w:val="Heading3"/>
+        <w:rPr/>
+      </w:pPr>
+      <w:bookmarkStart w:colFirst="0" w:colLast="0" w:name="_yt18a9knwn8d" w:id="40"/>
+      <w:bookmarkEnd w:id="40"/>
+      <w:r>
+        <w:rPr>
+          <w:rtl w:val="0"/>
+        </w:rPr>
+        <w:t xml:space="preserve">9.3 Residual in the Corrected Model</w:t>
+      </w:r>
+    </w:p>
+    <w:p>
+      <w:pPr>
+        <w:rPr/>
+      </w:pPr>
+      <w:r>
+        <w:rPr>
+          <w:rtl w:val="0"/>
+        </w:rPr>
+        <w:t xml:space="preserve">Expanding the model to include rating agencies, regulatory bodies setting capital requirements, and legislators who designed the post-GLBA regulatory perimeter produces a different accounting. The rating agencies were structurally positioned as bottleneck controllers: without AAA ratings, the tranches could not be sold to the pension funds and foreign central banks that were the terminal demand. The pre-expansion model's $H_1 \approx 0$ was achieved by assigning control to downstream actors who were, in fact, operating within feasible sets defined by upstream rating decisions.</w:t>
+      </w:r>
+    </w:p>
+    <w:p>
+      <w:pPr>
+        <w:pStyle w:val="Heading3"/>
+        <w:rPr/>
+      </w:pPr>
+      <w:bookmarkStart w:colFirst="0" w:colLast="0" w:name="_9nlm3cdbwoju" w:id="41"/>
+      <w:bookmarkEnd w:id="41"/>
+      <w:r>
+        <w:rPr>
+          <w:rtl w:val="0"/>
+        </w:rPr>
+        <w:t xml:space="preserve">9.4 $H_2$ Across Rating Agencies</w:t>
+      </w:r>
+    </w:p>
+    <w:p>
+      <w:pPr>
+        <w:rPr/>
+      </w:pPr>
+      <w:r>
+        <w:rPr>
+          <w:rtl w:val="0"/>
+        </w:rPr>
+        <w:t xml:space="preserve">The three major rating agencies (Moody's, S&amp;P, Fitch) are nominally independent, with separate corporate structures, separate analytical staff, and competitive commercial relationships. Under independence, their ratings on the same tranches should exhibit idiosyncratic disagreement consistent with different models, different analyst judgments, and different proprietary data.</w:t>
+      </w:r>
+    </w:p>
+    <w:p>
+      <w:pPr>
+        <w:keepNext w:val="0"/>
+        <w:keepLines w:val="0"/>
+        <w:pageBreakBefore w:val="0"/>
+        <w:widowControl w:val="0"/>
+        <w:pBdr>
+          <w:top w:space="0" w:sz="0" w:val="nil"/>
+          <w:left w:space="0" w:sz="0" w:val="nil"/>
+          <w:bottom w:space="0" w:sz="0" w:val="nil"/>
+          <w:right w:space="0" w:sz="0" w:val="nil"/>
+          <w:between w:space="0" w:sz="0" w:val="nil"/>
+        </w:pBdr>
+        <w:shd w:fill="auto" w:val="clear"/>
+        <w:spacing w:after="0" w:before="0" w:line="276" w:lineRule="auto"/>
+        <w:ind w:left="0" w:right="0" w:firstLine="0"/>
+        <w:jc w:val="left"/>
+        <w:rPr/>
+      </w:pPr>
+      <w:r>
+        <w:rPr>
+          <w:rtl w:val="0"/>
+        </w:rPr>
+      </w:r>
+    </w:p>
+    <w:p>
+      <w:pPr>
+        <w:rPr/>
+      </w:pPr>
+      <w:r>
+        <w:rPr>
+          <w:rtl w:val="0"/>
+        </w:rPr>
+        <w:t xml:space="preserve">The observed ratings were statistically near-identical across agencies, on tranches the agencies had structural incentive to rate favorably (ratings revenue from issuers scaling with issuance volume). The $H_2$ signal, computed as KL divergence from independent ratings models, would have been substantially elevated well before 2008. Benmelech and Dlugosz (2009) and White (2010) document the ratings convergence in the literature.</w:t>
+      </w:r>
+    </w:p>
+    <w:p>
+      <w:pPr>
+        <w:pStyle w:val="Heading3"/>
+        <w:rPr/>
+      </w:pPr>
+      <w:bookmarkStart w:colFirst="0" w:colLast="0" w:name="_ua6ztgqoz8ix" w:id="42"/>
+      <w:bookmarkEnd w:id="42"/>
+      <w:r>
+        <w:rPr>
+          <w:rtl w:val="0"/>
+        </w:rPr>
+        <w:t xml:space="preserve">9.5 Reichenbach Discrimination</w:t>
+      </w:r>
+    </w:p>
+    <w:p>
+      <w:pPr>
+        <w:rPr/>
+      </w:pPr>
+      <w:r>
+        <w:rPr>
+          <w:rtl w:val="0"/>
+        </w:rPr>
+        <w:t xml:space="preserve">Was the coherence due to (1) the agencies copying each other, (2) shared legitimate information about credit risk, or (3) shared hidden structure in the form of a revenue-dependent business model that all three agencies shared?</w:t>
+      </w:r>
+    </w:p>
+    <w:p>
+      <w:pPr>
+        <w:keepNext w:val="0"/>
+        <w:keepLines w:val="0"/>
+        <w:pageBreakBefore w:val="0"/>
+        <w:widowControl w:val="0"/>
+        <w:pBdr>
+          <w:top w:space="0" w:sz="0" w:val="nil"/>
+          <w:left w:space="0" w:sz="0" w:val="nil"/>
+          <w:bottom w:space="0" w:sz="0" w:val="nil"/>
+          <w:right w:space="0" w:sz="0" w:val="nil"/>
+          <w:between w:space="0" w:sz="0" w:val="nil"/>
+        </w:pBdr>
+        <w:shd w:fill="auto" w:val="clear"/>
+        <w:spacing w:after="0" w:before="0" w:line="276" w:lineRule="auto"/>
+        <w:ind w:left="0" w:right="0" w:firstLine="0"/>
+        <w:jc w:val="left"/>
+        <w:rPr/>
+      </w:pPr>
+      <w:r>
+        <w:rPr>
+          <w:rtl w:val="0"/>
+        </w:rPr>
+      </w:r>
+    </w:p>
+    <w:p>
+      <w:pPr>
+        <w:rPr/>
+      </w:pPr>
+      <w:r>
+        <w:rPr>
+          <w:rtl w:val="0"/>
+        </w:rPr>
+        <w:t xml:space="preserve">Option (2), shared legitimate information, is defeated by the ex post realized losses. The ratings were not legitimate convergence on a true risk assessment; they were convergence on an overly favorable assessment that diverged sharply from realized performance.</w:t>
+      </w:r>
+    </w:p>
+    <w:p>
+      <w:pPr>
+        <w:keepNext w:val="0"/>
+        <w:keepLines w:val="0"/>
+        <w:pageBreakBefore w:val="0"/>
+        <w:widowControl w:val="0"/>
+        <w:pBdr>
+          <w:top w:space="0" w:sz="0" w:val="nil"/>
+          <w:left w:space="0" w:sz="0" w:val="nil"/>
+          <w:bottom w:space="0" w:sz="0" w:val="nil"/>
+          <w:right w:space="0" w:sz="0" w:val="nil"/>
+          <w:between w:space="0" w:sz="0" w:val="nil"/>
+        </w:pBdr>
+        <w:shd w:fill="auto" w:val="clear"/>
+        <w:spacing w:after="0" w:before="0" w:line="276" w:lineRule="auto"/>
+        <w:ind w:left="0" w:right="0" w:firstLine="0"/>
+        <w:jc w:val="left"/>
+        <w:rPr/>
+      </w:pPr>
+      <w:r>
+        <w:rPr>
+          <w:rtl w:val="0"/>
+        </w:rPr>
+      </w:r>
+    </w:p>
+    <w:p>
+      <w:pPr>
+        <w:rPr/>
+      </w:pPr>
+      <w:r>
+        <w:rPr>
+          <w:rtl w:val="0"/>
+        </w:rPr>
+        <w:t xml:space="preserve">Option (1), direct copying, is defeated by the institutional separation and the absence of documented coordination.</w:t>
+      </w:r>
+    </w:p>
+    <w:p>
+      <w:pPr>
+        <w:keepNext w:val="0"/>
+        <w:keepLines w:val="0"/>
+        <w:pageBreakBefore w:val="0"/>
+        <w:widowControl w:val="0"/>
+        <w:pBdr>
+          <w:top w:space="0" w:sz="0" w:val="nil"/>
+          <w:left w:space="0" w:sz="0" w:val="nil"/>
+          <w:bottom w:space="0" w:sz="0" w:val="nil"/>
+          <w:right w:space="0" w:sz="0" w:val="nil"/>
+          <w:between w:space="0" w:sz="0" w:val="nil"/>
+        </w:pBdr>
+        <w:shd w:fill="auto" w:val="clear"/>
+        <w:spacing w:after="0" w:before="0" w:line="276" w:lineRule="auto"/>
+        <w:ind w:left="0" w:right="0" w:firstLine="0"/>
+        <w:jc w:val="left"/>
+        <w:rPr/>
+      </w:pPr>
+      <w:r>
+        <w:rPr>
+          <w:rtl w:val="0"/>
+        </w:rPr>
+      </w:r>
+    </w:p>
+    <w:p>
+      <w:pPr>
+        <w:rPr/>
+      </w:pPr>
+      <w:r>
+        <w:rPr>
+          <w:rtl w:val="0"/>
+        </w:rPr>
+        <w:t xml:space="preserve">Option (3), shared hidden structure, is the residual. The shared structure is the issuer-pays revenue model and the shared client relationships with the investment banks structuring the securities. The hidden controller in our formalism is the revenue-dependence constraint that tightened the feasible set of each agency's analysis in parallel.</w:t>
+      </w:r>
+    </w:p>
+    <w:p>
+      <w:pPr>
+        <w:keepNext w:val="0"/>
+        <w:keepLines w:val="0"/>
+        <w:pageBreakBefore w:val="0"/>
+        <w:widowControl w:val="0"/>
+        <w:pBdr>
+          <w:top w:space="0" w:sz="0" w:val="nil"/>
+          <w:left w:space="0" w:sz="0" w:val="nil"/>
+          <w:bottom w:space="0" w:sz="0" w:val="nil"/>
+          <w:right w:space="0" w:sz="0" w:val="nil"/>
+          <w:between w:space="0" w:sz="0" w:val="nil"/>
+        </w:pBdr>
+        <w:shd w:fill="auto" w:val="clear"/>
+        <w:spacing w:after="0" w:before="0" w:line="276" w:lineRule="auto"/>
+        <w:ind w:left="0" w:right="0" w:firstLine="0"/>
+        <w:jc w:val="left"/>
+        <w:rPr/>
+      </w:pPr>
+      <w:r>
+        <w:rPr>
+          <w:rtl w:val="0"/>
+        </w:rPr>
+      </w:r>
+    </w:p>
+    <w:p>
+      <w:pPr>
+        <w:rPr/>
+      </w:pPr>
+      <w:r>
+        <w:rPr>
+          <w:rtl w:val="0"/>
+        </w:rPr>
+        <w:t xml:space="preserve">This is the constraint-equivalence pattern of Section 4.2. The rating agencies were not directed to issue favorable ratings. Their feasible sets of defensible analytical positions were constrained by the revenue model such that systematically conservative ratings would have been commercially costly to a degree that none of the three agencies would bear unilaterally. The coherence is the footprint.</w:t>
+      </w:r>
+    </w:p>
+    <w:p>
+      <w:pPr>
+        <w:pStyle w:val="Heading3"/>
+        <w:rPr/>
+      </w:pPr>
+      <w:bookmarkStart w:colFirst="0" w:colLast="0" w:name="_7jbqxsl04vzn" w:id="43"/>
+      <w:bookmarkEnd w:id="43"/>
+      <w:r>
+        <w:rPr>
+          <w:rtl w:val="0"/>
+        </w:rPr>
+        <w:t xml:space="preserve">9.6 $H_3$ Objective Mismatch</w:t>
+      </w:r>
+    </w:p>
+    <w:p>
+      <w:pPr>
+        <w:rPr/>
+      </w:pPr>
+      <w:r>
+        <w:rPr>
+          <w:rtl w:val="0"/>
+        </w:rPr>
+        <w:t xml:space="preserve">The stated objective of the rating agencies was accurate credit risk assessment in service of investors. The observed behavior, inferred via inverse optimization on the ratings decisions, is consistent with an effective objective weighted toward issuer satisfaction and market share retention subject to a loose reputational constraint. The objective mismatch $H_3$ is large, and it has the sign predicted by the constraint structure.</w:t>
+      </w:r>
+    </w:p>
+    <w:p>
+      <w:pPr>
+        <w:pStyle w:val="Heading3"/>
+        <w:rPr/>
+      </w:pPr>
+      <w:bookmarkStart w:colFirst="0" w:colLast="0" w:name="_jmxjstmeygmc" w:id="44"/>
+      <w:bookmarkEnd w:id="44"/>
+      <w:r>
+        <w:rPr>
+          <w:rtl w:val="0"/>
+        </w:rPr>
+        <w:t xml:space="preserve">9.7 What the Framework Provides</w:t>
+      </w:r>
+    </w:p>
+    <w:p>
+      <w:pPr>
+        <w:rPr/>
+      </w:pPr>
+      <w:r>
+        <w:rPr>
+          <w:rtl w:val="0"/>
+        </w:rPr>
+        <w:t xml:space="preserve">Applied prospectively, the framework would have flagged (i) that the stated attribution model had low $H_1$ only because control was misallocated to downstream actors, (ii) that rating agency coherence was elevated beyond what independent analysis would produce, (iii) that the coherence survived the Reichenbach discrimination in a way that pointed to the revenue model as the shared constraint, and (iv) that the effective optimization target diverged from the stated one. None of these individually identifies the crisis. Jointly, they indicate structural fragility of a specific kind, and they direct attention to the constraint structure that produced it.</w:t>
+      </w:r>
+    </w:p>
+    <w:p>
+      <w:pPr>
+        <w:pStyle w:val="Heading2"/>
+        <w:rPr/>
+      </w:pPr>
+      <w:bookmarkStart w:colFirst="0" w:colLast="0" w:name="_y0boh2on24s" w:id="45"/>
+      <w:bookmarkEnd w:id="45"/>
+      <w:r>
+        <w:rPr>
+          <w:rtl w:val="0"/>
+        </w:rPr>
+        <w:t xml:space="preserve">10. Limitations and Relation to Prior Work</w:t>
+      </w:r>
+    </w:p>
+    <w:p>
+      <w:pPr>
+        <w:pStyle w:val="Heading3"/>
+        <w:rPr/>
+      </w:pPr>
+      <w:bookmarkStart w:colFirst="0" w:colLast="0" w:name="_lrztmel7gze3" w:id="46"/>
+      <w:bookmarkEnd w:id="46"/>
+      <w:r>
+        <w:rPr>
+          <w:rtl w:val="0"/>
+        </w:rPr>
+        <w:t xml:space="preserve">10.1 What We Build On</w:t>
+      </w:r>
+    </w:p>
+    <w:p>
+      <w:pPr>
+        <w:rPr/>
+      </w:pPr>
+      <w:r>
+        <w:rPr>
+          <w:rtl w:val="0"/>
+        </w:rPr>
+        <w:t xml:space="preserve">The framework draws on several established traditions. Conservation-based causal attribution has roots in the econometric literature on counterfactual decomposition (Blinder-Oaxaca and descendants). Constraint-based causal analysis connects to the literature on instrumental variables and on choice-set manipulation in behavioral economics. Coherence detection via divergence from independence is standard in information-theoretic analysis and in the multivariate anomaly detection literature. Inverse optimization and its ill-posedness are drawn directly from IRL (Ng and Russell 2000; Ziebart et al. 2008; Hadfield-Menell et al. 2016; Arora and Doshi 2021 survey). The Reichenbach discrimination strategy draws on Pearl's do-calculus and on the causal discovery algorithms of Spirtes, Glymour, and Scheines.</w:t>
+      </w:r>
+    </w:p>
+    <w:p>
+      <w:pPr>
+        <w:pStyle w:val="Heading3"/>
+        <w:rPr/>
+      </w:pPr>
+      <w:bookmarkStart w:colFirst="0" w:colLast="0" w:name="_wldc4nk7b7i6" w:id="47"/>
+      <w:bookmarkEnd w:id="47"/>
+      <w:r>
+        <w:rPr>
+          <w:rtl w:val="0"/>
+        </w:rPr>
+        <w:t xml:space="preserve">10.2 What Is New</w:t>
+      </w:r>
+    </w:p>
+    <w:p>
+      <w:pPr>
+        <w:rPr/>
+      </w:pPr>
+      <w:r>
+        <w:rPr>
+          <w:rtl w:val="0"/>
+        </w:rPr>
+        <w:t xml:space="preserve">The novel contribution is the integration. Individual operators have been used in isolation. The claim that they form a mutually reinforcing detection stack, such that adversarial evasion of any single operator is possible but joint evasion is costly, is, to our knowledge, not previously formalized. The framework's operational content is the joint-detection stance, not any single operator.</w:t>
+      </w:r>
+    </w:p>
+    <w:p>
+      <w:pPr>
+        <w:pStyle w:val="Heading3"/>
+        <w:rPr/>
+      </w:pPr>
+      <w:bookmarkStart w:colFirst="0" w:colLast="0" w:name="_3bpiief1o1xl" w:id="48"/>
+      <w:bookmarkEnd w:id="48"/>
+      <w:r>
+        <w:rPr>
+          <w:rtl w:val="0"/>
+        </w:rPr>
+        <w:t xml:space="preserve">10.3 What We Do Not Do</w:t>
+      </w:r>
+    </w:p>
+    <w:p>
+      <w:pPr>
+        <w:rPr/>
+      </w:pPr>
+      <w:r>
+        <w:rPr>
+          <w:rtl w:val="0"/>
+        </w:rPr>
+        <w:t xml:space="preserve">We do not provide statistical power calculations, which would require specifying a concrete noise model and test statistic for each operator in a given application domain. This is domain-specific work left to applied follow-ups. We do not address the problem of actor identification; structural signature detection is prior to and weaker than identification. We do not claim the framework is robust to an adversary that controls the analyst's causal model, and we take the view that such an adversary is outside the scope of any inference framework that operates on a model at all.</w:t>
+      </w:r>
+    </w:p>
+    <w:p>
+      <w:pPr>
+        <w:pStyle w:val="Heading2"/>
+        <w:rPr/>
+      </w:pPr>
+      <w:bookmarkStart w:colFirst="0" w:colLast="0" w:name="_x2i83zqx84pe" w:id="49"/>
+      <w:bookmarkEnd w:id="49"/>
+      <w:r>
+        <w:rPr>
+          <w:rtl w:val="0"/>
+        </w:rPr>
+        <w:t xml:space="preserve">11. Conclusion</w:t>
+      </w:r>
+    </w:p>
+    <w:p>
+      <w:pPr>
+        <w:rPr/>
+      </w:pPr>
+      <w:r>
+        <w:rPr>
+          <w:rtl w:val="0"/>
+        </w:rPr>
+        <w:t xml:space="preserve">Hidden control can be locally suppressed through proxies and through constraint of visible actors' feasible sets, defeating residual-based detection. It cannot be jointly suppressed across residual, coherence, and objective-inference signals without superlinear evasion cost in the number of systems controlled. The practical upshot is that structural signatures of hidden influence are recoverable from aggregate behavioral data under conditions that are often satisfied in institutional and market settings, provided the analyst is willing to engage directly with the Reichenbach identification problem and with the cost structure of adversarial evasion.</w:t>
+      </w:r>
+    </w:p>
+    <w:p>
+      <w:pPr>
+        <w:keepNext w:val="0"/>
+        <w:keepLines w:val="0"/>
+        <w:pageBreakBefore w:val="0"/>
+        <w:widowControl w:val="0"/>
+        <w:pBdr>
+          <w:top w:space="0" w:sz="0" w:val="nil"/>
+          <w:left w:space="0" w:sz="0" w:val="nil"/>
+          <w:bottom w:space="0" w:sz="0" w:val="nil"/>
+          <w:right w:space="0" w:sz="0" w:val="nil"/>
+          <w:between w:space="0" w:sz="0" w:val="nil"/>
+        </w:pBdr>
+        <w:shd w:fill="auto" w:val="clear"/>
+        <w:spacing w:after="0" w:before="0" w:line="276" w:lineRule="auto"/>
+        <w:ind w:left="0" w:right="0" w:firstLine="0"/>
+        <w:jc w:val="left"/>
+        <w:rPr/>
+      </w:pPr>
+      <w:r>
+        <w:rPr>
+          <w:rtl w:val="0"/>
+        </w:rPr>
+      </w:r>
+    </w:p>
+    <w:p>
+      <w:pPr>
+        <w:rPr/>
+      </w:pPr>
+      <w:r>
+        <w:rPr>
+          <w:rtl w:val="0"/>
+        </w:rPr>
+        <w:t xml:space="preserve">The framework transforms hidden influence into measurable structural deviation. What it does not do is tell you whom to indict. That limitation is appropriate; structural detection and actor identification are different problems, and mixing them is a common failure mode in applied institutional analysis.</w:t>
+      </w:r>
+    </w:p>
+    <w:p>
+      <w:pPr>
+        <w:keepNext w:val="0"/>
+        <w:keepLines w:val="0"/>
+        <w:pageBreakBefore w:val="0"/>
+        <w:widowControl w:val="0"/>
+        <w:pBdr>
+          <w:top w:space="0" w:sz="0" w:val="nil"/>
+          <w:left w:space="0" w:sz="0" w:val="nil"/>
+          <w:bottom w:space="0" w:sz="0" w:val="nil"/>
+          <w:right w:space="0" w:sz="0" w:val="nil"/>
+          <w:between w:space="0" w:sz="0" w:val="nil"/>
+        </w:pBdr>
+        <w:shd w:fill="auto" w:val="clear"/>
+        <w:spacing w:after="0" w:before="0" w:line="276" w:lineRule="auto"/>
+        <w:ind w:left="0" w:right="0" w:firstLine="0"/>
+        <w:jc w:val="left"/>
+        <w:rPr/>
+      </w:pPr>
+      <w:r>
+        <w:rPr>
+          <w:rtl w:val="0"/>
+        </w:rPr>
+      </w:r>
+    </w:p>
+    <w:p>
+      <w:pPr>
+        <w:rPr/>
+      </w:pPr>
+      <w:r>
+        <w:rPr>
+          <w:rtl w:val="0"/>
+        </w:rPr>
+        <w:t xml:space="preserve">A companion paper, </w:t>
       </w:r>
       <w:r>
         <w:rPr>
@@ -2549,499 +3847,13 @@
           <w:iCs w:val="1"/>
           <w:rtl w:val="0"/>
         </w:rPr>
-        <w:t xml:space="preserve">ceases</w:t>
-      </w:r>
-      <w:r>
-        <w:rPr>
-          <w:rtl w:val="0"/>
-        </w:rPr>
-        <w:t xml:space="preserve"> following a scandal that removes a specific network of personnel, the discontinuity is diagnostic of the network's causal role rather than of the modeled political and institutional drivers.</w:t>
-      </w:r>
-    </w:p>
-    <w:p>
-      <w:pPr>
-        <w:pStyle w:val="Heading3"/>
-        <w:rPr/>
-      </w:pPr>
-      <w:bookmarkStart w:colFirst="0" w:colLast="0" w:name="_xksz9l7sox7y" w:id="31"/>
-      <w:bookmarkEnd w:id="31"/>
-      <w:r>
-        <w:rPr>
-          <w:rtl w:val="0"/>
-        </w:rPr>
-        <w:t xml:space="preserve">7.3 Formal Statement</w:t>
-      </w:r>
-    </w:p>
-    <w:p>
-      <w:pPr>
-        <w:rPr/>
-      </w:pPr>
-      <w:r>
-        <w:rPr>
-          <w:b w:val="1"/>
-          <w:bCs w:val="1"/>
-          <w:rtl w:val="0"/>
-        </w:rPr>
-        <w:t xml:space="preserve">Proposition 1 (Shock Discrimination).</w:t>
-      </w:r>
-      <w:r>
-        <w:rPr>
-          <w:rtl w:val="0"/>
-        </w:rPr>
-        <w:t xml:space="preserve"> Let $E$ be an exogenous event that affects hypothesized hidden controller $A$ with probability $p_A$ and affects each modeled legitimate common cause $Z_k$ with probability $p_{Z_k} &lt; p_A$. If post-$E$ coherence $\text{Coh}(a_1, \ldots, a_n \mid E)$ drops by an amount consistent with $A$'s disruption but inconsistent with the $Z_k$ disruptions under their respective priors, the hidden controller hypothesis is favored by Bayes factor proportional to the differential disruption magnitudes.</w:t>
-      </w:r>
-    </w:p>
-    <w:p>
-      <w:pPr>
-        <w:keepNext w:val="0"/>
-        <w:keepLines w:val="0"/>
-        <w:pageBreakBefore w:val="0"/>
-        <w:widowControl w:val="0"/>
-        <w:pBdr>
-          <w:top w:space="0" w:sz="0" w:val="nil"/>
-          <w:left w:space="0" w:sz="0" w:val="nil"/>
-          <w:bottom w:space="0" w:sz="0" w:val="nil"/>
-          <w:right w:space="0" w:sz="0" w:val="nil"/>
-          <w:between w:space="0" w:sz="0" w:val="nil"/>
-        </w:pBdr>
-        <w:shd w:fill="auto" w:val="clear"/>
-        <w:spacing w:after="0" w:before="0" w:line="276" w:lineRule="auto"/>
-        <w:ind w:left="0" w:right="0" w:firstLine="0"/>
-        <w:jc w:val="left"/>
-        <w:rPr/>
-      </w:pPr>
-      <w:r>
-        <w:rPr>
-          <w:rtl w:val="0"/>
-        </w:rPr>
-      </w:r>
-    </w:p>
-    <w:p>
-      <w:pPr>
-        <w:rPr/>
-      </w:pPr>
-      <w:r>
-        <w:rPr>
-          <w:rtl w:val="0"/>
-        </w:rPr>
-        <w:t xml:space="preserve">This is a Bayesian reframing of the intervention principle and does not require $E$ to be a true randomized intervention. It requires only that the effect of $E$ on $A$ be asymmetric with respect to its effect on the modeled legitimate common causes.</w:t>
-      </w:r>
-    </w:p>
-    <w:p>
-      <w:pPr>
-        <w:pStyle w:val="Heading2"/>
-        <w:rPr/>
-      </w:pPr>
-      <w:bookmarkStart w:colFirst="0" w:colLast="0" w:name="_3kjbbzmhyf33" w:id="32"/>
-      <w:bookmarkEnd w:id="32"/>
-      <w:r>
-        <w:rPr>
-          <w:rtl w:val="0"/>
-        </w:rPr>
-        <w:t xml:space="preserve">8. Adversarial and Inferential Robustness</w:t>
-      </w:r>
-    </w:p>
-    <w:p>
-      <w:pPr>
-        <w:pStyle w:val="Heading3"/>
-        <w:rPr/>
-      </w:pPr>
-      <w:bookmarkStart w:colFirst="0" w:colLast="0" w:name="_83d7kytvj12c" w:id="33"/>
-      <w:bookmarkEnd w:id="33"/>
-      <w:r>
-        <w:rPr>
-          <w:rtl w:val="0"/>
-        </w:rPr>
-        <w:t xml:space="preserve">8.1 What Evasion Requires</w:t>
-      </w:r>
-    </w:p>
-    <w:p>
-      <w:pPr>
-        <w:rPr/>
-      </w:pPr>
-      <w:r>
-        <w:rPr>
-          <w:rtl w:val="0"/>
-        </w:rPr>
-        <w:t xml:space="preserve">A hidden actor aware of the detection framework can attempt to suppress each operator. We enumerate the evasion strategies and their costs.</w:t>
-      </w:r>
-    </w:p>
-    <w:p>
-      <w:pPr>
-        <w:keepNext w:val="0"/>
-        <w:keepLines w:val="0"/>
-        <w:pageBreakBefore w:val="0"/>
-        <w:widowControl w:val="0"/>
-        <w:pBdr>
-          <w:top w:space="0" w:sz="0" w:val="nil"/>
-          <w:left w:space="0" w:sz="0" w:val="nil"/>
-          <w:bottom w:space="0" w:sz="0" w:val="nil"/>
-          <w:right w:space="0" w:sz="0" w:val="nil"/>
-          <w:between w:space="0" w:sz="0" w:val="nil"/>
-        </w:pBdr>
-        <w:shd w:fill="auto" w:val="clear"/>
-        <w:spacing w:after="0" w:before="0" w:line="276" w:lineRule="auto"/>
-        <w:ind w:left="0" w:right="0" w:firstLine="0"/>
-        <w:jc w:val="left"/>
-        <w:rPr/>
-      </w:pPr>
-      <w:r>
-        <w:rPr>
-          <w:rtl w:val="0"/>
-        </w:rPr>
-      </w:r>
-    </w:p>
-    <w:p>
-      <w:pPr>
-        <w:rPr/>
-      </w:pPr>
-      <w:r>
-        <w:rPr>
-          <w:b w:val="1"/>
-          <w:bCs w:val="1"/>
-          <w:rtl w:val="0"/>
-        </w:rPr>
-        <w:t xml:space="preserve">Suppressing $H_1$</w:t>
-      </w:r>
-      <w:r>
-        <w:rPr>
-          <w:rtl w:val="0"/>
-        </w:rPr>
-        <w:t xml:space="preserve">: trivial, via proxy control. Zero cost to the adversary beyond finding a counted actor to route through.</w:t>
-      </w:r>
-    </w:p>
-    <w:p>
-      <w:pPr>
-        <w:keepNext w:val="0"/>
-        <w:keepLines w:val="0"/>
-        <w:pageBreakBefore w:val="0"/>
-        <w:widowControl w:val="0"/>
-        <w:pBdr>
-          <w:top w:space="0" w:sz="0" w:val="nil"/>
-          <w:left w:space="0" w:sz="0" w:val="nil"/>
-          <w:bottom w:space="0" w:sz="0" w:val="nil"/>
-          <w:right w:space="0" w:sz="0" w:val="nil"/>
-          <w:between w:space="0" w:sz="0" w:val="nil"/>
-        </w:pBdr>
-        <w:shd w:fill="auto" w:val="clear"/>
-        <w:spacing w:after="0" w:before="0" w:line="276" w:lineRule="auto"/>
-        <w:ind w:left="0" w:right="0" w:firstLine="0"/>
-        <w:jc w:val="left"/>
-        <w:rPr/>
-      </w:pPr>
-      <w:r>
-        <w:rPr>
-          <w:rtl w:val="0"/>
-        </w:rPr>
-      </w:r>
-    </w:p>
-    <w:p>
-      <w:pPr>
-        <w:rPr/>
-      </w:pPr>
-      <w:r>
-        <w:rPr>
-          <w:b w:val="1"/>
-          <w:bCs w:val="1"/>
-          <w:rtl w:val="0"/>
-        </w:rPr>
-        <w:t xml:space="preserve">Suppressing $H_2$</w:t>
-      </w:r>
-      <w:r>
-        <w:rPr>
-          <w:rtl w:val="0"/>
-        </w:rPr>
-        <w:t xml:space="preserve">: requires injecting independent noise into each proxy's decisions to mask shared structure, reducing effective control over proxies. Every unit of noise that defeats coherence detection is a unit of influence the adversary sacrifices. This is the central adversarial tradeoff.</w:t>
-      </w:r>
-    </w:p>
-    <w:p>
-      <w:pPr>
-        <w:keepNext w:val="0"/>
-        <w:keepLines w:val="0"/>
-        <w:pageBreakBefore w:val="0"/>
-        <w:widowControl w:val="0"/>
-        <w:pBdr>
-          <w:top w:space="0" w:sz="0" w:val="nil"/>
-          <w:left w:space="0" w:sz="0" w:val="nil"/>
-          <w:bottom w:space="0" w:sz="0" w:val="nil"/>
-          <w:right w:space="0" w:sz="0" w:val="nil"/>
-          <w:between w:space="0" w:sz="0" w:val="nil"/>
-        </w:pBdr>
-        <w:shd w:fill="auto" w:val="clear"/>
-        <w:spacing w:after="0" w:before="0" w:line="276" w:lineRule="auto"/>
-        <w:ind w:left="0" w:right="0" w:firstLine="0"/>
-        <w:jc w:val="left"/>
-        <w:rPr/>
-      </w:pPr>
-      <w:r>
-        <w:rPr>
-          <w:rtl w:val="0"/>
-        </w:rPr>
-      </w:r>
-    </w:p>
-    <w:p>
-      <w:pPr>
-        <w:rPr/>
-      </w:pPr>
-      <w:r>
-        <w:rPr>
-          <w:b w:val="1"/>
-          <w:bCs w:val="1"/>
-          <w:rtl w:val="0"/>
-        </w:rPr>
-        <w:t xml:space="preserve">Suppressing $H_3$</w:t>
-      </w:r>
-      <w:r>
-        <w:rPr>
-          <w:rtl w:val="0"/>
-        </w:rPr>
-        <w:t xml:space="preserve">: requires aligning proxy behavior with the stated objective except where necessary to exercise hidden control. This constrains the adversary to interventions that are locally indistinguishable from stated-objective-pursuit, reducing both the frequency and the magnitude of available influence actions.</w:t>
-      </w:r>
-    </w:p>
-    <w:p>
-      <w:pPr>
-        <w:keepNext w:val="0"/>
-        <w:keepLines w:val="0"/>
-        <w:pageBreakBefore w:val="0"/>
-        <w:widowControl w:val="0"/>
-        <w:pBdr>
-          <w:top w:space="0" w:sz="0" w:val="nil"/>
-          <w:left w:space="0" w:sz="0" w:val="nil"/>
-          <w:bottom w:space="0" w:sz="0" w:val="nil"/>
-          <w:right w:space="0" w:sz="0" w:val="nil"/>
-          <w:between w:space="0" w:sz="0" w:val="nil"/>
-        </w:pBdr>
-        <w:shd w:fill="auto" w:val="clear"/>
-        <w:spacing w:after="0" w:before="0" w:line="276" w:lineRule="auto"/>
-        <w:ind w:left="0" w:right="0" w:firstLine="0"/>
-        <w:jc w:val="left"/>
-        <w:rPr/>
-      </w:pPr>
-      <w:r>
-        <w:rPr>
-          <w:rtl w:val="0"/>
-        </w:rPr>
-      </w:r>
-    </w:p>
-    <w:p>
-      <w:pPr>
-        <w:rPr/>
-      </w:pPr>
-      <w:r>
-        <w:rPr>
-          <w:b w:val="1"/>
-          <w:bCs w:val="1"/>
-          <w:rtl w:val="0"/>
-        </w:rPr>
-        <w:t xml:space="preserve">Suppressing all three simultaneously</w:t>
-      </w:r>
-      <w:r>
-        <w:rPr>
-          <w:rtl w:val="0"/>
-        </w:rPr>
-        <w:t xml:space="preserve">: requires satisfying constraints that are in tension. Proxy control (to defeat $H_1$) centralizes influence. Noise injection (to defeat $H_2$) decentralizes it. Behavioral consistency with stated objectives (to defeat $H_3$) further restricts the action space. As the number of controlled proxies grows, the simultaneous-suppression problem approaches infeasibility for any adversary with finite control bandwidth.</w:t>
-      </w:r>
-    </w:p>
-    <w:p>
-      <w:pPr>
-        <w:pStyle w:val="Heading3"/>
-        <w:rPr/>
-      </w:pPr>
-      <w:bookmarkStart w:colFirst="0" w:colLast="0" w:name="_npt2kqg73zu5" w:id="34"/>
-      <w:bookmarkEnd w:id="34"/>
-      <w:r>
-        <w:rPr>
-          <w:rtl w:val="0"/>
-        </w:rPr>
-        <w:t xml:space="preserve">8.2 Evasion Cost Scaling</w:t>
-      </w:r>
-    </w:p>
-    <w:p>
-      <w:pPr>
-        <w:rPr/>
-      </w:pPr>
-      <w:r>
-        <w:rPr>
-          <w:b w:val="1"/>
-          <w:bCs w:val="1"/>
-          <w:rtl w:val="0"/>
-        </w:rPr>
-        <w:t xml:space="preserve">Proposition 2 (Superlinear Evasion Cost).</w:t>
-      </w:r>
-      <w:r>
-        <w:rPr>
-          <w:rtl w:val="0"/>
-        </w:rPr>
-        <w:t xml:space="preserve"> The minimum control sacrifice required to suppress $H_2$ below detection threshold $\epsilon$ in a system of $n$ proxies grows at rate $\Omega(\sqrt{n})$ under i.i.d. noise assumptions and faster under correlated-noise constraints.</w:t>
-      </w:r>
-    </w:p>
-    <w:p>
-      <w:pPr>
-        <w:keepNext w:val="0"/>
-        <w:keepLines w:val="0"/>
-        <w:pageBreakBefore w:val="0"/>
-        <w:widowControl w:val="0"/>
-        <w:pBdr>
-          <w:top w:space="0" w:sz="0" w:val="nil"/>
-          <w:left w:space="0" w:sz="0" w:val="nil"/>
-          <w:bottom w:space="0" w:sz="0" w:val="nil"/>
-          <w:right w:space="0" w:sz="0" w:val="nil"/>
-          <w:between w:space="0" w:sz="0" w:val="nil"/>
-        </w:pBdr>
-        <w:shd w:fill="auto" w:val="clear"/>
-        <w:spacing w:after="0" w:before="0" w:line="276" w:lineRule="auto"/>
-        <w:ind w:left="0" w:right="0" w:firstLine="0"/>
-        <w:jc w:val="left"/>
-        <w:rPr/>
-      </w:pPr>
-      <w:r>
-        <w:rPr>
-          <w:rtl w:val="0"/>
-        </w:rPr>
-      </w:r>
-    </w:p>
-    <w:p>
-      <w:pPr>
-        <w:rPr/>
-      </w:pPr>
-      <w:r>
-        <w:rPr>
-          <w:b w:val="1"/>
-          <w:bCs w:val="1"/>
-          <w:rtl w:val="0"/>
-        </w:rPr>
-        <w:t xml:space="preserve">Proof sketch.</w:t>
-      </w:r>
-      <w:r>
-        <w:rPr>
-          <w:rtl w:val="0"/>
-        </w:rPr>
-        <w:t xml:space="preserve"> To suppress a shared signal below detection, the adversary must add noise that scales with the signal's statistical detectability. In a system of $n$ proxies, the shared signal accumulates at rate $O(n)$ while independent noise accumulates at rate $O(\sqrt{n})$. To suppress the shared signal, noise magnitude per proxy must grow at least at rate $\Omega(\sqrt{n})$, which reduces per-proxy effective control at the same rate. Full formalization requires specification of the noise model and detection test. $\blacksquare$</w:t>
-      </w:r>
-    </w:p>
-    <w:p>
-      <w:pPr>
-        <w:keepNext w:val="0"/>
-        <w:keepLines w:val="0"/>
-        <w:pageBreakBefore w:val="0"/>
-        <w:widowControl w:val="0"/>
-        <w:pBdr>
-          <w:top w:space="0" w:sz="0" w:val="nil"/>
-          <w:left w:space="0" w:sz="0" w:val="nil"/>
-          <w:bottom w:space="0" w:sz="0" w:val="nil"/>
-          <w:right w:space="0" w:sz="0" w:val="nil"/>
-          <w:between w:space="0" w:sz="0" w:val="nil"/>
-        </w:pBdr>
-        <w:shd w:fill="auto" w:val="clear"/>
-        <w:spacing w:after="0" w:before="0" w:line="276" w:lineRule="auto"/>
-        <w:ind w:left="0" w:right="0" w:firstLine="0"/>
-        <w:jc w:val="left"/>
-        <w:rPr/>
-      </w:pPr>
-      <w:r>
-        <w:rPr>
-          <w:rtl w:val="0"/>
-        </w:rPr>
-      </w:r>
-    </w:p>
-    <w:p>
-      <w:pPr>
-        <w:rPr/>
-      </w:pPr>
-      <w:r>
-        <w:rPr>
-          <w:rtl w:val="0"/>
-        </w:rPr>
-        <w:t xml:space="preserve">We do not claim completeness against a computationally unbounded adversary. We claim that evasion cost scales unfavorably for the adversary, which is a useful but more modest result than the completeness claim in the draft.</w:t>
-      </w:r>
-    </w:p>
-    <w:p>
-      <w:pPr>
-        <w:pStyle w:val="Heading3"/>
-        <w:rPr/>
-      </w:pPr>
-      <w:bookmarkStart w:colFirst="0" w:colLast="0" w:name="_f9uimss4qd68" w:id="35"/>
-      <w:bookmarkEnd w:id="35"/>
-      <w:r>
-        <w:rPr>
-          <w:rtl w:val="0"/>
-        </w:rPr>
-        <w:t xml:space="preserve">8.3 Multi-Model Robustness</w:t>
-      </w:r>
-    </w:p>
-    <w:p>
-      <w:pPr>
-        <w:rPr/>
-      </w:pPr>
-      <w:r>
-        <w:rPr>
-          <w:rtl w:val="0"/>
-        </w:rPr>
-        <w:t xml:space="preserve">The operators $H_1$, $H_2$, and $H_3$ are functions of a specified causal model $M$, and $H_2$ additionally of a specified covariate set $Z$. Section 3.2 flagged this as model relativity. The natural response is not to claim a privileged $M$ but to report operators under a finite set of plausible models spanning the analyst's uncertainty.</w:t>
-      </w:r>
-    </w:p>
-    <w:p>
-      <w:pPr>
-        <w:keepNext w:val="0"/>
-        <w:keepLines w:val="0"/>
-        <w:pageBreakBefore w:val="0"/>
-        <w:widowControl w:val="0"/>
-        <w:pBdr>
-          <w:top w:space="0" w:sz="0" w:val="nil"/>
-          <w:left w:space="0" w:sz="0" w:val="nil"/>
-          <w:bottom w:space="0" w:sz="0" w:val="nil"/>
-          <w:right w:space="0" w:sz="0" w:val="nil"/>
-          <w:between w:space="0" w:sz="0" w:val="nil"/>
-        </w:pBdr>
-        <w:shd w:fill="auto" w:val="clear"/>
-        <w:spacing w:after="0" w:before="0" w:line="276" w:lineRule="auto"/>
-        <w:ind w:left="0" w:right="0" w:firstLine="0"/>
-        <w:jc w:val="left"/>
-        <w:rPr/>
-      </w:pPr>
-      <w:r>
-        <w:rPr>
-          <w:rtl w:val="0"/>
-        </w:rPr>
-      </w:r>
-    </w:p>
-    <w:p>
-      <w:pPr>
-        <w:rPr/>
-      </w:pPr>
-      <w:r>
-        <w:rPr>
-          <w:rtl w:val="0"/>
-        </w:rPr>
-        <w:t xml:space="preserve">Let $\mathcal{M} = {M_1, \ldots, M_k}$ be a set of plausible causal models. For each operator $H \in {H_1, H_2, H_3}$ we report two quantities: a </w:t>
-      </w:r>
-      <w:r>
-        <w:rPr>
-          <w:b w:val="1"/>
-          <w:bCs w:val="1"/>
-          <w:rtl w:val="0"/>
-        </w:rPr>
-        <w:t xml:space="preserve">stable component</w:t>
-      </w:r>
-      <w:r>
-        <w:rPr>
-          <w:rtl w:val="0"/>
-        </w:rPr>
-        <w:t xml:space="preserve"> and a </w:t>
-      </w:r>
-      <w:r>
-        <w:rPr>
-          <w:b w:val="1"/>
-          <w:bCs w:val="1"/>
-          <w:rtl w:val="0"/>
-        </w:rPr>
-        <w:t xml:space="preserve">model sensitivity</w:t>
-      </w:r>
-      <w:r>
-        <w:rPr>
-          <w:rtl w:val="0"/>
-        </w:rPr>
-        <w:t xml:space="preserve">. The stable component is the subset of the signal that survives under every $M_j$ at a chosen threshold $\tau$, $$\text{Stable}</w:t>
+        <w:t xml:space="preserve">Structural Response: Intervention, Resistance, and Pressure Operators for Constrained Systems</w:t>
+      </w:r>
+      <w:r>
+        <w:rPr>
+          <w:rtl w:val="0"/>
+        </w:rPr>
+        <w:t xml:space="preserve">, takes the detected structural field as input and develops operators for intervention leverage ($G$), endogenous reactive resistance ($R$), and pressure localization ($P, D$). A third paper, </w:t>
       </w:r>
       <w:r>
         <w:rPr>
@@ -3049,231 +3861,13 @@
           <w:iCs w:val="1"/>
           <w:rtl w:val="0"/>
         </w:rPr>
-        <w:t xml:space="preserve">\tau(H) = \bigcap</w:t>
-      </w:r>
-      <w:r>
-        <w:rPr>
-          <w:rtl w:val="0"/>
-        </w:rPr>
-        <w:t xml:space="preserve">{j=1}^{k} {H(M_j) &gt; \tau},$$ and the model sensitivity is the variance of the operator across the set, $$\text{Sens}(H) = \text{Var}_{j}[H(M_j)].$$</w:t>
-      </w:r>
-    </w:p>
-    <w:p>
-      <w:pPr>
-        <w:keepNext w:val="0"/>
-        <w:keepLines w:val="0"/>
-        <w:pageBreakBefore w:val="0"/>
-        <w:widowControl w:val="0"/>
-        <w:pBdr>
-          <w:top w:space="0" w:sz="0" w:val="nil"/>
-          <w:left w:space="0" w:sz="0" w:val="nil"/>
-          <w:bottom w:space="0" w:sz="0" w:val="nil"/>
-          <w:right w:space="0" w:sz="0" w:val="nil"/>
-          <w:between w:space="0" w:sz="0" w:val="nil"/>
-        </w:pBdr>
-        <w:shd w:fill="auto" w:val="clear"/>
-        <w:spacing w:after="0" w:before="0" w:line="276" w:lineRule="auto"/>
-        <w:ind w:left="0" w:right="0" w:firstLine="0"/>
-        <w:jc w:val="left"/>
-        <w:rPr/>
-      </w:pPr>
-      <w:r>
-        <w:rPr>
-          <w:rtl w:val="0"/>
-        </w:rPr>
-      </w:r>
-    </w:p>
-    <w:p>
-      <w:pPr>
-        <w:rPr/>
-      </w:pPr>
-      <w:r>
-        <w:rPr>
-          <w:rtl w:val="0"/>
-        </w:rPr>
-        <w:t xml:space="preserve">High stability with low sensitivity indicates a signal that does not depend on which plausible model the analyst commits to. Low stability with high sensitivity is not a failure of the framework; it is the framework correctly reporting that the data do not adjudicate between models on the relevant structural question, and the appropriate analyst response is to widen rather than narrow the search.</w:t>
-      </w:r>
-    </w:p>
-    <w:p>
-      <w:pPr>
-        <w:keepNext w:val="0"/>
-        <w:keepLines w:val="0"/>
-        <w:pageBreakBefore w:val="0"/>
-        <w:widowControl w:val="0"/>
-        <w:pBdr>
-          <w:top w:space="0" w:sz="0" w:val="nil"/>
-          <w:left w:space="0" w:sz="0" w:val="nil"/>
-          <w:bottom w:space="0" w:sz="0" w:val="nil"/>
-          <w:right w:space="0" w:sz="0" w:val="nil"/>
-          <w:between w:space="0" w:sz="0" w:val="nil"/>
-        </w:pBdr>
-        <w:shd w:fill="auto" w:val="clear"/>
-        <w:spacing w:after="0" w:before="0" w:line="276" w:lineRule="auto"/>
-        <w:ind w:left="0" w:right="0" w:firstLine="0"/>
-        <w:jc w:val="left"/>
-        <w:rPr/>
-      </w:pPr>
-      <w:r>
-        <w:rPr>
-          <w:rtl w:val="0"/>
-        </w:rPr>
-      </w:r>
-    </w:p>
-    <w:p>
-      <w:pPr>
-        <w:rPr/>
-      </w:pPr>
-      <w:r>
-        <w:rPr>
-          <w:rtl w:val="0"/>
-        </w:rPr>
-        <w:t xml:space="preserve">This protocol does not defend against an adversary who can control the model set $\mathcal{M}$ itself, which is the limitation already flagged in Section 10.3. It does defend against ordinary analyst uncertainty about which $M$ to write down, which is the more common failure mode in applied work.</w:t>
-      </w:r>
-    </w:p>
-    <w:p>
-      <w:pPr>
-        <w:pStyle w:val="Heading3"/>
-        <w:rPr/>
-      </w:pPr>
-      <w:bookmarkStart w:colFirst="0" w:colLast="0" w:name="_ey7mc7dhpam6" w:id="36"/>
-      <w:bookmarkEnd w:id="36"/>
-      <w:r>
-        <w:rPr>
-          <w:rtl w:val="0"/>
-        </w:rPr>
-        <w:t xml:space="preserve">8.4 What the Framework Cannot Do</w:t>
-      </w:r>
-    </w:p>
-    <w:p>
-      <w:pPr>
-        <w:rPr/>
-      </w:pPr>
-      <w:r>
-        <w:rPr>
-          <w:rtl w:val="0"/>
-        </w:rPr>
-        <w:t xml:space="preserve">We list the limitations directly rather than in a footnote.</w:t>
-      </w:r>
-    </w:p>
-    <w:p>
-      <w:pPr>
-        <w:keepNext w:val="0"/>
-        <w:keepLines w:val="0"/>
-        <w:pageBreakBefore w:val="0"/>
-        <w:widowControl w:val="0"/>
-        <w:pBdr>
-          <w:top w:space="0" w:sz="0" w:val="nil"/>
-          <w:left w:space="0" w:sz="0" w:val="nil"/>
-          <w:bottom w:space="0" w:sz="0" w:val="nil"/>
-          <w:right w:space="0" w:sz="0" w:val="nil"/>
-          <w:between w:space="0" w:sz="0" w:val="nil"/>
-        </w:pBdr>
-        <w:shd w:fill="auto" w:val="clear"/>
-        <w:spacing w:after="0" w:before="0" w:line="276" w:lineRule="auto"/>
-        <w:ind w:left="0" w:right="0" w:firstLine="0"/>
-        <w:jc w:val="left"/>
-        <w:rPr/>
-      </w:pPr>
-      <w:r>
-        <w:rPr>
-          <w:rtl w:val="0"/>
-        </w:rPr>
-      </w:r>
-    </w:p>
-    <w:p>
-      <w:pPr>
-        <w:numPr>
-          <w:ilvl w:val="0"/>
-          <w:numId w:val="3"/>
-        </w:numPr>
-        <w:ind w:left="720" w:hanging="360"/>
-      </w:pPr>
-      <w:r>
-        <w:rPr>
-          <w:rtl w:val="0"/>
-        </w:rPr>
-        <w:t xml:space="preserve">The framework does not identify the hidden actor by name. It detects structural signature.</w:t>
-      </w:r>
-    </w:p>
-    <w:p>
-      <w:pPr>
-        <w:numPr>
-          <w:ilvl w:val="0"/>
-          <w:numId w:val="3"/>
-        </w:numPr>
-        <w:ind w:left="720" w:hanging="360"/>
-      </w:pPr>
-      <w:r>
-        <w:rPr>
-          <w:rtl w:val="0"/>
-        </w:rPr>
-        <w:t xml:space="preserve">The framework requires a specified class of legitimate common causes for $H_2$ to be informative. An adversary who can control the analyst's model of legitimate causes can defeat the operator.</w:t>
-      </w:r>
-    </w:p>
-    <w:p>
-      <w:pPr>
-        <w:numPr>
-          <w:ilvl w:val="0"/>
-          <w:numId w:val="3"/>
-        </w:numPr>
-        <w:ind w:left="720" w:hanging="360"/>
-      </w:pPr>
-      <w:r>
-        <w:rPr>
-          <w:rtl w:val="0"/>
-        </w:rPr>
-        <w:t xml:space="preserve">The framework requires either bounded adversary control bandwidth (Proposition 2) or exogenous shocks (Proposition 1) for discrimination from shared-environment confounders.</w:t>
-      </w:r>
-    </w:p>
-    <w:p>
-      <w:pPr>
-        <w:numPr>
-          <w:ilvl w:val="0"/>
-          <w:numId w:val="3"/>
-        </w:numPr>
-        <w:ind w:left="720" w:hanging="360"/>
-      </w:pPr>
-      <w:r>
-        <w:rPr>
-          <w:rtl w:val="0"/>
-        </w:rPr>
-        <w:t xml:space="preserve">$H_3$ is informative only under IRL identifiability conditions that are rarely strictly satisfied.</w:t>
-      </w:r>
-    </w:p>
-    <w:p>
-      <w:pPr>
-        <w:keepNext w:val="0"/>
-        <w:keepLines w:val="0"/>
-        <w:pageBreakBefore w:val="0"/>
-        <w:widowControl w:val="0"/>
-        <w:pBdr>
-          <w:top w:space="0" w:sz="0" w:val="nil"/>
-          <w:left w:space="0" w:sz="0" w:val="nil"/>
-          <w:bottom w:space="0" w:sz="0" w:val="nil"/>
-          <w:right w:space="0" w:sz="0" w:val="nil"/>
-          <w:between w:space="0" w:sz="0" w:val="nil"/>
-        </w:pBdr>
-        <w:shd w:fill="auto" w:val="clear"/>
-        <w:spacing w:after="0" w:before="0" w:line="276" w:lineRule="auto"/>
-        <w:ind w:left="0" w:right="0" w:firstLine="0"/>
-        <w:jc w:val="left"/>
-        <w:rPr/>
-      </w:pPr>
-      <w:r>
-        <w:rPr>
-          <w:rtl w:val="0"/>
-        </w:rPr>
-      </w:r>
-    </w:p>
-    <w:p>
-      <w:pPr>
-        <w:rPr/>
-      </w:pPr>
-      <w:r>
-        <w:rPr>
-          <w:rtl w:val="0"/>
-        </w:rPr>
-        <w:t xml:space="preserve">These limitations are the honest envelope of what the framework can claim.</w:t>
+        <w:t xml:space="preserve">Dynamics, Strategic Order, and Bottleneck Typing</w:t>
+      </w:r>
+      <w:r>
+        <w:rPr>
+          <w:rtl w:val="0"/>
+        </w:rPr>
+        <w:t xml:space="preserve">, extends both with time-indexed operators, a strategic-order graph for leader-follower structure, and bottleneck typing. A fourth forthcoming paper applies the full framework to the 2008 financial crisis as a comprehensive worked analysis. The four papers compose: detection characterizes the field, response characterizes what happens when the field is perturbed, dynamics handles the time and strategic-order structure that institutional systems actually exhibit, and the applied paper runs the full machinery on the case the framework was designed to illuminate.</w:t>
       </w:r>
     </w:p>
     <w:p>
@@ -3281,601 +3875,7 @@
         <w:pStyle w:val="Heading2"/>
         <w:rPr/>
       </w:pPr>
-      <w:bookmarkStart w:colFirst="0" w:colLast="0" w:name="_g0d2izd35edi" w:id="37"/>
-      <w:bookmarkEnd w:id="37"/>
-      <w:r>
-        <w:rPr>
-          <w:rtl w:val="0"/>
-        </w:rPr>
-        <w:t xml:space="preserve">9. Worked Example: 2008 Financial Crisis</w:t>
-      </w:r>
-    </w:p>
-    <w:p>
-      <w:pPr>
-        <w:rPr/>
-      </w:pPr>
-      <w:r>
-        <w:rPr>
-          <w:rtl w:val="0"/>
-        </w:rPr>
-        <w:t xml:space="preserve">We apply the framework to the 2008 crisis not to re-litigate the crisis but to show what the operators would have signaled prospectively, and to demonstrate the discrimination procedure against alternative explanations.</w:t>
-      </w:r>
-    </w:p>
-    <w:p>
-      <w:pPr>
-        <w:pStyle w:val="Heading3"/>
-        <w:rPr/>
-      </w:pPr>
-      <w:bookmarkStart w:colFirst="0" w:colLast="0" w:name="_hr1zifnkmm1s" w:id="38"/>
-      <w:bookmarkEnd w:id="38"/>
-      <w:r>
-        <w:rPr>
-          <w:rtl w:val="0"/>
-        </w:rPr>
-        <w:t xml:space="preserve">9.1 System and Bottlenecks</w:t>
-      </w:r>
-    </w:p>
-    <w:p>
-      <w:pPr>
-        <w:rPr/>
-      </w:pPr>
-      <w:r>
-        <w:rPr>
-          <w:rtl w:val="0"/>
-        </w:rPr>
-        <w:t xml:space="preserve">The relevant system is U.S. mortgage credit allocation from approximately 2002 through 2008. Key bottlenecks include (a) the rating of mortgage-backed securities by credit rating agencies, (b) the capital requirements on banks holding those securities, and (c) the leverage ratios in the repo-financed shadow banking system. We focus on bottleneck (a) as the cleanest case.</w:t>
-      </w:r>
-    </w:p>
-    <w:p>
-      <w:pPr>
-        <w:pStyle w:val="Heading3"/>
-        <w:rPr/>
-      </w:pPr>
-      <w:bookmarkStart w:colFirst="0" w:colLast="0" w:name="_7jnteoiuur8p" w:id="39"/>
-      <w:bookmarkEnd w:id="39"/>
-      <w:r>
-        <w:rPr>
-          <w:rtl w:val="0"/>
-        </w:rPr>
-        <w:t xml:space="preserve">9.2 $H_1$ in the Stated Model</w:t>
-      </w:r>
-    </w:p>
-    <w:p>
-      <w:pPr>
-        <w:rPr/>
-      </w:pPr>
-      <w:r>
-        <w:rPr>
-          <w:rtl w:val="0"/>
-        </w:rPr>
-        <w:t xml:space="preserve">The conventional model of responsibility placed control with subprime borrowers, mortgage originators making loans to those borrowers, and to a lesser extent the investment banks that securitized the loans. Under this model, summed control shares approximate 1 and $H_1 \approx 0$, which is why the stated model had to be wrong.</w:t>
-      </w:r>
-    </w:p>
-    <w:p>
-      <w:pPr>
-        <w:pStyle w:val="Heading3"/>
-        <w:rPr/>
-      </w:pPr>
-      <w:bookmarkStart w:colFirst="0" w:colLast="0" w:name="_ux74vmgj5s9j" w:id="40"/>
-      <w:bookmarkEnd w:id="40"/>
-      <w:r>
-        <w:rPr>
-          <w:rtl w:val="0"/>
-        </w:rPr>
-        <w:t xml:space="preserve">9.3 Residual in the Corrected Model</w:t>
-      </w:r>
-    </w:p>
-    <w:p>
-      <w:pPr>
-        <w:rPr/>
-      </w:pPr>
-      <w:r>
-        <w:rPr>
-          <w:rtl w:val="0"/>
-        </w:rPr>
-        <w:t xml:space="preserve">Expanding the model to include rating agencies, regulatory bodies setting capital requirements, and legislators who designed the post-GLBA regulatory perimeter produces a different accounting. The rating agencies were structurally positioned as bottleneck controllers: without AAA ratings, the tranches could not be sold to the pension funds and foreign central banks that were the terminal demand. The pre-expansion model's $H_1 \approx 0$ was achieved by assigning control to downstream actors who were, in fact, operating within feasible sets defined by upstream rating decisions.</w:t>
-      </w:r>
-    </w:p>
-    <w:p>
-      <w:pPr>
-        <w:pStyle w:val="Heading3"/>
-        <w:rPr/>
-      </w:pPr>
-      <w:bookmarkStart w:colFirst="0" w:colLast="0" w:name="_ap1j72ux0xa6" w:id="41"/>
-      <w:bookmarkEnd w:id="41"/>
-      <w:r>
-        <w:rPr>
-          <w:rtl w:val="0"/>
-        </w:rPr>
-        <w:t xml:space="preserve">9.4 $H_2$ Across Rating Agencies</w:t>
-      </w:r>
-    </w:p>
-    <w:p>
-      <w:pPr>
-        <w:rPr/>
-      </w:pPr>
-      <w:r>
-        <w:rPr>
-          <w:rtl w:val="0"/>
-        </w:rPr>
-        <w:t xml:space="preserve">The three major rating agencies (Moody's, S&amp;P, Fitch) are nominally independent, with separate corporate structures, separate analytical staff, and competitive commercial relationships. Under independence, their ratings on the same tranches should exhibit idiosyncratic disagreement consistent with different models, different analyst judgments, and different proprietary data.</w:t>
-      </w:r>
-    </w:p>
-    <w:p>
-      <w:pPr>
-        <w:keepNext w:val="0"/>
-        <w:keepLines w:val="0"/>
-        <w:pageBreakBefore w:val="0"/>
-        <w:widowControl w:val="0"/>
-        <w:pBdr>
-          <w:top w:space="0" w:sz="0" w:val="nil"/>
-          <w:left w:space="0" w:sz="0" w:val="nil"/>
-          <w:bottom w:space="0" w:sz="0" w:val="nil"/>
-          <w:right w:space="0" w:sz="0" w:val="nil"/>
-          <w:between w:space="0" w:sz="0" w:val="nil"/>
-        </w:pBdr>
-        <w:shd w:fill="auto" w:val="clear"/>
-        <w:spacing w:after="0" w:before="0" w:line="276" w:lineRule="auto"/>
-        <w:ind w:left="0" w:right="0" w:firstLine="0"/>
-        <w:jc w:val="left"/>
-        <w:rPr/>
-      </w:pPr>
-      <w:r>
-        <w:rPr>
-          <w:rtl w:val="0"/>
-        </w:rPr>
-      </w:r>
-    </w:p>
-    <w:p>
-      <w:pPr>
-        <w:rPr/>
-      </w:pPr>
-      <w:r>
-        <w:rPr>
-          <w:rtl w:val="0"/>
-        </w:rPr>
-        <w:t xml:space="preserve">The observed ratings were statistically near-identical across agencies, on tranches the agencies had structural incentive to rate favorably (ratings revenue from issuers scaling with issuance volume). The $H_2$ signal, computed as KL divergence from independent ratings models, would have been substantially elevated well before 2008. Benmelech and Dlugosz (2009) and White (2010) document the ratings convergence in the literature.</w:t>
-      </w:r>
-    </w:p>
-    <w:p>
-      <w:pPr>
-        <w:pStyle w:val="Heading3"/>
-        <w:rPr/>
-      </w:pPr>
-      <w:bookmarkStart w:colFirst="0" w:colLast="0" w:name="_s5123p656gw4" w:id="42"/>
-      <w:bookmarkEnd w:id="42"/>
-      <w:r>
-        <w:rPr>
-          <w:rtl w:val="0"/>
-        </w:rPr>
-        <w:t xml:space="preserve">9.5 Reichenbach Discrimination</w:t>
-      </w:r>
-    </w:p>
-    <w:p>
-      <w:pPr>
-        <w:rPr/>
-      </w:pPr>
-      <w:r>
-        <w:rPr>
-          <w:rtl w:val="0"/>
-        </w:rPr>
-        <w:t xml:space="preserve">Was the coherence due to (1) the agencies copying each other, (2) shared legitimate information about credit risk, or (3) shared hidden structure in the form of a revenue-dependent business model that all three agencies shared?</w:t>
-      </w:r>
-    </w:p>
-    <w:p>
-      <w:pPr>
-        <w:keepNext w:val="0"/>
-        <w:keepLines w:val="0"/>
-        <w:pageBreakBefore w:val="0"/>
-        <w:widowControl w:val="0"/>
-        <w:pBdr>
-          <w:top w:space="0" w:sz="0" w:val="nil"/>
-          <w:left w:space="0" w:sz="0" w:val="nil"/>
-          <w:bottom w:space="0" w:sz="0" w:val="nil"/>
-          <w:right w:space="0" w:sz="0" w:val="nil"/>
-          <w:between w:space="0" w:sz="0" w:val="nil"/>
-        </w:pBdr>
-        <w:shd w:fill="auto" w:val="clear"/>
-        <w:spacing w:after="0" w:before="0" w:line="276" w:lineRule="auto"/>
-        <w:ind w:left="0" w:right="0" w:firstLine="0"/>
-        <w:jc w:val="left"/>
-        <w:rPr/>
-      </w:pPr>
-      <w:r>
-        <w:rPr>
-          <w:rtl w:val="0"/>
-        </w:rPr>
-      </w:r>
-    </w:p>
-    <w:p>
-      <w:pPr>
-        <w:rPr/>
-      </w:pPr>
-      <w:r>
-        <w:rPr>
-          <w:rtl w:val="0"/>
-        </w:rPr>
-        <w:t xml:space="preserve">Option (2), shared legitimate information, is defeated by the ex post realized losses. The ratings were not legitimate convergence on a true risk assessment; they were convergence on an overly favorable assessment that diverged sharply from realized performance.</w:t>
-      </w:r>
-    </w:p>
-    <w:p>
-      <w:pPr>
-        <w:keepNext w:val="0"/>
-        <w:keepLines w:val="0"/>
-        <w:pageBreakBefore w:val="0"/>
-        <w:widowControl w:val="0"/>
-        <w:pBdr>
-          <w:top w:space="0" w:sz="0" w:val="nil"/>
-          <w:left w:space="0" w:sz="0" w:val="nil"/>
-          <w:bottom w:space="0" w:sz="0" w:val="nil"/>
-          <w:right w:space="0" w:sz="0" w:val="nil"/>
-          <w:between w:space="0" w:sz="0" w:val="nil"/>
-        </w:pBdr>
-        <w:shd w:fill="auto" w:val="clear"/>
-        <w:spacing w:after="0" w:before="0" w:line="276" w:lineRule="auto"/>
-        <w:ind w:left="0" w:right="0" w:firstLine="0"/>
-        <w:jc w:val="left"/>
-        <w:rPr/>
-      </w:pPr>
-      <w:r>
-        <w:rPr>
-          <w:rtl w:val="0"/>
-        </w:rPr>
-      </w:r>
-    </w:p>
-    <w:p>
-      <w:pPr>
-        <w:rPr/>
-      </w:pPr>
-      <w:r>
-        <w:rPr>
-          <w:rtl w:val="0"/>
-        </w:rPr>
-        <w:t xml:space="preserve">Option (1), direct copying, is defeated by the institutional separation and the absence of documented coordination.</w:t>
-      </w:r>
-    </w:p>
-    <w:p>
-      <w:pPr>
-        <w:keepNext w:val="0"/>
-        <w:keepLines w:val="0"/>
-        <w:pageBreakBefore w:val="0"/>
-        <w:widowControl w:val="0"/>
-        <w:pBdr>
-          <w:top w:space="0" w:sz="0" w:val="nil"/>
-          <w:left w:space="0" w:sz="0" w:val="nil"/>
-          <w:bottom w:space="0" w:sz="0" w:val="nil"/>
-          <w:right w:space="0" w:sz="0" w:val="nil"/>
-          <w:between w:space="0" w:sz="0" w:val="nil"/>
-        </w:pBdr>
-        <w:shd w:fill="auto" w:val="clear"/>
-        <w:spacing w:after="0" w:before="0" w:line="276" w:lineRule="auto"/>
-        <w:ind w:left="0" w:right="0" w:firstLine="0"/>
-        <w:jc w:val="left"/>
-        <w:rPr/>
-      </w:pPr>
-      <w:r>
-        <w:rPr>
-          <w:rtl w:val="0"/>
-        </w:rPr>
-      </w:r>
-    </w:p>
-    <w:p>
-      <w:pPr>
-        <w:rPr/>
-      </w:pPr>
-      <w:r>
-        <w:rPr>
-          <w:rtl w:val="0"/>
-        </w:rPr>
-        <w:t xml:space="preserve">Option (3), shared hidden structure, is the residual. The shared structure is the issuer-pays revenue model and the shared client relationships with the investment banks structuring the securities. The hidden controller in our formalism is the revenue-dependence constraint that tightened the feasible set of each agency's analysis in parallel.</w:t>
-      </w:r>
-    </w:p>
-    <w:p>
-      <w:pPr>
-        <w:keepNext w:val="0"/>
-        <w:keepLines w:val="0"/>
-        <w:pageBreakBefore w:val="0"/>
-        <w:widowControl w:val="0"/>
-        <w:pBdr>
-          <w:top w:space="0" w:sz="0" w:val="nil"/>
-          <w:left w:space="0" w:sz="0" w:val="nil"/>
-          <w:bottom w:space="0" w:sz="0" w:val="nil"/>
-          <w:right w:space="0" w:sz="0" w:val="nil"/>
-          <w:between w:space="0" w:sz="0" w:val="nil"/>
-        </w:pBdr>
-        <w:shd w:fill="auto" w:val="clear"/>
-        <w:spacing w:after="0" w:before="0" w:line="276" w:lineRule="auto"/>
-        <w:ind w:left="0" w:right="0" w:firstLine="0"/>
-        <w:jc w:val="left"/>
-        <w:rPr/>
-      </w:pPr>
-      <w:r>
-        <w:rPr>
-          <w:rtl w:val="0"/>
-        </w:rPr>
-      </w:r>
-    </w:p>
-    <w:p>
-      <w:pPr>
-        <w:rPr/>
-      </w:pPr>
-      <w:r>
-        <w:rPr>
-          <w:rtl w:val="0"/>
-        </w:rPr>
-        <w:t xml:space="preserve">This is the constraint-equivalence pattern of Section 4.2. The rating agencies were not directed to issue favorable ratings. Their feasible sets of defensible analytical positions were constrained by the revenue model such that systematically conservative ratings would have been commercially costly to a degree that none of the three agencies would bear unilaterally. The coherence is the footprint.</w:t>
-      </w:r>
-    </w:p>
-    <w:p>
-      <w:pPr>
-        <w:pStyle w:val="Heading3"/>
-        <w:rPr/>
-      </w:pPr>
-      <w:bookmarkStart w:colFirst="0" w:colLast="0" w:name="_h7my62wom243" w:id="43"/>
-      <w:bookmarkEnd w:id="43"/>
-      <w:r>
-        <w:rPr>
-          <w:rtl w:val="0"/>
-        </w:rPr>
-        <w:t xml:space="preserve">9.6 $H_3$ Objective Mismatch</w:t>
-      </w:r>
-    </w:p>
-    <w:p>
-      <w:pPr>
-        <w:rPr/>
-      </w:pPr>
-      <w:r>
-        <w:rPr>
-          <w:rtl w:val="0"/>
-        </w:rPr>
-        <w:t xml:space="preserve">The stated objective of the rating agencies was accurate credit risk assessment in service of investors. The observed behavior, inferred via inverse optimization on the ratings decisions, is consistent with an effective objective weighted toward issuer satisfaction and market share retention subject to a loose reputational constraint. The objective mismatch $H_3$ is large, and it has the sign predicted by the constraint structure.</w:t>
-      </w:r>
-    </w:p>
-    <w:p>
-      <w:pPr>
-        <w:pStyle w:val="Heading3"/>
-        <w:rPr/>
-      </w:pPr>
-      <w:bookmarkStart w:colFirst="0" w:colLast="0" w:name="_trc6prdsgc64" w:id="44"/>
-      <w:bookmarkEnd w:id="44"/>
-      <w:r>
-        <w:rPr>
-          <w:rtl w:val="0"/>
-        </w:rPr>
-        <w:t xml:space="preserve">9.7 What the Framework Provides</w:t>
-      </w:r>
-    </w:p>
-    <w:p>
-      <w:pPr>
-        <w:rPr/>
-      </w:pPr>
-      <w:r>
-        <w:rPr>
-          <w:rtl w:val="0"/>
-        </w:rPr>
-        <w:t xml:space="preserve">Applied prospectively, the framework would have flagged (i) that the stated attribution model had low $H_1$ only because control was misallocated to downstream actors, (ii) that rating agency coherence was elevated beyond what independent analysis would produce, (iii) that the coherence survived the Reichenbach discrimination in a way that pointed to the revenue model as the shared constraint, and (iv) that the effective optimization target diverged from the stated one. None of these individually identifies the crisis. Jointly, they indicate structural fragility of a specific kind, and they direct attention to the constraint structure that produced it.</w:t>
-      </w:r>
-    </w:p>
-    <w:p>
-      <w:pPr>
-        <w:pStyle w:val="Heading2"/>
-        <w:rPr/>
-      </w:pPr>
-      <w:bookmarkStart w:colFirst="0" w:colLast="0" w:name="_qxuzs15dmykg" w:id="45"/>
-      <w:bookmarkEnd w:id="45"/>
-      <w:r>
-        <w:rPr>
-          <w:rtl w:val="0"/>
-        </w:rPr>
-        <w:t xml:space="preserve">10. Limitations and Relation to Prior Work</w:t>
-      </w:r>
-    </w:p>
-    <w:p>
-      <w:pPr>
-        <w:pStyle w:val="Heading3"/>
-        <w:rPr/>
-      </w:pPr>
-      <w:bookmarkStart w:colFirst="0" w:colLast="0" w:name="_dvnyurkwec8n" w:id="46"/>
-      <w:bookmarkEnd w:id="46"/>
-      <w:r>
-        <w:rPr>
-          <w:rtl w:val="0"/>
-        </w:rPr>
-        <w:t xml:space="preserve">10.1 What We Build On</w:t>
-      </w:r>
-    </w:p>
-    <w:p>
-      <w:pPr>
-        <w:rPr/>
-      </w:pPr>
-      <w:r>
-        <w:rPr>
-          <w:rtl w:val="0"/>
-        </w:rPr>
-        <w:t xml:space="preserve">The framework draws on several established traditions. Conservation-based causal attribution has roots in the econometric literature on counterfactual decomposition (Blinder-Oaxaca and descendants). Constraint-based causal analysis connects to the literature on instrumental variables and on choice-set manipulation in behavioral economics. Coherence detection via divergence from independence is standard in information-theoretic analysis and in the multivariate anomaly detection literature. Inverse optimization and its ill-posedness are drawn directly from IRL (Ng and Russell 2000; Ziebart et al. 2008; Hadfield-Menell et al. 2016; Arora and Doshi 2021 survey). The Reichenbach discrimination strategy draws on Pearl's do-calculus and on the causal discovery algorithms of Spirtes, Glymour, and Scheines.</w:t>
-      </w:r>
-    </w:p>
-    <w:p>
-      <w:pPr>
-        <w:pStyle w:val="Heading3"/>
-        <w:rPr/>
-      </w:pPr>
-      <w:bookmarkStart w:colFirst="0" w:colLast="0" w:name="_z2b22i3qecj3" w:id="47"/>
-      <w:bookmarkEnd w:id="47"/>
-      <w:r>
-        <w:rPr>
-          <w:rtl w:val="0"/>
-        </w:rPr>
-        <w:t xml:space="preserve">10.2 What Is New</w:t>
-      </w:r>
-    </w:p>
-    <w:p>
-      <w:pPr>
-        <w:rPr/>
-      </w:pPr>
-      <w:r>
-        <w:rPr>
-          <w:rtl w:val="0"/>
-        </w:rPr>
-        <w:t xml:space="preserve">The novel contribution is the integration. Individual operators have been used in isolation. The claim that they form a mutually reinforcing detection stack, such that adversarial evasion of any single operator is possible but joint evasion is costly, is, to our knowledge, not previously formalized. The framework's operational content is the joint-detection stance, not any single operator.</w:t>
-      </w:r>
-    </w:p>
-    <w:p>
-      <w:pPr>
-        <w:pStyle w:val="Heading3"/>
-        <w:rPr/>
-      </w:pPr>
-      <w:bookmarkStart w:colFirst="0" w:colLast="0" w:name="_q61jqc6cfk1b" w:id="48"/>
-      <w:bookmarkEnd w:id="48"/>
-      <w:r>
-        <w:rPr>
-          <w:rtl w:val="0"/>
-        </w:rPr>
-        <w:t xml:space="preserve">10.3 What We Do Not Do</w:t>
-      </w:r>
-    </w:p>
-    <w:p>
-      <w:pPr>
-        <w:rPr/>
-      </w:pPr>
-      <w:r>
-        <w:rPr>
-          <w:rtl w:val="0"/>
-        </w:rPr>
-        <w:t xml:space="preserve">We do not provide statistical power calculations, which would require specifying a concrete noise model and test statistic for each operator in a given application domain. This is domain-specific work left to applied follow-ups. We do not address the problem of actor identification; structural signature detection is prior to and weaker than identification. We do not claim the framework is robust to an adversary that controls the analyst's causal model, and we take the view that such an adversary is outside the scope of any inference framework that operates on a model at all.</w:t>
-      </w:r>
-    </w:p>
-    <w:p>
-      <w:pPr>
-        <w:pStyle w:val="Heading2"/>
-        <w:rPr/>
-      </w:pPr>
-      <w:bookmarkStart w:colFirst="0" w:colLast="0" w:name="_rgb53dv6jaf7" w:id="49"/>
-      <w:bookmarkEnd w:id="49"/>
-      <w:r>
-        <w:rPr>
-          <w:rtl w:val="0"/>
-        </w:rPr>
-        <w:t xml:space="preserve">11. Conclusion</w:t>
-      </w:r>
-    </w:p>
-    <w:p>
-      <w:pPr>
-        <w:rPr/>
-      </w:pPr>
-      <w:r>
-        <w:rPr>
-          <w:rtl w:val="0"/>
-        </w:rPr>
-        <w:t xml:space="preserve">Hidden control can be locally suppressed through proxies and through constraint of visible actors' feasible sets, defeating residual-based detection. It cannot be jointly suppressed across residual, coherence, and objective-inference signals without superlinear evasion cost in the number of systems controlled. The practical upshot is that structural signatures of hidden influence are recoverable from aggregate behavioral data under conditions that are often satisfied in institutional and market settings, provided the analyst is willing to engage directly with the Reichenbach identification problem and with the cost structure of adversarial evasion.</w:t>
-      </w:r>
-    </w:p>
-    <w:p>
-      <w:pPr>
-        <w:keepNext w:val="0"/>
-        <w:keepLines w:val="0"/>
-        <w:pageBreakBefore w:val="0"/>
-        <w:widowControl w:val="0"/>
-        <w:pBdr>
-          <w:top w:space="0" w:sz="0" w:val="nil"/>
-          <w:left w:space="0" w:sz="0" w:val="nil"/>
-          <w:bottom w:space="0" w:sz="0" w:val="nil"/>
-          <w:right w:space="0" w:sz="0" w:val="nil"/>
-          <w:between w:space="0" w:sz="0" w:val="nil"/>
-        </w:pBdr>
-        <w:shd w:fill="auto" w:val="clear"/>
-        <w:spacing w:after="0" w:before="0" w:line="276" w:lineRule="auto"/>
-        <w:ind w:left="0" w:right="0" w:firstLine="0"/>
-        <w:jc w:val="left"/>
-        <w:rPr/>
-      </w:pPr>
-      <w:r>
-        <w:rPr>
-          <w:rtl w:val="0"/>
-        </w:rPr>
-      </w:r>
-    </w:p>
-    <w:p>
-      <w:pPr>
-        <w:rPr/>
-      </w:pPr>
-      <w:r>
-        <w:rPr>
-          <w:rtl w:val="0"/>
-        </w:rPr>
-        <w:t xml:space="preserve">The framework transforms hidden influence into measurable structural deviation. What it does not do is tell you whom to indict. That limitation is appropriate; structural detection and actor identification are different problems, and mixing them is a common failure mode in applied institutional analysis.</w:t>
-      </w:r>
-    </w:p>
-    <w:p>
-      <w:pPr>
-        <w:keepNext w:val="0"/>
-        <w:keepLines w:val="0"/>
-        <w:pageBreakBefore w:val="0"/>
-        <w:widowControl w:val="0"/>
-        <w:pBdr>
-          <w:top w:space="0" w:sz="0" w:val="nil"/>
-          <w:left w:space="0" w:sz="0" w:val="nil"/>
-          <w:bottom w:space="0" w:sz="0" w:val="nil"/>
-          <w:right w:space="0" w:sz="0" w:val="nil"/>
-          <w:between w:space="0" w:sz="0" w:val="nil"/>
-        </w:pBdr>
-        <w:shd w:fill="auto" w:val="clear"/>
-        <w:spacing w:after="0" w:before="0" w:line="276" w:lineRule="auto"/>
-        <w:ind w:left="0" w:right="0" w:firstLine="0"/>
-        <w:jc w:val="left"/>
-        <w:rPr/>
-      </w:pPr>
-      <w:r>
-        <w:rPr>
-          <w:rtl w:val="0"/>
-        </w:rPr>
-      </w:r>
-    </w:p>
-    <w:p>
-      <w:pPr>
-        <w:rPr/>
-      </w:pPr>
-      <w:r>
-        <w:rPr>
-          <w:rtl w:val="0"/>
-        </w:rPr>
-        <w:t xml:space="preserve">A companion paper, </w:t>
-      </w:r>
-      <w:r>
-        <w:rPr>
-          <w:i w:val="1"/>
-          <w:iCs w:val="1"/>
-          <w:rtl w:val="0"/>
-        </w:rPr>
-        <w:t xml:space="preserve">Structural Response: Intervention, Resistance, and Pressure Operators for Constrained Systems</w:t>
-      </w:r>
-      <w:r>
-        <w:rPr>
-          <w:rtl w:val="0"/>
-        </w:rPr>
-        <w:t xml:space="preserve">, takes the detected structural field as input and develops operators for intervention leverage ($G$), endogenous reactive resistance ($R$), and pressure localization ($P, D$). A third paper, </w:t>
-      </w:r>
-      <w:r>
-        <w:rPr>
-          <w:i w:val="1"/>
-          <w:iCs w:val="1"/>
-          <w:rtl w:val="0"/>
-        </w:rPr>
-        <w:t xml:space="preserve">Dynamics, Strategic Order, and Bottleneck Typing</w:t>
-      </w:r>
-      <w:r>
-        <w:rPr>
-          <w:rtl w:val="0"/>
-        </w:rPr>
-        <w:t xml:space="preserve">, extends both with time-indexed operators, a strategic-order graph for leader-follower structure, and bottleneck typing. A fourth forthcoming paper applies the full framework to the 2008 financial crisis as a comprehensive worked analysis. The four papers compose: detection characterizes the field, response characterizes what happens when the field is perturbed, dynamics handles the time and strategic-order structure that institutional systems actually exhibit, and the applied paper runs the full machinery on the case the framework was designed to illuminate.</w:t>
-      </w:r>
-    </w:p>
-    <w:p>
-      <w:pPr>
-        <w:pStyle w:val="Heading2"/>
-        <w:rPr/>
-      </w:pPr>
-      <w:bookmarkStart w:colFirst="0" w:colLast="0" w:name="_nf4sykn51cd6" w:id="50"/>
+      <w:bookmarkStart w:colFirst="0" w:colLast="0" w:name="_fxlcnau6s5k6" w:id="50"/>
       <w:bookmarkEnd w:id="50"/>
       <w:r>
         <w:rPr>
@@ -4304,7 +4304,7 @@
         <w:pStyle w:val="Heading2"/>
         <w:rPr/>
       </w:pPr>
-      <w:bookmarkStart w:colFirst="0" w:colLast="0" w:name="_jq6z93sq1x9n" w:id="51"/>
+      <w:bookmarkStart w:colFirst="0" w:colLast="0" w:name="_h87mbx48mdn8" w:id="51"/>
       <w:bookmarkEnd w:id="51"/>
       <w:r>
         <w:rPr>
@@ -5000,6 +5000,1521 @@
     </w:tbl>
     <w:p>
       <w:pPr>
+        <w:keepNext w:val="0"/>
+        <w:keepLines w:val="0"/>
+        <w:pageBreakBefore w:val="0"/>
+        <w:widowControl w:val="0"/>
+        <w:pBdr>
+          <w:top w:space="0" w:sz="0" w:val="nil"/>
+          <w:left w:space="0" w:sz="0" w:val="nil"/>
+          <w:bottom w:space="0" w:sz="0" w:val="nil"/>
+          <w:right w:space="0" w:sz="0" w:val="nil"/>
+          <w:between w:space="0" w:sz="0" w:val="nil"/>
+        </w:pBdr>
+        <w:shd w:fill="auto" w:val="clear"/>
+        <w:spacing w:after="0" w:before="0" w:line="276" w:lineRule="auto"/>
+        <w:ind w:left="0" w:right="0" w:firstLine="0"/>
+        <w:jc w:val="left"/>
+        <w:rPr/>
+      </w:pPr>
+      <w:r>
+        <w:rPr>
+          <w:rtl w:val="0"/>
+        </w:rPr>
+      </w:r>
+    </w:p>
+    <w:p>
+      <w:pPr>
+        <w:rPr/>
+      </w:pPr>
+      <w:r>
+        <w:pict>
+          <v:rect style="width:0.0pt;height:1.5pt" o:hr="t" o:hrstd="t" o:hralign="center" fillcolor="#A0A0A0" stroked="f"/>
+        </w:pict>
+      </w:r>
+      <w:r>
+        <w:rPr>
+          <w:rtl w:val="0"/>
+        </w:rPr>
+      </w:r>
+    </w:p>
+    <w:p>
+      <w:pPr>
+        <w:pStyle w:val="Heading2"/>
+        <w:rPr/>
+      </w:pPr>
+      <w:bookmarkStart w:colFirst="0" w:colLast="0" w:name="_aa2bwwndq2vo" w:id="52"/>
+      <w:bookmarkEnd w:id="52"/>
+      <w:r>
+        <w:rPr>
+          <w:rtl w:val="0"/>
+        </w:rPr>
+        <w:t xml:space="preserve">Appendix B: The Extended Detection Protocol</w:t>
+      </w:r>
+    </w:p>
+    <w:p>
+      <w:pPr>
+        <w:pStyle w:val="Heading3"/>
+        <w:rPr/>
+      </w:pPr>
+      <w:bookmarkStart w:colFirst="0" w:colLast="0" w:name="_q727v87eqggi" w:id="53"/>
+      <w:bookmarkEnd w:id="53"/>
+      <w:r>
+        <w:rPr>
+          <w:rtl w:val="0"/>
+        </w:rPr>
+        <w:t xml:space="preserve">B.1 Motivation</w:t>
+      </w:r>
+    </w:p>
+    <w:p>
+      <w:pPr>
+        <w:rPr/>
+      </w:pPr>
+      <w:r>
+        <w:rPr>
+          <w:rtl w:val="0"/>
+        </w:rPr>
+        <w:t xml:space="preserve">The four detection layers of this paper ($H_1$ residual closure, Layer 2 constraint equivalence, $H_2$ cross-system coherence, $H_3$ objective inference) are together sufficient to identify hidden actors in principle. Applied instantiations of the framework, however, can fail to surface hidden actors even when the operators are in principle available, because the applied protocol does not force sequential application of each layer.</w:t>
+      </w:r>
+    </w:p>
+    <w:p>
+      <w:pPr>
+        <w:keepNext w:val="0"/>
+        <w:keepLines w:val="0"/>
+        <w:pageBreakBefore w:val="0"/>
+        <w:widowControl w:val="0"/>
+        <w:pBdr>
+          <w:top w:space="0" w:sz="0" w:val="nil"/>
+          <w:left w:space="0" w:sz="0" w:val="nil"/>
+          <w:bottom w:space="0" w:sz="0" w:val="nil"/>
+          <w:right w:space="0" w:sz="0" w:val="nil"/>
+          <w:between w:space="0" w:sz="0" w:val="nil"/>
+        </w:pBdr>
+        <w:shd w:fill="auto" w:val="clear"/>
+        <w:spacing w:after="0" w:before="0" w:line="276" w:lineRule="auto"/>
+        <w:ind w:left="0" w:right="0" w:firstLine="0"/>
+        <w:jc w:val="left"/>
+        <w:rPr/>
+      </w:pPr>
+      <w:r>
+        <w:rPr>
+          <w:rtl w:val="0"/>
+        </w:rPr>
+      </w:r>
+    </w:p>
+    <w:p>
+      <w:pPr>
+        <w:rPr/>
+      </w:pPr>
+      <w:r>
+        <w:rPr>
+          <w:rtl w:val="0"/>
+        </w:rPr>
+        <w:t xml:space="preserve">The specific failure mode, observed in applied work: the analyst applies Layer 1 residual closure to a stated causal model, finds that attributed shares sum to approximately 1, concludes no hidden actor is indicated, and stops. The analyst does not proceed to Layer 2 constraint equivalence because Layer 2 requires hypothesizing a candidate constraint-setter to test, and nothing in the Layer 1 output names such a candidate. If the observed causal model is misspecified in a way that closes $H_1$ by misattributing proxy control as principal control, the hidden actor is missed despite the framework containing the operator (Layer 2) that would identify it.</w:t>
+      </w:r>
+    </w:p>
+    <w:p>
+      <w:pPr>
+        <w:keepNext w:val="0"/>
+        <w:keepLines w:val="0"/>
+        <w:pageBreakBefore w:val="0"/>
+        <w:widowControl w:val="0"/>
+        <w:pBdr>
+          <w:top w:space="0" w:sz="0" w:val="nil"/>
+          <w:left w:space="0" w:sz="0" w:val="nil"/>
+          <w:bottom w:space="0" w:sz="0" w:val="nil"/>
+          <w:right w:space="0" w:sz="0" w:val="nil"/>
+          <w:between w:space="0" w:sz="0" w:val="nil"/>
+        </w:pBdr>
+        <w:shd w:fill="auto" w:val="clear"/>
+        <w:spacing w:after="0" w:before="0" w:line="276" w:lineRule="auto"/>
+        <w:ind w:left="0" w:right="0" w:firstLine="0"/>
+        <w:jc w:val="left"/>
+        <w:rPr/>
+      </w:pPr>
+      <w:r>
+        <w:rPr>
+          <w:rtl w:val="0"/>
+        </w:rPr>
+      </w:r>
+    </w:p>
+    <w:p>
+      <w:pPr>
+        <w:rPr/>
+      </w:pPr>
+      <w:r>
+        <w:rPr>
+          <w:rtl w:val="0"/>
+        </w:rPr>
+        <w:t xml:space="preserve">This appendix specifies an Extended Detection Protocol that addresses this failure mode by making Layer 2 re-testing mandatory and by providing a hypothesis-free trigger for the re-test. The protocol does not add new detection capability to the framework; it formalizes sequential application of existing operators and adds an instrument (the Empowerment Divergence Score, EDS) that triggers Layer 2 re-testing without requiring the analyst to pre-specify candidate proxies.</w:t>
+      </w:r>
+    </w:p>
+    <w:p>
+      <w:pPr>
+        <w:pStyle w:val="Heading3"/>
+        <w:rPr/>
+      </w:pPr>
+      <w:bookmarkStart w:colFirst="0" w:colLast="0" w:name="_y4z0lbncb4ce" w:id="54"/>
+      <w:bookmarkEnd w:id="54"/>
+      <w:r>
+        <w:rPr>
+          <w:rtl w:val="0"/>
+        </w:rPr>
+        <w:t xml:space="preserve">B.2 The Five-Pass Protocol</w:t>
+      </w:r>
+    </w:p>
+    <w:p>
+      <w:pPr>
+        <w:rPr/>
+      </w:pPr>
+      <w:r>
+        <w:rPr>
+          <w:rtl w:val="0"/>
+        </w:rPr>
+        <w:t xml:space="preserve">Given a system $S$, a bottleneck $B$, and a set of observed actors $\mathcal{A}$ with attributed control shares ${c_i}$, the Extended Detection Protocol proceeds as follows.</w:t>
+      </w:r>
+    </w:p>
+    <w:p>
+      <w:pPr>
+        <w:keepNext w:val="0"/>
+        <w:keepLines w:val="0"/>
+        <w:pageBreakBefore w:val="0"/>
+        <w:widowControl w:val="0"/>
+        <w:pBdr>
+          <w:top w:space="0" w:sz="0" w:val="nil"/>
+          <w:left w:space="0" w:sz="0" w:val="nil"/>
+          <w:bottom w:space="0" w:sz="0" w:val="nil"/>
+          <w:right w:space="0" w:sz="0" w:val="nil"/>
+          <w:between w:space="0" w:sz="0" w:val="nil"/>
+        </w:pBdr>
+        <w:shd w:fill="auto" w:val="clear"/>
+        <w:spacing w:after="0" w:before="0" w:line="276" w:lineRule="auto"/>
+        <w:ind w:left="0" w:right="0" w:firstLine="0"/>
+        <w:jc w:val="left"/>
+        <w:rPr/>
+      </w:pPr>
+      <w:r>
+        <w:rPr>
+          <w:rtl w:val="0"/>
+        </w:rPr>
+      </w:r>
+    </w:p>
+    <w:p>
+      <w:pPr>
+        <w:rPr/>
+      </w:pPr>
+      <w:r>
+        <w:rPr>
+          <w:b w:val="1"/>
+          <w:bCs w:val="1"/>
+          <w:rtl w:val="0"/>
+        </w:rPr>
+        <w:t xml:space="preserve">Pass 1: Layer 1 residual closure.</w:t>
+      </w:r>
+      <w:r>
+        <w:rPr>
+          <w:rtl w:val="0"/>
+        </w:rPr>
+        <w:t xml:space="preserve"> Compute $H_1(M) = 1 - \sum_{i \in \mathcal{A}} c_i$. If $H_1 &gt; \epsilon$ for a small threshold $\epsilon$, a hidden actor is indicated and the analyst proceeds to Pass 2 with the hypothesis that the residual must be allocated to an unobserved actor. If $H_1 \leq \epsilon$, the analyst proceeds to Pass 3 rather than stopping.</w:t>
+      </w:r>
+    </w:p>
+    <w:p>
+      <w:pPr>
+        <w:keepNext w:val="0"/>
+        <w:keepLines w:val="0"/>
+        <w:pageBreakBefore w:val="0"/>
+        <w:widowControl w:val="0"/>
+        <w:pBdr>
+          <w:top w:space="0" w:sz="0" w:val="nil"/>
+          <w:left w:space="0" w:sz="0" w:val="nil"/>
+          <w:bottom w:space="0" w:sz="0" w:val="nil"/>
+          <w:right w:space="0" w:sz="0" w:val="nil"/>
+          <w:between w:space="0" w:sz="0" w:val="nil"/>
+        </w:pBdr>
+        <w:shd w:fill="auto" w:val="clear"/>
+        <w:spacing w:after="0" w:before="0" w:line="276" w:lineRule="auto"/>
+        <w:ind w:left="0" w:right="0" w:firstLine="0"/>
+        <w:jc w:val="left"/>
+        <w:rPr/>
+      </w:pPr>
+      <w:r>
+        <w:rPr>
+          <w:rtl w:val="0"/>
+        </w:rPr>
+      </w:r>
+    </w:p>
+    <w:p>
+      <w:pPr>
+        <w:rPr/>
+      </w:pPr>
+      <w:r>
+        <w:rPr>
+          <w:b w:val="1"/>
+          <w:bCs w:val="1"/>
+          <w:rtl w:val="0"/>
+        </w:rPr>
+        <w:t xml:space="preserve">Pass 2: Layer 2 constraint equivalence (if triggered by Pass 1).</w:t>
+      </w:r>
+      <w:r>
+        <w:rPr>
+          <w:rtl w:val="0"/>
+        </w:rPr>
+        <w:t xml:space="preserve"> For the top-attributed actors ${a_1, \ldots, a_N}$ (typically $N = 3$ to $5$), apply Theorem 3 to test whether each is a proxy for a structurally distinct constraint-setter. For each $a_i$, identify candidate constraint-setters by asking which external actors modify $a_i$'s feasible set $O_i$. If a candidate $a^</w:t>
+      </w:r>
+      <w:r>
+        <w:rPr>
+          <w:i w:val="1"/>
+          <w:iCs w:val="1"/>
+          <w:rtl w:val="0"/>
+        </w:rPr>
+        <w:t xml:space="preserve">$ is found such that the constraint control coefficient $CC(a^</w:t>
+      </w:r>
+      <w:r>
+        <w:rPr>
+          <w:rtl w:val="0"/>
+        </w:rPr>
+        <w:t xml:space="preserve"> \to a_i)$ exceeds a threshold, $a^*$ is added to $\mathcal{A}$ and the protocol returns to Pass 1.</w:t>
+      </w:r>
+    </w:p>
+    <w:p>
+      <w:pPr>
+        <w:keepNext w:val="0"/>
+        <w:keepLines w:val="0"/>
+        <w:pageBreakBefore w:val="0"/>
+        <w:widowControl w:val="0"/>
+        <w:pBdr>
+          <w:top w:space="0" w:sz="0" w:val="nil"/>
+          <w:left w:space="0" w:sz="0" w:val="nil"/>
+          <w:bottom w:space="0" w:sz="0" w:val="nil"/>
+          <w:right w:space="0" w:sz="0" w:val="nil"/>
+          <w:between w:space="0" w:sz="0" w:val="nil"/>
+        </w:pBdr>
+        <w:shd w:fill="auto" w:val="clear"/>
+        <w:spacing w:after="0" w:before="0" w:line="276" w:lineRule="auto"/>
+        <w:ind w:left="0" w:right="0" w:firstLine="0"/>
+        <w:jc w:val="left"/>
+        <w:rPr/>
+      </w:pPr>
+      <w:r>
+        <w:rPr>
+          <w:rtl w:val="0"/>
+        </w:rPr>
+      </w:r>
+    </w:p>
+    <w:p>
+      <w:pPr>
+        <w:rPr/>
+      </w:pPr>
+      <w:r>
+        <w:rPr>
+          <w:b w:val="1"/>
+          <w:bCs w:val="1"/>
+          <w:rtl w:val="0"/>
+        </w:rPr>
+        <w:t xml:space="preserve">Pass 3: Hypothesis-free proxy detection via EDS.</w:t>
+      </w:r>
+      <w:r>
+        <w:rPr>
+          <w:rtl w:val="0"/>
+        </w:rPr>
+        <w:t xml:space="preserve"> For each of the top-attributed actors, compute the Empowerment Divergence Score: $$\text{EDS}_i = \left| \hat{\mathcal{E}}_i^{\text{predicted}} - \mathcal{E}_i^{\text{observed}} \right|$$ where $\hat{\mathcal{E}}_i^{\text{predicted}}$ is the empowerment the attribution model predicts for actor $i$ over the outcome of interest, and $\mathcal{E}_i^{\text{observed}}$ is the empowerment actually measured from behavioral data. Empowerment $\mathcal{E}$ is the channel capacity between an agent's action sequences and its future observations, as defined by Klyubin, Polani, and Nehaniv (2005). If $\text{EDS}_i &gt; \tau$ for a calibrated threshold $\tau$, actor $i$ is flagged as a candidate proxy, and the analyst returns to Pass 2 with $i$ as the subject of constraint-equivalence testing.</w:t>
+      </w:r>
+    </w:p>
+    <w:p>
+      <w:pPr>
+        <w:keepNext w:val="0"/>
+        <w:keepLines w:val="0"/>
+        <w:pageBreakBefore w:val="0"/>
+        <w:widowControl w:val="0"/>
+        <w:pBdr>
+          <w:top w:space="0" w:sz="0" w:val="nil"/>
+          <w:left w:space="0" w:sz="0" w:val="nil"/>
+          <w:bottom w:space="0" w:sz="0" w:val="nil"/>
+          <w:right w:space="0" w:sz="0" w:val="nil"/>
+          <w:between w:space="0" w:sz="0" w:val="nil"/>
+        </w:pBdr>
+        <w:shd w:fill="auto" w:val="clear"/>
+        <w:spacing w:after="0" w:before="0" w:line="276" w:lineRule="auto"/>
+        <w:ind w:left="0" w:right="0" w:firstLine="0"/>
+        <w:jc w:val="left"/>
+        <w:rPr/>
+      </w:pPr>
+      <w:r>
+        <w:rPr>
+          <w:rtl w:val="0"/>
+        </w:rPr>
+      </w:r>
+    </w:p>
+    <w:p>
+      <w:pPr>
+        <w:rPr/>
+      </w:pPr>
+      <w:r>
+        <w:rPr>
+          <w:b w:val="1"/>
+          <w:bCs w:val="1"/>
+          <w:rtl w:val="0"/>
+        </w:rPr>
+        <w:t xml:space="preserve">Pass 4: Layer 3 cross-system coherence ($H_2$).</w:t>
+      </w:r>
+      <w:r>
+        <w:rPr>
+          <w:rtl w:val="0"/>
+        </w:rPr>
+        <w:t xml:space="preserve"> If multiple systems are available for comparison, compute the coherence operator across systems. Coherence above the independence baseline indicates shared hidden structure and triggers the iterative search described in Section 5 of this paper.</w:t>
+      </w:r>
+    </w:p>
+    <w:p>
+      <w:pPr>
+        <w:keepNext w:val="0"/>
+        <w:keepLines w:val="0"/>
+        <w:pageBreakBefore w:val="0"/>
+        <w:widowControl w:val="0"/>
+        <w:pBdr>
+          <w:top w:space="0" w:sz="0" w:val="nil"/>
+          <w:left w:space="0" w:sz="0" w:val="nil"/>
+          <w:bottom w:space="0" w:sz="0" w:val="nil"/>
+          <w:right w:space="0" w:sz="0" w:val="nil"/>
+          <w:between w:space="0" w:sz="0" w:val="nil"/>
+        </w:pBdr>
+        <w:shd w:fill="auto" w:val="clear"/>
+        <w:spacing w:after="0" w:before="0" w:line="276" w:lineRule="auto"/>
+        <w:ind w:left="0" w:right="0" w:firstLine="0"/>
+        <w:jc w:val="left"/>
+        <w:rPr/>
+      </w:pPr>
+      <w:r>
+        <w:rPr>
+          <w:rtl w:val="0"/>
+        </w:rPr>
+      </w:r>
+    </w:p>
+    <w:p>
+      <w:pPr>
+        <w:rPr/>
+      </w:pPr>
+      <w:r>
+        <w:rPr>
+          <w:b w:val="1"/>
+          <w:bCs w:val="1"/>
+          <w:rtl w:val="0"/>
+        </w:rPr>
+        <w:t xml:space="preserve">Pass 5: Layer 4 objective inference ($H_3$).</w:t>
+      </w:r>
+      <w:r>
+        <w:rPr>
+          <w:rtl w:val="0"/>
+        </w:rPr>
+        <w:t xml:space="preserve"> Recover the effective objective $\hat{U}$ from observed behavior and compare to the stated objective $U_{\text{stated}}$. Divergence is informative per Section 6 of this paper.</w:t>
+      </w:r>
+    </w:p>
+    <w:p>
+      <w:pPr>
+        <w:keepNext w:val="0"/>
+        <w:keepLines w:val="0"/>
+        <w:pageBreakBefore w:val="0"/>
+        <w:widowControl w:val="0"/>
+        <w:pBdr>
+          <w:top w:space="0" w:sz="0" w:val="nil"/>
+          <w:left w:space="0" w:sz="0" w:val="nil"/>
+          <w:bottom w:space="0" w:sz="0" w:val="nil"/>
+          <w:right w:space="0" w:sz="0" w:val="nil"/>
+          <w:between w:space="0" w:sz="0" w:val="nil"/>
+        </w:pBdr>
+        <w:shd w:fill="auto" w:val="clear"/>
+        <w:spacing w:after="0" w:before="0" w:line="276" w:lineRule="auto"/>
+        <w:ind w:left="0" w:right="0" w:firstLine="0"/>
+        <w:jc w:val="left"/>
+        <w:rPr/>
+      </w:pPr>
+      <w:r>
+        <w:rPr>
+          <w:rtl w:val="0"/>
+        </w:rPr>
+      </w:r>
+    </w:p>
+    <w:p>
+      <w:pPr>
+        <w:rPr/>
+      </w:pPr>
+      <w:r>
+        <w:rPr>
+          <w:rtl w:val="0"/>
+        </w:rPr>
+        <w:t xml:space="preserve">The protocol terminates when $H_1 \leq \epsilon$, $\text{EDS}_i \leq \tau$ for all top-attributed actors, and $H_2$ and $H_3$ are within expected ranges. Non-termination indicates that the causal model remains misspecified and further expansion is required.</w:t>
+      </w:r>
+    </w:p>
+    <w:p>
+      <w:pPr>
+        <w:pStyle w:val="Heading3"/>
+        <w:rPr/>
+      </w:pPr>
+      <w:bookmarkStart w:colFirst="0" w:colLast="0" w:name="_1ta570mkn74p" w:id="55"/>
+      <w:bookmarkEnd w:id="55"/>
+      <w:r>
+        <w:rPr>
+          <w:rtl w:val="0"/>
+        </w:rPr>
+        <w:t xml:space="preserve">B.3 Formal Definition of EDS</w:t>
+      </w:r>
+    </w:p>
+    <w:p>
+      <w:pPr>
+        <w:rPr/>
+      </w:pPr>
+      <w:r>
+        <w:rPr>
+          <w:rtl w:val="0"/>
+        </w:rPr>
+        <w:t xml:space="preserve">Let $\mathcal{E}</w:t>
+      </w:r>
+      <w:r>
+        <w:rPr>
+          <w:i w:val="1"/>
+          <w:iCs w:val="1"/>
+          <w:rtl w:val="0"/>
+        </w:rPr>
+        <w:t xml:space="preserve">i$ denote the empowerment of actor $i$ over the outcome variable $Y$ of the system under analysis. Empowerment is defined as the channel capacity between actor $i$'s action sequences $A</w:t>
+      </w:r>
+      <w:r>
+        <w:rPr>
+          <w:rtl w:val="0"/>
+        </w:rPr>
+        <w:t xml:space="preserve">{i, 1:T}$ and the future outcome observations $Y_{T+1:T+k}$: $$\mathcal{E}</w:t>
+      </w:r>
+      <w:r>
+        <w:rPr>
+          <w:i w:val="1"/>
+          <w:iCs w:val="1"/>
+          <w:rtl w:val="0"/>
+        </w:rPr>
+        <w:t xml:space="preserve">i = \max</w:t>
+      </w:r>
+      <w:r>
+        <w:rPr>
+          <w:rtl w:val="0"/>
+        </w:rPr>
+        <w:t xml:space="preserve">{p(a_{i, 1:T} \mid s)} I(A_{i, 1:T}; Y_{T+1:T+k} \mid s)$$ This quantity measures how much actor $i$'s choices actually affect the outcome, independent of what the attribution model predicts.</w:t>
+      </w:r>
+    </w:p>
+    <w:p>
+      <w:pPr>
+        <w:keepNext w:val="0"/>
+        <w:keepLines w:val="0"/>
+        <w:pageBreakBefore w:val="0"/>
+        <w:widowControl w:val="0"/>
+        <w:pBdr>
+          <w:top w:space="0" w:sz="0" w:val="nil"/>
+          <w:left w:space="0" w:sz="0" w:val="nil"/>
+          <w:bottom w:space="0" w:sz="0" w:val="nil"/>
+          <w:right w:space="0" w:sz="0" w:val="nil"/>
+          <w:between w:space="0" w:sz="0" w:val="nil"/>
+        </w:pBdr>
+        <w:shd w:fill="auto" w:val="clear"/>
+        <w:spacing w:after="0" w:before="0" w:line="276" w:lineRule="auto"/>
+        <w:ind w:left="0" w:right="0" w:firstLine="0"/>
+        <w:jc w:val="left"/>
+        <w:rPr/>
+      </w:pPr>
+      <w:r>
+        <w:rPr>
+          <w:rtl w:val="0"/>
+        </w:rPr>
+      </w:r>
+    </w:p>
+    <w:p>
+      <w:pPr>
+        <w:rPr/>
+      </w:pPr>
+      <w:r>
+        <w:rPr>
+          <w:rtl w:val="0"/>
+        </w:rPr>
+        <w:t xml:space="preserve">The attribution model produces a predicted empowerment $\hat{\mathcal{E}}_i^{\text{predicted}}$ for each actor. In the simplest case, this prediction is proportional to the attributed control share: an actor attributed 30% of control is predicted to have empowerment proportional to that share relative to other actors. More sophisticated predictions can be derived from the causal model's structure.</w:t>
+      </w:r>
+    </w:p>
+    <w:p>
+      <w:pPr>
+        <w:keepNext w:val="0"/>
+        <w:keepLines w:val="0"/>
+        <w:pageBreakBefore w:val="0"/>
+        <w:widowControl w:val="0"/>
+        <w:pBdr>
+          <w:top w:space="0" w:sz="0" w:val="nil"/>
+          <w:left w:space="0" w:sz="0" w:val="nil"/>
+          <w:bottom w:space="0" w:sz="0" w:val="nil"/>
+          <w:right w:space="0" w:sz="0" w:val="nil"/>
+          <w:between w:space="0" w:sz="0" w:val="nil"/>
+        </w:pBdr>
+        <w:shd w:fill="auto" w:val="clear"/>
+        <w:spacing w:after="0" w:before="0" w:line="276" w:lineRule="auto"/>
+        <w:ind w:left="0" w:right="0" w:firstLine="0"/>
+        <w:jc w:val="left"/>
+        <w:rPr/>
+      </w:pPr>
+      <w:r>
+        <w:rPr>
+          <w:rtl w:val="0"/>
+        </w:rPr>
+      </w:r>
+    </w:p>
+    <w:p>
+      <w:pPr>
+        <w:rPr/>
+      </w:pPr>
+      <w:r>
+        <w:rPr>
+          <w:rtl w:val="0"/>
+        </w:rPr>
+        <w:t xml:space="preserve">The observed empowerment $\mathcal{E}_i^{\text{observed}}$ is estimated from behavioral data. Exact computation is feasible only for small discrete systems; large-scale systems require approximation. Two approaches are standard in the empowerment literature: variational lower bounds (Mohamed and Rezende 2015 and subsequent work) for online estimation, and Monte Carlo or soft-horizon estimators for higher-accuracy audit-tier computation. The empowerment literature's computational machinery can be applied directly; the framework does not require novel empowerment estimation methods.</w:t>
+      </w:r>
+    </w:p>
+    <w:p>
+      <w:pPr>
+        <w:keepNext w:val="0"/>
+        <w:keepLines w:val="0"/>
+        <w:pageBreakBefore w:val="0"/>
+        <w:widowControl w:val="0"/>
+        <w:pBdr>
+          <w:top w:space="0" w:sz="0" w:val="nil"/>
+          <w:left w:space="0" w:sz="0" w:val="nil"/>
+          <w:bottom w:space="0" w:sz="0" w:val="nil"/>
+          <w:right w:space="0" w:sz="0" w:val="nil"/>
+          <w:between w:space="0" w:sz="0" w:val="nil"/>
+        </w:pBdr>
+        <w:shd w:fill="auto" w:val="clear"/>
+        <w:spacing w:after="0" w:before="0" w:line="276" w:lineRule="auto"/>
+        <w:ind w:left="0" w:right="0" w:firstLine="0"/>
+        <w:jc w:val="left"/>
+        <w:rPr/>
+      </w:pPr>
+      <w:r>
+        <w:rPr>
+          <w:rtl w:val="0"/>
+        </w:rPr>
+      </w:r>
+    </w:p>
+    <w:p>
+      <w:pPr>
+        <w:rPr/>
+      </w:pPr>
+      <w:r>
+        <w:rPr>
+          <w:rtl w:val="0"/>
+        </w:rPr>
+        <w:t xml:space="preserve">The divergence $\text{EDS}_i = |\hat{\mathcal{E}}_i^{\text{predicted}} - \mathcal{E}_i^{\text{observed}}|$ measures the gap between what the attribution predicts the actor's leverage should be and what the actor's actual leverage is. A high EDS indicates that the attribution model has assigned an actor control that their observed behavior does not exercise, which is the signature of proxy control: the actor appears to hold authority, but their actual capacity to affect outcomes is constrained by a structurally distinct party whose control is not in the attribution model.</w:t>
+      </w:r>
+    </w:p>
+    <w:p>
+      <w:pPr>
+        <w:pStyle w:val="Heading3"/>
+        <w:rPr/>
+      </w:pPr>
+      <w:bookmarkStart w:colFirst="0" w:colLast="0" w:name="_dt9xd0mycws9" w:id="56"/>
+      <w:bookmarkEnd w:id="56"/>
+      <w:r>
+        <w:rPr>
+          <w:rtl w:val="0"/>
+        </w:rPr>
+        <w:t xml:space="preserve">B.4 What the Framework Already Does Without EDS</w:t>
+      </w:r>
+    </w:p>
+    <w:p>
+      <w:pPr>
+        <w:rPr/>
+      </w:pPr>
+      <w:r>
+        <w:rPr>
+          <w:rtl w:val="0"/>
+        </w:rPr>
+        <w:t xml:space="preserve">This section makes explicit a point that the preceding sections imply but do not state directly: the detection framework can identify hidden actors through Layer 2 constraint equivalence and Layer 4 objective inference without EDS. Layer 2 asks whether any observed actor's feasible set is modified by an external party, and if so, identifies that party as the effective constraint-setter. Layer 4 recovers the effective optimization target from behavior and compares it to stated targets, flagging mismatches that indicate hidden objective-setting structure. Both operators are specified in the main text of this paper and are applicable to any system where the required data is available.</w:t>
+      </w:r>
+    </w:p>
+    <w:p>
+      <w:pPr>
+        <w:keepNext w:val="0"/>
+        <w:keepLines w:val="0"/>
+        <w:pageBreakBefore w:val="0"/>
+        <w:widowControl w:val="0"/>
+        <w:pBdr>
+          <w:top w:space="0" w:sz="0" w:val="nil"/>
+          <w:left w:space="0" w:sz="0" w:val="nil"/>
+          <w:bottom w:space="0" w:sz="0" w:val="nil"/>
+          <w:right w:space="0" w:sz="0" w:val="nil"/>
+          <w:between w:space="0" w:sz="0" w:val="nil"/>
+        </w:pBdr>
+        <w:shd w:fill="auto" w:val="clear"/>
+        <w:spacing w:after="0" w:before="0" w:line="276" w:lineRule="auto"/>
+        <w:ind w:left="0" w:right="0" w:firstLine="0"/>
+        <w:jc w:val="left"/>
+        <w:rPr/>
+      </w:pPr>
+      <w:r>
+        <w:rPr>
+          <w:rtl w:val="0"/>
+        </w:rPr>
+      </w:r>
+    </w:p>
+    <w:p>
+      <w:pPr>
+        <w:rPr/>
+      </w:pPr>
+      <w:r>
+        <w:rPr>
+          <w:rtl w:val="0"/>
+        </w:rPr>
+        <w:t xml:space="preserve">What EDS adds is not new detection capability but operational fidelity. Without EDS, the analyst must either hypothesize candidate proxies to test via Layer 2, or have multiple systems available for $H_2$ coherence analysis, or have observable-tier internal evidence available for $H_3$. Each of these requires either domain knowledge about where to look or additional data that may not be available. EDS provides a hypothesis-free, single-system, externally-measurable trigger that identifies which observed actors should be re-tested via Layer 2, without requiring the analyst to know in advance which actors are candidates for proxy status.</w:t>
+      </w:r>
+    </w:p>
+    <w:p>
+      <w:pPr>
+        <w:keepNext w:val="0"/>
+        <w:keepLines w:val="0"/>
+        <w:pageBreakBefore w:val="0"/>
+        <w:widowControl w:val="0"/>
+        <w:pBdr>
+          <w:top w:space="0" w:sz="0" w:val="nil"/>
+          <w:left w:space="0" w:sz="0" w:val="nil"/>
+          <w:bottom w:space="0" w:sz="0" w:val="nil"/>
+          <w:right w:space="0" w:sz="0" w:val="nil"/>
+          <w:between w:space="0" w:sz="0" w:val="nil"/>
+        </w:pBdr>
+        <w:shd w:fill="auto" w:val="clear"/>
+        <w:spacing w:after="0" w:before="0" w:line="276" w:lineRule="auto"/>
+        <w:ind w:left="0" w:right="0" w:firstLine="0"/>
+        <w:jc w:val="left"/>
+        <w:rPr/>
+      </w:pPr>
+      <w:r>
+        <w:rPr>
+          <w:rtl w:val="0"/>
+        </w:rPr>
+      </w:r>
+    </w:p>
+    <w:p>
+      <w:pPr>
+        <w:rPr/>
+      </w:pPr>
+      <w:r>
+        <w:rPr>
+          <w:rtl w:val="0"/>
+        </w:rPr>
+        <w:t xml:space="preserve">The distinction matters for honest assessment of the framework's capabilities. The framework's core claim is that its operators identify hidden actors by structural signature rather than by intent. That claim stands without EDS: Layer 2 and Layer 4 are sufficient in principle. What applied experience has demonstrated is that the operators are under-applied when the applied protocol does not force their sequential use. EDS closes that gap by making the Layer 2 re-test mandatory and hypothesis-free. Authors using the framework in applied analysis should report whether they used the Extended Detection Protocol or the base four-layer framework, and readers should calibrate confidence in hidden-actor attributions accordingly.</w:t>
+      </w:r>
+    </w:p>
+    <w:p>
+      <w:pPr>
+        <w:pStyle w:val="Heading3"/>
+        <w:rPr/>
+      </w:pPr>
+      <w:bookmarkStart w:colFirst="0" w:colLast="0" w:name="_o4sfhbyddpqf" w:id="57"/>
+      <w:bookmarkEnd w:id="57"/>
+      <w:r>
+        <w:rPr>
+          <w:rtl w:val="0"/>
+        </w:rPr>
+        <w:t xml:space="preserve">B.5 Attribution of the Empowerment Concept</w:t>
+      </w:r>
+    </w:p>
+    <w:p>
+      <w:pPr>
+        <w:rPr/>
+      </w:pPr>
+      <w:r>
+        <w:rPr>
+          <w:rtl w:val="0"/>
+        </w:rPr>
+        <w:t xml:space="preserve">The empowerment concept is due to Klyubin, Polani, and Nehaniv (2005), which introduced it as an intrinsic motivation measure for autonomous agents. Subsequent work has extended the concept in several directions: multi-agent empowerment dynamics (Salge, Glackin, and Polani 2014 and subsequent), computational approximations (Mohamed and Rezende 2015; Jung, Polani, and Stone 2011), and applications to exploration, skill acquisition, and agent design (Guckelsberger, Salge, and Togelius 2018 and subsequent). The empowerment research program is a substantial and ongoing body of work with applications extending beyond AI safety.</w:t>
+      </w:r>
+    </w:p>
+    <w:p>
+      <w:pPr>
+        <w:keepNext w:val="0"/>
+        <w:keepLines w:val="0"/>
+        <w:pageBreakBefore w:val="0"/>
+        <w:widowControl w:val="0"/>
+        <w:pBdr>
+          <w:top w:space="0" w:sz="0" w:val="nil"/>
+          <w:left w:space="0" w:sz="0" w:val="nil"/>
+          <w:bottom w:space="0" w:sz="0" w:val="nil"/>
+          <w:right w:space="0" w:sz="0" w:val="nil"/>
+          <w:between w:space="0" w:sz="0" w:val="nil"/>
+        </w:pBdr>
+        <w:shd w:fill="auto" w:val="clear"/>
+        <w:spacing w:after="0" w:before="0" w:line="276" w:lineRule="auto"/>
+        <w:ind w:left="0" w:right="0" w:firstLine="0"/>
+        <w:jc w:val="left"/>
+        <w:rPr/>
+      </w:pPr>
+      <w:r>
+        <w:rPr>
+          <w:rtl w:val="0"/>
+        </w:rPr>
+      </w:r>
+    </w:p>
+    <w:p>
+      <w:pPr>
+        <w:rPr/>
+      </w:pPr>
+      <w:r>
+        <w:rPr>
+          <w:rtl w:val="0"/>
+        </w:rPr>
+        <w:t xml:space="preserve">The Extended Detection Protocol uses the empowerment quantity as defined by Klyubin et al. (2005) as the mathematical basis for the EDS operator. The protocol does not extend the empowerment concept itself, does not contribute to the empowerment literature's research program, and does not propose a hybrid framework that combines the two research programs. It adopts a published mathematical measure from prior work as an instrument within a detection framework defined elsewhere, in the same manner that frameworks throughout the sciences adopt mathematical tools (logarithms, information-theoretic measures, optimization routines) from prior work without incorporating those tools as conceptual co-contributions.</w:t>
+      </w:r>
+    </w:p>
+    <w:p>
+      <w:pPr>
+        <w:keepNext w:val="0"/>
+        <w:keepLines w:val="0"/>
+        <w:pageBreakBefore w:val="0"/>
+        <w:widowControl w:val="0"/>
+        <w:pBdr>
+          <w:top w:space="0" w:sz="0" w:val="nil"/>
+          <w:left w:space="0" w:sz="0" w:val="nil"/>
+          <w:bottom w:space="0" w:sz="0" w:val="nil"/>
+          <w:right w:space="0" w:sz="0" w:val="nil"/>
+          <w:between w:space="0" w:sz="0" w:val="nil"/>
+        </w:pBdr>
+        <w:shd w:fill="auto" w:val="clear"/>
+        <w:spacing w:after="0" w:before="0" w:line="276" w:lineRule="auto"/>
+        <w:ind w:left="0" w:right="0" w:firstLine="0"/>
+        <w:jc w:val="left"/>
+        <w:rPr/>
+      </w:pPr>
+      <w:r>
+        <w:rPr>
+          <w:rtl w:val="0"/>
+        </w:rPr>
+      </w:r>
+    </w:p>
+    <w:p>
+      <w:pPr>
+        <w:rPr/>
+      </w:pPr>
+      <w:r>
+        <w:rPr>
+          <w:rtl w:val="0"/>
+        </w:rPr>
+        <w:t xml:space="preserve">Readers interested in the empowerment concept and its subsequent development should consult the empowerment literature directly; this paper's treatment of empowerment is limited to the specific operator defined in Section B.3 and does not substitute for engagement with the broader research program.</w:t>
+      </w:r>
+    </w:p>
+    <w:p>
+      <w:pPr>
+        <w:pStyle w:val="Heading3"/>
+        <w:rPr/>
+      </w:pPr>
+      <w:bookmarkStart w:colFirst="0" w:colLast="0" w:name="_35xbxzx2bjfc" w:id="58"/>
+      <w:bookmarkEnd w:id="58"/>
+      <w:r>
+        <w:rPr>
+          <w:rtl w:val="0"/>
+        </w:rPr>
+        <w:t xml:space="preserve">B.6 Worked Illustrative Example</w:t>
+      </w:r>
+    </w:p>
+    <w:p>
+      <w:pPr>
+        <w:rPr/>
+      </w:pPr>
+      <w:r>
+        <w:rPr>
+          <w:rtl w:val="0"/>
+        </w:rPr>
+        <w:t xml:space="preserve">To illustrate the protocol's output structure, consider an abstract three-actor extraction scenario.</w:t>
+      </w:r>
+    </w:p>
+    <w:p>
+      <w:pPr>
+        <w:keepNext w:val="0"/>
+        <w:keepLines w:val="0"/>
+        <w:pageBreakBefore w:val="0"/>
+        <w:widowControl w:val="0"/>
+        <w:pBdr>
+          <w:top w:space="0" w:sz="0" w:val="nil"/>
+          <w:left w:space="0" w:sz="0" w:val="nil"/>
+          <w:bottom w:space="0" w:sz="0" w:val="nil"/>
+          <w:right w:space="0" w:sz="0" w:val="nil"/>
+          <w:between w:space="0" w:sz="0" w:val="nil"/>
+        </w:pBdr>
+        <w:shd w:fill="auto" w:val="clear"/>
+        <w:spacing w:after="0" w:before="0" w:line="276" w:lineRule="auto"/>
+        <w:ind w:left="0" w:right="0" w:firstLine="0"/>
+        <w:jc w:val="left"/>
+        <w:rPr/>
+      </w:pPr>
+      <w:r>
+        <w:rPr>
+          <w:rtl w:val="0"/>
+        </w:rPr>
+      </w:r>
+    </w:p>
+    <w:p>
+      <w:pPr>
+        <w:rPr/>
+      </w:pPr>
+      <w:r>
+        <w:rPr>
+          <w:rtl w:val="0"/>
+        </w:rPr>
+        <w:t xml:space="preserve">Suppose the system of interest has outcome $Y$ (a resource flow), with three observed actors $\mathcal{A} = {A_1, A_2, A_3}$, and a stated causal model attributing shares $c_{A_1} = 0.5$, $c_{A_2} = 0.3$, $c_{A_3} = 0.2$. The attributed shares sum to 1.</w:t>
+      </w:r>
+    </w:p>
+    <w:p>
+      <w:pPr>
+        <w:keepNext w:val="0"/>
+        <w:keepLines w:val="0"/>
+        <w:pageBreakBefore w:val="0"/>
+        <w:widowControl w:val="0"/>
+        <w:pBdr>
+          <w:top w:space="0" w:sz="0" w:val="nil"/>
+          <w:left w:space="0" w:sz="0" w:val="nil"/>
+          <w:bottom w:space="0" w:sz="0" w:val="nil"/>
+          <w:right w:space="0" w:sz="0" w:val="nil"/>
+          <w:between w:space="0" w:sz="0" w:val="nil"/>
+        </w:pBdr>
+        <w:shd w:fill="auto" w:val="clear"/>
+        <w:spacing w:after="0" w:before="0" w:line="276" w:lineRule="auto"/>
+        <w:ind w:left="0" w:right="0" w:firstLine="0"/>
+        <w:jc w:val="left"/>
+        <w:rPr/>
+      </w:pPr>
+      <w:r>
+        <w:rPr>
+          <w:rtl w:val="0"/>
+        </w:rPr>
+      </w:r>
+    </w:p>
+    <w:p>
+      <w:pPr>
+        <w:rPr/>
+      </w:pPr>
+      <w:r>
+        <w:rPr>
+          <w:rtl w:val="0"/>
+        </w:rPr>
+        <w:t xml:space="preserve">Pass 1 computes $H_1 = 1 - 1.0 = 0$, within threshold. Without the Extended Protocol, analysis stops here.</w:t>
+      </w:r>
+    </w:p>
+    <w:p>
+      <w:pPr>
+        <w:keepNext w:val="0"/>
+        <w:keepLines w:val="0"/>
+        <w:pageBreakBefore w:val="0"/>
+        <w:widowControl w:val="0"/>
+        <w:pBdr>
+          <w:top w:space="0" w:sz="0" w:val="nil"/>
+          <w:left w:space="0" w:sz="0" w:val="nil"/>
+          <w:bottom w:space="0" w:sz="0" w:val="nil"/>
+          <w:right w:space="0" w:sz="0" w:val="nil"/>
+          <w:between w:space="0" w:sz="0" w:val="nil"/>
+        </w:pBdr>
+        <w:shd w:fill="auto" w:val="clear"/>
+        <w:spacing w:after="0" w:before="0" w:line="276" w:lineRule="auto"/>
+        <w:ind w:left="0" w:right="0" w:firstLine="0"/>
+        <w:jc w:val="left"/>
+        <w:rPr/>
+      </w:pPr>
+      <w:r>
+        <w:rPr>
+          <w:rtl w:val="0"/>
+        </w:rPr>
+      </w:r>
+    </w:p>
+    <w:p>
+      <w:pPr>
+        <w:rPr/>
+      </w:pPr>
+      <w:r>
+        <w:rPr>
+          <w:rtl w:val="0"/>
+        </w:rPr>
+        <w:t xml:space="preserve">Pass 3 (in the Extended Protocol) computes EDS for each actor. The attribution model predicts that $A_1$ should have empowerment proportional to 0.5 (the largest share). Observed empowerment of $A_1$ over $Y$, measured from $A_1$'s action-outcome relationship in behavioral data, is substantially lower than predicted. $\text{EDS}_{A_1}$ is high. Actors $A_2$ and $A_3$ show EDS within threshold.</w:t>
+      </w:r>
+    </w:p>
+    <w:p>
+      <w:pPr>
+        <w:keepNext w:val="0"/>
+        <w:keepLines w:val="0"/>
+        <w:pageBreakBefore w:val="0"/>
+        <w:widowControl w:val="0"/>
+        <w:pBdr>
+          <w:top w:space="0" w:sz="0" w:val="nil"/>
+          <w:left w:space="0" w:sz="0" w:val="nil"/>
+          <w:bottom w:space="0" w:sz="0" w:val="nil"/>
+          <w:right w:space="0" w:sz="0" w:val="nil"/>
+          <w:between w:space="0" w:sz="0" w:val="nil"/>
+        </w:pBdr>
+        <w:shd w:fill="auto" w:val="clear"/>
+        <w:spacing w:after="0" w:before="0" w:line="276" w:lineRule="auto"/>
+        <w:ind w:left="0" w:right="0" w:firstLine="0"/>
+        <w:jc w:val="left"/>
+        <w:rPr/>
+      </w:pPr>
+      <w:r>
+        <w:rPr>
+          <w:rtl w:val="0"/>
+        </w:rPr>
+      </w:r>
+    </w:p>
+    <w:p>
+      <w:pPr>
+        <w:rPr/>
+      </w:pPr>
+      <w:r>
+        <w:rPr>
+          <w:rtl w:val="0"/>
+        </w:rPr>
+        <w:t xml:space="preserve">Pass 2 is now triggered with $A_1$ as the test subject. The analyst asks which external actor modifies $A_1$'s feasible set. A fourth actor $A_4$, not initially in $\mathcal{A}$, is identified as applying constraints to $A_1$'s action space. The constraint control coefficient $CC(A_4 \to A_1)$ is high.</w:t>
+      </w:r>
+    </w:p>
+    <w:p>
+      <w:pPr>
+        <w:keepNext w:val="0"/>
+        <w:keepLines w:val="0"/>
+        <w:pageBreakBefore w:val="0"/>
+        <w:widowControl w:val="0"/>
+        <w:pBdr>
+          <w:top w:space="0" w:sz="0" w:val="nil"/>
+          <w:left w:space="0" w:sz="0" w:val="nil"/>
+          <w:bottom w:space="0" w:sz="0" w:val="nil"/>
+          <w:right w:space="0" w:sz="0" w:val="nil"/>
+          <w:between w:space="0" w:sz="0" w:val="nil"/>
+        </w:pBdr>
+        <w:shd w:fill="auto" w:val="clear"/>
+        <w:spacing w:after="0" w:before="0" w:line="276" w:lineRule="auto"/>
+        <w:ind w:left="0" w:right="0" w:firstLine="0"/>
+        <w:jc w:val="left"/>
+        <w:rPr/>
+      </w:pPr>
+      <w:r>
+        <w:rPr>
+          <w:rtl w:val="0"/>
+        </w:rPr>
+      </w:r>
+    </w:p>
+    <w:p>
+      <w:pPr>
+        <w:rPr/>
+      </w:pPr>
+      <w:r>
+        <w:rPr>
+          <w:rtl w:val="0"/>
+        </w:rPr>
+        <w:t xml:space="preserve">The causal model is expanded: $\mathcal{A}' = {A_1, A_2, A_3, A_4}$. Shares are re-attributed: $A_1$'s apparent 0.5 share is decomposed into the portion $A_1$ actually controls and the portion $A_4$ effectively controls through the constraint on $A_1$. The protocol returns to Pass 1 with the expanded model. If the revised $H_1$ closes and the revised EDS for all actors stays within threshold, the protocol terminates.</w:t>
+      </w:r>
+    </w:p>
+    <w:p>
+      <w:pPr>
+        <w:keepNext w:val="0"/>
+        <w:keepLines w:val="0"/>
+        <w:pageBreakBefore w:val="0"/>
+        <w:widowControl w:val="0"/>
+        <w:pBdr>
+          <w:top w:space="0" w:sz="0" w:val="nil"/>
+          <w:left w:space="0" w:sz="0" w:val="nil"/>
+          <w:bottom w:space="0" w:sz="0" w:val="nil"/>
+          <w:right w:space="0" w:sz="0" w:val="nil"/>
+          <w:between w:space="0" w:sz="0" w:val="nil"/>
+        </w:pBdr>
+        <w:shd w:fill="auto" w:val="clear"/>
+        <w:spacing w:after="0" w:before="0" w:line="276" w:lineRule="auto"/>
+        <w:ind w:left="0" w:right="0" w:firstLine="0"/>
+        <w:jc w:val="left"/>
+        <w:rPr/>
+      </w:pPr>
+      <w:r>
+        <w:rPr>
+          <w:rtl w:val="0"/>
+        </w:rPr>
+      </w:r>
+    </w:p>
+    <w:p>
+      <w:pPr>
+        <w:rPr/>
+      </w:pPr>
+      <w:r>
+        <w:rPr>
+          <w:rtl w:val="0"/>
+        </w:rPr>
+        <w:t xml:space="preserve">This is the generic pattern. In applied work, the top-attributed actors are specific institutions, the outcome is a specific system-level quantity, and the constraint-setter identified in Pass 2 is a specific actor whose presence was missed in the initial causal model.</w:t>
+      </w:r>
+    </w:p>
+    <w:p>
+      <w:pPr>
+        <w:pStyle w:val="Heading3"/>
+        <w:rPr/>
+      </w:pPr>
+      <w:bookmarkStart w:colFirst="0" w:colLast="0" w:name="_2mi48wickcd1" w:id="59"/>
+      <w:bookmarkEnd w:id="59"/>
+      <w:r>
+        <w:rPr>
+          <w:rtl w:val="0"/>
+        </w:rPr>
+        <w:t xml:space="preserve">B.7 Limitations of the Protocol</w:t>
+      </w:r>
+    </w:p>
+    <w:p>
+      <w:pPr>
+        <w:rPr/>
+      </w:pPr>
+      <w:r>
+        <w:rPr>
+          <w:rtl w:val="0"/>
+        </w:rPr>
+        <w:t xml:space="preserve">The protocol has three known limitations.</w:t>
+      </w:r>
+    </w:p>
+    <w:p>
+      <w:pPr>
+        <w:keepNext w:val="0"/>
+        <w:keepLines w:val="0"/>
+        <w:pageBreakBefore w:val="0"/>
+        <w:widowControl w:val="0"/>
+        <w:pBdr>
+          <w:top w:space="0" w:sz="0" w:val="nil"/>
+          <w:left w:space="0" w:sz="0" w:val="nil"/>
+          <w:bottom w:space="0" w:sz="0" w:val="nil"/>
+          <w:right w:space="0" w:sz="0" w:val="nil"/>
+          <w:between w:space="0" w:sz="0" w:val="nil"/>
+        </w:pBdr>
+        <w:shd w:fill="auto" w:val="clear"/>
+        <w:spacing w:after="0" w:before="0" w:line="276" w:lineRule="auto"/>
+        <w:ind w:left="0" w:right="0" w:firstLine="0"/>
+        <w:jc w:val="left"/>
+        <w:rPr/>
+      </w:pPr>
+      <w:r>
+        <w:rPr>
+          <w:rtl w:val="0"/>
+        </w:rPr>
+      </w:r>
+    </w:p>
+    <w:p>
+      <w:pPr>
+        <w:rPr/>
+      </w:pPr>
+      <w:r>
+        <w:rPr>
+          <w:rtl w:val="0"/>
+        </w:rPr>
+        <w:t xml:space="preserve">First, EDS estimation in large, non-stationary, multi-agent environments is a known hard problem in the empowerment literature. Variational lower bounds may underestimate empowerment when the action space is high-dimensional or when the environment exhibits non-stationary dynamics. In such cases, EDS may produce false negatives (failing to flag actors who are in fact proxies) or false positives (flagging actors whose low empowerment reflects estimation artifacts rather than genuine constraint by a hidden party). The protocol degrades gracefully in these cases: Pass 3 becomes advisory rather than mandatory, and the analyst falls back on Pass 2 with domain-derived candidate proxies. The four-pass protocol without EDS remains available.</w:t>
+      </w:r>
+    </w:p>
+    <w:p>
+      <w:pPr>
+        <w:keepNext w:val="0"/>
+        <w:keepLines w:val="0"/>
+        <w:pageBreakBefore w:val="0"/>
+        <w:widowControl w:val="0"/>
+        <w:pBdr>
+          <w:top w:space="0" w:sz="0" w:val="nil"/>
+          <w:left w:space="0" w:sz="0" w:val="nil"/>
+          <w:bottom w:space="0" w:sz="0" w:val="nil"/>
+          <w:right w:space="0" w:sz="0" w:val="nil"/>
+          <w:between w:space="0" w:sz="0" w:val="nil"/>
+        </w:pBdr>
+        <w:shd w:fill="auto" w:val="clear"/>
+        <w:spacing w:after="0" w:before="0" w:line="276" w:lineRule="auto"/>
+        <w:ind w:left="0" w:right="0" w:firstLine="0"/>
+        <w:jc w:val="left"/>
+        <w:rPr/>
+      </w:pPr>
+      <w:r>
+        <w:rPr>
+          <w:rtl w:val="0"/>
+        </w:rPr>
+      </w:r>
+    </w:p>
+    <w:p>
+      <w:pPr>
+        <w:rPr/>
+      </w:pPr>
+      <w:r>
+        <w:rPr>
+          <w:rtl w:val="0"/>
+        </w:rPr>
+        <w:t xml:space="preserve">Second, the protocol does not eliminate the need for a correctly specified outcome variable $Y$. If the analyst defines the outcome in a way that systematically excludes certain actors' influence, no amount of protocol iteration will surface those actors. The protocol identifies proxy-principal misattributions within a given outcome specification; it does not identify outcome-specification errors.</w:t>
+      </w:r>
+    </w:p>
+    <w:p>
+      <w:pPr>
+        <w:keepNext w:val="0"/>
+        <w:keepLines w:val="0"/>
+        <w:pageBreakBefore w:val="0"/>
+        <w:widowControl w:val="0"/>
+        <w:pBdr>
+          <w:top w:space="0" w:sz="0" w:val="nil"/>
+          <w:left w:space="0" w:sz="0" w:val="nil"/>
+          <w:bottom w:space="0" w:sz="0" w:val="nil"/>
+          <w:right w:space="0" w:sz="0" w:val="nil"/>
+          <w:between w:space="0" w:sz="0" w:val="nil"/>
+        </w:pBdr>
+        <w:shd w:fill="auto" w:val="clear"/>
+        <w:spacing w:after="0" w:before="0" w:line="276" w:lineRule="auto"/>
+        <w:ind w:left="0" w:right="0" w:firstLine="0"/>
+        <w:jc w:val="left"/>
+        <w:rPr/>
+      </w:pPr>
+      <w:r>
+        <w:rPr>
+          <w:rtl w:val="0"/>
+        </w:rPr>
+      </w:r>
+    </w:p>
+    <w:p>
+      <w:pPr>
+        <w:rPr/>
+      </w:pPr>
+      <w:r>
+        <w:rPr>
+          <w:rtl w:val="0"/>
+        </w:rPr>
+        <w:t xml:space="preserve">Third, the protocol does not resolve the Reichenbach discrimination problem discussed in Section 7 of the main paper. A high EDS can indicate proxy control, but it can also arise from shared environmental constraints or direct coordination patterns that have not been conditioned away. The protocol reduces but does not eliminate the need for careful treatment of common-cause and coordination confounds.</w:t>
+      </w:r>
+    </w:p>
+    <w:p>
+      <w:pPr>
+        <w:pStyle w:val="Heading3"/>
+        <w:rPr/>
+      </w:pPr>
+      <w:bookmarkStart w:colFirst="0" w:colLast="0" w:name="_l1yat4bfwu19" w:id="60"/>
+      <w:bookmarkEnd w:id="60"/>
+      <w:r>
+        <w:rPr>
+          <w:rtl w:val="0"/>
+        </w:rPr>
+        <w:t xml:space="preserve">B.8 Conclusion</w:t>
+      </w:r>
+    </w:p>
+    <w:p>
+      <w:pPr>
+        <w:rPr/>
+      </w:pPr>
+      <w:r>
+        <w:rPr>
+          <w:rtl w:val="0"/>
+        </w:rPr>
+        <w:t xml:space="preserve">The Extended Detection Protocol specifies mandatory sequential application of the paper's four detection layers and adds a hypothesis-free trigger for Layer 2 re-testing. The framework can identify hidden actors without the protocol; the protocol improves operational fidelity for applied analyses where the analyst lacks the domain knowledge to hypothesize candidate proxies before running Layer 2. The empowerment-based instrument is adopted from prior work by Klyubin, Polani, and Nehaniv (2005) and subsequent contributors to the empowerment research program, cited for the mathematical measure used in EDS and not incorporated as a conceptual co-contributor to the detection framework.</w:t>
+      </w:r>
+    </w:p>
+    <w:p>
+      <w:pPr>
+        <w:keepNext w:val="0"/>
+        <w:keepLines w:val="0"/>
+        <w:pageBreakBefore w:val="0"/>
+        <w:widowControl w:val="0"/>
+        <w:pBdr>
+          <w:top w:space="0" w:sz="0" w:val="nil"/>
+          <w:left w:space="0" w:sz="0" w:val="nil"/>
+          <w:bottom w:space="0" w:sz="0" w:val="nil"/>
+          <w:right w:space="0" w:sz="0" w:val="nil"/>
+          <w:between w:space="0" w:sz="0" w:val="nil"/>
+        </w:pBdr>
+        <w:shd w:fill="auto" w:val="clear"/>
+        <w:spacing w:after="0" w:before="0" w:line="276" w:lineRule="auto"/>
+        <w:ind w:left="0" w:right="0" w:firstLine="0"/>
+        <w:jc w:val="left"/>
+        <w:rPr/>
+      </w:pPr>
+      <w:r>
+        <w:rPr>
+          <w:rtl w:val="0"/>
+        </w:rPr>
+      </w:r>
+    </w:p>
+    <w:p>
+      <w:pPr>
+        <w:rPr/>
+      </w:pPr>
+      <w:r>
+        <w:rPr>
+          <w:rtl w:val="0"/>
+        </w:rPr>
+        <w:t xml:space="preserve">Authors applying the framework to novel domains should report which version of the protocol they used and should treat hidden-actor attributions from the four-pass base framework and the five-pass extended protocol as having different evidentiary bases. The extended protocol's worked output on a healthcare case study is provided in a companion applied paper.</w:t>
+      </w:r>
+    </w:p>
+    <w:p>
+      <w:pPr>
+        <w:keepNext w:val="0"/>
+        <w:keepLines w:val="0"/>
+        <w:pageBreakBefore w:val="0"/>
+        <w:widowControl w:val="0"/>
+        <w:pBdr>
+          <w:top w:space="0" w:sz="0" w:val="nil"/>
+          <w:left w:space="0" w:sz="0" w:val="nil"/>
+          <w:bottom w:space="0" w:sz="0" w:val="nil"/>
+          <w:right w:space="0" w:sz="0" w:val="nil"/>
+          <w:between w:space="0" w:sz="0" w:val="nil"/>
+        </w:pBdr>
+        <w:shd w:fill="auto" w:val="clear"/>
+        <w:spacing w:after="0" w:before="0" w:line="276" w:lineRule="auto"/>
+        <w:ind w:left="0" w:right="0" w:firstLine="0"/>
+        <w:jc w:val="left"/>
+        <w:rPr/>
+      </w:pPr>
+      <w:r>
+        <w:rPr>
+          <w:rtl w:val="0"/>
+        </w:rPr>
+      </w:r>
+    </w:p>
+    <w:p>
+      <w:pPr>
+        <w:rPr/>
+      </w:pPr>
+      <w:r>
+        <w:pict>
+          <v:rect style="width:0.0pt;height:1.5pt" o:hr="t" o:hrstd="t" o:hralign="center" fillcolor="#A0A0A0" stroked="f"/>
+        </w:pict>
+      </w:r>
+      <w:r>
+        <w:rPr>
+          <w:rtl w:val="0"/>
+        </w:rPr>
+      </w:r>
+    </w:p>
+    <w:p>
+      <w:pPr>
+        <w:pStyle w:val="Heading3"/>
+        <w:rPr/>
+      </w:pPr>
+      <w:bookmarkStart w:colFirst="0" w:colLast="0" w:name="_v63ytg47komv" w:id="61"/>
+      <w:bookmarkEnd w:id="61"/>
+      <w:r>
+        <w:rPr>
+          <w:rtl w:val="0"/>
+        </w:rPr>
+        <w:t xml:space="preserve">References for Appendix B</w:t>
+      </w:r>
+    </w:p>
+    <w:p>
+      <w:pPr>
+        <w:rPr/>
+      </w:pPr>
+      <w:r>
+        <w:rPr>
+          <w:rtl w:val="0"/>
+        </w:rPr>
+        <w:t xml:space="preserve">Guckelsberger, C., Salge, C., and Togelius, J. (2018). New and surprising ways to be mean. In </w:t>
+      </w:r>
+      <w:r>
+        <w:rPr>
+          <w:i w:val="1"/>
+          <w:iCs w:val="1"/>
+          <w:rtl w:val="0"/>
+        </w:rPr>
+        <w:t xml:space="preserve">2018 IEEE Conference on Computational Intelligence and Games</w:t>
+      </w:r>
+      <w:r>
+        <w:rPr>
+          <w:rtl w:val="0"/>
+        </w:rPr>
+        <w:t xml:space="preserve">.</w:t>
+      </w:r>
+    </w:p>
+    <w:p>
+      <w:pPr>
+        <w:keepNext w:val="0"/>
+        <w:keepLines w:val="0"/>
+        <w:pageBreakBefore w:val="0"/>
+        <w:widowControl w:val="0"/>
+        <w:pBdr>
+          <w:top w:space="0" w:sz="0" w:val="nil"/>
+          <w:left w:space="0" w:sz="0" w:val="nil"/>
+          <w:bottom w:space="0" w:sz="0" w:val="nil"/>
+          <w:right w:space="0" w:sz="0" w:val="nil"/>
+          <w:between w:space="0" w:sz="0" w:val="nil"/>
+        </w:pBdr>
+        <w:shd w:fill="auto" w:val="clear"/>
+        <w:spacing w:after="0" w:before="0" w:line="276" w:lineRule="auto"/>
+        <w:ind w:left="0" w:right="0" w:firstLine="0"/>
+        <w:jc w:val="left"/>
+        <w:rPr/>
+      </w:pPr>
+      <w:r>
+        <w:rPr>
+          <w:rtl w:val="0"/>
+        </w:rPr>
+      </w:r>
+    </w:p>
+    <w:p>
+      <w:pPr>
+        <w:rPr/>
+      </w:pPr>
+      <w:r>
+        <w:rPr>
+          <w:rtl w:val="0"/>
+        </w:rPr>
+        <w:t xml:space="preserve">Jung, T., Polani, D., and Stone, P. (2011). Empowerment for continuous agent-environment systems. </w:t>
+      </w:r>
+      <w:r>
+        <w:rPr>
+          <w:i w:val="1"/>
+          <w:iCs w:val="1"/>
+          <w:rtl w:val="0"/>
+        </w:rPr>
+        <w:t xml:space="preserve">Adaptive Behavior</w:t>
+      </w:r>
+      <w:r>
+        <w:rPr>
+          <w:rtl w:val="0"/>
+        </w:rPr>
+        <w:t xml:space="preserve">, 19(1), 16-39.</w:t>
+      </w:r>
+    </w:p>
+    <w:p>
+      <w:pPr>
+        <w:keepNext w:val="0"/>
+        <w:keepLines w:val="0"/>
+        <w:pageBreakBefore w:val="0"/>
+        <w:widowControl w:val="0"/>
+        <w:pBdr>
+          <w:top w:space="0" w:sz="0" w:val="nil"/>
+          <w:left w:space="0" w:sz="0" w:val="nil"/>
+          <w:bottom w:space="0" w:sz="0" w:val="nil"/>
+          <w:right w:space="0" w:sz="0" w:val="nil"/>
+          <w:between w:space="0" w:sz="0" w:val="nil"/>
+        </w:pBdr>
+        <w:shd w:fill="auto" w:val="clear"/>
+        <w:spacing w:after="0" w:before="0" w:line="276" w:lineRule="auto"/>
+        <w:ind w:left="0" w:right="0" w:firstLine="0"/>
+        <w:jc w:val="left"/>
+        <w:rPr/>
+      </w:pPr>
+      <w:r>
+        <w:rPr>
+          <w:rtl w:val="0"/>
+        </w:rPr>
+      </w:r>
+    </w:p>
+    <w:p>
+      <w:pPr>
+        <w:rPr/>
+      </w:pPr>
+      <w:r>
+        <w:rPr>
+          <w:rtl w:val="0"/>
+        </w:rPr>
+        <w:t xml:space="preserve">Klyubin, A. S., Polani, D., and Nehaniv, C. L. (2005). Empowerment: A universal agent-centric measure of control. In </w:t>
+      </w:r>
+      <w:r>
+        <w:rPr>
+          <w:i w:val="1"/>
+          <w:iCs w:val="1"/>
+          <w:rtl w:val="0"/>
+        </w:rPr>
+        <w:t xml:space="preserve">Proceedings of the IEEE Congress on Evolutionary Computation</w:t>
+      </w:r>
+      <w:r>
+        <w:rPr>
+          <w:rtl w:val="0"/>
+        </w:rPr>
+        <w:t xml:space="preserve">.</w:t>
+      </w:r>
+    </w:p>
+    <w:p>
+      <w:pPr>
+        <w:keepNext w:val="0"/>
+        <w:keepLines w:val="0"/>
+        <w:pageBreakBefore w:val="0"/>
+        <w:widowControl w:val="0"/>
+        <w:pBdr>
+          <w:top w:space="0" w:sz="0" w:val="nil"/>
+          <w:left w:space="0" w:sz="0" w:val="nil"/>
+          <w:bottom w:space="0" w:sz="0" w:val="nil"/>
+          <w:right w:space="0" w:sz="0" w:val="nil"/>
+          <w:between w:space="0" w:sz="0" w:val="nil"/>
+        </w:pBdr>
+        <w:shd w:fill="auto" w:val="clear"/>
+        <w:spacing w:after="0" w:before="0" w:line="276" w:lineRule="auto"/>
+        <w:ind w:left="0" w:right="0" w:firstLine="0"/>
+        <w:jc w:val="left"/>
+        <w:rPr/>
+      </w:pPr>
+      <w:r>
+        <w:rPr>
+          <w:rtl w:val="0"/>
+        </w:rPr>
+      </w:r>
+    </w:p>
+    <w:p>
+      <w:pPr>
+        <w:rPr/>
+      </w:pPr>
+      <w:r>
+        <w:rPr>
+          <w:rtl w:val="0"/>
+        </w:rPr>
+        <w:t xml:space="preserve">Mohamed, S. and Rezende, D. J. (2015). Variational information maximisation for intrinsically motivated reinforcement learning. </w:t>
+      </w:r>
+      <w:r>
+        <w:rPr>
+          <w:i w:val="1"/>
+          <w:iCs w:val="1"/>
+          <w:rtl w:val="0"/>
+        </w:rPr>
+        <w:t xml:space="preserve">Advances in Neural Information Processing Systems</w:t>
+      </w:r>
+      <w:r>
+        <w:rPr>
+          <w:rtl w:val="0"/>
+        </w:rPr>
+        <w:t xml:space="preserve">, 28.</w:t>
+      </w:r>
+    </w:p>
+    <w:p>
+      <w:pPr>
+        <w:keepNext w:val="0"/>
+        <w:keepLines w:val="0"/>
+        <w:pageBreakBefore w:val="0"/>
+        <w:widowControl w:val="0"/>
+        <w:pBdr>
+          <w:top w:space="0" w:sz="0" w:val="nil"/>
+          <w:left w:space="0" w:sz="0" w:val="nil"/>
+          <w:bottom w:space="0" w:sz="0" w:val="nil"/>
+          <w:right w:space="0" w:sz="0" w:val="nil"/>
+          <w:between w:space="0" w:sz="0" w:val="nil"/>
+        </w:pBdr>
+        <w:shd w:fill="auto" w:val="clear"/>
+        <w:spacing w:after="0" w:before="0" w:line="276" w:lineRule="auto"/>
+        <w:ind w:left="0" w:right="0" w:firstLine="0"/>
+        <w:jc w:val="left"/>
+        <w:rPr/>
+      </w:pPr>
+      <w:r>
+        <w:rPr>
+          <w:rtl w:val="0"/>
+        </w:rPr>
+      </w:r>
+    </w:p>
+    <w:p>
+      <w:pPr>
+        <w:rPr/>
+      </w:pPr>
+      <w:r>
+        <w:rPr>
+          <w:rtl w:val="0"/>
+        </w:rPr>
+        <w:t xml:space="preserve">Salge, C., Glackin, C., and Polani, D. (2014). Empowerment: An introduction. In </w:t>
+      </w:r>
+      <w:r>
+        <w:rPr>
+          <w:i w:val="1"/>
+          <w:iCs w:val="1"/>
+          <w:rtl w:val="0"/>
+        </w:rPr>
+        <w:t xml:space="preserve">Guided Self-Organization: Inception</w:t>
+      </w:r>
+      <w:r>
+        <w:rPr>
+          <w:rtl w:val="0"/>
+        </w:rPr>
+        <w:t xml:space="preserve"> (pp. 67-114). Springer.</w:t>
+      </w:r>
+    </w:p>
+    <w:p>
+      <w:pPr>
         <w:rPr/>
       </w:pPr>
       <w:r>
@@ -5022,8 +6537,8 @@
   <w:abstractNum w:abstractNumId="1">
     <w:lvl w:ilvl="0">
       <w:start w:val="1"/>
-      <w:numFmt w:val="decimal"/>
-      <w:lvlText w:val="%1."/>
+      <w:numFmt w:val="bullet"/>
+      <w:lvlText w:val="-"/>
       <w:lvlJc w:val="left"/>
       <w:pPr>
         <w:ind w:left="720" w:hanging="360"/>
@@ -5458,8 +6973,8 @@
   <w:abstractNum w:abstractNumId="3">
     <w:lvl w:ilvl="0">
       <w:start w:val="1"/>
-      <w:numFmt w:val="bullet"/>
-      <w:lvlText w:val="-"/>
+      <w:numFmt w:val="decimal"/>
+      <w:lvlText w:val="%1."/>
       <w:lvlJc w:val="left"/>
       <w:pPr>
         <w:ind w:left="720" w:hanging="360"/>
